--- a/output/08_北塩原村第10期_第2回策定委員会資料.docx
+++ b/output/08_北塩原村第10期_第2回策定委員会資料.docx
@@ -75,6 +75,20 @@
           <w:szCs w:val="24"/>
         </w:rPr>
         <w:t xml:space="preserve">資料2　第9期計画の進捗と評価</w:t>
+      </w:r>
+    </w:p>
+    <w:p>
+      <w:pPr>
+        <w:spacing w:after="100" w:line="300"/>
+        <w:jc w:val="center"/>
+      </w:pPr>
+      <w:r>
+        <w:rPr>
+          <w:rFonts w:ascii="游ゴシック" w:cs="游ゴシック" w:eastAsia="游ゴシック" w:hAnsi="游ゴシック"/>
+          <w:sz w:val="24"/>
+          <w:szCs w:val="24"/>
+        </w:rPr>
+        <w:t xml:space="preserve">資料4　第10期計画の基本理念・基本目標・施策体系（案）</w:t>
       </w:r>
     </w:p>
     <w:p>
@@ -180,7 +194,7 @@
           <w:sz w:val="21"/>
           <w:szCs w:val="21"/>
         </w:rPr>
-        <w:t xml:space="preserve">本資料は、令和8年11月に開催する第2回策定委員会の資料の一部です。資料3（アンケート調査結果）と資料4（基本理念・基本目標・施策体系）は、調査の集計後に作成します。</w:t>
+        <w:t xml:space="preserve">本資料は、令和8年11月に開催する第2回策定委員会の資料の一部です。資料3（アンケート調査結果）は、調査の集計後に作成します。</w:t>
       </w:r>
     </w:p>
     <w:tbl>
@@ -568,6 +582,19 @@
     </w:p>
     <w:p>
       <w:pPr>
+        <w:spacing w:after="180" w:line="300"/>
+      </w:pPr>
+      <w:r>
+        <w:rPr>
+          <w:rFonts w:ascii="游明朝" w:cs="游明朝" w:eastAsia="游明朝" w:hAnsi="游明朝"/>
+          <w:sz w:val="21"/>
+          <w:szCs w:val="21"/>
+        </w:rPr>
+        <w:t xml:space="preserve">資料5・6は骨格です。数値は、国の推計ワークシートの提供（第10期基本指針の告示後）と、村の実績データの受領をもって確定します。本日は「考え方」についてご意見をいただきたく存じます。</w:t>
+      </w:r>
+    </w:p>
+    <w:p>
+      <w:pPr>
         <w:spacing w:after="240" w:line="300"/>
       </w:pPr>
       <w:r>
@@ -576,7 +603,7 @@
           <w:sz w:val="21"/>
           <w:szCs w:val="21"/>
         </w:rPr>
-        <w:t xml:space="preserve">資料5・6は骨格です。数値は、国の推計ワークシートの提供（第10期基本指針の告示後）と、村の実績データの受領をもって確定します。本日は「考え方」についてご意見をいただきたく存じます。</w:t>
+        <w:t xml:space="preserve">資料4は、本委員会でご議論いただきたい事項の中心です。各施策の根拠となる住民ニーズの数値は、資料3で補足します。</w:t>
       </w:r>
     </w:p>
     <w:p>
@@ -9547,6 +9574,8741 @@
           <w:szCs w:val="18"/>
         </w:rPr>
         <w:t xml:space="preserve">※ 第9期計画の課題として21件（重大度A 14件）を洗い出しています。本資料はそのうち第10期の施策に直結する8件を掲載しています。全件は別途ご説明します。</w:t>
+      </w:r>
+    </w:p>
+    <w:p>
+      <w:r>
+        <w:br w:type="page"/>
+      </w:r>
+    </w:p>
+    <w:p>
+      <w:pPr>
+        <w:pStyle w:val="Heading1"/>
+        <w:shd w:fill="1F3864" w:val="clear"/>
+        <w:spacing w:after="300" w:before="0"/>
+      </w:pPr>
+      <w:r>
+        <w:rPr>
+          <w:rFonts w:ascii="游ゴシック" w:cs="游ゴシック" w:eastAsia="游ゴシック" w:hAnsi="游ゴシック"/>
+          <w:b/>
+          <w:bCs/>
+          <w:color w:val="FFFFFF"/>
+          <w:sz w:val="30"/>
+          <w:szCs w:val="30"/>
+        </w:rPr>
+        <w:t xml:space="preserve">資料4　第10期計画の基本理念・基本目標・施策体系（案）</w:t>
+      </w:r>
+    </w:p>
+    <w:p>
+      <w:pPr>
+        <w:pBdr>
+          <w:left w:val="single" w:color="C00000" w:sz="18" w:space="8"/>
+        </w:pBdr>
+        <w:shd w:fill="FFF3F3" w:val="clear"/>
+        <w:spacing w:after="180" w:before="120" w:line="280"/>
+        <w:ind w:left="200" w:right="200"/>
+      </w:pPr>
+      <w:r>
+        <w:rPr>
+          <w:rFonts w:ascii="游ゴシック" w:cs="游ゴシック" w:eastAsia="游ゴシック" w:hAnsi="游ゴシック"/>
+          <w:color w:val="595959"/>
+          <w:sz w:val="18"/>
+          <w:szCs w:val="18"/>
+        </w:rPr>
+        <w:t xml:space="preserve">※ 本資料は、本日ご議論いただき、合意を得たい事項の中心です。各施策の根拠となる住民ニーズの数値は、資料3（アンケート調査結果）で補足します。</w:t>
+      </w:r>
+    </w:p>
+    <w:p>
+      <w:pPr>
+        <w:spacing w:after="120" w:line="300"/>
+      </w:pPr>
+      <w:r>
+        <w:rPr>
+          <w:rFonts w:ascii="游明朝" w:cs="游明朝" w:eastAsia="游明朝" w:hAnsi="游明朝"/>
+          <w:sz w:val="21"/>
+          <w:szCs w:val="21"/>
+        </w:rPr>
+        <w:t xml:space="preserve">ご議論いただきたい論点は3つです。</w:t>
+      </w:r>
+    </w:p>
+    <w:tbl>
+      <w:tblPr>
+        <w:tblW w:type="dxa" w:w="9360"/>
+        <w:tblBorders>
+          <w:top w:val="single" w:color="auto" w:sz="4"/>
+          <w:left w:val="single" w:color="auto" w:sz="4"/>
+          <w:bottom w:val="single" w:color="auto" w:sz="4"/>
+          <w:right w:val="single" w:color="auto" w:sz="4"/>
+          <w:insideH w:val="single" w:color="auto" w:sz="4"/>
+          <w:insideV w:val="single" w:color="auto" w:sz="4"/>
+        </w:tblBorders>
+      </w:tblPr>
+      <w:tblGrid>
+        <w:gridCol w:w="562"/>
+        <w:gridCol w:w="5803"/>
+        <w:gridCol w:w="2995"/>
+      </w:tblGrid>
+      <w:tr>
+        <w:trPr>
+          <w:tblHeader/>
+        </w:trPr>
+        <w:tc>
+          <w:tcPr>
+            <w:tcW w:type="dxa" w:w="562"/>
+            <w:shd w:fill="2E75B6" w:val="clear"/>
+            <w:tcMar>
+              <w:top w:type="dxa" w:w="60"/>
+              <w:left w:type="dxa" w:w="90"/>
+              <w:bottom w:type="dxa" w:w="60"/>
+              <w:right w:type="dxa" w:w="90"/>
+            </w:tcMar>
+          </w:tcPr>
+          <w:p>
+            <w:pPr>
+              <w:spacing w:after="0" w:line="240"/>
+              <w:jc w:val="center"/>
+            </w:pPr>
+            <w:r>
+              <w:rPr>
+                <w:rFonts w:ascii="游ゴシック" w:cs="游ゴシック" w:eastAsia="游ゴシック" w:hAnsi="游ゴシック"/>
+                <w:b/>
+                <w:bCs/>
+                <w:color w:val="FFFFFF"/>
+                <w:sz w:val="17"/>
+                <w:szCs w:val="17"/>
+              </w:rPr>
+              <w:t xml:space="preserve">#</w:t>
+            </w:r>
+          </w:p>
+        </w:tc>
+        <w:tc>
+          <w:tcPr>
+            <w:tcW w:type="dxa" w:w="5803"/>
+            <w:shd w:fill="2E75B6" w:val="clear"/>
+            <w:tcMar>
+              <w:top w:type="dxa" w:w="60"/>
+              <w:left w:type="dxa" w:w="90"/>
+              <w:bottom w:type="dxa" w:w="60"/>
+              <w:right w:type="dxa" w:w="90"/>
+            </w:tcMar>
+          </w:tcPr>
+          <w:p>
+            <w:pPr>
+              <w:spacing w:after="0" w:line="240"/>
+              <w:jc w:val="center"/>
+            </w:pPr>
+            <w:r>
+              <w:rPr>
+                <w:rFonts w:ascii="游ゴシック" w:cs="游ゴシック" w:eastAsia="游ゴシック" w:hAnsi="游ゴシック"/>
+                <w:b/>
+                <w:bCs/>
+                <w:color w:val="FFFFFF"/>
+                <w:sz w:val="17"/>
+                <w:szCs w:val="17"/>
+              </w:rPr>
+              <w:t xml:space="preserve">論点</w:t>
+            </w:r>
+          </w:p>
+        </w:tc>
+        <w:tc>
+          <w:tcPr>
+            <w:tcW w:type="dxa" w:w="2995"/>
+            <w:shd w:fill="2E75B6" w:val="clear"/>
+            <w:tcMar>
+              <w:top w:type="dxa" w:w="60"/>
+              <w:left w:type="dxa" w:w="90"/>
+              <w:bottom w:type="dxa" w:w="60"/>
+              <w:right w:type="dxa" w:w="90"/>
+            </w:tcMar>
+          </w:tcPr>
+          <w:p>
+            <w:pPr>
+              <w:spacing w:after="0" w:line="240"/>
+              <w:jc w:val="center"/>
+            </w:pPr>
+            <w:r>
+              <w:rPr>
+                <w:rFonts w:ascii="游ゴシック" w:cs="游ゴシック" w:eastAsia="游ゴシック" w:hAnsi="游ゴシック"/>
+                <w:b/>
+                <w:bCs/>
+                <w:color w:val="FFFFFF"/>
+                <w:sz w:val="17"/>
+                <w:szCs w:val="17"/>
+              </w:rPr>
+              <w:t xml:space="preserve">本資料の該当</w:t>
+            </w:r>
+          </w:p>
+        </w:tc>
+      </w:tr>
+      <w:tr>
+        <w:tc>
+          <w:tcPr>
+            <w:tcW w:type="dxa" w:w="562"/>
+            <w:shd w:fill="FFFFFF" w:val="clear"/>
+            <w:tcMar>
+              <w:top w:type="dxa" w:w="60"/>
+              <w:left w:type="dxa" w:w="90"/>
+              <w:bottom w:type="dxa" w:w="60"/>
+              <w:right w:type="dxa" w:w="90"/>
+            </w:tcMar>
+          </w:tcPr>
+          <w:p>
+            <w:pPr>
+              <w:spacing w:after="0" w:line="240"/>
+            </w:pPr>
+            <w:r>
+              <w:rPr>
+                <w:rFonts w:ascii="游ゴシック" w:cs="游ゴシック" w:eastAsia="游ゴシック" w:hAnsi="游ゴシック"/>
+                <w:b w:val="false"/>
+                <w:bCs w:val="false"/>
+                <w:color w:val="000000"/>
+                <w:sz w:val="17"/>
+                <w:szCs w:val="17"/>
+              </w:rPr>
+              <w:t xml:space="preserve">1</w:t>
+            </w:r>
+          </w:p>
+        </w:tc>
+        <w:tc>
+          <w:tcPr>
+            <w:tcW w:type="dxa" w:w="5803"/>
+            <w:shd w:fill="FFFFFF" w:val="clear"/>
+            <w:tcMar>
+              <w:top w:type="dxa" w:w="60"/>
+              <w:left w:type="dxa" w:w="90"/>
+              <w:bottom w:type="dxa" w:w="60"/>
+              <w:right w:type="dxa" w:w="90"/>
+            </w:tcMar>
+          </w:tcPr>
+          <w:p>
+            <w:pPr>
+              <w:spacing w:after="0" w:line="240"/>
+            </w:pPr>
+            <w:r>
+              <w:rPr>
+                <w:rFonts w:ascii="游ゴシック" w:cs="游ゴシック" w:eastAsia="游ゴシック" w:hAnsi="游ゴシック"/>
+                <w:b w:val="false"/>
+                <w:bCs w:val="false"/>
+                <w:color w:val="000000"/>
+                <w:sz w:val="17"/>
+                <w:szCs w:val="17"/>
+              </w:rPr>
+              <w:t xml:space="preserve">基本理念を第9期から継承するか、書き改めるか</w:t>
+            </w:r>
+          </w:p>
+        </w:tc>
+        <w:tc>
+          <w:tcPr>
+            <w:tcW w:type="dxa" w:w="2995"/>
+            <w:shd w:fill="FFFFFF" w:val="clear"/>
+            <w:tcMar>
+              <w:top w:type="dxa" w:w="60"/>
+              <w:left w:type="dxa" w:w="90"/>
+              <w:bottom w:type="dxa" w:w="60"/>
+              <w:right w:type="dxa" w:w="90"/>
+            </w:tcMar>
+          </w:tcPr>
+          <w:p>
+            <w:pPr>
+              <w:spacing w:after="0" w:line="240"/>
+            </w:pPr>
+            <w:r>
+              <w:rPr>
+                <w:rFonts w:ascii="游ゴシック" w:cs="游ゴシック" w:eastAsia="游ゴシック" w:hAnsi="游ゴシック"/>
+                <w:b w:val="false"/>
+                <w:bCs w:val="false"/>
+                <w:color w:val="000000"/>
+                <w:sz w:val="17"/>
+                <w:szCs w:val="17"/>
+              </w:rPr>
+              <w:t xml:space="preserve">4-2</w:t>
+            </w:r>
+          </w:p>
+        </w:tc>
+      </w:tr>
+      <w:tr>
+        <w:tc>
+          <w:tcPr>
+            <w:tcW w:type="dxa" w:w="562"/>
+            <w:shd w:fill="FFFFFF" w:val="clear"/>
+            <w:tcMar>
+              <w:top w:type="dxa" w:w="60"/>
+              <w:left w:type="dxa" w:w="90"/>
+              <w:bottom w:type="dxa" w:w="60"/>
+              <w:right w:type="dxa" w:w="90"/>
+            </w:tcMar>
+          </w:tcPr>
+          <w:p>
+            <w:pPr>
+              <w:spacing w:after="0" w:line="240"/>
+            </w:pPr>
+            <w:r>
+              <w:rPr>
+                <w:rFonts w:ascii="游ゴシック" w:cs="游ゴシック" w:eastAsia="游ゴシック" w:hAnsi="游ゴシック"/>
+                <w:b w:val="false"/>
+                <w:bCs w:val="false"/>
+                <w:color w:val="000000"/>
+                <w:sz w:val="17"/>
+                <w:szCs w:val="17"/>
+              </w:rPr>
+              <w:t xml:space="preserve">2</w:t>
+            </w:r>
+          </w:p>
+        </w:tc>
+        <w:tc>
+          <w:tcPr>
+            <w:tcW w:type="dxa" w:w="5803"/>
+            <w:shd w:fill="FFFFFF" w:val="clear"/>
+            <w:tcMar>
+              <w:top w:type="dxa" w:w="60"/>
+              <w:left w:type="dxa" w:w="90"/>
+              <w:bottom w:type="dxa" w:w="60"/>
+              <w:right w:type="dxa" w:w="90"/>
+            </w:tcMar>
+          </w:tcPr>
+          <w:p>
+            <w:pPr>
+              <w:spacing w:after="0" w:line="240"/>
+            </w:pPr>
+            <w:r>
+              <w:rPr>
+                <w:rFonts w:ascii="游ゴシック" w:cs="游ゴシック" w:eastAsia="游ゴシック" w:hAnsi="游ゴシック"/>
+                <w:b w:val="false"/>
+                <w:bCs w:val="false"/>
+                <w:color w:val="000000"/>
+                <w:sz w:val="17"/>
+                <w:szCs w:val="17"/>
+              </w:rPr>
+              <w:t xml:space="preserve">基本目標を4本のままとするか、5本とするか</w:t>
+            </w:r>
+          </w:p>
+        </w:tc>
+        <w:tc>
+          <w:tcPr>
+            <w:tcW w:type="dxa" w:w="2995"/>
+            <w:shd w:fill="FFFFFF" w:val="clear"/>
+            <w:tcMar>
+              <w:top w:type="dxa" w:w="60"/>
+              <w:left w:type="dxa" w:w="90"/>
+              <w:bottom w:type="dxa" w:w="60"/>
+              <w:right w:type="dxa" w:w="90"/>
+            </w:tcMar>
+          </w:tcPr>
+          <w:p>
+            <w:pPr>
+              <w:spacing w:after="0" w:line="240"/>
+            </w:pPr>
+            <w:r>
+              <w:rPr>
+                <w:rFonts w:ascii="游ゴシック" w:cs="游ゴシック" w:eastAsia="游ゴシック" w:hAnsi="游ゴシック"/>
+                <w:b w:val="false"/>
+                <w:bCs w:val="false"/>
+                <w:color w:val="000000"/>
+                <w:sz w:val="17"/>
+                <w:szCs w:val="17"/>
+              </w:rPr>
+              <w:t xml:space="preserve">4-3</w:t>
+            </w:r>
+          </w:p>
+        </w:tc>
+      </w:tr>
+      <w:tr>
+        <w:tc>
+          <w:tcPr>
+            <w:tcW w:type="dxa" w:w="562"/>
+            <w:shd w:fill="FFFFFF" w:val="clear"/>
+            <w:tcMar>
+              <w:top w:type="dxa" w:w="60"/>
+              <w:left w:type="dxa" w:w="90"/>
+              <w:bottom w:type="dxa" w:w="60"/>
+              <w:right w:type="dxa" w:w="90"/>
+            </w:tcMar>
+          </w:tcPr>
+          <w:p>
+            <w:pPr>
+              <w:spacing w:after="0" w:line="240"/>
+            </w:pPr>
+            <w:r>
+              <w:rPr>
+                <w:rFonts w:ascii="游ゴシック" w:cs="游ゴシック" w:eastAsia="游ゴシック" w:hAnsi="游ゴシック"/>
+                <w:b w:val="false"/>
+                <w:bCs w:val="false"/>
+                <w:color w:val="000000"/>
+                <w:sz w:val="17"/>
+                <w:szCs w:val="17"/>
+              </w:rPr>
+              <w:t xml:space="preserve">3</w:t>
+            </w:r>
+          </w:p>
+        </w:tc>
+        <w:tc>
+          <w:tcPr>
+            <w:tcW w:type="dxa" w:w="5803"/>
+            <w:shd w:fill="FFFFFF" w:val="clear"/>
+            <w:tcMar>
+              <w:top w:type="dxa" w:w="60"/>
+              <w:left w:type="dxa" w:w="90"/>
+              <w:bottom w:type="dxa" w:w="60"/>
+              <w:right w:type="dxa" w:w="90"/>
+            </w:tcMar>
+          </w:tcPr>
+          <w:p>
+            <w:pPr>
+              <w:spacing w:after="0" w:line="240"/>
+            </w:pPr>
+            <w:r>
+              <w:rPr>
+                <w:rFonts w:ascii="游ゴシック" w:cs="游ゴシック" w:eastAsia="游ゴシック" w:hAnsi="游ゴシック"/>
+                <w:b w:val="false"/>
+                <w:bCs w:val="false"/>
+                <w:color w:val="000000"/>
+                <w:sz w:val="17"/>
+                <w:szCs w:val="17"/>
+              </w:rPr>
+              <w:t xml:space="preserve">新設する施策をどこまで認めるか（10施策を提案）</w:t>
+            </w:r>
+          </w:p>
+        </w:tc>
+        <w:tc>
+          <w:tcPr>
+            <w:tcW w:type="dxa" w:w="2995"/>
+            <w:shd w:fill="FFFFFF" w:val="clear"/>
+            <w:tcMar>
+              <w:top w:type="dxa" w:w="60"/>
+              <w:left w:type="dxa" w:w="90"/>
+              <w:bottom w:type="dxa" w:w="60"/>
+              <w:right w:type="dxa" w:w="90"/>
+            </w:tcMar>
+          </w:tcPr>
+          <w:p>
+            <w:pPr>
+              <w:spacing w:after="0" w:line="240"/>
+            </w:pPr>
+            <w:r>
+              <w:rPr>
+                <w:rFonts w:ascii="游ゴシック" w:cs="游ゴシック" w:eastAsia="游ゴシック" w:hAnsi="游ゴシック"/>
+                <w:b w:val="false"/>
+                <w:bCs w:val="false"/>
+                <w:color w:val="000000"/>
+                <w:sz w:val="17"/>
+                <w:szCs w:val="17"/>
+              </w:rPr>
+              <w:t xml:space="preserve">4-4・4-5</w:t>
+            </w:r>
+          </w:p>
+        </w:tc>
+      </w:tr>
+    </w:tbl>
+    <w:p>
+      <w:pPr>
+        <w:spacing w:after="160" w:line="300"/>
+      </w:pPr>
+      <w:r>
+        <w:rPr>
+          <w:rFonts w:ascii="游明朝" w:cs="游明朝" w:eastAsia="游明朝" w:hAnsi="游明朝"/>
+          <w:sz w:val="21"/>
+          <w:szCs w:val="21"/>
+        </w:rPr>
+        <w:t xml:space="preserve"/>
+      </w:r>
+    </w:p>
+    <w:p>
+      <w:pPr>
+        <w:pStyle w:val="Heading2"/>
+        <w:pBdr>
+          <w:bottom w:val="single" w:color="2E75B6" w:sz="12" w:space="4"/>
+        </w:pBdr>
+        <w:spacing w:after="180" w:before="320"/>
+      </w:pPr>
+      <w:r>
+        <w:rPr>
+          <w:rFonts w:ascii="游ゴシック" w:cs="游ゴシック" w:eastAsia="游ゴシック" w:hAnsi="游ゴシック"/>
+          <w:b/>
+          <w:bCs/>
+          <w:color w:val="1F3864"/>
+          <w:sz w:val="24"/>
+          <w:szCs w:val="24"/>
+        </w:rPr>
+        <w:t xml:space="preserve">4-1　第9期の基本理念と基本目標（振り返り）</w:t>
+      </w:r>
+    </w:p>
+    <w:p>
+      <w:pPr>
+        <w:spacing w:after="120" w:line="300"/>
+      </w:pPr>
+      <w:r>
+        <w:rPr>
+          <w:rFonts w:ascii="游明朝" w:cs="游明朝" w:eastAsia="游明朝" w:hAnsi="游明朝"/>
+          <w:sz w:val="21"/>
+          <w:szCs w:val="21"/>
+        </w:rPr>
+        <w:t xml:space="preserve">第9期計画は、次の基本理念のもとに4つの基本目標を掲げていました。</w:t>
+      </w:r>
+    </w:p>
+    <w:p>
+      <w:pPr>
+        <w:pBdr>
+          <w:left w:val="single" w:color="BF8F00" w:sz="18" w:space="8"/>
+        </w:pBdr>
+        <w:shd w:fill="FFF2CC" w:val="clear"/>
+        <w:spacing w:after="200" w:before="140" w:line="300"/>
+        <w:ind w:left="200" w:right="200"/>
+      </w:pPr>
+      <w:r>
+        <w:rPr>
+          <w:rFonts w:ascii="游ゴシック" w:cs="游ゴシック" w:eastAsia="游ゴシック" w:hAnsi="游ゴシック"/>
+          <w:b/>
+          <w:bCs/>
+          <w:sz w:val="20"/>
+          <w:szCs w:val="20"/>
+        </w:rPr>
+        <w:t xml:space="preserve">「結」のこころを持って支え合う地域共生社会</w:t>
+      </w:r>
+      <w:r>
+        <w:rPr>
+          <w:rFonts w:ascii="游ゴシック" w:cs="游ゴシック" w:eastAsia="游ゴシック" w:hAnsi="游ゴシック"/>
+          <w:b/>
+          <w:bCs/>
+          <w:sz w:val="20"/>
+          <w:szCs w:val="20"/>
+        </w:rPr>
+        <w:br/>
+        <w:t xml:space="preserve">自分らしくあなたらしく　笑顔で暮らし輝き続ける　北塩原村</w:t>
+      </w:r>
+    </w:p>
+    <w:tbl>
+      <w:tblPr>
+        <w:tblW w:type="dxa" w:w="9360"/>
+        <w:tblBorders>
+          <w:top w:val="single" w:color="auto" w:sz="4"/>
+          <w:left w:val="single" w:color="auto" w:sz="4"/>
+          <w:bottom w:val="single" w:color="auto" w:sz="4"/>
+          <w:right w:val="single" w:color="auto" w:sz="4"/>
+          <w:insideH w:val="single" w:color="auto" w:sz="4"/>
+          <w:insideV w:val="single" w:color="auto" w:sz="4"/>
+        </w:tblBorders>
+      </w:tblPr>
+      <w:tblGrid>
+        <w:gridCol w:w="562"/>
+        <w:gridCol w:w="3744"/>
+        <w:gridCol w:w="936"/>
+        <w:gridCol w:w="4118"/>
+      </w:tblGrid>
+      <w:tr>
+        <w:trPr>
+          <w:tblHeader/>
+        </w:trPr>
+        <w:tc>
+          <w:tcPr>
+            <w:tcW w:type="dxa" w:w="562"/>
+            <w:shd w:fill="2E75B6" w:val="clear"/>
+            <w:tcMar>
+              <w:top w:type="dxa" w:w="60"/>
+              <w:left w:type="dxa" w:w="90"/>
+              <w:bottom w:type="dxa" w:w="60"/>
+              <w:right w:type="dxa" w:w="90"/>
+            </w:tcMar>
+          </w:tcPr>
+          <w:p>
+            <w:pPr>
+              <w:spacing w:after="0" w:line="240"/>
+              <w:jc w:val="center"/>
+            </w:pPr>
+            <w:r>
+              <w:rPr>
+                <w:rFonts w:ascii="游ゴシック" w:cs="游ゴシック" w:eastAsia="游ゴシック" w:hAnsi="游ゴシック"/>
+                <w:b/>
+                <w:bCs/>
+                <w:color w:val="FFFFFF"/>
+                <w:sz w:val="17"/>
+                <w:szCs w:val="17"/>
+              </w:rPr>
+              <w:t xml:space="preserve"/>
+            </w:r>
+          </w:p>
+        </w:tc>
+        <w:tc>
+          <w:tcPr>
+            <w:tcW w:type="dxa" w:w="3744"/>
+            <w:shd w:fill="2E75B6" w:val="clear"/>
+            <w:tcMar>
+              <w:top w:type="dxa" w:w="60"/>
+              <w:left w:type="dxa" w:w="90"/>
+              <w:bottom w:type="dxa" w:w="60"/>
+              <w:right w:type="dxa" w:w="90"/>
+            </w:tcMar>
+          </w:tcPr>
+          <w:p>
+            <w:pPr>
+              <w:spacing w:after="0" w:line="240"/>
+              <w:jc w:val="center"/>
+            </w:pPr>
+            <w:r>
+              <w:rPr>
+                <w:rFonts w:ascii="游ゴシック" w:cs="游ゴシック" w:eastAsia="游ゴシック" w:hAnsi="游ゴシック"/>
+                <w:b/>
+                <w:bCs/>
+                <w:color w:val="FFFFFF"/>
+                <w:sz w:val="17"/>
+                <w:szCs w:val="17"/>
+              </w:rPr>
+              <w:t xml:space="preserve">第9期の基本目標</w:t>
+            </w:r>
+          </w:p>
+        </w:tc>
+        <w:tc>
+          <w:tcPr>
+            <w:tcW w:type="dxa" w:w="936"/>
+            <w:shd w:fill="2E75B6" w:val="clear"/>
+            <w:tcMar>
+              <w:top w:type="dxa" w:w="60"/>
+              <w:left w:type="dxa" w:w="90"/>
+              <w:bottom w:type="dxa" w:w="60"/>
+              <w:right w:type="dxa" w:w="90"/>
+            </w:tcMar>
+          </w:tcPr>
+          <w:p>
+            <w:pPr>
+              <w:spacing w:after="0" w:line="240"/>
+              <w:jc w:val="center"/>
+            </w:pPr>
+            <w:r>
+              <w:rPr>
+                <w:rFonts w:ascii="游ゴシック" w:cs="游ゴシック" w:eastAsia="游ゴシック" w:hAnsi="游ゴシック"/>
+                <w:b/>
+                <w:bCs/>
+                <w:color w:val="FFFFFF"/>
+                <w:sz w:val="17"/>
+                <w:szCs w:val="17"/>
+              </w:rPr>
+              <w:t xml:space="preserve">施策数</w:t>
+            </w:r>
+          </w:p>
+        </w:tc>
+        <w:tc>
+          <w:tcPr>
+            <w:tcW w:type="dxa" w:w="4118"/>
+            <w:shd w:fill="2E75B6" w:val="clear"/>
+            <w:tcMar>
+              <w:top w:type="dxa" w:w="60"/>
+              <w:left w:type="dxa" w:w="90"/>
+              <w:bottom w:type="dxa" w:w="60"/>
+              <w:right w:type="dxa" w:w="90"/>
+            </w:tcMar>
+          </w:tcPr>
+          <w:p>
+            <w:pPr>
+              <w:spacing w:after="0" w:line="240"/>
+              <w:jc w:val="center"/>
+            </w:pPr>
+            <w:r>
+              <w:rPr>
+                <w:rFonts w:ascii="游ゴシック" w:cs="游ゴシック" w:eastAsia="游ゴシック" w:hAnsi="游ゴシック"/>
+                <w:b/>
+                <w:bCs/>
+                <w:color w:val="FFFFFF"/>
+                <w:sz w:val="17"/>
+                <w:szCs w:val="17"/>
+              </w:rPr>
+              <w:t xml:space="preserve">第9期の評価（資料2）</w:t>
+            </w:r>
+          </w:p>
+        </w:tc>
+      </w:tr>
+      <w:tr>
+        <w:tc>
+          <w:tcPr>
+            <w:tcW w:type="dxa" w:w="562"/>
+            <w:shd w:fill="FFFFFF" w:val="clear"/>
+            <w:tcMar>
+              <w:top w:type="dxa" w:w="60"/>
+              <w:left w:type="dxa" w:w="90"/>
+              <w:bottom w:type="dxa" w:w="60"/>
+              <w:right w:type="dxa" w:w="90"/>
+            </w:tcMar>
+          </w:tcPr>
+          <w:p>
+            <w:pPr>
+              <w:spacing w:after="0" w:line="240"/>
+            </w:pPr>
+            <w:r>
+              <w:rPr>
+                <w:rFonts w:ascii="游ゴシック" w:cs="游ゴシック" w:eastAsia="游ゴシック" w:hAnsi="游ゴシック"/>
+                <w:b w:val="false"/>
+                <w:bCs w:val="false"/>
+                <w:color w:val="000000"/>
+                <w:sz w:val="17"/>
+                <w:szCs w:val="17"/>
+              </w:rPr>
+              <w:t xml:space="preserve">1</w:t>
+            </w:r>
+          </w:p>
+        </w:tc>
+        <w:tc>
+          <w:tcPr>
+            <w:tcW w:type="dxa" w:w="3744"/>
+            <w:shd w:fill="FFFFFF" w:val="clear"/>
+            <w:tcMar>
+              <w:top w:type="dxa" w:w="60"/>
+              <w:left w:type="dxa" w:w="90"/>
+              <w:bottom w:type="dxa" w:w="60"/>
+              <w:right w:type="dxa" w:w="90"/>
+            </w:tcMar>
+          </w:tcPr>
+          <w:p>
+            <w:pPr>
+              <w:spacing w:after="0" w:line="240"/>
+            </w:pPr>
+            <w:r>
+              <w:rPr>
+                <w:rFonts w:ascii="游ゴシック" w:cs="游ゴシック" w:eastAsia="游ゴシック" w:hAnsi="游ゴシック"/>
+                <w:b w:val="false"/>
+                <w:bCs w:val="false"/>
+                <w:color w:val="000000"/>
+                <w:sz w:val="17"/>
+                <w:szCs w:val="17"/>
+              </w:rPr>
+              <w:t xml:space="preserve">健康づくりと介護予防施策の充実・推進</w:t>
+            </w:r>
+          </w:p>
+        </w:tc>
+        <w:tc>
+          <w:tcPr>
+            <w:tcW w:type="dxa" w:w="936"/>
+            <w:shd w:fill="FFFFFF" w:val="clear"/>
+            <w:tcMar>
+              <w:top w:type="dxa" w:w="60"/>
+              <w:left w:type="dxa" w:w="90"/>
+              <w:bottom w:type="dxa" w:w="60"/>
+              <w:right w:type="dxa" w:w="90"/>
+            </w:tcMar>
+          </w:tcPr>
+          <w:p>
+            <w:pPr>
+              <w:spacing w:after="0" w:line="240"/>
+            </w:pPr>
+            <w:r>
+              <w:rPr>
+                <w:rFonts w:ascii="游ゴシック" w:cs="游ゴシック" w:eastAsia="游ゴシック" w:hAnsi="游ゴシック"/>
+                <w:b w:val="false"/>
+                <w:bCs w:val="false"/>
+                <w:color w:val="000000"/>
+                <w:sz w:val="17"/>
+                <w:szCs w:val="17"/>
+              </w:rPr>
+              <w:t xml:space="preserve">3</w:t>
+            </w:r>
+          </w:p>
+        </w:tc>
+        <w:tc>
+          <w:tcPr>
+            <w:tcW w:type="dxa" w:w="4118"/>
+            <w:shd w:fill="FFFFFF" w:val="clear"/>
+            <w:tcMar>
+              <w:top w:type="dxa" w:w="60"/>
+              <w:left w:type="dxa" w:w="90"/>
+              <w:bottom w:type="dxa" w:w="60"/>
+              <w:right w:type="dxa" w:w="90"/>
+            </w:tcMar>
+          </w:tcPr>
+          <w:p>
+            <w:pPr>
+              <w:spacing w:after="0" w:line="240"/>
+            </w:pPr>
+            <w:r>
+              <w:rPr>
+                <w:rFonts w:ascii="游ゴシック" w:cs="游ゴシック" w:eastAsia="游ゴシック" w:hAnsi="游ゴシック"/>
+                <w:b w:val="false"/>
+                <w:bCs w:val="false"/>
+                <w:color w:val="000000"/>
+                <w:sz w:val="17"/>
+                <w:szCs w:val="17"/>
+              </w:rPr>
+              <w:t xml:space="preserve">△ 総合事業の多様なサービスが未着手</w:t>
+            </w:r>
+          </w:p>
+        </w:tc>
+      </w:tr>
+      <w:tr>
+        <w:tc>
+          <w:tcPr>
+            <w:tcW w:type="dxa" w:w="562"/>
+            <w:shd w:fill="FFFFFF" w:val="clear"/>
+            <w:tcMar>
+              <w:top w:type="dxa" w:w="60"/>
+              <w:left w:type="dxa" w:w="90"/>
+              <w:bottom w:type="dxa" w:w="60"/>
+              <w:right w:type="dxa" w:w="90"/>
+            </w:tcMar>
+          </w:tcPr>
+          <w:p>
+            <w:pPr>
+              <w:spacing w:after="0" w:line="240"/>
+            </w:pPr>
+            <w:r>
+              <w:rPr>
+                <w:rFonts w:ascii="游ゴシック" w:cs="游ゴシック" w:eastAsia="游ゴシック" w:hAnsi="游ゴシック"/>
+                <w:b w:val="false"/>
+                <w:bCs w:val="false"/>
+                <w:color w:val="000000"/>
+                <w:sz w:val="17"/>
+                <w:szCs w:val="17"/>
+              </w:rPr>
+              <w:t xml:space="preserve">2</w:t>
+            </w:r>
+          </w:p>
+        </w:tc>
+        <w:tc>
+          <w:tcPr>
+            <w:tcW w:type="dxa" w:w="3744"/>
+            <w:shd w:fill="FFFFFF" w:val="clear"/>
+            <w:tcMar>
+              <w:top w:type="dxa" w:w="60"/>
+              <w:left w:type="dxa" w:w="90"/>
+              <w:bottom w:type="dxa" w:w="60"/>
+              <w:right w:type="dxa" w:w="90"/>
+            </w:tcMar>
+          </w:tcPr>
+          <w:p>
+            <w:pPr>
+              <w:spacing w:after="0" w:line="240"/>
+            </w:pPr>
+            <w:r>
+              <w:rPr>
+                <w:rFonts w:ascii="游ゴシック" w:cs="游ゴシック" w:eastAsia="游ゴシック" w:hAnsi="游ゴシック"/>
+                <w:b w:val="false"/>
+                <w:bCs w:val="false"/>
+                <w:color w:val="000000"/>
+                <w:sz w:val="17"/>
+                <w:szCs w:val="17"/>
+              </w:rPr>
+              <w:t xml:space="preserve">安心で自分らしい生活支援の充実</w:t>
+            </w:r>
+          </w:p>
+        </w:tc>
+        <w:tc>
+          <w:tcPr>
+            <w:tcW w:type="dxa" w:w="936"/>
+            <w:shd w:fill="FFFFFF" w:val="clear"/>
+            <w:tcMar>
+              <w:top w:type="dxa" w:w="60"/>
+              <w:left w:type="dxa" w:w="90"/>
+              <w:bottom w:type="dxa" w:w="60"/>
+              <w:right w:type="dxa" w:w="90"/>
+            </w:tcMar>
+          </w:tcPr>
+          <w:p>
+            <w:pPr>
+              <w:spacing w:after="0" w:line="240"/>
+            </w:pPr>
+            <w:r>
+              <w:rPr>
+                <w:rFonts w:ascii="游ゴシック" w:cs="游ゴシック" w:eastAsia="游ゴシック" w:hAnsi="游ゴシック"/>
+                <w:b w:val="false"/>
+                <w:bCs w:val="false"/>
+                <w:color w:val="000000"/>
+                <w:sz w:val="17"/>
+                <w:szCs w:val="17"/>
+              </w:rPr>
+              <w:t xml:space="preserve">4</w:t>
+            </w:r>
+          </w:p>
+        </w:tc>
+        <w:tc>
+          <w:tcPr>
+            <w:tcW w:type="dxa" w:w="4118"/>
+            <w:shd w:fill="FFFFFF" w:val="clear"/>
+            <w:tcMar>
+              <w:top w:type="dxa" w:w="60"/>
+              <w:left w:type="dxa" w:w="90"/>
+              <w:bottom w:type="dxa" w:w="60"/>
+              <w:right w:type="dxa" w:w="90"/>
+            </w:tcMar>
+          </w:tcPr>
+          <w:p>
+            <w:pPr>
+              <w:spacing w:after="0" w:line="240"/>
+            </w:pPr>
+            <w:r>
+              <w:rPr>
+                <w:rFonts w:ascii="游ゴシック" w:cs="游ゴシック" w:eastAsia="游ゴシック" w:hAnsi="游ゴシック"/>
+                <w:b w:val="false"/>
+                <w:bCs w:val="false"/>
+                <w:color w:val="000000"/>
+                <w:sz w:val="17"/>
+                <w:szCs w:val="17"/>
+              </w:rPr>
+              <w:t xml:space="preserve">○ 移動支援は改善。社会参加は未着手</w:t>
+            </w:r>
+          </w:p>
+        </w:tc>
+      </w:tr>
+      <w:tr>
+        <w:tc>
+          <w:tcPr>
+            <w:tcW w:type="dxa" w:w="562"/>
+            <w:shd w:fill="FFFFFF" w:val="clear"/>
+            <w:tcMar>
+              <w:top w:type="dxa" w:w="60"/>
+              <w:left w:type="dxa" w:w="90"/>
+              <w:bottom w:type="dxa" w:w="60"/>
+              <w:right w:type="dxa" w:w="90"/>
+            </w:tcMar>
+          </w:tcPr>
+          <w:p>
+            <w:pPr>
+              <w:spacing w:after="0" w:line="240"/>
+            </w:pPr>
+            <w:r>
+              <w:rPr>
+                <w:rFonts w:ascii="游ゴシック" w:cs="游ゴシック" w:eastAsia="游ゴシック" w:hAnsi="游ゴシック"/>
+                <w:b w:val="false"/>
+                <w:bCs w:val="false"/>
+                <w:color w:val="000000"/>
+                <w:sz w:val="17"/>
+                <w:szCs w:val="17"/>
+              </w:rPr>
+              <w:t xml:space="preserve">3</w:t>
+            </w:r>
+          </w:p>
+        </w:tc>
+        <w:tc>
+          <w:tcPr>
+            <w:tcW w:type="dxa" w:w="3744"/>
+            <w:shd w:fill="FFFFFF" w:val="clear"/>
+            <w:tcMar>
+              <w:top w:type="dxa" w:w="60"/>
+              <w:left w:type="dxa" w:w="90"/>
+              <w:bottom w:type="dxa" w:w="60"/>
+              <w:right w:type="dxa" w:w="90"/>
+            </w:tcMar>
+          </w:tcPr>
+          <w:p>
+            <w:pPr>
+              <w:spacing w:after="0" w:line="240"/>
+            </w:pPr>
+            <w:r>
+              <w:rPr>
+                <w:rFonts w:ascii="游ゴシック" w:cs="游ゴシック" w:eastAsia="游ゴシック" w:hAnsi="游ゴシック"/>
+                <w:b w:val="false"/>
+                <w:bCs w:val="false"/>
+                <w:color w:val="000000"/>
+                <w:sz w:val="17"/>
+                <w:szCs w:val="17"/>
+              </w:rPr>
+              <w:t xml:space="preserve">質の高い介護サービスの充実</w:t>
+            </w:r>
+          </w:p>
+        </w:tc>
+        <w:tc>
+          <w:tcPr>
+            <w:tcW w:type="dxa" w:w="936"/>
+            <w:shd w:fill="FFFFFF" w:val="clear"/>
+            <w:tcMar>
+              <w:top w:type="dxa" w:w="60"/>
+              <w:left w:type="dxa" w:w="90"/>
+              <w:bottom w:type="dxa" w:w="60"/>
+              <w:right w:type="dxa" w:w="90"/>
+            </w:tcMar>
+          </w:tcPr>
+          <w:p>
+            <w:pPr>
+              <w:spacing w:after="0" w:line="240"/>
+            </w:pPr>
+            <w:r>
+              <w:rPr>
+                <w:rFonts w:ascii="游ゴシック" w:cs="游ゴシック" w:eastAsia="游ゴシック" w:hAnsi="游ゴシック"/>
+                <w:b w:val="false"/>
+                <w:bCs w:val="false"/>
+                <w:color w:val="000000"/>
+                <w:sz w:val="17"/>
+                <w:szCs w:val="17"/>
+              </w:rPr>
+              <w:t xml:space="preserve">3</w:t>
+            </w:r>
+          </w:p>
+        </w:tc>
+        <w:tc>
+          <w:tcPr>
+            <w:tcW w:type="dxa" w:w="4118"/>
+            <w:shd w:fill="FFFFFF" w:val="clear"/>
+            <w:tcMar>
+              <w:top w:type="dxa" w:w="60"/>
+              <w:left w:type="dxa" w:w="90"/>
+              <w:bottom w:type="dxa" w:w="60"/>
+              <w:right w:type="dxa" w:w="90"/>
+            </w:tcMar>
+          </w:tcPr>
+          <w:p>
+            <w:pPr>
+              <w:spacing w:after="0" w:line="240"/>
+            </w:pPr>
+            <w:r>
+              <w:rPr>
+                <w:rFonts w:ascii="游ゴシック" w:cs="游ゴシック" w:eastAsia="游ゴシック" w:hAnsi="游ゴシック"/>
+                <w:b w:val="false"/>
+                <w:bCs w:val="false"/>
+                <w:color w:val="000000"/>
+                <w:sz w:val="17"/>
+                <w:szCs w:val="17"/>
+              </w:rPr>
+              <w:t xml:space="preserve">△ 施設は村内ゼロ。訪問系が半減</w:t>
+            </w:r>
+          </w:p>
+        </w:tc>
+      </w:tr>
+      <w:tr>
+        <w:tc>
+          <w:tcPr>
+            <w:tcW w:type="dxa" w:w="562"/>
+            <w:shd w:fill="FFFFFF" w:val="clear"/>
+            <w:tcMar>
+              <w:top w:type="dxa" w:w="60"/>
+              <w:left w:type="dxa" w:w="90"/>
+              <w:bottom w:type="dxa" w:w="60"/>
+              <w:right w:type="dxa" w:w="90"/>
+            </w:tcMar>
+          </w:tcPr>
+          <w:p>
+            <w:pPr>
+              <w:spacing w:after="0" w:line="240"/>
+            </w:pPr>
+            <w:r>
+              <w:rPr>
+                <w:rFonts w:ascii="游ゴシック" w:cs="游ゴシック" w:eastAsia="游ゴシック" w:hAnsi="游ゴシック"/>
+                <w:b w:val="false"/>
+                <w:bCs w:val="false"/>
+                <w:color w:val="000000"/>
+                <w:sz w:val="17"/>
+                <w:szCs w:val="17"/>
+              </w:rPr>
+              <w:t xml:space="preserve">4</w:t>
+            </w:r>
+          </w:p>
+        </w:tc>
+        <w:tc>
+          <w:tcPr>
+            <w:tcW w:type="dxa" w:w="3744"/>
+            <w:shd w:fill="FFFFFF" w:val="clear"/>
+            <w:tcMar>
+              <w:top w:type="dxa" w:w="60"/>
+              <w:left w:type="dxa" w:w="90"/>
+              <w:bottom w:type="dxa" w:w="60"/>
+              <w:right w:type="dxa" w:w="90"/>
+            </w:tcMar>
+          </w:tcPr>
+          <w:p>
+            <w:pPr>
+              <w:spacing w:after="0" w:line="240"/>
+            </w:pPr>
+            <w:r>
+              <w:rPr>
+                <w:rFonts w:ascii="游ゴシック" w:cs="游ゴシック" w:eastAsia="游ゴシック" w:hAnsi="游ゴシック"/>
+                <w:b w:val="false"/>
+                <w:bCs w:val="false"/>
+                <w:color w:val="000000"/>
+                <w:sz w:val="17"/>
+                <w:szCs w:val="17"/>
+              </w:rPr>
+              <w:t xml:space="preserve">地域で支えあう仕組みづくり</w:t>
+            </w:r>
+          </w:p>
+        </w:tc>
+        <w:tc>
+          <w:tcPr>
+            <w:tcW w:type="dxa" w:w="936"/>
+            <w:shd w:fill="FFFFFF" w:val="clear"/>
+            <w:tcMar>
+              <w:top w:type="dxa" w:w="60"/>
+              <w:left w:type="dxa" w:w="90"/>
+              <w:bottom w:type="dxa" w:w="60"/>
+              <w:right w:type="dxa" w:w="90"/>
+            </w:tcMar>
+          </w:tcPr>
+          <w:p>
+            <w:pPr>
+              <w:spacing w:after="0" w:line="240"/>
+            </w:pPr>
+            <w:r>
+              <w:rPr>
+                <w:rFonts w:ascii="游ゴシック" w:cs="游ゴシック" w:eastAsia="游ゴシック" w:hAnsi="游ゴシック"/>
+                <w:b w:val="false"/>
+                <w:bCs w:val="false"/>
+                <w:color w:val="000000"/>
+                <w:sz w:val="17"/>
+                <w:szCs w:val="17"/>
+              </w:rPr>
+              <w:t xml:space="preserve">4</w:t>
+            </w:r>
+          </w:p>
+        </w:tc>
+        <w:tc>
+          <w:tcPr>
+            <w:tcW w:type="dxa" w:w="4118"/>
+            <w:shd w:fill="FFFFFF" w:val="clear"/>
+            <w:tcMar>
+              <w:top w:type="dxa" w:w="60"/>
+              <w:left w:type="dxa" w:w="90"/>
+              <w:bottom w:type="dxa" w:w="60"/>
+              <w:right w:type="dxa" w:w="90"/>
+            </w:tcMar>
+          </w:tcPr>
+          <w:p>
+            <w:pPr>
+              <w:spacing w:after="0" w:line="240"/>
+            </w:pPr>
+            <w:r>
+              <w:rPr>
+                <w:rFonts w:ascii="游ゴシック" w:cs="游ゴシック" w:eastAsia="游ゴシック" w:hAnsi="游ゴシック"/>
+                <w:b w:val="false"/>
+                <w:bCs w:val="false"/>
+                <w:color w:val="000000"/>
+                <w:sz w:val="17"/>
+                <w:szCs w:val="17"/>
+              </w:rPr>
+              <w:t xml:space="preserve">◎ 在宅医療・介護連携と認知症は成果あり</w:t>
+            </w:r>
+          </w:p>
+        </w:tc>
+      </w:tr>
+      <w:tr>
+        <w:tc>
+          <w:tcPr>
+            <w:tcW w:type="dxa" w:w="562"/>
+            <w:shd w:fill="FFFFFF" w:val="clear"/>
+            <w:tcMar>
+              <w:top w:type="dxa" w:w="60"/>
+              <w:left w:type="dxa" w:w="90"/>
+              <w:bottom w:type="dxa" w:w="60"/>
+              <w:right w:type="dxa" w:w="90"/>
+            </w:tcMar>
+          </w:tcPr>
+          <w:p>
+            <w:pPr>
+              <w:spacing w:after="0" w:line="240"/>
+            </w:pPr>
+            <w:r>
+              <w:rPr>
+                <w:rFonts w:ascii="游ゴシック" w:cs="游ゴシック" w:eastAsia="游ゴシック" w:hAnsi="游ゴシック"/>
+                <w:b w:val="false"/>
+                <w:bCs w:val="false"/>
+                <w:color w:val="000000"/>
+                <w:sz w:val="17"/>
+                <w:szCs w:val="17"/>
+              </w:rPr>
+              <w:t xml:space="preserve">―</w:t>
+            </w:r>
+          </w:p>
+        </w:tc>
+        <w:tc>
+          <w:tcPr>
+            <w:tcW w:type="dxa" w:w="3744"/>
+            <w:shd w:fill="FFFFFF" w:val="clear"/>
+            <w:tcMar>
+              <w:top w:type="dxa" w:w="60"/>
+              <w:left w:type="dxa" w:w="90"/>
+              <w:bottom w:type="dxa" w:w="60"/>
+              <w:right w:type="dxa" w:w="90"/>
+            </w:tcMar>
+          </w:tcPr>
+          <w:p>
+            <w:pPr>
+              <w:spacing w:after="0" w:line="240"/>
+            </w:pPr>
+            <w:r>
+              <w:rPr>
+                <w:rFonts w:ascii="游ゴシック" w:cs="游ゴシック" w:eastAsia="游ゴシック" w:hAnsi="游ゴシック"/>
+                <w:b w:val="false"/>
+                <w:bCs w:val="false"/>
+                <w:color w:val="000000"/>
+                <w:sz w:val="17"/>
+                <w:szCs w:val="17"/>
+              </w:rPr>
+              <w:t xml:space="preserve">（計画の推進・進捗管理）</w:t>
+            </w:r>
+          </w:p>
+        </w:tc>
+        <w:tc>
+          <w:tcPr>
+            <w:tcW w:type="dxa" w:w="936"/>
+            <w:shd w:fill="FFFFFF" w:val="clear"/>
+            <w:tcMar>
+              <w:top w:type="dxa" w:w="60"/>
+              <w:left w:type="dxa" w:w="90"/>
+              <w:bottom w:type="dxa" w:w="60"/>
+              <w:right w:type="dxa" w:w="90"/>
+            </w:tcMar>
+          </w:tcPr>
+          <w:p>
+            <w:pPr>
+              <w:spacing w:after="0" w:line="240"/>
+            </w:pPr>
+            <w:r>
+              <w:rPr>
+                <w:rFonts w:ascii="游ゴシック" w:cs="游ゴシック" w:eastAsia="游ゴシック" w:hAnsi="游ゴシック"/>
+                <w:b w:val="false"/>
+                <w:bCs w:val="false"/>
+                <w:color w:val="000000"/>
+                <w:sz w:val="17"/>
+                <w:szCs w:val="17"/>
+              </w:rPr>
+              <w:t xml:space="preserve">―</w:t>
+            </w:r>
+          </w:p>
+        </w:tc>
+        <w:tc>
+          <w:tcPr>
+            <w:tcW w:type="dxa" w:w="4118"/>
+            <w:shd w:fill="FFFFFF" w:val="clear"/>
+            <w:tcMar>
+              <w:top w:type="dxa" w:w="60"/>
+              <w:left w:type="dxa" w:w="90"/>
+              <w:bottom w:type="dxa" w:w="60"/>
+              <w:right w:type="dxa" w:w="90"/>
+            </w:tcMar>
+          </w:tcPr>
+          <w:p>
+            <w:pPr>
+              <w:spacing w:after="0" w:line="240"/>
+            </w:pPr>
+            <w:r>
+              <w:rPr>
+                <w:rFonts w:ascii="游ゴシック" w:cs="游ゴシック" w:eastAsia="游ゴシック" w:hAnsi="游ゴシック"/>
+                <w:b w:val="false"/>
+                <w:bCs w:val="false"/>
+                <w:color w:val="000000"/>
+                <w:sz w:val="17"/>
+                <w:szCs w:val="17"/>
+              </w:rPr>
+              <w:t xml:space="preserve">✗ 施策体系に記述なし。乖離分析が3年連続0点</w:t>
+            </w:r>
+          </w:p>
+        </w:tc>
+      </w:tr>
+    </w:tbl>
+    <w:p>
+      <w:pPr>
+        <w:spacing w:after="160" w:line="300"/>
+      </w:pPr>
+      <w:r>
+        <w:rPr>
+          <w:rFonts w:ascii="游明朝" w:cs="游明朝" w:eastAsia="游明朝" w:hAnsi="游明朝"/>
+          <w:sz w:val="21"/>
+          <w:szCs w:val="21"/>
+        </w:rPr>
+        <w:t xml:space="preserve"/>
+      </w:r>
+    </w:p>
+    <w:p>
+      <w:pPr>
+        <w:spacing w:after="120" w:line="300"/>
+      </w:pPr>
+      <w:r>
+        <w:rPr>
+          <w:rFonts w:ascii="游明朝" w:cs="游明朝" w:eastAsia="游明朝" w:hAnsi="游明朝"/>
+          <w:sz w:val="21"/>
+          <w:szCs w:val="21"/>
+        </w:rPr>
+        <w:t xml:space="preserve">第9期の施策体系には、計画の進捗をどのように管理するかについての記述がありませんでした。その結果、第1号被保険者数の6.6%の過少推計に気づく仕組みがなく、国の評価でも「計画値と実績値の乖離状況の分析」が3年連続で0点となっています。</w:t>
+      </w:r>
+    </w:p>
+    <w:p>
+      <w:pPr>
+        <w:pStyle w:val="Heading2"/>
+        <w:pBdr>
+          <w:bottom w:val="single" w:color="2E75B6" w:sz="12" w:space="4"/>
+        </w:pBdr>
+        <w:spacing w:after="180" w:before="320"/>
+      </w:pPr>
+      <w:r>
+        <w:rPr>
+          <w:rFonts w:ascii="游ゴシック" w:cs="游ゴシック" w:eastAsia="游ゴシック" w:hAnsi="游ゴシック"/>
+          <w:b/>
+          <w:bCs/>
+          <w:color w:val="1F3864"/>
+          <w:sz w:val="24"/>
+          <w:szCs w:val="24"/>
+        </w:rPr>
+        <w:t xml:space="preserve">4-2　第10期の基本理念（案）</w:t>
+      </w:r>
+    </w:p>
+    <w:p>
+      <w:pPr>
+        <w:spacing w:after="100" w:line="300"/>
+      </w:pPr>
+      <w:r>
+        <w:rPr>
+          <w:rFonts w:ascii="游ゴシック" w:cs="游ゴシック" w:eastAsia="游ゴシック" w:hAnsi="游ゴシック"/>
+          <w:b/>
+          <w:bCs/>
+          <w:color w:val="2E75B6"/>
+          <w:sz w:val="21"/>
+          <w:szCs w:val="21"/>
+        </w:rPr>
+        <w:t xml:space="preserve">案A　第9期の基本理念を継承する（推奨）</w:t>
+      </w:r>
+    </w:p>
+    <w:p>
+      <w:pPr>
+        <w:pBdr>
+          <w:left w:val="single" w:color="BF8F00" w:sz="18" w:space="8"/>
+        </w:pBdr>
+        <w:shd w:fill="FFF2CC" w:val="clear"/>
+        <w:spacing w:after="200" w:before="140" w:line="300"/>
+        <w:ind w:left="200" w:right="200"/>
+      </w:pPr>
+      <w:r>
+        <w:rPr>
+          <w:rFonts w:ascii="游ゴシック" w:cs="游ゴシック" w:eastAsia="游ゴシック" w:hAnsi="游ゴシック"/>
+          <w:b/>
+          <w:bCs/>
+          <w:sz w:val="20"/>
+          <w:szCs w:val="20"/>
+        </w:rPr>
+        <w:t xml:space="preserve">「結」のこころを持って支え合う地域共生社会</w:t>
+      </w:r>
+      <w:r>
+        <w:rPr>
+          <w:rFonts w:ascii="游ゴシック" w:cs="游ゴシック" w:eastAsia="游ゴシック" w:hAnsi="游ゴシック"/>
+          <w:b/>
+          <w:bCs/>
+          <w:sz w:val="20"/>
+          <w:szCs w:val="20"/>
+        </w:rPr>
+        <w:br/>
+        <w:t xml:space="preserve">自分らしくあなたらしく　笑顔で暮らし輝き続ける　北塩原村</w:t>
+      </w:r>
+    </w:p>
+    <w:p>
+      <w:pPr>
+        <w:spacing w:after="120" w:line="300"/>
+      </w:pPr>
+      <w:r>
+        <w:rPr>
+          <w:rFonts w:ascii="游明朝" w:cs="游明朝" w:eastAsia="游明朝" w:hAnsi="游明朝"/>
+          <w:sz w:val="21"/>
+          <w:szCs w:val="21"/>
+        </w:rPr>
+        <w:t xml:space="preserve">「結」は、農作業や屋根の葺き替えなど、集落の人々が力を合わせて助け合う、本村に古くから伝わる仕組みです。すなわち本村の基本理念は、すでに「支え合い（互助）」そのものを掲げています。</w:t>
+      </w:r>
+    </w:p>
+    <w:p>
+      <w:pPr>
+        <w:spacing w:after="120" w:line="300"/>
+      </w:pPr>
+      <w:r>
+        <w:rPr>
+          <w:rFonts w:ascii="游明朝" w:cs="游明朝" w:eastAsia="游明朝" w:hAnsi="游明朝"/>
+          <w:sz w:val="21"/>
+          <w:szCs w:val="21"/>
+        </w:rPr>
+        <w:t xml:space="preserve">第10期で重視する「公的サービスだけに頼らず、地域で支え合う」という考え方は、新たな文言を加えなくても、この理念のもとで表現できます。理念の文言は変えず、その解説文と重点（4-3）で具体化することを提案します。</w:t>
+      </w:r>
+    </w:p>
+    <w:p>
+      <w:pPr>
+        <w:spacing w:after="100" w:line="300"/>
+      </w:pPr>
+      <w:r>
+        <w:rPr>
+          <w:rFonts w:ascii="游ゴシック" w:cs="游ゴシック" w:eastAsia="游ゴシック" w:hAnsi="游ゴシック"/>
+          <w:b/>
+          <w:bCs/>
+          <w:color w:val="2E75B6"/>
+          <w:sz w:val="21"/>
+          <w:szCs w:val="21"/>
+        </w:rPr>
+        <w:t xml:space="preserve">案B　基本理念を継承したうえで、副題を加える</w:t>
+      </w:r>
+    </w:p>
+    <w:p>
+      <w:pPr>
+        <w:spacing w:after="120" w:line="300"/>
+      </w:pPr>
+      <w:r>
+        <w:rPr>
+          <w:rFonts w:ascii="游明朝" w:cs="游明朝" w:eastAsia="游明朝" w:hAnsi="游明朝"/>
+          <w:sz w:val="21"/>
+          <w:szCs w:val="21"/>
+        </w:rPr>
+        <w:t xml:space="preserve">案Aの基本理念に、第10期の方向性を示す副題を加える案です。</w:t>
+      </w:r>
+    </w:p>
+    <w:tbl>
+      <w:tblPr>
+        <w:tblW w:type="dxa" w:w="9360"/>
+        <w:tblBorders>
+          <w:top w:val="single" w:color="auto" w:sz="4"/>
+          <w:left w:val="single" w:color="auto" w:sz="4"/>
+          <w:bottom w:val="single" w:color="auto" w:sz="4"/>
+          <w:right w:val="single" w:color="auto" w:sz="4"/>
+          <w:insideH w:val="single" w:color="auto" w:sz="4"/>
+          <w:insideV w:val="single" w:color="auto" w:sz="4"/>
+        </w:tblBorders>
+      </w:tblPr>
+      <w:tblGrid>
+        <w:gridCol w:w="3744"/>
+        <w:gridCol w:w="5616"/>
+      </w:tblGrid>
+      <w:tr>
+        <w:trPr>
+          <w:tblHeader/>
+        </w:trPr>
+        <w:tc>
+          <w:tcPr>
+            <w:tcW w:type="dxa" w:w="3744"/>
+            <w:shd w:fill="2E75B6" w:val="clear"/>
+            <w:tcMar>
+              <w:top w:type="dxa" w:w="60"/>
+              <w:left w:type="dxa" w:w="90"/>
+              <w:bottom w:type="dxa" w:w="60"/>
+              <w:right w:type="dxa" w:w="90"/>
+            </w:tcMar>
+          </w:tcPr>
+          <w:p>
+            <w:pPr>
+              <w:spacing w:after="0" w:line="240"/>
+              <w:jc w:val="center"/>
+            </w:pPr>
+            <w:r>
+              <w:rPr>
+                <w:rFonts w:ascii="游ゴシック" w:cs="游ゴシック" w:eastAsia="游ゴシック" w:hAnsi="游ゴシック"/>
+                <w:b/>
+                <w:bCs/>
+                <w:color w:val="FFFFFF"/>
+                <w:sz w:val="17"/>
+                <w:szCs w:val="17"/>
+              </w:rPr>
+              <w:t xml:space="preserve">副題の例</w:t>
+            </w:r>
+          </w:p>
+        </w:tc>
+        <w:tc>
+          <w:tcPr>
+            <w:tcW w:type="dxa" w:w="5616"/>
+            <w:shd w:fill="2E75B6" w:val="clear"/>
+            <w:tcMar>
+              <w:top w:type="dxa" w:w="60"/>
+              <w:left w:type="dxa" w:w="90"/>
+              <w:bottom w:type="dxa" w:w="60"/>
+              <w:right w:type="dxa" w:w="90"/>
+            </w:tcMar>
+          </w:tcPr>
+          <w:p>
+            <w:pPr>
+              <w:spacing w:after="0" w:line="240"/>
+              <w:jc w:val="center"/>
+            </w:pPr>
+            <w:r>
+              <w:rPr>
+                <w:rFonts w:ascii="游ゴシック" w:cs="游ゴシック" w:eastAsia="游ゴシック" w:hAnsi="游ゴシック"/>
+                <w:b/>
+                <w:bCs/>
+                <w:color w:val="FFFFFF"/>
+                <w:sz w:val="17"/>
+                <w:szCs w:val="17"/>
+              </w:rPr>
+              <w:t xml:space="preserve">ねらい</w:t>
+            </w:r>
+          </w:p>
+        </w:tc>
+      </w:tr>
+      <w:tr>
+        <w:tc>
+          <w:tcPr>
+            <w:tcW w:type="dxa" w:w="3744"/>
+            <w:shd w:fill="FFFFFF" w:val="clear"/>
+            <w:tcMar>
+              <w:top w:type="dxa" w:w="60"/>
+              <w:left w:type="dxa" w:w="90"/>
+              <w:bottom w:type="dxa" w:w="60"/>
+              <w:right w:type="dxa" w:w="90"/>
+            </w:tcMar>
+          </w:tcPr>
+          <w:p>
+            <w:pPr>
+              <w:spacing w:after="0" w:line="240"/>
+            </w:pPr>
+            <w:r>
+              <w:rPr>
+                <w:rFonts w:ascii="游ゴシック" w:cs="游ゴシック" w:eastAsia="游ゴシック" w:hAnsi="游ゴシック"/>
+                <w:b w:val="false"/>
+                <w:bCs w:val="false"/>
+                <w:color w:val="000000"/>
+                <w:sz w:val="17"/>
+                <w:szCs w:val="17"/>
+              </w:rPr>
+              <w:t xml:space="preserve">支え合いを、これからのかたちに</w:t>
+            </w:r>
+          </w:p>
+        </w:tc>
+        <w:tc>
+          <w:tcPr>
+            <w:tcW w:type="dxa" w:w="5616"/>
+            <w:shd w:fill="FFFFFF" w:val="clear"/>
+            <w:tcMar>
+              <w:top w:type="dxa" w:w="60"/>
+              <w:left w:type="dxa" w:w="90"/>
+              <w:bottom w:type="dxa" w:w="60"/>
+              <w:right w:type="dxa" w:w="90"/>
+            </w:tcMar>
+          </w:tcPr>
+          <w:p>
+            <w:pPr>
+              <w:spacing w:after="0" w:line="240"/>
+            </w:pPr>
+            <w:r>
+              <w:rPr>
+                <w:rFonts w:ascii="游ゴシック" w:cs="游ゴシック" w:eastAsia="游ゴシック" w:hAnsi="游ゴシック"/>
+                <w:b w:val="false"/>
+                <w:bCs w:val="false"/>
+                <w:color w:val="000000"/>
+                <w:sz w:val="17"/>
+                <w:szCs w:val="17"/>
+              </w:rPr>
+              <w:t xml:space="preserve">互助の再構築を前面に出す</w:t>
+            </w:r>
+          </w:p>
+        </w:tc>
+      </w:tr>
+      <w:tr>
+        <w:tc>
+          <w:tcPr>
+            <w:tcW w:type="dxa" w:w="3744"/>
+            <w:shd w:fill="FFFFFF" w:val="clear"/>
+            <w:tcMar>
+              <w:top w:type="dxa" w:w="60"/>
+              <w:left w:type="dxa" w:w="90"/>
+              <w:bottom w:type="dxa" w:w="60"/>
+              <w:right w:type="dxa" w:w="90"/>
+            </w:tcMar>
+          </w:tcPr>
+          <w:p>
+            <w:pPr>
+              <w:spacing w:after="0" w:line="240"/>
+            </w:pPr>
+            <w:r>
+              <w:rPr>
+                <w:rFonts w:ascii="游ゴシック" w:cs="游ゴシック" w:eastAsia="游ゴシック" w:hAnsi="游ゴシック"/>
+                <w:b w:val="false"/>
+                <w:bCs w:val="false"/>
+                <w:color w:val="000000"/>
+                <w:sz w:val="17"/>
+                <w:szCs w:val="17"/>
+              </w:rPr>
+              <w:t xml:space="preserve">ひとりの元気が、みんなの安心に</w:t>
+            </w:r>
+          </w:p>
+        </w:tc>
+        <w:tc>
+          <w:tcPr>
+            <w:tcW w:type="dxa" w:w="5616"/>
+            <w:shd w:fill="FFFFFF" w:val="clear"/>
+            <w:tcMar>
+              <w:top w:type="dxa" w:w="60"/>
+              <w:left w:type="dxa" w:w="90"/>
+              <w:bottom w:type="dxa" w:w="60"/>
+              <w:right w:type="dxa" w:w="90"/>
+            </w:tcMar>
+          </w:tcPr>
+          <w:p>
+            <w:pPr>
+              <w:spacing w:after="0" w:line="240"/>
+            </w:pPr>
+            <w:r>
+              <w:rPr>
+                <w:rFonts w:ascii="游ゴシック" w:cs="游ゴシック" w:eastAsia="游ゴシック" w:hAnsi="游ゴシック"/>
+                <w:b w:val="false"/>
+                <w:bCs w:val="false"/>
+                <w:color w:val="000000"/>
+                <w:sz w:val="17"/>
+                <w:szCs w:val="17"/>
+              </w:rPr>
+              <w:t xml:space="preserve">元気な高齢者の社会参加を前面に出す</w:t>
+            </w:r>
+          </w:p>
+        </w:tc>
+      </w:tr>
+    </w:tbl>
+    <w:p>
+      <w:pPr>
+        <w:spacing w:after="160" w:line="300"/>
+      </w:pPr>
+      <w:r>
+        <w:rPr>
+          <w:rFonts w:ascii="游明朝" w:cs="游明朝" w:eastAsia="游明朝" w:hAnsi="游明朝"/>
+          <w:sz w:val="21"/>
+          <w:szCs w:val="21"/>
+        </w:rPr>
+        <w:t xml:space="preserve"/>
+      </w:r>
+    </w:p>
+    <w:p>
+      <w:pPr>
+        <w:pBdr>
+          <w:left w:val="single" w:color="C00000" w:sz="18" w:space="8"/>
+        </w:pBdr>
+        <w:shd w:fill="FFF3F3" w:val="clear"/>
+        <w:spacing w:after="180" w:before="120" w:line="280"/>
+        <w:ind w:left="200" w:right="200"/>
+      </w:pPr>
+      <w:r>
+        <w:rPr>
+          <w:rFonts w:ascii="游ゴシック" w:cs="游ゴシック" w:eastAsia="游ゴシック" w:hAnsi="游ゴシック"/>
+          <w:color w:val="595959"/>
+          <w:sz w:val="18"/>
+          <w:szCs w:val="18"/>
+        </w:rPr>
+        <w:t xml:space="preserve">※ 副題を加えると方向性は明確になりますが、第9期からの連続性が見えにくくなります。また、計画書・概要版・関連計画の表記をすべて揃える必要があります。</w:t>
+      </w:r>
+    </w:p>
+    <w:p>
+      <w:pPr>
+        <w:spacing w:after="100" w:line="300"/>
+      </w:pPr>
+      <w:r>
+        <w:rPr>
+          <w:rFonts w:ascii="游ゴシック" w:cs="游ゴシック" w:eastAsia="游ゴシック" w:hAnsi="游ゴシック"/>
+          <w:b/>
+          <w:bCs/>
+          <w:color w:val="2E75B6"/>
+          <w:sz w:val="21"/>
+          <w:szCs w:val="21"/>
+        </w:rPr>
+        <w:t xml:space="preserve">いずれの案でも留意すべきこと</w:t>
+      </w:r>
+    </w:p>
+    <w:p>
+      <w:pPr>
+        <w:pBdr>
+          <w:left w:val="single" w:color="BF8F00" w:sz="18" w:space="8"/>
+        </w:pBdr>
+        <w:shd w:fill="FFF2CC" w:val="clear"/>
+        <w:spacing w:after="200" w:before="140" w:line="300"/>
+        <w:ind w:left="200" w:right="200"/>
+      </w:pPr>
+      <w:r>
+        <w:rPr>
+          <w:rFonts w:ascii="游ゴシック" w:cs="游ゴシック" w:eastAsia="游ゴシック" w:hAnsi="游ゴシック"/>
+          <w:b/>
+          <w:bCs/>
+          <w:sz w:val="20"/>
+          <w:szCs w:val="20"/>
+        </w:rPr>
+        <w:t xml:space="preserve">「公助から共助・互助へ」という表現は、「公的サービスを減らす」と受け取られるおそれがあります。「公的なサービスは維持したうえで、それだけでは足りない部分を地域で支え合う」という書き方とすることを提案します。</w:t>
+      </w:r>
+    </w:p>
+    <w:p>
+      <w:pPr>
+        <w:pStyle w:val="Heading2"/>
+        <w:pBdr>
+          <w:bottom w:val="single" w:color="2E75B6" w:sz="12" w:space="4"/>
+        </w:pBdr>
+        <w:spacing w:after="180" w:before="320"/>
+      </w:pPr>
+      <w:r>
+        <w:rPr>
+          <w:rFonts w:ascii="游ゴシック" w:cs="游ゴシック" w:eastAsia="游ゴシック" w:hAnsi="游ゴシック"/>
+          <w:b/>
+          <w:bCs/>
+          <w:color w:val="1F3864"/>
+          <w:sz w:val="24"/>
+          <w:szCs w:val="24"/>
+        </w:rPr>
+        <w:t xml:space="preserve">4-3　基本目標（案）</w:t>
+      </w:r>
+    </w:p>
+    <w:p>
+      <w:pPr>
+        <w:spacing w:after="120" w:line="300"/>
+      </w:pPr>
+      <w:r>
+        <w:rPr>
+          <w:rFonts w:ascii="游明朝" w:cs="游明朝" w:eastAsia="游明朝" w:hAnsi="游明朝"/>
+          <w:sz w:val="21"/>
+          <w:szCs w:val="21"/>
+        </w:rPr>
+        <w:t xml:space="preserve">第9期の4つの基本目標を継承したうえで、計画の実効性を高めるため、基本目標5を新たに設けることを提案します。</w:t>
+      </w:r>
+    </w:p>
+    <w:tbl>
+      <w:tblPr>
+        <w:tblW w:type="dxa" w:w="9360"/>
+        <w:tblBorders>
+          <w:top w:val="single" w:color="auto" w:sz="4"/>
+          <w:left w:val="single" w:color="auto" w:sz="4"/>
+          <w:bottom w:val="single" w:color="auto" w:sz="4"/>
+          <w:right w:val="single" w:color="auto" w:sz="4"/>
+          <w:insideH w:val="single" w:color="auto" w:sz="4"/>
+          <w:insideV w:val="single" w:color="auto" w:sz="4"/>
+        </w:tblBorders>
+      </w:tblPr>
+      <w:tblGrid>
+        <w:gridCol w:w="562"/>
+        <w:gridCol w:w="2808"/>
+        <w:gridCol w:w="4306"/>
+        <w:gridCol w:w="1684"/>
+      </w:tblGrid>
+      <w:tr>
+        <w:trPr>
+          <w:tblHeader/>
+        </w:trPr>
+        <w:tc>
+          <w:tcPr>
+            <w:tcW w:type="dxa" w:w="562"/>
+            <w:shd w:fill="2E75B6" w:val="clear"/>
+            <w:tcMar>
+              <w:top w:type="dxa" w:w="60"/>
+              <w:left w:type="dxa" w:w="90"/>
+              <w:bottom w:type="dxa" w:w="60"/>
+              <w:right w:type="dxa" w:w="90"/>
+            </w:tcMar>
+          </w:tcPr>
+          <w:p>
+            <w:pPr>
+              <w:spacing w:after="0" w:line="240"/>
+              <w:jc w:val="center"/>
+            </w:pPr>
+            <w:r>
+              <w:rPr>
+                <w:rFonts w:ascii="游ゴシック" w:cs="游ゴシック" w:eastAsia="游ゴシック" w:hAnsi="游ゴシック"/>
+                <w:b/>
+                <w:bCs/>
+                <w:color w:val="FFFFFF"/>
+                <w:sz w:val="17"/>
+                <w:szCs w:val="17"/>
+              </w:rPr>
+              <w:t xml:space="preserve"/>
+            </w:r>
+          </w:p>
+        </w:tc>
+        <w:tc>
+          <w:tcPr>
+            <w:tcW w:type="dxa" w:w="2808"/>
+            <w:shd w:fill="2E75B6" w:val="clear"/>
+            <w:tcMar>
+              <w:top w:type="dxa" w:w="60"/>
+              <w:left w:type="dxa" w:w="90"/>
+              <w:bottom w:type="dxa" w:w="60"/>
+              <w:right w:type="dxa" w:w="90"/>
+            </w:tcMar>
+          </w:tcPr>
+          <w:p>
+            <w:pPr>
+              <w:spacing w:after="0" w:line="240"/>
+              <w:jc w:val="center"/>
+            </w:pPr>
+            <w:r>
+              <w:rPr>
+                <w:rFonts w:ascii="游ゴシック" w:cs="游ゴシック" w:eastAsia="游ゴシック" w:hAnsi="游ゴシック"/>
+                <w:b/>
+                <w:bCs/>
+                <w:color w:val="FFFFFF"/>
+                <w:sz w:val="17"/>
+                <w:szCs w:val="17"/>
+              </w:rPr>
+              <w:t xml:space="preserve">基本目標（案）</w:t>
+            </w:r>
+          </w:p>
+        </w:tc>
+        <w:tc>
+          <w:tcPr>
+            <w:tcW w:type="dxa" w:w="4306"/>
+            <w:shd w:fill="2E75B6" w:val="clear"/>
+            <w:tcMar>
+              <w:top w:type="dxa" w:w="60"/>
+              <w:left w:type="dxa" w:w="90"/>
+              <w:bottom w:type="dxa" w:w="60"/>
+              <w:right w:type="dxa" w:w="90"/>
+            </w:tcMar>
+          </w:tcPr>
+          <w:p>
+            <w:pPr>
+              <w:spacing w:after="0" w:line="240"/>
+              <w:jc w:val="center"/>
+            </w:pPr>
+            <w:r>
+              <w:rPr>
+                <w:rFonts w:ascii="游ゴシック" w:cs="游ゴシック" w:eastAsia="游ゴシック" w:hAnsi="游ゴシック"/>
+                <w:b/>
+                <w:bCs/>
+                <w:color w:val="FFFFFF"/>
+                <w:sz w:val="17"/>
+                <w:szCs w:val="17"/>
+              </w:rPr>
+              <w:t xml:space="preserve">ねらい</w:t>
+            </w:r>
+          </w:p>
+        </w:tc>
+        <w:tc>
+          <w:tcPr>
+            <w:tcW w:type="dxa" w:w="1684"/>
+            <w:shd w:fill="2E75B6" w:val="clear"/>
+            <w:tcMar>
+              <w:top w:type="dxa" w:w="60"/>
+              <w:left w:type="dxa" w:w="90"/>
+              <w:bottom w:type="dxa" w:w="60"/>
+              <w:right w:type="dxa" w:w="90"/>
+            </w:tcMar>
+          </w:tcPr>
+          <w:p>
+            <w:pPr>
+              <w:spacing w:after="0" w:line="240"/>
+              <w:jc w:val="center"/>
+            </w:pPr>
+            <w:r>
+              <w:rPr>
+                <w:rFonts w:ascii="游ゴシック" w:cs="游ゴシック" w:eastAsia="游ゴシック" w:hAnsi="游ゴシック"/>
+                <w:b/>
+                <w:bCs/>
+                <w:color w:val="FFFFFF"/>
+                <w:sz w:val="17"/>
+                <w:szCs w:val="17"/>
+              </w:rPr>
+              <w:t xml:space="preserve">区分</w:t>
+            </w:r>
+          </w:p>
+        </w:tc>
+      </w:tr>
+      <w:tr>
+        <w:tc>
+          <w:tcPr>
+            <w:tcW w:type="dxa" w:w="562"/>
+            <w:shd w:fill="FFFFFF" w:val="clear"/>
+            <w:tcMar>
+              <w:top w:type="dxa" w:w="60"/>
+              <w:left w:type="dxa" w:w="90"/>
+              <w:bottom w:type="dxa" w:w="60"/>
+              <w:right w:type="dxa" w:w="90"/>
+            </w:tcMar>
+          </w:tcPr>
+          <w:p>
+            <w:pPr>
+              <w:spacing w:after="0" w:line="240"/>
+            </w:pPr>
+            <w:r>
+              <w:rPr>
+                <w:rFonts w:ascii="游ゴシック" w:cs="游ゴシック" w:eastAsia="游ゴシック" w:hAnsi="游ゴシック"/>
+                <w:b w:val="false"/>
+                <w:bCs w:val="false"/>
+                <w:color w:val="000000"/>
+                <w:sz w:val="17"/>
+                <w:szCs w:val="17"/>
+              </w:rPr>
+              <w:t xml:space="preserve">1</w:t>
+            </w:r>
+          </w:p>
+        </w:tc>
+        <w:tc>
+          <w:tcPr>
+            <w:tcW w:type="dxa" w:w="2808"/>
+            <w:shd w:fill="FFFFFF" w:val="clear"/>
+            <w:tcMar>
+              <w:top w:type="dxa" w:w="60"/>
+              <w:left w:type="dxa" w:w="90"/>
+              <w:bottom w:type="dxa" w:w="60"/>
+              <w:right w:type="dxa" w:w="90"/>
+            </w:tcMar>
+          </w:tcPr>
+          <w:p>
+            <w:pPr>
+              <w:spacing w:after="0" w:line="240"/>
+            </w:pPr>
+            <w:r>
+              <w:rPr>
+                <w:rFonts w:ascii="游ゴシック" w:cs="游ゴシック" w:eastAsia="游ゴシック" w:hAnsi="游ゴシック"/>
+                <w:b w:val="false"/>
+                <w:bCs w:val="false"/>
+                <w:color w:val="000000"/>
+                <w:sz w:val="17"/>
+                <w:szCs w:val="17"/>
+              </w:rPr>
+              <w:t xml:space="preserve">健康づくりと介護予防施策の充実・推進</w:t>
+            </w:r>
+          </w:p>
+        </w:tc>
+        <w:tc>
+          <w:tcPr>
+            <w:tcW w:type="dxa" w:w="4306"/>
+            <w:shd w:fill="FFFFFF" w:val="clear"/>
+            <w:tcMar>
+              <w:top w:type="dxa" w:w="60"/>
+              <w:left w:type="dxa" w:w="90"/>
+              <w:bottom w:type="dxa" w:w="60"/>
+              <w:right w:type="dxa" w:w="90"/>
+            </w:tcMar>
+          </w:tcPr>
+          <w:p>
+            <w:pPr>
+              <w:spacing w:after="0" w:line="240"/>
+            </w:pPr>
+            <w:r>
+              <w:rPr>
+                <w:rFonts w:ascii="游ゴシック" w:cs="游ゴシック" w:eastAsia="游ゴシック" w:hAnsi="游ゴシック"/>
+                <w:b w:val="false"/>
+                <w:bCs w:val="false"/>
+                <w:color w:val="000000"/>
+                <w:sz w:val="17"/>
+                <w:szCs w:val="17"/>
+              </w:rPr>
+              <w:t xml:space="preserve">軽度の方の重度化を防ぎ、健康な期間を延ばします</w:t>
+            </w:r>
+          </w:p>
+        </w:tc>
+        <w:tc>
+          <w:tcPr>
+            <w:tcW w:type="dxa" w:w="1684"/>
+            <w:shd w:fill="FFFFFF" w:val="clear"/>
+            <w:tcMar>
+              <w:top w:type="dxa" w:w="60"/>
+              <w:left w:type="dxa" w:w="90"/>
+              <w:bottom w:type="dxa" w:w="60"/>
+              <w:right w:type="dxa" w:w="90"/>
+            </w:tcMar>
+          </w:tcPr>
+          <w:p>
+            <w:pPr>
+              <w:spacing w:after="0" w:line="240"/>
+            </w:pPr>
+            <w:r>
+              <w:rPr>
+                <w:rFonts w:ascii="游ゴシック" w:cs="游ゴシック" w:eastAsia="游ゴシック" w:hAnsi="游ゴシック"/>
+                <w:b w:val="false"/>
+                <w:bCs w:val="false"/>
+                <w:color w:val="000000"/>
+                <w:sz w:val="17"/>
+                <w:szCs w:val="17"/>
+              </w:rPr>
+              <w:t xml:space="preserve">継承【最重点】</w:t>
+            </w:r>
+          </w:p>
+        </w:tc>
+      </w:tr>
+      <w:tr>
+        <w:tc>
+          <w:tcPr>
+            <w:tcW w:type="dxa" w:w="562"/>
+            <w:shd w:fill="FFFFFF" w:val="clear"/>
+            <w:tcMar>
+              <w:top w:type="dxa" w:w="60"/>
+              <w:left w:type="dxa" w:w="90"/>
+              <w:bottom w:type="dxa" w:w="60"/>
+              <w:right w:type="dxa" w:w="90"/>
+            </w:tcMar>
+          </w:tcPr>
+          <w:p>
+            <w:pPr>
+              <w:spacing w:after="0" w:line="240"/>
+            </w:pPr>
+            <w:r>
+              <w:rPr>
+                <w:rFonts w:ascii="游ゴシック" w:cs="游ゴシック" w:eastAsia="游ゴシック" w:hAnsi="游ゴシック"/>
+                <w:b w:val="false"/>
+                <w:bCs w:val="false"/>
+                <w:color w:val="000000"/>
+                <w:sz w:val="17"/>
+                <w:szCs w:val="17"/>
+              </w:rPr>
+              <w:t xml:space="preserve">2</w:t>
+            </w:r>
+          </w:p>
+        </w:tc>
+        <w:tc>
+          <w:tcPr>
+            <w:tcW w:type="dxa" w:w="2808"/>
+            <w:shd w:fill="FFFFFF" w:val="clear"/>
+            <w:tcMar>
+              <w:top w:type="dxa" w:w="60"/>
+              <w:left w:type="dxa" w:w="90"/>
+              <w:bottom w:type="dxa" w:w="60"/>
+              <w:right w:type="dxa" w:w="90"/>
+            </w:tcMar>
+          </w:tcPr>
+          <w:p>
+            <w:pPr>
+              <w:spacing w:after="0" w:line="240"/>
+            </w:pPr>
+            <w:r>
+              <w:rPr>
+                <w:rFonts w:ascii="游ゴシック" w:cs="游ゴシック" w:eastAsia="游ゴシック" w:hAnsi="游ゴシック"/>
+                <w:b w:val="false"/>
+                <w:bCs w:val="false"/>
+                <w:color w:val="000000"/>
+                <w:sz w:val="17"/>
+                <w:szCs w:val="17"/>
+              </w:rPr>
+              <w:t xml:space="preserve">安心で自分らしい生活支援の充実</w:t>
+            </w:r>
+          </w:p>
+        </w:tc>
+        <w:tc>
+          <w:tcPr>
+            <w:tcW w:type="dxa" w:w="4306"/>
+            <w:shd w:fill="FFFFFF" w:val="clear"/>
+            <w:tcMar>
+              <w:top w:type="dxa" w:w="60"/>
+              <w:left w:type="dxa" w:w="90"/>
+              <w:bottom w:type="dxa" w:w="60"/>
+              <w:right w:type="dxa" w:w="90"/>
+            </w:tcMar>
+          </w:tcPr>
+          <w:p>
+            <w:pPr>
+              <w:spacing w:after="0" w:line="240"/>
+            </w:pPr>
+            <w:r>
+              <w:rPr>
+                <w:rFonts w:ascii="游ゴシック" w:cs="游ゴシック" w:eastAsia="游ゴシック" w:hAnsi="游ゴシック"/>
+                <w:b w:val="false"/>
+                <w:bCs w:val="false"/>
+                <w:color w:val="000000"/>
+                <w:sz w:val="17"/>
+                <w:szCs w:val="17"/>
+              </w:rPr>
+              <w:t xml:space="preserve">住み慣れた地域で暮らし続けられるよう支えます</w:t>
+            </w:r>
+          </w:p>
+        </w:tc>
+        <w:tc>
+          <w:tcPr>
+            <w:tcW w:type="dxa" w:w="1684"/>
+            <w:shd w:fill="FFFFFF" w:val="clear"/>
+            <w:tcMar>
+              <w:top w:type="dxa" w:w="60"/>
+              <w:left w:type="dxa" w:w="90"/>
+              <w:bottom w:type="dxa" w:w="60"/>
+              <w:right w:type="dxa" w:w="90"/>
+            </w:tcMar>
+          </w:tcPr>
+          <w:p>
+            <w:pPr>
+              <w:spacing w:after="0" w:line="240"/>
+            </w:pPr>
+            <w:r>
+              <w:rPr>
+                <w:rFonts w:ascii="游ゴシック" w:cs="游ゴシック" w:eastAsia="游ゴシック" w:hAnsi="游ゴシック"/>
+                <w:b w:val="false"/>
+                <w:bCs w:val="false"/>
+                <w:color w:val="000000"/>
+                <w:sz w:val="17"/>
+                <w:szCs w:val="17"/>
+              </w:rPr>
+              <w:t xml:space="preserve">継承</w:t>
+            </w:r>
+          </w:p>
+        </w:tc>
+      </w:tr>
+      <w:tr>
+        <w:tc>
+          <w:tcPr>
+            <w:tcW w:type="dxa" w:w="562"/>
+            <w:shd w:fill="FFFFFF" w:val="clear"/>
+            <w:tcMar>
+              <w:top w:type="dxa" w:w="60"/>
+              <w:left w:type="dxa" w:w="90"/>
+              <w:bottom w:type="dxa" w:w="60"/>
+              <w:right w:type="dxa" w:w="90"/>
+            </w:tcMar>
+          </w:tcPr>
+          <w:p>
+            <w:pPr>
+              <w:spacing w:after="0" w:line="240"/>
+            </w:pPr>
+            <w:r>
+              <w:rPr>
+                <w:rFonts w:ascii="游ゴシック" w:cs="游ゴシック" w:eastAsia="游ゴシック" w:hAnsi="游ゴシック"/>
+                <w:b w:val="false"/>
+                <w:bCs w:val="false"/>
+                <w:color w:val="000000"/>
+                <w:sz w:val="17"/>
+                <w:szCs w:val="17"/>
+              </w:rPr>
+              <w:t xml:space="preserve">3</w:t>
+            </w:r>
+          </w:p>
+        </w:tc>
+        <w:tc>
+          <w:tcPr>
+            <w:tcW w:type="dxa" w:w="2808"/>
+            <w:shd w:fill="FFFFFF" w:val="clear"/>
+            <w:tcMar>
+              <w:top w:type="dxa" w:w="60"/>
+              <w:left w:type="dxa" w:w="90"/>
+              <w:bottom w:type="dxa" w:w="60"/>
+              <w:right w:type="dxa" w:w="90"/>
+            </w:tcMar>
+          </w:tcPr>
+          <w:p>
+            <w:pPr>
+              <w:spacing w:after="0" w:line="240"/>
+            </w:pPr>
+            <w:r>
+              <w:rPr>
+                <w:rFonts w:ascii="游ゴシック" w:cs="游ゴシック" w:eastAsia="游ゴシック" w:hAnsi="游ゴシック"/>
+                <w:b w:val="false"/>
+                <w:bCs w:val="false"/>
+                <w:color w:val="000000"/>
+                <w:sz w:val="17"/>
+                <w:szCs w:val="17"/>
+              </w:rPr>
+              <w:t xml:space="preserve">質の高い介護サービスの充実</w:t>
+            </w:r>
+          </w:p>
+        </w:tc>
+        <w:tc>
+          <w:tcPr>
+            <w:tcW w:type="dxa" w:w="4306"/>
+            <w:shd w:fill="FFFFFF" w:val="clear"/>
+            <w:tcMar>
+              <w:top w:type="dxa" w:w="60"/>
+              <w:left w:type="dxa" w:w="90"/>
+              <w:bottom w:type="dxa" w:w="60"/>
+              <w:right w:type="dxa" w:w="90"/>
+            </w:tcMar>
+          </w:tcPr>
+          <w:p>
+            <w:pPr>
+              <w:spacing w:after="0" w:line="240"/>
+            </w:pPr>
+            <w:r>
+              <w:rPr>
+                <w:rFonts w:ascii="游ゴシック" w:cs="游ゴシック" w:eastAsia="游ゴシック" w:hAnsi="游ゴシック"/>
+                <w:b w:val="false"/>
+                <w:bCs w:val="false"/>
+                <w:color w:val="000000"/>
+                <w:sz w:val="17"/>
+                <w:szCs w:val="17"/>
+              </w:rPr>
+              <w:t xml:space="preserve">必要なサービスを必要な方に届けます</w:t>
+            </w:r>
+          </w:p>
+        </w:tc>
+        <w:tc>
+          <w:tcPr>
+            <w:tcW w:type="dxa" w:w="1684"/>
+            <w:shd w:fill="FFFFFF" w:val="clear"/>
+            <w:tcMar>
+              <w:top w:type="dxa" w:w="60"/>
+              <w:left w:type="dxa" w:w="90"/>
+              <w:bottom w:type="dxa" w:w="60"/>
+              <w:right w:type="dxa" w:w="90"/>
+            </w:tcMar>
+          </w:tcPr>
+          <w:p>
+            <w:pPr>
+              <w:spacing w:after="0" w:line="240"/>
+            </w:pPr>
+            <w:r>
+              <w:rPr>
+                <w:rFonts w:ascii="游ゴシック" w:cs="游ゴシック" w:eastAsia="游ゴシック" w:hAnsi="游ゴシック"/>
+                <w:b w:val="false"/>
+                <w:bCs w:val="false"/>
+                <w:color w:val="000000"/>
+                <w:sz w:val="17"/>
+                <w:szCs w:val="17"/>
+              </w:rPr>
+              <w:t xml:space="preserve">継承</w:t>
+            </w:r>
+          </w:p>
+        </w:tc>
+      </w:tr>
+      <w:tr>
+        <w:tc>
+          <w:tcPr>
+            <w:tcW w:type="dxa" w:w="562"/>
+            <w:shd w:fill="FFFFFF" w:val="clear"/>
+            <w:tcMar>
+              <w:top w:type="dxa" w:w="60"/>
+              <w:left w:type="dxa" w:w="90"/>
+              <w:bottom w:type="dxa" w:w="60"/>
+              <w:right w:type="dxa" w:w="90"/>
+            </w:tcMar>
+          </w:tcPr>
+          <w:p>
+            <w:pPr>
+              <w:spacing w:after="0" w:line="240"/>
+            </w:pPr>
+            <w:r>
+              <w:rPr>
+                <w:rFonts w:ascii="游ゴシック" w:cs="游ゴシック" w:eastAsia="游ゴシック" w:hAnsi="游ゴシック"/>
+                <w:b w:val="false"/>
+                <w:bCs w:val="false"/>
+                <w:color w:val="000000"/>
+                <w:sz w:val="17"/>
+                <w:szCs w:val="17"/>
+              </w:rPr>
+              <w:t xml:space="preserve">4</w:t>
+            </w:r>
+          </w:p>
+        </w:tc>
+        <w:tc>
+          <w:tcPr>
+            <w:tcW w:type="dxa" w:w="2808"/>
+            <w:shd w:fill="FFFFFF" w:val="clear"/>
+            <w:tcMar>
+              <w:top w:type="dxa" w:w="60"/>
+              <w:left w:type="dxa" w:w="90"/>
+              <w:bottom w:type="dxa" w:w="60"/>
+              <w:right w:type="dxa" w:w="90"/>
+            </w:tcMar>
+          </w:tcPr>
+          <w:p>
+            <w:pPr>
+              <w:spacing w:after="0" w:line="240"/>
+            </w:pPr>
+            <w:r>
+              <w:rPr>
+                <w:rFonts w:ascii="游ゴシック" w:cs="游ゴシック" w:eastAsia="游ゴシック" w:hAnsi="游ゴシック"/>
+                <w:b w:val="false"/>
+                <w:bCs w:val="false"/>
+                <w:color w:val="000000"/>
+                <w:sz w:val="17"/>
+                <w:szCs w:val="17"/>
+              </w:rPr>
+              <w:t xml:space="preserve">地域で支えあう仕組みづくり</w:t>
+            </w:r>
+          </w:p>
+        </w:tc>
+        <w:tc>
+          <w:tcPr>
+            <w:tcW w:type="dxa" w:w="4306"/>
+            <w:shd w:fill="FFFFFF" w:val="clear"/>
+            <w:tcMar>
+              <w:top w:type="dxa" w:w="60"/>
+              <w:left w:type="dxa" w:w="90"/>
+              <w:bottom w:type="dxa" w:w="60"/>
+              <w:right w:type="dxa" w:w="90"/>
+            </w:tcMar>
+          </w:tcPr>
+          <w:p>
+            <w:pPr>
+              <w:spacing w:after="0" w:line="240"/>
+            </w:pPr>
+            <w:r>
+              <w:rPr>
+                <w:rFonts w:ascii="游ゴシック" w:cs="游ゴシック" w:eastAsia="游ゴシック" w:hAnsi="游ゴシック"/>
+                <w:b w:val="false"/>
+                <w:bCs w:val="false"/>
+                <w:color w:val="000000"/>
+                <w:sz w:val="17"/>
+                <w:szCs w:val="17"/>
+              </w:rPr>
+              <w:t xml:space="preserve">関係機関と地域が連携する体制をつくります</w:t>
+            </w:r>
+          </w:p>
+        </w:tc>
+        <w:tc>
+          <w:tcPr>
+            <w:tcW w:type="dxa" w:w="1684"/>
+            <w:shd w:fill="FFFFFF" w:val="clear"/>
+            <w:tcMar>
+              <w:top w:type="dxa" w:w="60"/>
+              <w:left w:type="dxa" w:w="90"/>
+              <w:bottom w:type="dxa" w:w="60"/>
+              <w:right w:type="dxa" w:w="90"/>
+            </w:tcMar>
+          </w:tcPr>
+          <w:p>
+            <w:pPr>
+              <w:spacing w:after="0" w:line="240"/>
+            </w:pPr>
+            <w:r>
+              <w:rPr>
+                <w:rFonts w:ascii="游ゴシック" w:cs="游ゴシック" w:eastAsia="游ゴシック" w:hAnsi="游ゴシック"/>
+                <w:b w:val="false"/>
+                <w:bCs w:val="false"/>
+                <w:color w:val="000000"/>
+                <w:sz w:val="17"/>
+                <w:szCs w:val="17"/>
+              </w:rPr>
+              <w:t xml:space="preserve">継承</w:t>
+            </w:r>
+          </w:p>
+        </w:tc>
+      </w:tr>
+      <w:tr>
+        <w:tc>
+          <w:tcPr>
+            <w:tcW w:type="dxa" w:w="562"/>
+            <w:shd w:fill="FFFFFF" w:val="clear"/>
+            <w:tcMar>
+              <w:top w:type="dxa" w:w="60"/>
+              <w:left w:type="dxa" w:w="90"/>
+              <w:bottom w:type="dxa" w:w="60"/>
+              <w:right w:type="dxa" w:w="90"/>
+            </w:tcMar>
+          </w:tcPr>
+          <w:p>
+            <w:pPr>
+              <w:spacing w:after="0" w:line="240"/>
+            </w:pPr>
+            <w:r>
+              <w:rPr>
+                <w:rFonts w:ascii="游ゴシック" w:cs="游ゴシック" w:eastAsia="游ゴシック" w:hAnsi="游ゴシック"/>
+                <w:b w:val="false"/>
+                <w:bCs w:val="false"/>
+                <w:color w:val="000000"/>
+                <w:sz w:val="17"/>
+                <w:szCs w:val="17"/>
+              </w:rPr>
+              <w:t xml:space="preserve">5</w:t>
+            </w:r>
+          </w:p>
+        </w:tc>
+        <w:tc>
+          <w:tcPr>
+            <w:tcW w:type="dxa" w:w="2808"/>
+            <w:shd w:fill="FFFFFF" w:val="clear"/>
+            <w:tcMar>
+              <w:top w:type="dxa" w:w="60"/>
+              <w:left w:type="dxa" w:w="90"/>
+              <w:bottom w:type="dxa" w:w="60"/>
+              <w:right w:type="dxa" w:w="90"/>
+            </w:tcMar>
+          </w:tcPr>
+          <w:p>
+            <w:pPr>
+              <w:spacing w:after="0" w:line="240"/>
+            </w:pPr>
+            <w:r>
+              <w:rPr>
+                <w:rFonts w:ascii="游ゴシック" w:cs="游ゴシック" w:eastAsia="游ゴシック" w:hAnsi="游ゴシック"/>
+                <w:b w:val="false"/>
+                <w:bCs w:val="false"/>
+                <w:color w:val="000000"/>
+                <w:sz w:val="17"/>
+                <w:szCs w:val="17"/>
+              </w:rPr>
+              <w:t xml:space="preserve">計画の推進と進捗管理</w:t>
+            </w:r>
+          </w:p>
+        </w:tc>
+        <w:tc>
+          <w:tcPr>
+            <w:tcW w:type="dxa" w:w="4306"/>
+            <w:shd w:fill="FFFFFF" w:val="clear"/>
+            <w:tcMar>
+              <w:top w:type="dxa" w:w="60"/>
+              <w:left w:type="dxa" w:w="90"/>
+              <w:bottom w:type="dxa" w:w="60"/>
+              <w:right w:type="dxa" w:w="90"/>
+            </w:tcMar>
+          </w:tcPr>
+          <w:p>
+            <w:pPr>
+              <w:spacing w:after="0" w:line="240"/>
+            </w:pPr>
+            <w:r>
+              <w:rPr>
+                <w:rFonts w:ascii="游ゴシック" w:cs="游ゴシック" w:eastAsia="游ゴシック" w:hAnsi="游ゴシック"/>
+                <w:b w:val="false"/>
+                <w:bCs w:val="false"/>
+                <w:color w:val="000000"/>
+                <w:sz w:val="17"/>
+                <w:szCs w:val="17"/>
+              </w:rPr>
+              <w:t xml:space="preserve">計画を評価し改善する仕組みを確立します</w:t>
+            </w:r>
+          </w:p>
+        </w:tc>
+        <w:tc>
+          <w:tcPr>
+            <w:tcW w:type="dxa" w:w="1684"/>
+            <w:shd w:fill="FFFFFF" w:val="clear"/>
+            <w:tcMar>
+              <w:top w:type="dxa" w:w="60"/>
+              <w:left w:type="dxa" w:w="90"/>
+              <w:bottom w:type="dxa" w:w="60"/>
+              <w:right w:type="dxa" w:w="90"/>
+            </w:tcMar>
+          </w:tcPr>
+          <w:p>
+            <w:pPr>
+              <w:spacing w:after="0" w:line="240"/>
+            </w:pPr>
+            <w:r>
+              <w:rPr>
+                <w:rFonts w:ascii="游ゴシック" w:cs="游ゴシック" w:eastAsia="游ゴシック" w:hAnsi="游ゴシック"/>
+                <w:b w:val="false"/>
+                <w:bCs w:val="false"/>
+                <w:color w:val="000000"/>
+                <w:sz w:val="17"/>
+                <w:szCs w:val="17"/>
+              </w:rPr>
+              <w:t xml:space="preserve">新設</w:t>
+            </w:r>
+          </w:p>
+        </w:tc>
+      </w:tr>
+    </w:tbl>
+    <w:p>
+      <w:pPr>
+        <w:spacing w:after="160" w:line="300"/>
+      </w:pPr>
+      <w:r>
+        <w:rPr>
+          <w:rFonts w:ascii="游明朝" w:cs="游明朝" w:eastAsia="游明朝" w:hAnsi="游明朝"/>
+          <w:sz w:val="21"/>
+          <w:szCs w:val="21"/>
+        </w:rPr>
+        <w:t xml:space="preserve"/>
+      </w:r>
+    </w:p>
+    <w:p>
+      <w:pPr>
+        <w:spacing w:after="100" w:line="300"/>
+      </w:pPr>
+      <w:r>
+        <w:rPr>
+          <w:rFonts w:ascii="游ゴシック" w:cs="游ゴシック" w:eastAsia="游ゴシック" w:hAnsi="游ゴシック"/>
+          <w:b/>
+          <w:bCs/>
+          <w:color w:val="2E75B6"/>
+          <w:sz w:val="21"/>
+          <w:szCs w:val="21"/>
+        </w:rPr>
+        <w:t xml:space="preserve">基本目標5を新設する理由</w:t>
+      </w:r>
+    </w:p>
+    <w:p>
+      <w:pPr>
+        <w:spacing w:after="120" w:line="300"/>
+      </w:pPr>
+      <w:r>
+        <w:rPr>
+          <w:rFonts w:ascii="游明朝" w:cs="游明朝" w:eastAsia="游明朝" w:hAnsi="游明朝"/>
+          <w:sz w:val="21"/>
+          <w:szCs w:val="21"/>
+        </w:rPr>
+        <w:t xml:space="preserve">第9期の最大の弱点は、計画を立てたあとの検証の仕組みがなかったことです。基本目標として独立させれば、進捗管理が「余力があればやること」ではなく「計画に位置づけられた施策」になります。</w:t>
+      </w:r>
+    </w:p>
+    <w:p>
+      <w:pPr>
+        <w:spacing w:after="120" w:line="300"/>
+      </w:pPr>
+      <w:r>
+        <w:rPr>
+          <w:rFonts w:ascii="游明朝" w:cs="游明朝" w:eastAsia="游明朝" w:hAnsi="游明朝"/>
+          <w:sz w:val="21"/>
+          <w:szCs w:val="21"/>
+        </w:rPr>
+        <w:t xml:space="preserve">また、国の交付金の評価指標と計画の指標を一致させておけば、毎年度の交付金評価がそのまま計画の進捗管理になり、評価のための追加の作業を要しません。</w:t>
+      </w:r>
+    </w:p>
+    <w:p>
+      <w:pPr>
+        <w:pBdr>
+          <w:left w:val="single" w:color="C00000" w:sz="18" w:space="8"/>
+        </w:pBdr>
+        <w:shd w:fill="FFF3F3" w:val="clear"/>
+        <w:spacing w:after="180" w:before="120" w:line="280"/>
+        <w:ind w:left="200" w:right="200"/>
+      </w:pPr>
+      <w:r>
+        <w:rPr>
+          <w:rFonts w:ascii="游ゴシック" w:cs="游ゴシック" w:eastAsia="游ゴシック" w:hAnsi="游ゴシック"/>
+          <w:color w:val="595959"/>
+          <w:sz w:val="18"/>
+          <w:szCs w:val="18"/>
+        </w:rPr>
+        <w:t xml:space="preserve">※ 基本目標として独立させるか、各基本目標に横断的に組み込むかは構成上の選択です。独立させることを提案しますが、ご議論をお願いします（論点2）。</w:t>
+      </w:r>
+    </w:p>
+    <w:p>
+      <w:pPr>
+        <w:spacing w:after="100" w:line="300"/>
+      </w:pPr>
+      <w:r>
+        <w:rPr>
+          <w:rFonts w:ascii="游ゴシック" w:cs="游ゴシック" w:eastAsia="游ゴシック" w:hAnsi="游ゴシック"/>
+          <w:b/>
+          <w:bCs/>
+          <w:color w:val="2E75B6"/>
+          <w:sz w:val="21"/>
+          <w:szCs w:val="21"/>
+        </w:rPr>
+        <w:t xml:space="preserve">第10期の重点（4点）</w:t>
+      </w:r>
+    </w:p>
+    <w:tbl>
+      <w:tblPr>
+        <w:tblW w:type="dxa" w:w="9360"/>
+        <w:tblBorders>
+          <w:top w:val="single" w:color="auto" w:sz="4"/>
+          <w:left w:val="single" w:color="auto" w:sz="4"/>
+          <w:bottom w:val="single" w:color="auto" w:sz="4"/>
+          <w:right w:val="single" w:color="auto" w:sz="4"/>
+          <w:insideH w:val="single" w:color="auto" w:sz="4"/>
+          <w:insideV w:val="single" w:color="auto" w:sz="4"/>
+        </w:tblBorders>
+      </w:tblPr>
+      <w:tblGrid>
+        <w:gridCol w:w="2434"/>
+        <w:gridCol w:w="5429"/>
+        <w:gridCol w:w="1497"/>
+      </w:tblGrid>
+      <w:tr>
+        <w:trPr>
+          <w:tblHeader/>
+        </w:trPr>
+        <w:tc>
+          <w:tcPr>
+            <w:tcW w:type="dxa" w:w="2434"/>
+            <w:shd w:fill="2E75B6" w:val="clear"/>
+            <w:tcMar>
+              <w:top w:type="dxa" w:w="60"/>
+              <w:left w:type="dxa" w:w="90"/>
+              <w:bottom w:type="dxa" w:w="60"/>
+              <w:right w:type="dxa" w:w="90"/>
+            </w:tcMar>
+          </w:tcPr>
+          <w:p>
+            <w:pPr>
+              <w:spacing w:after="0" w:line="240"/>
+              <w:jc w:val="center"/>
+            </w:pPr>
+            <w:r>
+              <w:rPr>
+                <w:rFonts w:ascii="游ゴシック" w:cs="游ゴシック" w:eastAsia="游ゴシック" w:hAnsi="游ゴシック"/>
+                <w:b/>
+                <w:bCs/>
+                <w:color w:val="FFFFFF"/>
+                <w:sz w:val="17"/>
+                <w:szCs w:val="17"/>
+              </w:rPr>
+              <w:t xml:space="preserve">重点</w:t>
+            </w:r>
+          </w:p>
+        </w:tc>
+        <w:tc>
+          <w:tcPr>
+            <w:tcW w:type="dxa" w:w="5429"/>
+            <w:shd w:fill="2E75B6" w:val="clear"/>
+            <w:tcMar>
+              <w:top w:type="dxa" w:w="60"/>
+              <w:left w:type="dxa" w:w="90"/>
+              <w:bottom w:type="dxa" w:w="60"/>
+              <w:right w:type="dxa" w:w="90"/>
+            </w:tcMar>
+          </w:tcPr>
+          <w:p>
+            <w:pPr>
+              <w:spacing w:after="0" w:line="240"/>
+              <w:jc w:val="center"/>
+            </w:pPr>
+            <w:r>
+              <w:rPr>
+                <w:rFonts w:ascii="游ゴシック" w:cs="游ゴシック" w:eastAsia="游ゴシック" w:hAnsi="游ゴシック"/>
+                <w:b/>
+                <w:bCs/>
+                <w:color w:val="FFFFFF"/>
+                <w:sz w:val="17"/>
+                <w:szCs w:val="17"/>
+              </w:rPr>
+              <w:t xml:space="preserve">内容</w:t>
+            </w:r>
+          </w:p>
+        </w:tc>
+        <w:tc>
+          <w:tcPr>
+            <w:tcW w:type="dxa" w:w="1497"/>
+            <w:shd w:fill="2E75B6" w:val="clear"/>
+            <w:tcMar>
+              <w:top w:type="dxa" w:w="60"/>
+              <w:left w:type="dxa" w:w="90"/>
+              <w:bottom w:type="dxa" w:w="60"/>
+              <w:right w:type="dxa" w:w="90"/>
+            </w:tcMar>
+          </w:tcPr>
+          <w:p>
+            <w:pPr>
+              <w:spacing w:after="0" w:line="240"/>
+              <w:jc w:val="center"/>
+            </w:pPr>
+            <w:r>
+              <w:rPr>
+                <w:rFonts w:ascii="游ゴシック" w:cs="游ゴシック" w:eastAsia="游ゴシック" w:hAnsi="游ゴシック"/>
+                <w:b/>
+                <w:bCs/>
+                <w:color w:val="FFFFFF"/>
+                <w:sz w:val="17"/>
+                <w:szCs w:val="17"/>
+              </w:rPr>
+              <w:t xml:space="preserve">対応する課題</w:t>
+            </w:r>
+          </w:p>
+        </w:tc>
+      </w:tr>
+      <w:tr>
+        <w:tc>
+          <w:tcPr>
+            <w:tcW w:type="dxa" w:w="2434"/>
+            <w:shd w:fill="FFFFFF" w:val="clear"/>
+            <w:tcMar>
+              <w:top w:type="dxa" w:w="60"/>
+              <w:left w:type="dxa" w:w="90"/>
+              <w:bottom w:type="dxa" w:w="60"/>
+              <w:right w:type="dxa" w:w="90"/>
+            </w:tcMar>
+          </w:tcPr>
+          <w:p>
+            <w:pPr>
+              <w:spacing w:after="0" w:line="240"/>
+            </w:pPr>
+            <w:r>
+              <w:rPr>
+                <w:rFonts w:ascii="游ゴシック" w:cs="游ゴシック" w:eastAsia="游ゴシック" w:hAnsi="游ゴシック"/>
+                <w:b w:val="false"/>
+                <w:bCs w:val="false"/>
+                <w:color w:val="000000"/>
+                <w:sz w:val="17"/>
+                <w:szCs w:val="17"/>
+              </w:rPr>
+              <w:t xml:space="preserve">重点1　軽度の方の重度化を防ぎます</w:t>
+            </w:r>
+          </w:p>
+        </w:tc>
+        <w:tc>
+          <w:tcPr>
+            <w:tcW w:type="dxa" w:w="5429"/>
+            <w:shd w:fill="FFFFFF" w:val="clear"/>
+            <w:tcMar>
+              <w:top w:type="dxa" w:w="60"/>
+              <w:left w:type="dxa" w:w="90"/>
+              <w:bottom w:type="dxa" w:w="60"/>
+              <w:right w:type="dxa" w:w="90"/>
+            </w:tcMar>
+          </w:tcPr>
+          <w:p>
+            <w:pPr>
+              <w:spacing w:after="0" w:line="240"/>
+            </w:pPr>
+            <w:r>
+              <w:rPr>
+                <w:rFonts w:ascii="游ゴシック" w:cs="游ゴシック" w:eastAsia="游ゴシック" w:hAnsi="游ゴシック"/>
+                <w:b w:val="false"/>
+                <w:bCs w:val="false"/>
+                <w:color w:val="000000"/>
+                <w:sz w:val="17"/>
+                <w:szCs w:val="17"/>
+              </w:rPr>
+              <w:t xml:space="preserve">要支援1の認定者が6年間で3倍。総合事業の多様なサービスの創設、通いの場の再構築、一般介護予防事業の拡充</w:t>
+            </w:r>
+          </w:p>
+        </w:tc>
+        <w:tc>
+          <w:tcPr>
+            <w:tcW w:type="dxa" w:w="1497"/>
+            <w:shd w:fill="FFFFFF" w:val="clear"/>
+            <w:tcMar>
+              <w:top w:type="dxa" w:w="60"/>
+              <w:left w:type="dxa" w:w="90"/>
+              <w:bottom w:type="dxa" w:w="60"/>
+              <w:right w:type="dxa" w:w="90"/>
+            </w:tcMar>
+          </w:tcPr>
+          <w:p>
+            <w:pPr>
+              <w:spacing w:after="0" w:line="240"/>
+            </w:pPr>
+            <w:r>
+              <w:rPr>
+                <w:rFonts w:ascii="游ゴシック" w:cs="游ゴシック" w:eastAsia="游ゴシック" w:hAnsi="游ゴシック"/>
+                <w:b w:val="false"/>
+                <w:bCs w:val="false"/>
+                <w:color w:val="000000"/>
+                <w:sz w:val="17"/>
+                <w:szCs w:val="17"/>
+              </w:rPr>
+              <w:t xml:space="preserve">課題2</w:t>
+            </w:r>
+          </w:p>
+        </w:tc>
+      </w:tr>
+      <w:tr>
+        <w:tc>
+          <w:tcPr>
+            <w:tcW w:type="dxa" w:w="2434"/>
+            <w:shd w:fill="FFFFFF" w:val="clear"/>
+            <w:tcMar>
+              <w:top w:type="dxa" w:w="60"/>
+              <w:left w:type="dxa" w:w="90"/>
+              <w:bottom w:type="dxa" w:w="60"/>
+              <w:right w:type="dxa" w:w="90"/>
+            </w:tcMar>
+          </w:tcPr>
+          <w:p>
+            <w:pPr>
+              <w:spacing w:after="0" w:line="240"/>
+            </w:pPr>
+            <w:r>
+              <w:rPr>
+                <w:rFonts w:ascii="游ゴシック" w:cs="游ゴシック" w:eastAsia="游ゴシック" w:hAnsi="游ゴシック"/>
+                <w:b w:val="false"/>
+                <w:bCs w:val="false"/>
+                <w:color w:val="000000"/>
+                <w:sz w:val="17"/>
+                <w:szCs w:val="17"/>
+              </w:rPr>
+              <w:t xml:space="preserve">重点2　後期高齢者の増加に備えます</w:t>
+            </w:r>
+          </w:p>
+        </w:tc>
+        <w:tc>
+          <w:tcPr>
+            <w:tcW w:type="dxa" w:w="5429"/>
+            <w:shd w:fill="FFFFFF" w:val="clear"/>
+            <w:tcMar>
+              <w:top w:type="dxa" w:w="60"/>
+              <w:left w:type="dxa" w:w="90"/>
+              <w:bottom w:type="dxa" w:w="60"/>
+              <w:right w:type="dxa" w:w="90"/>
+            </w:tcMar>
+          </w:tcPr>
+          <w:p>
+            <w:pPr>
+              <w:spacing w:after="0" w:line="240"/>
+            </w:pPr>
+            <w:r>
+              <w:rPr>
+                <w:rFonts w:ascii="游ゴシック" w:cs="游ゴシック" w:eastAsia="游ゴシック" w:hAnsi="游ゴシック"/>
+                <w:b w:val="false"/>
+                <w:bCs w:val="false"/>
+                <w:color w:val="000000"/>
+                <w:sz w:val="17"/>
+                <w:szCs w:val="17"/>
+              </w:rPr>
+              <w:t xml:space="preserve">高齢者の総数は減少するが75歳以上は令和12年まで増加。供給体制と支え手の確保</w:t>
+            </w:r>
+          </w:p>
+        </w:tc>
+        <w:tc>
+          <w:tcPr>
+            <w:tcW w:type="dxa" w:w="1497"/>
+            <w:shd w:fill="FFFFFF" w:val="clear"/>
+            <w:tcMar>
+              <w:top w:type="dxa" w:w="60"/>
+              <w:left w:type="dxa" w:w="90"/>
+              <w:bottom w:type="dxa" w:w="60"/>
+              <w:right w:type="dxa" w:w="90"/>
+            </w:tcMar>
+          </w:tcPr>
+          <w:p>
+            <w:pPr>
+              <w:spacing w:after="0" w:line="240"/>
+            </w:pPr>
+            <w:r>
+              <w:rPr>
+                <w:rFonts w:ascii="游ゴシック" w:cs="游ゴシック" w:eastAsia="游ゴシック" w:hAnsi="游ゴシック"/>
+                <w:b w:val="false"/>
+                <w:bCs w:val="false"/>
+                <w:color w:val="000000"/>
+                <w:sz w:val="17"/>
+                <w:szCs w:val="17"/>
+              </w:rPr>
+              <w:t xml:space="preserve">課題1・5</w:t>
+            </w:r>
+          </w:p>
+        </w:tc>
+      </w:tr>
+      <w:tr>
+        <w:tc>
+          <w:tcPr>
+            <w:tcW w:type="dxa" w:w="2434"/>
+            <w:shd w:fill="FFFFFF" w:val="clear"/>
+            <w:tcMar>
+              <w:top w:type="dxa" w:w="60"/>
+              <w:left w:type="dxa" w:w="90"/>
+              <w:bottom w:type="dxa" w:w="60"/>
+              <w:right w:type="dxa" w:w="90"/>
+            </w:tcMar>
+          </w:tcPr>
+          <w:p>
+            <w:pPr>
+              <w:spacing w:after="0" w:line="240"/>
+            </w:pPr>
+            <w:r>
+              <w:rPr>
+                <w:rFonts w:ascii="游ゴシック" w:cs="游ゴシック" w:eastAsia="游ゴシック" w:hAnsi="游ゴシック"/>
+                <w:b w:val="false"/>
+                <w:bCs w:val="false"/>
+                <w:color w:val="000000"/>
+                <w:sz w:val="17"/>
+                <w:szCs w:val="17"/>
+              </w:rPr>
+              <w:t xml:space="preserve">重点3　冬期の生活と移動を支えます</w:t>
+            </w:r>
+          </w:p>
+        </w:tc>
+        <w:tc>
+          <w:tcPr>
+            <w:tcW w:type="dxa" w:w="5429"/>
+            <w:shd w:fill="FFFFFF" w:val="clear"/>
+            <w:tcMar>
+              <w:top w:type="dxa" w:w="60"/>
+              <w:left w:type="dxa" w:w="90"/>
+              <w:bottom w:type="dxa" w:w="60"/>
+              <w:right w:type="dxa" w:w="90"/>
+            </w:tcMar>
+          </w:tcPr>
+          <w:p>
+            <w:pPr>
+              <w:spacing w:after="0" w:line="240"/>
+            </w:pPr>
+            <w:r>
+              <w:rPr>
+                <w:rFonts w:ascii="游ゴシック" w:cs="游ゴシック" w:eastAsia="游ゴシック" w:hAnsi="游ゴシック"/>
+                <w:b w:val="false"/>
+                <w:bCs w:val="false"/>
+                <w:color w:val="000000"/>
+                <w:sz w:val="17"/>
+                <w:szCs w:val="17"/>
+              </w:rPr>
+              <w:t xml:space="preserve">住民が最も必要と感じている支援は除雪。公的サービスと住民互助の役割分担を整理</w:t>
+            </w:r>
+          </w:p>
+        </w:tc>
+        <w:tc>
+          <w:tcPr>
+            <w:tcW w:type="dxa" w:w="1497"/>
+            <w:shd w:fill="FFFFFF" w:val="clear"/>
+            <w:tcMar>
+              <w:top w:type="dxa" w:w="60"/>
+              <w:left w:type="dxa" w:w="90"/>
+              <w:bottom w:type="dxa" w:w="60"/>
+              <w:right w:type="dxa" w:w="90"/>
+            </w:tcMar>
+          </w:tcPr>
+          <w:p>
+            <w:pPr>
+              <w:spacing w:after="0" w:line="240"/>
+            </w:pPr>
+            <w:r>
+              <w:rPr>
+                <w:rFonts w:ascii="游ゴシック" w:cs="游ゴシック" w:eastAsia="游ゴシック" w:hAnsi="游ゴシック"/>
+                <w:b w:val="false"/>
+                <w:bCs w:val="false"/>
+                <w:color w:val="000000"/>
+                <w:sz w:val="17"/>
+                <w:szCs w:val="17"/>
+              </w:rPr>
+              <w:t xml:space="preserve">課題6</w:t>
+            </w:r>
+          </w:p>
+        </w:tc>
+      </w:tr>
+      <w:tr>
+        <w:tc>
+          <w:tcPr>
+            <w:tcW w:type="dxa" w:w="2434"/>
+            <w:shd w:fill="FFFFFF" w:val="clear"/>
+            <w:tcMar>
+              <w:top w:type="dxa" w:w="60"/>
+              <w:left w:type="dxa" w:w="90"/>
+              <w:bottom w:type="dxa" w:w="60"/>
+              <w:right w:type="dxa" w:w="90"/>
+            </w:tcMar>
+          </w:tcPr>
+          <w:p>
+            <w:pPr>
+              <w:spacing w:after="0" w:line="240"/>
+            </w:pPr>
+            <w:r>
+              <w:rPr>
+                <w:rFonts w:ascii="游ゴシック" w:cs="游ゴシック" w:eastAsia="游ゴシック" w:hAnsi="游ゴシック"/>
+                <w:b w:val="false"/>
+                <w:bCs w:val="false"/>
+                <w:color w:val="000000"/>
+                <w:sz w:val="17"/>
+                <w:szCs w:val="17"/>
+              </w:rPr>
+              <w:t xml:space="preserve">重点4　計画を評価し改善する仕組みをつくります</w:t>
+            </w:r>
+          </w:p>
+        </w:tc>
+        <w:tc>
+          <w:tcPr>
+            <w:tcW w:type="dxa" w:w="5429"/>
+            <w:shd w:fill="FFFFFF" w:val="clear"/>
+            <w:tcMar>
+              <w:top w:type="dxa" w:w="60"/>
+              <w:left w:type="dxa" w:w="90"/>
+              <w:bottom w:type="dxa" w:w="60"/>
+              <w:right w:type="dxa" w:w="90"/>
+            </w:tcMar>
+          </w:tcPr>
+          <w:p>
+            <w:pPr>
+              <w:spacing w:after="0" w:line="240"/>
+            </w:pPr>
+            <w:r>
+              <w:rPr>
+                <w:rFonts w:ascii="游ゴシック" w:cs="游ゴシック" w:eastAsia="游ゴシック" w:hAnsi="游ゴシック"/>
+                <w:b w:val="false"/>
+                <w:bCs w:val="false"/>
+                <w:color w:val="000000"/>
+                <w:sz w:val="17"/>
+                <w:szCs w:val="17"/>
+              </w:rPr>
+              <w:t xml:space="preserve">すべての施策に成果目標・活動指標を設定し、毎年度の達成状況を確認</w:t>
+            </w:r>
+          </w:p>
+        </w:tc>
+        <w:tc>
+          <w:tcPr>
+            <w:tcW w:type="dxa" w:w="1497"/>
+            <w:shd w:fill="FFFFFF" w:val="clear"/>
+            <w:tcMar>
+              <w:top w:type="dxa" w:w="60"/>
+              <w:left w:type="dxa" w:w="90"/>
+              <w:bottom w:type="dxa" w:w="60"/>
+              <w:right w:type="dxa" w:w="90"/>
+            </w:tcMar>
+          </w:tcPr>
+          <w:p>
+            <w:pPr>
+              <w:spacing w:after="0" w:line="240"/>
+            </w:pPr>
+            <w:r>
+              <w:rPr>
+                <w:rFonts w:ascii="游ゴシック" w:cs="游ゴシック" w:eastAsia="游ゴシック" w:hAnsi="游ゴシック"/>
+                <w:b w:val="false"/>
+                <w:bCs w:val="false"/>
+                <w:color w:val="000000"/>
+                <w:sz w:val="17"/>
+                <w:szCs w:val="17"/>
+              </w:rPr>
+              <w:t xml:space="preserve">課題3・4</w:t>
+            </w:r>
+          </w:p>
+        </w:tc>
+      </w:tr>
+    </w:tbl>
+    <w:p>
+      <w:pPr>
+        <w:spacing w:after="160" w:line="300"/>
+      </w:pPr>
+      <w:r>
+        <w:rPr>
+          <w:rFonts w:ascii="游明朝" w:cs="游明朝" w:eastAsia="游明朝" w:hAnsi="游明朝"/>
+          <w:sz w:val="21"/>
+          <w:szCs w:val="21"/>
+        </w:rPr>
+        <w:t xml:space="preserve"/>
+      </w:r>
+    </w:p>
+    <w:p>
+      <w:pPr>
+        <w:pStyle w:val="Heading2"/>
+        <w:pBdr>
+          <w:bottom w:val="single" w:color="2E75B6" w:sz="12" w:space="4"/>
+        </w:pBdr>
+        <w:spacing w:after="180" w:before="320"/>
+      </w:pPr>
+      <w:r>
+        <w:rPr>
+          <w:rFonts w:ascii="游ゴシック" w:cs="游ゴシック" w:eastAsia="游ゴシック" w:hAnsi="游ゴシック"/>
+          <w:b/>
+          <w:bCs/>
+          <w:color w:val="1F3864"/>
+          <w:sz w:val="24"/>
+          <w:szCs w:val="24"/>
+        </w:rPr>
+        <w:t xml:space="preserve">4-4　施策の体系（案）</w:t>
+      </w:r>
+    </w:p>
+    <w:p>
+      <w:pPr>
+        <w:spacing w:after="120" w:line="300"/>
+      </w:pPr>
+      <w:r>
+        <w:rPr>
+          <w:rFonts w:ascii="游明朝" w:cs="游明朝" w:eastAsia="游明朝" w:hAnsi="游明朝"/>
+          <w:sz w:val="21"/>
+          <w:szCs w:val="21"/>
+        </w:rPr>
+        <w:t xml:space="preserve">5つの基本目標のもとに、28の施策を配置します。第9期は19施策でした。</w:t>
+      </w:r>
+    </w:p>
+    <w:p>
+      <w:pPr>
+        <w:spacing w:after="100" w:line="300"/>
+      </w:pPr>
+      <w:r>
+        <w:rPr>
+          <w:rFonts w:ascii="游ゴシック" w:cs="游ゴシック" w:eastAsia="游ゴシック" w:hAnsi="游ゴシック"/>
+          <w:b/>
+          <w:bCs/>
+          <w:color w:val="2E75B6"/>
+          <w:sz w:val="21"/>
+          <w:szCs w:val="21"/>
+        </w:rPr>
+        <w:t xml:space="preserve">基本目標1　健康づくりと介護予防施策の充実・推進【最重点】</w:t>
+      </w:r>
+    </w:p>
+    <w:tbl>
+      <w:tblPr>
+        <w:tblW w:type="dxa" w:w="9360"/>
+        <w:tblBorders>
+          <w:top w:val="single" w:color="auto" w:sz="4"/>
+          <w:left w:val="single" w:color="auto" w:sz="4"/>
+          <w:bottom w:val="single" w:color="auto" w:sz="4"/>
+          <w:right w:val="single" w:color="auto" w:sz="4"/>
+          <w:insideH w:val="single" w:color="auto" w:sz="4"/>
+          <w:insideV w:val="single" w:color="auto" w:sz="4"/>
+        </w:tblBorders>
+      </w:tblPr>
+      <w:tblGrid>
+        <w:gridCol w:w="655"/>
+        <w:gridCol w:w="3182"/>
+        <w:gridCol w:w="842"/>
+        <w:gridCol w:w="4681"/>
+      </w:tblGrid>
+      <w:tr>
+        <w:trPr>
+          <w:tblHeader/>
+        </w:trPr>
+        <w:tc>
+          <w:tcPr>
+            <w:tcW w:type="dxa" w:w="655"/>
+            <w:shd w:fill="2E75B6" w:val="clear"/>
+            <w:tcMar>
+              <w:top w:type="dxa" w:w="60"/>
+              <w:left w:type="dxa" w:w="90"/>
+              <w:bottom w:type="dxa" w:w="60"/>
+              <w:right w:type="dxa" w:w="90"/>
+            </w:tcMar>
+          </w:tcPr>
+          <w:p>
+            <w:pPr>
+              <w:spacing w:after="0" w:line="240"/>
+              <w:jc w:val="center"/>
+            </w:pPr>
+            <w:r>
+              <w:rPr>
+                <w:rFonts w:ascii="游ゴシック" w:cs="游ゴシック" w:eastAsia="游ゴシック" w:hAnsi="游ゴシック"/>
+                <w:b/>
+                <w:bCs/>
+                <w:color w:val="FFFFFF"/>
+                <w:sz w:val="17"/>
+                <w:szCs w:val="17"/>
+              </w:rPr>
+              <w:t xml:space="preserve">#</w:t>
+            </w:r>
+          </w:p>
+        </w:tc>
+        <w:tc>
+          <w:tcPr>
+            <w:tcW w:type="dxa" w:w="3182"/>
+            <w:shd w:fill="2E75B6" w:val="clear"/>
+            <w:tcMar>
+              <w:top w:type="dxa" w:w="60"/>
+              <w:left w:type="dxa" w:w="90"/>
+              <w:bottom w:type="dxa" w:w="60"/>
+              <w:right w:type="dxa" w:w="90"/>
+            </w:tcMar>
+          </w:tcPr>
+          <w:p>
+            <w:pPr>
+              <w:spacing w:after="0" w:line="240"/>
+              <w:jc w:val="center"/>
+            </w:pPr>
+            <w:r>
+              <w:rPr>
+                <w:rFonts w:ascii="游ゴシック" w:cs="游ゴシック" w:eastAsia="游ゴシック" w:hAnsi="游ゴシック"/>
+                <w:b/>
+                <w:bCs/>
+                <w:color w:val="FFFFFF"/>
+                <w:sz w:val="17"/>
+                <w:szCs w:val="17"/>
+              </w:rPr>
+              <w:t xml:space="preserve">施策</w:t>
+            </w:r>
+          </w:p>
+        </w:tc>
+        <w:tc>
+          <w:tcPr>
+            <w:tcW w:type="dxa" w:w="842"/>
+            <w:shd w:fill="2E75B6" w:val="clear"/>
+            <w:tcMar>
+              <w:top w:type="dxa" w:w="60"/>
+              <w:left w:type="dxa" w:w="90"/>
+              <w:bottom w:type="dxa" w:w="60"/>
+              <w:right w:type="dxa" w:w="90"/>
+            </w:tcMar>
+          </w:tcPr>
+          <w:p>
+            <w:pPr>
+              <w:spacing w:after="0" w:line="240"/>
+              <w:jc w:val="center"/>
+            </w:pPr>
+            <w:r>
+              <w:rPr>
+                <w:rFonts w:ascii="游ゴシック" w:cs="游ゴシック" w:eastAsia="游ゴシック" w:hAnsi="游ゴシック"/>
+                <w:b/>
+                <w:bCs/>
+                <w:color w:val="FFFFFF"/>
+                <w:sz w:val="17"/>
+                <w:szCs w:val="17"/>
+              </w:rPr>
+              <w:t xml:space="preserve">区分</w:t>
+            </w:r>
+          </w:p>
+        </w:tc>
+        <w:tc>
+          <w:tcPr>
+            <w:tcW w:type="dxa" w:w="4681"/>
+            <w:shd w:fill="2E75B6" w:val="clear"/>
+            <w:tcMar>
+              <w:top w:type="dxa" w:w="60"/>
+              <w:left w:type="dxa" w:w="90"/>
+              <w:bottom w:type="dxa" w:w="60"/>
+              <w:right w:type="dxa" w:w="90"/>
+            </w:tcMar>
+          </w:tcPr>
+          <w:p>
+            <w:pPr>
+              <w:spacing w:after="0" w:line="240"/>
+              <w:jc w:val="center"/>
+            </w:pPr>
+            <w:r>
+              <w:rPr>
+                <w:rFonts w:ascii="游ゴシック" w:cs="游ゴシック" w:eastAsia="游ゴシック" w:hAnsi="游ゴシック"/>
+                <w:b/>
+                <w:bCs/>
+                <w:color w:val="FFFFFF"/>
+                <w:sz w:val="17"/>
+                <w:szCs w:val="17"/>
+              </w:rPr>
+              <w:t xml:space="preserve">ねらい</w:t>
+            </w:r>
+          </w:p>
+        </w:tc>
+      </w:tr>
+      <w:tr>
+        <w:tc>
+          <w:tcPr>
+            <w:tcW w:type="dxa" w:w="655"/>
+            <w:shd w:fill="FFFFFF" w:val="clear"/>
+            <w:tcMar>
+              <w:top w:type="dxa" w:w="60"/>
+              <w:left w:type="dxa" w:w="90"/>
+              <w:bottom w:type="dxa" w:w="60"/>
+              <w:right w:type="dxa" w:w="90"/>
+            </w:tcMar>
+          </w:tcPr>
+          <w:p>
+            <w:pPr>
+              <w:spacing w:after="0" w:line="240"/>
+            </w:pPr>
+            <w:r>
+              <w:rPr>
+                <w:rFonts w:ascii="游ゴシック" w:cs="游ゴシック" w:eastAsia="游ゴシック" w:hAnsi="游ゴシック"/>
+                <w:b w:val="false"/>
+                <w:bCs w:val="false"/>
+                <w:color w:val="000000"/>
+                <w:sz w:val="17"/>
+                <w:szCs w:val="17"/>
+              </w:rPr>
+              <w:t xml:space="preserve">1-1</w:t>
+            </w:r>
+          </w:p>
+        </w:tc>
+        <w:tc>
+          <w:tcPr>
+            <w:tcW w:type="dxa" w:w="3182"/>
+            <w:shd w:fill="FFFFFF" w:val="clear"/>
+            <w:tcMar>
+              <w:top w:type="dxa" w:w="60"/>
+              <w:left w:type="dxa" w:w="90"/>
+              <w:bottom w:type="dxa" w:w="60"/>
+              <w:right w:type="dxa" w:w="90"/>
+            </w:tcMar>
+          </w:tcPr>
+          <w:p>
+            <w:pPr>
+              <w:spacing w:after="0" w:line="240"/>
+            </w:pPr>
+            <w:r>
+              <w:rPr>
+                <w:rFonts w:ascii="游ゴシック" w:cs="游ゴシック" w:eastAsia="游ゴシック" w:hAnsi="游ゴシック"/>
+                <w:b w:val="false"/>
+                <w:bCs w:val="false"/>
+                <w:color w:val="000000"/>
+                <w:sz w:val="17"/>
+                <w:szCs w:val="17"/>
+              </w:rPr>
+              <w:t xml:space="preserve">通いの場の再構築と参加率の向上</w:t>
+            </w:r>
+          </w:p>
+        </w:tc>
+        <w:tc>
+          <w:tcPr>
+            <w:tcW w:type="dxa" w:w="842"/>
+            <w:shd w:fill="FFFFFF" w:val="clear"/>
+            <w:tcMar>
+              <w:top w:type="dxa" w:w="60"/>
+              <w:left w:type="dxa" w:w="90"/>
+              <w:bottom w:type="dxa" w:w="60"/>
+              <w:right w:type="dxa" w:w="90"/>
+            </w:tcMar>
+          </w:tcPr>
+          <w:p>
+            <w:pPr>
+              <w:spacing w:after="0" w:line="240"/>
+            </w:pPr>
+            <w:r>
+              <w:rPr>
+                <w:rFonts w:ascii="游ゴシック" w:cs="游ゴシック" w:eastAsia="游ゴシック" w:hAnsi="游ゴシック"/>
+                <w:b w:val="false"/>
+                <w:bCs w:val="false"/>
+                <w:color w:val="000000"/>
+                <w:sz w:val="17"/>
+                <w:szCs w:val="17"/>
+              </w:rPr>
+              <w:t xml:space="preserve">強化</w:t>
+            </w:r>
+          </w:p>
+        </w:tc>
+        <w:tc>
+          <w:tcPr>
+            <w:tcW w:type="dxa" w:w="4681"/>
+            <w:shd w:fill="FFFFFF" w:val="clear"/>
+            <w:tcMar>
+              <w:top w:type="dxa" w:w="60"/>
+              <w:left w:type="dxa" w:w="90"/>
+              <w:bottom w:type="dxa" w:w="60"/>
+              <w:right w:type="dxa" w:w="90"/>
+            </w:tcMar>
+          </w:tcPr>
+          <w:p>
+            <w:pPr>
+              <w:spacing w:after="0" w:line="240"/>
+            </w:pPr>
+            <w:r>
+              <w:rPr>
+                <w:rFonts w:ascii="游ゴシック" w:cs="游ゴシック" w:eastAsia="游ゴシック" w:hAnsi="游ゴシック"/>
+                <w:b w:val="false"/>
+                <w:bCs w:val="false"/>
+                <w:color w:val="000000"/>
+                <w:sz w:val="17"/>
+                <w:szCs w:val="17"/>
+              </w:rPr>
+              <w:t xml:space="preserve">令和6年度は23か所281人・参加率12.2%。週1回以上の開催は8か所123人</w:t>
+            </w:r>
+          </w:p>
+        </w:tc>
+      </w:tr>
+      <w:tr>
+        <w:tc>
+          <w:tcPr>
+            <w:tcW w:type="dxa" w:w="655"/>
+            <w:shd w:fill="FFFFFF" w:val="clear"/>
+            <w:tcMar>
+              <w:top w:type="dxa" w:w="60"/>
+              <w:left w:type="dxa" w:w="90"/>
+              <w:bottom w:type="dxa" w:w="60"/>
+              <w:right w:type="dxa" w:w="90"/>
+            </w:tcMar>
+          </w:tcPr>
+          <w:p>
+            <w:pPr>
+              <w:spacing w:after="0" w:line="240"/>
+            </w:pPr>
+            <w:r>
+              <w:rPr>
+                <w:rFonts w:ascii="游ゴシック" w:cs="游ゴシック" w:eastAsia="游ゴシック" w:hAnsi="游ゴシック"/>
+                <w:b w:val="false"/>
+                <w:bCs w:val="false"/>
+                <w:color w:val="000000"/>
+                <w:sz w:val="17"/>
+                <w:szCs w:val="17"/>
+              </w:rPr>
+              <w:t xml:space="preserve">1-2</w:t>
+            </w:r>
+          </w:p>
+        </w:tc>
+        <w:tc>
+          <w:tcPr>
+            <w:tcW w:type="dxa" w:w="3182"/>
+            <w:shd w:fill="FFFFFF" w:val="clear"/>
+            <w:tcMar>
+              <w:top w:type="dxa" w:w="60"/>
+              <w:left w:type="dxa" w:w="90"/>
+              <w:bottom w:type="dxa" w:w="60"/>
+              <w:right w:type="dxa" w:w="90"/>
+            </w:tcMar>
+          </w:tcPr>
+          <w:p>
+            <w:pPr>
+              <w:spacing w:after="0" w:line="240"/>
+            </w:pPr>
+            <w:r>
+              <w:rPr>
+                <w:rFonts w:ascii="游ゴシック" w:cs="游ゴシック" w:eastAsia="游ゴシック" w:hAnsi="游ゴシック"/>
+                <w:b w:val="false"/>
+                <w:bCs w:val="false"/>
+                <w:color w:val="000000"/>
+                <w:sz w:val="17"/>
+                <w:szCs w:val="17"/>
+              </w:rPr>
+              <w:t xml:space="preserve">総合事業における多様なサービスの創設</w:t>
+            </w:r>
+          </w:p>
+        </w:tc>
+        <w:tc>
+          <w:tcPr>
+            <w:tcW w:type="dxa" w:w="842"/>
+            <w:shd w:fill="FFFFFF" w:val="clear"/>
+            <w:tcMar>
+              <w:top w:type="dxa" w:w="60"/>
+              <w:left w:type="dxa" w:w="90"/>
+              <w:bottom w:type="dxa" w:w="60"/>
+              <w:right w:type="dxa" w:w="90"/>
+            </w:tcMar>
+          </w:tcPr>
+          <w:p>
+            <w:pPr>
+              <w:spacing w:after="0" w:line="240"/>
+            </w:pPr>
+            <w:r>
+              <w:rPr>
+                <w:rFonts w:ascii="游ゴシック" w:cs="游ゴシック" w:eastAsia="游ゴシック" w:hAnsi="游ゴシック"/>
+                <w:b w:val="false"/>
+                <w:bCs w:val="false"/>
+                <w:color w:val="000000"/>
+                <w:sz w:val="17"/>
+                <w:szCs w:val="17"/>
+              </w:rPr>
+              <w:t xml:space="preserve">新規</w:t>
+            </w:r>
+          </w:p>
+        </w:tc>
+        <w:tc>
+          <w:tcPr>
+            <w:tcW w:type="dxa" w:w="4681"/>
+            <w:shd w:fill="FFFFFF" w:val="clear"/>
+            <w:tcMar>
+              <w:top w:type="dxa" w:w="60"/>
+              <w:left w:type="dxa" w:w="90"/>
+              <w:bottom w:type="dxa" w:w="60"/>
+              <w:right w:type="dxa" w:w="90"/>
+            </w:tcMar>
+          </w:tcPr>
+          <w:p>
+            <w:pPr>
+              <w:spacing w:after="0" w:line="240"/>
+            </w:pPr>
+            <w:r>
+              <w:rPr>
+                <w:rFonts w:ascii="游ゴシック" w:cs="游ゴシック" w:eastAsia="游ゴシック" w:hAnsi="游ゴシック"/>
+                <w:b w:val="false"/>
+                <w:bCs w:val="false"/>
+                <w:color w:val="000000"/>
+                <w:sz w:val="17"/>
+                <w:szCs w:val="17"/>
+              </w:rPr>
+              <w:t xml:space="preserve">従前相当以外の事業費割合0.0%。サービスB・Cの立ち上げを検討</w:t>
+            </w:r>
+          </w:p>
+        </w:tc>
+      </w:tr>
+      <w:tr>
+        <w:tc>
+          <w:tcPr>
+            <w:tcW w:type="dxa" w:w="655"/>
+            <w:shd w:fill="FFFFFF" w:val="clear"/>
+            <w:tcMar>
+              <w:top w:type="dxa" w:w="60"/>
+              <w:left w:type="dxa" w:w="90"/>
+              <w:bottom w:type="dxa" w:w="60"/>
+              <w:right w:type="dxa" w:w="90"/>
+            </w:tcMar>
+          </w:tcPr>
+          <w:p>
+            <w:pPr>
+              <w:spacing w:after="0" w:line="240"/>
+            </w:pPr>
+            <w:r>
+              <w:rPr>
+                <w:rFonts w:ascii="游ゴシック" w:cs="游ゴシック" w:eastAsia="游ゴシック" w:hAnsi="游ゴシック"/>
+                <w:b w:val="false"/>
+                <w:bCs w:val="false"/>
+                <w:color w:val="000000"/>
+                <w:sz w:val="17"/>
+                <w:szCs w:val="17"/>
+              </w:rPr>
+              <w:t xml:space="preserve">1-3</w:t>
+            </w:r>
+          </w:p>
+        </w:tc>
+        <w:tc>
+          <w:tcPr>
+            <w:tcW w:type="dxa" w:w="3182"/>
+            <w:shd w:fill="FFFFFF" w:val="clear"/>
+            <w:tcMar>
+              <w:top w:type="dxa" w:w="60"/>
+              <w:left w:type="dxa" w:w="90"/>
+              <w:bottom w:type="dxa" w:w="60"/>
+              <w:right w:type="dxa" w:w="90"/>
+            </w:tcMar>
+          </w:tcPr>
+          <w:p>
+            <w:pPr>
+              <w:spacing w:after="0" w:line="240"/>
+            </w:pPr>
+            <w:r>
+              <w:rPr>
+                <w:rFonts w:ascii="游ゴシック" w:cs="游ゴシック" w:eastAsia="游ゴシック" w:hAnsi="游ゴシック"/>
+                <w:b w:val="false"/>
+                <w:bCs w:val="false"/>
+                <w:color w:val="000000"/>
+                <w:sz w:val="17"/>
+                <w:szCs w:val="17"/>
+              </w:rPr>
+              <w:t xml:space="preserve">一般介護予防事業の拡充</w:t>
+            </w:r>
+          </w:p>
+        </w:tc>
+        <w:tc>
+          <w:tcPr>
+            <w:tcW w:type="dxa" w:w="842"/>
+            <w:shd w:fill="FFFFFF" w:val="clear"/>
+            <w:tcMar>
+              <w:top w:type="dxa" w:w="60"/>
+              <w:left w:type="dxa" w:w="90"/>
+              <w:bottom w:type="dxa" w:w="60"/>
+              <w:right w:type="dxa" w:w="90"/>
+            </w:tcMar>
+          </w:tcPr>
+          <w:p>
+            <w:pPr>
+              <w:spacing w:after="0" w:line="240"/>
+            </w:pPr>
+            <w:r>
+              <w:rPr>
+                <w:rFonts w:ascii="游ゴシック" w:cs="游ゴシック" w:eastAsia="游ゴシック" w:hAnsi="游ゴシック"/>
+                <w:b w:val="false"/>
+                <w:bCs w:val="false"/>
+                <w:color w:val="000000"/>
+                <w:sz w:val="17"/>
+                <w:szCs w:val="17"/>
+              </w:rPr>
+              <w:t xml:space="preserve">強化</w:t>
+            </w:r>
+          </w:p>
+        </w:tc>
+        <w:tc>
+          <w:tcPr>
+            <w:tcW w:type="dxa" w:w="4681"/>
+            <w:shd w:fill="FFFFFF" w:val="clear"/>
+            <w:tcMar>
+              <w:top w:type="dxa" w:w="60"/>
+              <w:left w:type="dxa" w:w="90"/>
+              <w:bottom w:type="dxa" w:w="60"/>
+              <w:right w:type="dxa" w:w="90"/>
+            </w:tcMar>
+          </w:tcPr>
+          <w:p>
+            <w:pPr>
+              <w:spacing w:after="0" w:line="240"/>
+            </w:pPr>
+            <w:r>
+              <w:rPr>
+                <w:rFonts w:ascii="游ゴシック" w:cs="游ゴシック" w:eastAsia="游ゴシック" w:hAnsi="游ゴシック"/>
+                <w:b w:val="false"/>
+                <w:bCs w:val="false"/>
+                <w:color w:val="000000"/>
+                <w:sz w:val="17"/>
+                <w:szCs w:val="17"/>
+              </w:rPr>
+              <w:t xml:space="preserve">事業費が10年近く180万円前後で据置</w:t>
+            </w:r>
+          </w:p>
+        </w:tc>
+      </w:tr>
+      <w:tr>
+        <w:tc>
+          <w:tcPr>
+            <w:tcW w:type="dxa" w:w="655"/>
+            <w:shd w:fill="FFFFFF" w:val="clear"/>
+            <w:tcMar>
+              <w:top w:type="dxa" w:w="60"/>
+              <w:left w:type="dxa" w:w="90"/>
+              <w:bottom w:type="dxa" w:w="60"/>
+              <w:right w:type="dxa" w:w="90"/>
+            </w:tcMar>
+          </w:tcPr>
+          <w:p>
+            <w:pPr>
+              <w:spacing w:after="0" w:line="240"/>
+            </w:pPr>
+            <w:r>
+              <w:rPr>
+                <w:rFonts w:ascii="游ゴシック" w:cs="游ゴシック" w:eastAsia="游ゴシック" w:hAnsi="游ゴシック"/>
+                <w:b w:val="false"/>
+                <w:bCs w:val="false"/>
+                <w:color w:val="000000"/>
+                <w:sz w:val="17"/>
+                <w:szCs w:val="17"/>
+              </w:rPr>
+              <w:t xml:space="preserve">1-4</w:t>
+            </w:r>
+          </w:p>
+        </w:tc>
+        <w:tc>
+          <w:tcPr>
+            <w:tcW w:type="dxa" w:w="3182"/>
+            <w:shd w:fill="FFFFFF" w:val="clear"/>
+            <w:tcMar>
+              <w:top w:type="dxa" w:w="60"/>
+              <w:left w:type="dxa" w:w="90"/>
+              <w:bottom w:type="dxa" w:w="60"/>
+              <w:right w:type="dxa" w:w="90"/>
+            </w:tcMar>
+          </w:tcPr>
+          <w:p>
+            <w:pPr>
+              <w:spacing w:after="0" w:line="240"/>
+            </w:pPr>
+            <w:r>
+              <w:rPr>
+                <w:rFonts w:ascii="游ゴシック" w:cs="游ゴシック" w:eastAsia="游ゴシック" w:hAnsi="游ゴシック"/>
+                <w:b w:val="false"/>
+                <w:bCs w:val="false"/>
+                <w:color w:val="000000"/>
+                <w:sz w:val="17"/>
+                <w:szCs w:val="17"/>
+              </w:rPr>
+              <w:t xml:space="preserve">介護予防におけるデータ活用</w:t>
+            </w:r>
+          </w:p>
+        </w:tc>
+        <w:tc>
+          <w:tcPr>
+            <w:tcW w:type="dxa" w:w="842"/>
+            <w:shd w:fill="FFFFFF" w:val="clear"/>
+            <w:tcMar>
+              <w:top w:type="dxa" w:w="60"/>
+              <w:left w:type="dxa" w:w="90"/>
+              <w:bottom w:type="dxa" w:w="60"/>
+              <w:right w:type="dxa" w:w="90"/>
+            </w:tcMar>
+          </w:tcPr>
+          <w:p>
+            <w:pPr>
+              <w:spacing w:after="0" w:line="240"/>
+            </w:pPr>
+            <w:r>
+              <w:rPr>
+                <w:rFonts w:ascii="游ゴシック" w:cs="游ゴシック" w:eastAsia="游ゴシック" w:hAnsi="游ゴシック"/>
+                <w:b w:val="false"/>
+                <w:bCs w:val="false"/>
+                <w:color w:val="000000"/>
+                <w:sz w:val="17"/>
+                <w:szCs w:val="17"/>
+              </w:rPr>
+              <w:t xml:space="preserve">新規</w:t>
+            </w:r>
+          </w:p>
+        </w:tc>
+        <w:tc>
+          <w:tcPr>
+            <w:tcW w:type="dxa" w:w="4681"/>
+            <w:shd w:fill="FFFFFF" w:val="clear"/>
+            <w:tcMar>
+              <w:top w:type="dxa" w:w="60"/>
+              <w:left w:type="dxa" w:w="90"/>
+              <w:bottom w:type="dxa" w:w="60"/>
+              <w:right w:type="dxa" w:w="90"/>
+            </w:tcMar>
+          </w:tcPr>
+          <w:p>
+            <w:pPr>
+              <w:spacing w:after="0" w:line="240"/>
+            </w:pPr>
+            <w:r>
+              <w:rPr>
+                <w:rFonts w:ascii="游ゴシック" w:cs="游ゴシック" w:eastAsia="游ゴシック" w:hAnsi="游ゴシック"/>
+                <w:b w:val="false"/>
+                <w:bCs w:val="false"/>
+                <w:color w:val="000000"/>
+                <w:sz w:val="17"/>
+                <w:szCs w:val="17"/>
+              </w:rPr>
+              <w:t xml:space="preserve">見える化システム・KDBによる課題把握</w:t>
+            </w:r>
+          </w:p>
+        </w:tc>
+      </w:tr>
+      <w:tr>
+        <w:tc>
+          <w:tcPr>
+            <w:tcW w:type="dxa" w:w="655"/>
+            <w:shd w:fill="FFFFFF" w:val="clear"/>
+            <w:tcMar>
+              <w:top w:type="dxa" w:w="60"/>
+              <w:left w:type="dxa" w:w="90"/>
+              <w:bottom w:type="dxa" w:w="60"/>
+              <w:right w:type="dxa" w:w="90"/>
+            </w:tcMar>
+          </w:tcPr>
+          <w:p>
+            <w:pPr>
+              <w:spacing w:after="0" w:line="240"/>
+            </w:pPr>
+            <w:r>
+              <w:rPr>
+                <w:rFonts w:ascii="游ゴシック" w:cs="游ゴシック" w:eastAsia="游ゴシック" w:hAnsi="游ゴシック"/>
+                <w:b w:val="false"/>
+                <w:bCs w:val="false"/>
+                <w:color w:val="000000"/>
+                <w:sz w:val="17"/>
+                <w:szCs w:val="17"/>
+              </w:rPr>
+              <w:t xml:space="preserve">1-5</w:t>
+            </w:r>
+          </w:p>
+        </w:tc>
+        <w:tc>
+          <w:tcPr>
+            <w:tcW w:type="dxa" w:w="3182"/>
+            <w:shd w:fill="FFFFFF" w:val="clear"/>
+            <w:tcMar>
+              <w:top w:type="dxa" w:w="60"/>
+              <w:left w:type="dxa" w:w="90"/>
+              <w:bottom w:type="dxa" w:w="60"/>
+              <w:right w:type="dxa" w:w="90"/>
+            </w:tcMar>
+          </w:tcPr>
+          <w:p>
+            <w:pPr>
+              <w:spacing w:after="0" w:line="240"/>
+            </w:pPr>
+            <w:r>
+              <w:rPr>
+                <w:rFonts w:ascii="游ゴシック" w:cs="游ゴシック" w:eastAsia="游ゴシック" w:hAnsi="游ゴシック"/>
+                <w:b w:val="false"/>
+                <w:bCs w:val="false"/>
+                <w:color w:val="000000"/>
+                <w:sz w:val="17"/>
+                <w:szCs w:val="17"/>
+              </w:rPr>
+              <w:t xml:space="preserve">地域リハビリテーション活動支援事業の推進</w:t>
+            </w:r>
+          </w:p>
+        </w:tc>
+        <w:tc>
+          <w:tcPr>
+            <w:tcW w:type="dxa" w:w="842"/>
+            <w:shd w:fill="FFFFFF" w:val="clear"/>
+            <w:tcMar>
+              <w:top w:type="dxa" w:w="60"/>
+              <w:left w:type="dxa" w:w="90"/>
+              <w:bottom w:type="dxa" w:w="60"/>
+              <w:right w:type="dxa" w:w="90"/>
+            </w:tcMar>
+          </w:tcPr>
+          <w:p>
+            <w:pPr>
+              <w:spacing w:after="0" w:line="240"/>
+            </w:pPr>
+            <w:r>
+              <w:rPr>
+                <w:rFonts w:ascii="游ゴシック" w:cs="游ゴシック" w:eastAsia="游ゴシック" w:hAnsi="游ゴシック"/>
+                <w:b w:val="false"/>
+                <w:bCs w:val="false"/>
+                <w:color w:val="000000"/>
+                <w:sz w:val="17"/>
+                <w:szCs w:val="17"/>
+              </w:rPr>
+              <w:t xml:space="preserve">新規</w:t>
+            </w:r>
+          </w:p>
+        </w:tc>
+        <w:tc>
+          <w:tcPr>
+            <w:tcW w:type="dxa" w:w="4681"/>
+            <w:shd w:fill="FFFFFF" w:val="clear"/>
+            <w:tcMar>
+              <w:top w:type="dxa" w:w="60"/>
+              <w:left w:type="dxa" w:w="90"/>
+              <w:bottom w:type="dxa" w:w="60"/>
+              <w:right w:type="dxa" w:w="90"/>
+            </w:tcMar>
+          </w:tcPr>
+          <w:p>
+            <w:pPr>
+              <w:spacing w:after="0" w:line="240"/>
+            </w:pPr>
+            <w:r>
+              <w:rPr>
+                <w:rFonts w:ascii="游ゴシック" w:cs="游ゴシック" w:eastAsia="游ゴシック" w:hAnsi="游ゴシック"/>
+                <w:b w:val="false"/>
+                <w:bCs w:val="false"/>
+                <w:color w:val="000000"/>
+                <w:sz w:val="17"/>
+                <w:szCs w:val="17"/>
+              </w:rPr>
+              <w:t xml:space="preserve">リハビリテーション専門職が関与する仕組みづくり</w:t>
+            </w:r>
+          </w:p>
+        </w:tc>
+      </w:tr>
+      <w:tr>
+        <w:tc>
+          <w:tcPr>
+            <w:tcW w:type="dxa" w:w="655"/>
+            <w:shd w:fill="FFFFFF" w:val="clear"/>
+            <w:tcMar>
+              <w:top w:type="dxa" w:w="60"/>
+              <w:left w:type="dxa" w:w="90"/>
+              <w:bottom w:type="dxa" w:w="60"/>
+              <w:right w:type="dxa" w:w="90"/>
+            </w:tcMar>
+          </w:tcPr>
+          <w:p>
+            <w:pPr>
+              <w:spacing w:after="0" w:line="240"/>
+            </w:pPr>
+            <w:r>
+              <w:rPr>
+                <w:rFonts w:ascii="游ゴシック" w:cs="游ゴシック" w:eastAsia="游ゴシック" w:hAnsi="游ゴシック"/>
+                <w:b w:val="false"/>
+                <w:bCs w:val="false"/>
+                <w:color w:val="000000"/>
+                <w:sz w:val="17"/>
+                <w:szCs w:val="17"/>
+              </w:rPr>
+              <w:t xml:space="preserve">1-6</w:t>
+            </w:r>
+          </w:p>
+        </w:tc>
+        <w:tc>
+          <w:tcPr>
+            <w:tcW w:type="dxa" w:w="3182"/>
+            <w:shd w:fill="FFFFFF" w:val="clear"/>
+            <w:tcMar>
+              <w:top w:type="dxa" w:w="60"/>
+              <w:left w:type="dxa" w:w="90"/>
+              <w:bottom w:type="dxa" w:w="60"/>
+              <w:right w:type="dxa" w:w="90"/>
+            </w:tcMar>
+          </w:tcPr>
+          <w:p>
+            <w:pPr>
+              <w:spacing w:after="0" w:line="240"/>
+            </w:pPr>
+            <w:r>
+              <w:rPr>
+                <w:rFonts w:ascii="游ゴシック" w:cs="游ゴシック" w:eastAsia="游ゴシック" w:hAnsi="游ゴシック"/>
+                <w:b w:val="false"/>
+                <w:bCs w:val="false"/>
+                <w:color w:val="000000"/>
+                <w:sz w:val="17"/>
+                <w:szCs w:val="17"/>
+              </w:rPr>
+              <w:t xml:space="preserve">高齢者の保健事業と介護予防の一体的実施</w:t>
+            </w:r>
+          </w:p>
+        </w:tc>
+        <w:tc>
+          <w:tcPr>
+            <w:tcW w:type="dxa" w:w="842"/>
+            <w:shd w:fill="FFFFFF" w:val="clear"/>
+            <w:tcMar>
+              <w:top w:type="dxa" w:w="60"/>
+              <w:left w:type="dxa" w:w="90"/>
+              <w:bottom w:type="dxa" w:w="60"/>
+              <w:right w:type="dxa" w:w="90"/>
+            </w:tcMar>
+          </w:tcPr>
+          <w:p>
+            <w:pPr>
+              <w:spacing w:after="0" w:line="240"/>
+            </w:pPr>
+            <w:r>
+              <w:rPr>
+                <w:rFonts w:ascii="游ゴシック" w:cs="游ゴシック" w:eastAsia="游ゴシック" w:hAnsi="游ゴシック"/>
+                <w:b w:val="false"/>
+                <w:bCs w:val="false"/>
+                <w:color w:val="000000"/>
+                <w:sz w:val="17"/>
+                <w:szCs w:val="17"/>
+              </w:rPr>
+              <w:t xml:space="preserve">継続</w:t>
+            </w:r>
+          </w:p>
+        </w:tc>
+        <w:tc>
+          <w:tcPr>
+            <w:tcW w:type="dxa" w:w="4681"/>
+            <w:shd w:fill="FFFFFF" w:val="clear"/>
+            <w:tcMar>
+              <w:top w:type="dxa" w:w="60"/>
+              <w:left w:type="dxa" w:w="90"/>
+              <w:bottom w:type="dxa" w:w="60"/>
+              <w:right w:type="dxa" w:w="90"/>
+            </w:tcMar>
+          </w:tcPr>
+          <w:p>
+            <w:pPr>
+              <w:spacing w:after="0" w:line="240"/>
+            </w:pPr>
+            <w:r>
+              <w:rPr>
+                <w:rFonts w:ascii="游ゴシック" w:cs="游ゴシック" w:eastAsia="游ゴシック" w:hAnsi="游ゴシック"/>
+                <w:b w:val="false"/>
+                <w:bCs w:val="false"/>
+                <w:color w:val="000000"/>
+                <w:sz w:val="17"/>
+                <w:szCs w:val="17"/>
+              </w:rPr>
+              <w:t xml:space="preserve">第9期の水準を維持</w:t>
+            </w:r>
+          </w:p>
+        </w:tc>
+      </w:tr>
+    </w:tbl>
+    <w:p>
+      <w:pPr>
+        <w:spacing w:after="160" w:line="300"/>
+      </w:pPr>
+      <w:r>
+        <w:rPr>
+          <w:rFonts w:ascii="游明朝" w:cs="游明朝" w:eastAsia="游明朝" w:hAnsi="游明朝"/>
+          <w:sz w:val="21"/>
+          <w:szCs w:val="21"/>
+        </w:rPr>
+        <w:t xml:space="preserve"/>
+      </w:r>
+    </w:p>
+    <w:p>
+      <w:pPr>
+        <w:pBdr>
+          <w:left w:val="single" w:color="BF8F00" w:sz="18" w:space="8"/>
+        </w:pBdr>
+        <w:shd w:fill="FFF2CC" w:val="clear"/>
+        <w:spacing w:after="200" w:before="140" w:line="300"/>
+        <w:ind w:left="200" w:right="200"/>
+      </w:pPr>
+      <w:r>
+        <w:rPr>
+          <w:rFonts w:ascii="游ゴシック" w:cs="游ゴシック" w:eastAsia="游ゴシック" w:hAnsi="游ゴシック"/>
+          <w:b/>
+          <w:bCs/>
+          <w:sz w:val="20"/>
+          <w:szCs w:val="20"/>
+        </w:rPr>
+        <w:t xml:space="preserve">この基本目標を第10期の最重点とします。国の評価で0点であった項目、要介護度の維持・改善の実績の悪化、要支援1の急増が、すべてこの分野に集中しているためです。</w:t>
+      </w:r>
+    </w:p>
+    <w:p>
+      <w:pPr>
+        <w:spacing w:after="100" w:line="300"/>
+      </w:pPr>
+      <w:r>
+        <w:rPr>
+          <w:rFonts w:ascii="游ゴシック" w:cs="游ゴシック" w:eastAsia="游ゴシック" w:hAnsi="游ゴシック"/>
+          <w:b/>
+          <w:bCs/>
+          <w:color w:val="2E75B6"/>
+          <w:sz w:val="21"/>
+          <w:szCs w:val="21"/>
+        </w:rPr>
+        <w:t xml:space="preserve">基本目標2　安心で自分らしい生活支援の充実</w:t>
+      </w:r>
+    </w:p>
+    <w:tbl>
+      <w:tblPr>
+        <w:tblW w:type="dxa" w:w="9360"/>
+        <w:tblBorders>
+          <w:top w:val="single" w:color="auto" w:sz="4"/>
+          <w:left w:val="single" w:color="auto" w:sz="4"/>
+          <w:bottom w:val="single" w:color="auto" w:sz="4"/>
+          <w:right w:val="single" w:color="auto" w:sz="4"/>
+          <w:insideH w:val="single" w:color="auto" w:sz="4"/>
+          <w:insideV w:val="single" w:color="auto" w:sz="4"/>
+        </w:tblBorders>
+      </w:tblPr>
+      <w:tblGrid>
+        <w:gridCol w:w="655"/>
+        <w:gridCol w:w="3182"/>
+        <w:gridCol w:w="842"/>
+        <w:gridCol w:w="4681"/>
+      </w:tblGrid>
+      <w:tr>
+        <w:trPr>
+          <w:tblHeader/>
+        </w:trPr>
+        <w:tc>
+          <w:tcPr>
+            <w:tcW w:type="dxa" w:w="655"/>
+            <w:shd w:fill="2E75B6" w:val="clear"/>
+            <w:tcMar>
+              <w:top w:type="dxa" w:w="60"/>
+              <w:left w:type="dxa" w:w="90"/>
+              <w:bottom w:type="dxa" w:w="60"/>
+              <w:right w:type="dxa" w:w="90"/>
+            </w:tcMar>
+          </w:tcPr>
+          <w:p>
+            <w:pPr>
+              <w:spacing w:after="0" w:line="240"/>
+              <w:jc w:val="center"/>
+            </w:pPr>
+            <w:r>
+              <w:rPr>
+                <w:rFonts w:ascii="游ゴシック" w:cs="游ゴシック" w:eastAsia="游ゴシック" w:hAnsi="游ゴシック"/>
+                <w:b/>
+                <w:bCs/>
+                <w:color w:val="FFFFFF"/>
+                <w:sz w:val="17"/>
+                <w:szCs w:val="17"/>
+              </w:rPr>
+              <w:t xml:space="preserve">#</w:t>
+            </w:r>
+          </w:p>
+        </w:tc>
+        <w:tc>
+          <w:tcPr>
+            <w:tcW w:type="dxa" w:w="3182"/>
+            <w:shd w:fill="2E75B6" w:val="clear"/>
+            <w:tcMar>
+              <w:top w:type="dxa" w:w="60"/>
+              <w:left w:type="dxa" w:w="90"/>
+              <w:bottom w:type="dxa" w:w="60"/>
+              <w:right w:type="dxa" w:w="90"/>
+            </w:tcMar>
+          </w:tcPr>
+          <w:p>
+            <w:pPr>
+              <w:spacing w:after="0" w:line="240"/>
+              <w:jc w:val="center"/>
+            </w:pPr>
+            <w:r>
+              <w:rPr>
+                <w:rFonts w:ascii="游ゴシック" w:cs="游ゴシック" w:eastAsia="游ゴシック" w:hAnsi="游ゴシック"/>
+                <w:b/>
+                <w:bCs/>
+                <w:color w:val="FFFFFF"/>
+                <w:sz w:val="17"/>
+                <w:szCs w:val="17"/>
+              </w:rPr>
+              <w:t xml:space="preserve">施策</w:t>
+            </w:r>
+          </w:p>
+        </w:tc>
+        <w:tc>
+          <w:tcPr>
+            <w:tcW w:type="dxa" w:w="842"/>
+            <w:shd w:fill="2E75B6" w:val="clear"/>
+            <w:tcMar>
+              <w:top w:type="dxa" w:w="60"/>
+              <w:left w:type="dxa" w:w="90"/>
+              <w:bottom w:type="dxa" w:w="60"/>
+              <w:right w:type="dxa" w:w="90"/>
+            </w:tcMar>
+          </w:tcPr>
+          <w:p>
+            <w:pPr>
+              <w:spacing w:after="0" w:line="240"/>
+              <w:jc w:val="center"/>
+            </w:pPr>
+            <w:r>
+              <w:rPr>
+                <w:rFonts w:ascii="游ゴシック" w:cs="游ゴシック" w:eastAsia="游ゴシック" w:hAnsi="游ゴシック"/>
+                <w:b/>
+                <w:bCs/>
+                <w:color w:val="FFFFFF"/>
+                <w:sz w:val="17"/>
+                <w:szCs w:val="17"/>
+              </w:rPr>
+              <w:t xml:space="preserve">区分</w:t>
+            </w:r>
+          </w:p>
+        </w:tc>
+        <w:tc>
+          <w:tcPr>
+            <w:tcW w:type="dxa" w:w="4681"/>
+            <w:shd w:fill="2E75B6" w:val="clear"/>
+            <w:tcMar>
+              <w:top w:type="dxa" w:w="60"/>
+              <w:left w:type="dxa" w:w="90"/>
+              <w:bottom w:type="dxa" w:w="60"/>
+              <w:right w:type="dxa" w:w="90"/>
+            </w:tcMar>
+          </w:tcPr>
+          <w:p>
+            <w:pPr>
+              <w:spacing w:after="0" w:line="240"/>
+              <w:jc w:val="center"/>
+            </w:pPr>
+            <w:r>
+              <w:rPr>
+                <w:rFonts w:ascii="游ゴシック" w:cs="游ゴシック" w:eastAsia="游ゴシック" w:hAnsi="游ゴシック"/>
+                <w:b/>
+                <w:bCs/>
+                <w:color w:val="FFFFFF"/>
+                <w:sz w:val="17"/>
+                <w:szCs w:val="17"/>
+              </w:rPr>
+              <w:t xml:space="preserve">ねらい</w:t>
+            </w:r>
+          </w:p>
+        </w:tc>
+      </w:tr>
+      <w:tr>
+        <w:tc>
+          <w:tcPr>
+            <w:tcW w:type="dxa" w:w="655"/>
+            <w:shd w:fill="FFFFFF" w:val="clear"/>
+            <w:tcMar>
+              <w:top w:type="dxa" w:w="60"/>
+              <w:left w:type="dxa" w:w="90"/>
+              <w:bottom w:type="dxa" w:w="60"/>
+              <w:right w:type="dxa" w:w="90"/>
+            </w:tcMar>
+          </w:tcPr>
+          <w:p>
+            <w:pPr>
+              <w:spacing w:after="0" w:line="240"/>
+            </w:pPr>
+            <w:r>
+              <w:rPr>
+                <w:rFonts w:ascii="游ゴシック" w:cs="游ゴシック" w:eastAsia="游ゴシック" w:hAnsi="游ゴシック"/>
+                <w:b w:val="false"/>
+                <w:bCs w:val="false"/>
+                <w:color w:val="000000"/>
+                <w:sz w:val="17"/>
+                <w:szCs w:val="17"/>
+              </w:rPr>
+              <w:t xml:space="preserve">2-1</w:t>
+            </w:r>
+          </w:p>
+        </w:tc>
+        <w:tc>
+          <w:tcPr>
+            <w:tcW w:type="dxa" w:w="3182"/>
+            <w:shd w:fill="FFFFFF" w:val="clear"/>
+            <w:tcMar>
+              <w:top w:type="dxa" w:w="60"/>
+              <w:left w:type="dxa" w:w="90"/>
+              <w:bottom w:type="dxa" w:w="60"/>
+              <w:right w:type="dxa" w:w="90"/>
+            </w:tcMar>
+          </w:tcPr>
+          <w:p>
+            <w:pPr>
+              <w:spacing w:after="0" w:line="240"/>
+            </w:pPr>
+            <w:r>
+              <w:rPr>
+                <w:rFonts w:ascii="游ゴシック" w:cs="游ゴシック" w:eastAsia="游ゴシック" w:hAnsi="游ゴシック"/>
+                <w:b w:val="false"/>
+                <w:bCs w:val="false"/>
+                <w:color w:val="000000"/>
+                <w:sz w:val="17"/>
+                <w:szCs w:val="17"/>
+              </w:rPr>
+              <w:t xml:space="preserve">高齢者の移動に関する支援</w:t>
+            </w:r>
+          </w:p>
+        </w:tc>
+        <w:tc>
+          <w:tcPr>
+            <w:tcW w:type="dxa" w:w="842"/>
+            <w:shd w:fill="FFFFFF" w:val="clear"/>
+            <w:tcMar>
+              <w:top w:type="dxa" w:w="60"/>
+              <w:left w:type="dxa" w:w="90"/>
+              <w:bottom w:type="dxa" w:w="60"/>
+              <w:right w:type="dxa" w:w="90"/>
+            </w:tcMar>
+          </w:tcPr>
+          <w:p>
+            <w:pPr>
+              <w:spacing w:after="0" w:line="240"/>
+            </w:pPr>
+            <w:r>
+              <w:rPr>
+                <w:rFonts w:ascii="游ゴシック" w:cs="游ゴシック" w:eastAsia="游ゴシック" w:hAnsi="游ゴシック"/>
+                <w:b w:val="false"/>
+                <w:bCs w:val="false"/>
+                <w:color w:val="000000"/>
+                <w:sz w:val="17"/>
+                <w:szCs w:val="17"/>
+              </w:rPr>
+              <w:t xml:space="preserve">継続</w:t>
+            </w:r>
+          </w:p>
+        </w:tc>
+        <w:tc>
+          <w:tcPr>
+            <w:tcW w:type="dxa" w:w="4681"/>
+            <w:shd w:fill="FFFFFF" w:val="clear"/>
+            <w:tcMar>
+              <w:top w:type="dxa" w:w="60"/>
+              <w:left w:type="dxa" w:w="90"/>
+              <w:bottom w:type="dxa" w:w="60"/>
+              <w:right w:type="dxa" w:w="90"/>
+            </w:tcMar>
+          </w:tcPr>
+          <w:p>
+            <w:pPr>
+              <w:spacing w:after="0" w:line="240"/>
+            </w:pPr>
+            <w:r>
+              <w:rPr>
+                <w:rFonts w:ascii="游ゴシック" w:cs="游ゴシック" w:eastAsia="游ゴシック" w:hAnsi="游ゴシック"/>
+                <w:b w:val="false"/>
+                <w:bCs w:val="false"/>
+                <w:color w:val="000000"/>
+                <w:sz w:val="17"/>
+                <w:szCs w:val="17"/>
+              </w:rPr>
+              <w:t xml:space="preserve">令和4年度に評価が改善。生活支援サービス事業による移動支援の創設を検討</w:t>
+            </w:r>
+          </w:p>
+        </w:tc>
+      </w:tr>
+      <w:tr>
+        <w:tc>
+          <w:tcPr>
+            <w:tcW w:type="dxa" w:w="655"/>
+            <w:shd w:fill="FFFFFF" w:val="clear"/>
+            <w:tcMar>
+              <w:top w:type="dxa" w:w="60"/>
+              <w:left w:type="dxa" w:w="90"/>
+              <w:bottom w:type="dxa" w:w="60"/>
+              <w:right w:type="dxa" w:w="90"/>
+            </w:tcMar>
+          </w:tcPr>
+          <w:p>
+            <w:pPr>
+              <w:spacing w:after="0" w:line="240"/>
+            </w:pPr>
+            <w:r>
+              <w:rPr>
+                <w:rFonts w:ascii="游ゴシック" w:cs="游ゴシック" w:eastAsia="游ゴシック" w:hAnsi="游ゴシック"/>
+                <w:b w:val="false"/>
+                <w:bCs w:val="false"/>
+                <w:color w:val="000000"/>
+                <w:sz w:val="17"/>
+                <w:szCs w:val="17"/>
+              </w:rPr>
+              <w:t xml:space="preserve">2-2</w:t>
+            </w:r>
+          </w:p>
+        </w:tc>
+        <w:tc>
+          <w:tcPr>
+            <w:tcW w:type="dxa" w:w="3182"/>
+            <w:shd w:fill="FFFFFF" w:val="clear"/>
+            <w:tcMar>
+              <w:top w:type="dxa" w:w="60"/>
+              <w:left w:type="dxa" w:w="90"/>
+              <w:bottom w:type="dxa" w:w="60"/>
+              <w:right w:type="dxa" w:w="90"/>
+            </w:tcMar>
+          </w:tcPr>
+          <w:p>
+            <w:pPr>
+              <w:spacing w:after="0" w:line="240"/>
+            </w:pPr>
+            <w:r>
+              <w:rPr>
+                <w:rFonts w:ascii="游ゴシック" w:cs="游ゴシック" w:eastAsia="游ゴシック" w:hAnsi="游ゴシック"/>
+                <w:b w:val="false"/>
+                <w:bCs w:val="false"/>
+                <w:color w:val="000000"/>
+                <w:sz w:val="17"/>
+                <w:szCs w:val="17"/>
+              </w:rPr>
+              <w:t xml:space="preserve">社会参加の促進とインセンティブの検討</w:t>
+            </w:r>
+          </w:p>
+        </w:tc>
+        <w:tc>
+          <w:tcPr>
+            <w:tcW w:type="dxa" w:w="842"/>
+            <w:shd w:fill="FFFFFF" w:val="clear"/>
+            <w:tcMar>
+              <w:top w:type="dxa" w:w="60"/>
+              <w:left w:type="dxa" w:w="90"/>
+              <w:bottom w:type="dxa" w:w="60"/>
+              <w:right w:type="dxa" w:w="90"/>
+            </w:tcMar>
+          </w:tcPr>
+          <w:p>
+            <w:pPr>
+              <w:spacing w:after="0" w:line="240"/>
+            </w:pPr>
+            <w:r>
+              <w:rPr>
+                <w:rFonts w:ascii="游ゴシック" w:cs="游ゴシック" w:eastAsia="游ゴシック" w:hAnsi="游ゴシック"/>
+                <w:b w:val="false"/>
+                <w:bCs w:val="false"/>
+                <w:color w:val="000000"/>
+                <w:sz w:val="17"/>
+                <w:szCs w:val="17"/>
+              </w:rPr>
+              <w:t xml:space="preserve">新規</w:t>
+            </w:r>
+          </w:p>
+        </w:tc>
+        <w:tc>
+          <w:tcPr>
+            <w:tcW w:type="dxa" w:w="4681"/>
+            <w:shd w:fill="FFFFFF" w:val="clear"/>
+            <w:tcMar>
+              <w:top w:type="dxa" w:w="60"/>
+              <w:left w:type="dxa" w:w="90"/>
+              <w:bottom w:type="dxa" w:w="60"/>
+              <w:right w:type="dxa" w:w="90"/>
+            </w:tcMar>
+          </w:tcPr>
+          <w:p>
+            <w:pPr>
+              <w:spacing w:after="0" w:line="240"/>
+            </w:pPr>
+            <w:r>
+              <w:rPr>
+                <w:rFonts w:ascii="游ゴシック" w:cs="游ゴシック" w:eastAsia="游ゴシック" w:hAnsi="游ゴシック"/>
+                <w:b w:val="false"/>
+                <w:bCs w:val="false"/>
+                <w:color w:val="000000"/>
+                <w:sz w:val="17"/>
+                <w:szCs w:val="17"/>
+              </w:rPr>
+              <w:t xml:space="preserve">ポイント事業等。元気な高齢者の社会参加の入口をつくる</w:t>
+            </w:r>
+          </w:p>
+        </w:tc>
+      </w:tr>
+      <w:tr>
+        <w:tc>
+          <w:tcPr>
+            <w:tcW w:type="dxa" w:w="655"/>
+            <w:shd w:fill="FFFFFF" w:val="clear"/>
+            <w:tcMar>
+              <w:top w:type="dxa" w:w="60"/>
+              <w:left w:type="dxa" w:w="90"/>
+              <w:bottom w:type="dxa" w:w="60"/>
+              <w:right w:type="dxa" w:w="90"/>
+            </w:tcMar>
+          </w:tcPr>
+          <w:p>
+            <w:pPr>
+              <w:spacing w:after="0" w:line="240"/>
+            </w:pPr>
+            <w:r>
+              <w:rPr>
+                <w:rFonts w:ascii="游ゴシック" w:cs="游ゴシック" w:eastAsia="游ゴシック" w:hAnsi="游ゴシック"/>
+                <w:b w:val="false"/>
+                <w:bCs w:val="false"/>
+                <w:color w:val="000000"/>
+                <w:sz w:val="17"/>
+                <w:szCs w:val="17"/>
+              </w:rPr>
+              <w:t xml:space="preserve">2-3</w:t>
+            </w:r>
+          </w:p>
+        </w:tc>
+        <w:tc>
+          <w:tcPr>
+            <w:tcW w:type="dxa" w:w="3182"/>
+            <w:shd w:fill="FFFFFF" w:val="clear"/>
+            <w:tcMar>
+              <w:top w:type="dxa" w:w="60"/>
+              <w:left w:type="dxa" w:w="90"/>
+              <w:bottom w:type="dxa" w:w="60"/>
+              <w:right w:type="dxa" w:w="90"/>
+            </w:tcMar>
+          </w:tcPr>
+          <w:p>
+            <w:pPr>
+              <w:spacing w:after="0" w:line="240"/>
+            </w:pPr>
+            <w:r>
+              <w:rPr>
+                <w:rFonts w:ascii="游ゴシック" w:cs="游ゴシック" w:eastAsia="游ゴシック" w:hAnsi="游ゴシック"/>
+                <w:b w:val="false"/>
+                <w:bCs w:val="false"/>
+                <w:color w:val="000000"/>
+                <w:sz w:val="17"/>
+                <w:szCs w:val="17"/>
+              </w:rPr>
+              <w:t xml:space="preserve">住まいの安定的な確保と生活困難者支援</w:t>
+            </w:r>
+          </w:p>
+        </w:tc>
+        <w:tc>
+          <w:tcPr>
+            <w:tcW w:type="dxa" w:w="842"/>
+            <w:shd w:fill="FFFFFF" w:val="clear"/>
+            <w:tcMar>
+              <w:top w:type="dxa" w:w="60"/>
+              <w:left w:type="dxa" w:w="90"/>
+              <w:bottom w:type="dxa" w:w="60"/>
+              <w:right w:type="dxa" w:w="90"/>
+            </w:tcMar>
+          </w:tcPr>
+          <w:p>
+            <w:pPr>
+              <w:spacing w:after="0" w:line="240"/>
+            </w:pPr>
+            <w:r>
+              <w:rPr>
+                <w:rFonts w:ascii="游ゴシック" w:cs="游ゴシック" w:eastAsia="游ゴシック" w:hAnsi="游ゴシック"/>
+                <w:b w:val="false"/>
+                <w:bCs w:val="false"/>
+                <w:color w:val="000000"/>
+                <w:sz w:val="17"/>
+                <w:szCs w:val="17"/>
+              </w:rPr>
+              <w:t xml:space="preserve">強化</w:t>
+            </w:r>
+          </w:p>
+        </w:tc>
+        <w:tc>
+          <w:tcPr>
+            <w:tcW w:type="dxa" w:w="4681"/>
+            <w:shd w:fill="FFFFFF" w:val="clear"/>
+            <w:tcMar>
+              <w:top w:type="dxa" w:w="60"/>
+              <w:left w:type="dxa" w:w="90"/>
+              <w:bottom w:type="dxa" w:w="60"/>
+              <w:right w:type="dxa" w:w="90"/>
+            </w:tcMar>
+          </w:tcPr>
+          <w:p>
+            <w:pPr>
+              <w:spacing w:after="0" w:line="240"/>
+            </w:pPr>
+            <w:r>
+              <w:rPr>
+                <w:rFonts w:ascii="游ゴシック" w:cs="游ゴシック" w:eastAsia="游ゴシック" w:hAnsi="游ゴシック"/>
+                <w:b w:val="false"/>
+                <w:bCs w:val="false"/>
+                <w:color w:val="000000"/>
+                <w:sz w:val="17"/>
+                <w:szCs w:val="17"/>
+              </w:rPr>
+              <w:t xml:space="preserve">国の評価で0点。有料老人ホーム・サービス付き高齢者向け住宅の情報把握を含む</w:t>
+            </w:r>
+          </w:p>
+        </w:tc>
+      </w:tr>
+      <w:tr>
+        <w:tc>
+          <w:tcPr>
+            <w:tcW w:type="dxa" w:w="655"/>
+            <w:shd w:fill="FFFFFF" w:val="clear"/>
+            <w:tcMar>
+              <w:top w:type="dxa" w:w="60"/>
+              <w:left w:type="dxa" w:w="90"/>
+              <w:bottom w:type="dxa" w:w="60"/>
+              <w:right w:type="dxa" w:w="90"/>
+            </w:tcMar>
+          </w:tcPr>
+          <w:p>
+            <w:pPr>
+              <w:spacing w:after="0" w:line="240"/>
+            </w:pPr>
+            <w:r>
+              <w:rPr>
+                <w:rFonts w:ascii="游ゴシック" w:cs="游ゴシック" w:eastAsia="游ゴシック" w:hAnsi="游ゴシック"/>
+                <w:b w:val="false"/>
+                <w:bCs w:val="false"/>
+                <w:color w:val="000000"/>
+                <w:sz w:val="17"/>
+                <w:szCs w:val="17"/>
+              </w:rPr>
+              <w:t xml:space="preserve">2-4</w:t>
+            </w:r>
+          </w:p>
+        </w:tc>
+        <w:tc>
+          <w:tcPr>
+            <w:tcW w:type="dxa" w:w="3182"/>
+            <w:shd w:fill="FFFFFF" w:val="clear"/>
+            <w:tcMar>
+              <w:top w:type="dxa" w:w="60"/>
+              <w:left w:type="dxa" w:w="90"/>
+              <w:bottom w:type="dxa" w:w="60"/>
+              <w:right w:type="dxa" w:w="90"/>
+            </w:tcMar>
+          </w:tcPr>
+          <w:p>
+            <w:pPr>
+              <w:spacing w:after="0" w:line="240"/>
+            </w:pPr>
+            <w:r>
+              <w:rPr>
+                <w:rFonts w:ascii="游ゴシック" w:cs="游ゴシック" w:eastAsia="游ゴシック" w:hAnsi="游ゴシック"/>
+                <w:b w:val="false"/>
+                <w:bCs w:val="false"/>
+                <w:color w:val="000000"/>
+                <w:sz w:val="17"/>
+                <w:szCs w:val="17"/>
+              </w:rPr>
+              <w:t xml:space="preserve">日常生活の安全確保</w:t>
+            </w:r>
+          </w:p>
+        </w:tc>
+        <w:tc>
+          <w:tcPr>
+            <w:tcW w:type="dxa" w:w="842"/>
+            <w:shd w:fill="FFFFFF" w:val="clear"/>
+            <w:tcMar>
+              <w:top w:type="dxa" w:w="60"/>
+              <w:left w:type="dxa" w:w="90"/>
+              <w:bottom w:type="dxa" w:w="60"/>
+              <w:right w:type="dxa" w:w="90"/>
+            </w:tcMar>
+          </w:tcPr>
+          <w:p>
+            <w:pPr>
+              <w:spacing w:after="0" w:line="240"/>
+            </w:pPr>
+            <w:r>
+              <w:rPr>
+                <w:rFonts w:ascii="游ゴシック" w:cs="游ゴシック" w:eastAsia="游ゴシック" w:hAnsi="游ゴシック"/>
+                <w:b w:val="false"/>
+                <w:bCs w:val="false"/>
+                <w:color w:val="000000"/>
+                <w:sz w:val="17"/>
+                <w:szCs w:val="17"/>
+              </w:rPr>
+              <w:t xml:space="preserve">継続</w:t>
+            </w:r>
+          </w:p>
+        </w:tc>
+        <w:tc>
+          <w:tcPr>
+            <w:tcW w:type="dxa" w:w="4681"/>
+            <w:shd w:fill="FFFFFF" w:val="clear"/>
+            <w:tcMar>
+              <w:top w:type="dxa" w:w="60"/>
+              <w:left w:type="dxa" w:w="90"/>
+              <w:bottom w:type="dxa" w:w="60"/>
+              <w:right w:type="dxa" w:w="90"/>
+            </w:tcMar>
+          </w:tcPr>
+          <w:p>
+            <w:pPr>
+              <w:spacing w:after="0" w:line="240"/>
+            </w:pPr>
+            <w:r>
+              <w:rPr>
+                <w:rFonts w:ascii="游ゴシック" w:cs="游ゴシック" w:eastAsia="游ゴシック" w:hAnsi="游ゴシック"/>
+                <w:b w:val="false"/>
+                <w:bCs w:val="false"/>
+                <w:color w:val="000000"/>
+                <w:sz w:val="17"/>
+                <w:szCs w:val="17"/>
+              </w:rPr>
+              <w:t xml:space="preserve">防災・防犯・交通・感染症・消費生活</w:t>
+            </w:r>
+          </w:p>
+        </w:tc>
+      </w:tr>
+      <w:tr>
+        <w:tc>
+          <w:tcPr>
+            <w:tcW w:type="dxa" w:w="655"/>
+            <w:shd w:fill="FFFFFF" w:val="clear"/>
+            <w:tcMar>
+              <w:top w:type="dxa" w:w="60"/>
+              <w:left w:type="dxa" w:w="90"/>
+              <w:bottom w:type="dxa" w:w="60"/>
+              <w:right w:type="dxa" w:w="90"/>
+            </w:tcMar>
+          </w:tcPr>
+          <w:p>
+            <w:pPr>
+              <w:spacing w:after="0" w:line="240"/>
+            </w:pPr>
+            <w:r>
+              <w:rPr>
+                <w:rFonts w:ascii="游ゴシック" w:cs="游ゴシック" w:eastAsia="游ゴシック" w:hAnsi="游ゴシック"/>
+                <w:b w:val="false"/>
+                <w:bCs w:val="false"/>
+                <w:color w:val="000000"/>
+                <w:sz w:val="17"/>
+                <w:szCs w:val="17"/>
+              </w:rPr>
+              <w:t xml:space="preserve">2-5</w:t>
+            </w:r>
+          </w:p>
+        </w:tc>
+        <w:tc>
+          <w:tcPr>
+            <w:tcW w:type="dxa" w:w="3182"/>
+            <w:shd w:fill="FFFFFF" w:val="clear"/>
+            <w:tcMar>
+              <w:top w:type="dxa" w:w="60"/>
+              <w:left w:type="dxa" w:w="90"/>
+              <w:bottom w:type="dxa" w:w="60"/>
+              <w:right w:type="dxa" w:w="90"/>
+            </w:tcMar>
+          </w:tcPr>
+          <w:p>
+            <w:pPr>
+              <w:spacing w:after="0" w:line="240"/>
+            </w:pPr>
+            <w:r>
+              <w:rPr>
+                <w:rFonts w:ascii="游ゴシック" w:cs="游ゴシック" w:eastAsia="游ゴシック" w:hAnsi="游ゴシック"/>
+                <w:b w:val="false"/>
+                <w:bCs w:val="false"/>
+                <w:color w:val="000000"/>
+                <w:sz w:val="17"/>
+                <w:szCs w:val="17"/>
+              </w:rPr>
+              <w:t xml:space="preserve">地域支え合い活動の促進</w:t>
+            </w:r>
+          </w:p>
+        </w:tc>
+        <w:tc>
+          <w:tcPr>
+            <w:tcW w:type="dxa" w:w="842"/>
+            <w:shd w:fill="FFFFFF" w:val="clear"/>
+            <w:tcMar>
+              <w:top w:type="dxa" w:w="60"/>
+              <w:left w:type="dxa" w:w="90"/>
+              <w:bottom w:type="dxa" w:w="60"/>
+              <w:right w:type="dxa" w:w="90"/>
+            </w:tcMar>
+          </w:tcPr>
+          <w:p>
+            <w:pPr>
+              <w:spacing w:after="0" w:line="240"/>
+            </w:pPr>
+            <w:r>
+              <w:rPr>
+                <w:rFonts w:ascii="游ゴシック" w:cs="游ゴシック" w:eastAsia="游ゴシック" w:hAnsi="游ゴシック"/>
+                <w:b w:val="false"/>
+                <w:bCs w:val="false"/>
+                <w:color w:val="000000"/>
+                <w:sz w:val="17"/>
+                <w:szCs w:val="17"/>
+              </w:rPr>
+              <w:t xml:space="preserve">継続</w:t>
+            </w:r>
+          </w:p>
+        </w:tc>
+        <w:tc>
+          <w:tcPr>
+            <w:tcW w:type="dxa" w:w="4681"/>
+            <w:shd w:fill="FFFFFF" w:val="clear"/>
+            <w:tcMar>
+              <w:top w:type="dxa" w:w="60"/>
+              <w:left w:type="dxa" w:w="90"/>
+              <w:bottom w:type="dxa" w:w="60"/>
+              <w:right w:type="dxa" w:w="90"/>
+            </w:tcMar>
+          </w:tcPr>
+          <w:p>
+            <w:pPr>
+              <w:spacing w:after="0" w:line="240"/>
+            </w:pPr>
+            <w:r>
+              <w:rPr>
+                <w:rFonts w:ascii="游ゴシック" w:cs="游ゴシック" w:eastAsia="游ゴシック" w:hAnsi="游ゴシック"/>
+                <w:b w:val="false"/>
+                <w:bCs w:val="false"/>
+                <w:color w:val="000000"/>
+                <w:sz w:val="17"/>
+                <w:szCs w:val="17"/>
+              </w:rPr>
+              <w:t xml:space="preserve">生活支援コーディネーターの活動強化</w:t>
+            </w:r>
+          </w:p>
+        </w:tc>
+      </w:tr>
+      <w:tr>
+        <w:tc>
+          <w:tcPr>
+            <w:tcW w:type="dxa" w:w="655"/>
+            <w:shd w:fill="FFFFFF" w:val="clear"/>
+            <w:tcMar>
+              <w:top w:type="dxa" w:w="60"/>
+              <w:left w:type="dxa" w:w="90"/>
+              <w:bottom w:type="dxa" w:w="60"/>
+              <w:right w:type="dxa" w:w="90"/>
+            </w:tcMar>
+          </w:tcPr>
+          <w:p>
+            <w:pPr>
+              <w:spacing w:after="0" w:line="240"/>
+            </w:pPr>
+            <w:r>
+              <w:rPr>
+                <w:rFonts w:ascii="游ゴシック" w:cs="游ゴシック" w:eastAsia="游ゴシック" w:hAnsi="游ゴシック"/>
+                <w:b w:val="false"/>
+                <w:bCs w:val="false"/>
+                <w:color w:val="000000"/>
+                <w:sz w:val="17"/>
+                <w:szCs w:val="17"/>
+              </w:rPr>
+              <w:t xml:space="preserve">2-6</w:t>
+            </w:r>
+          </w:p>
+        </w:tc>
+        <w:tc>
+          <w:tcPr>
+            <w:tcW w:type="dxa" w:w="3182"/>
+            <w:shd w:fill="FFFFFF" w:val="clear"/>
+            <w:tcMar>
+              <w:top w:type="dxa" w:w="60"/>
+              <w:left w:type="dxa" w:w="90"/>
+              <w:bottom w:type="dxa" w:w="60"/>
+              <w:right w:type="dxa" w:w="90"/>
+            </w:tcMar>
+          </w:tcPr>
+          <w:p>
+            <w:pPr>
+              <w:spacing w:after="0" w:line="240"/>
+            </w:pPr>
+            <w:r>
+              <w:rPr>
+                <w:rFonts w:ascii="游ゴシック" w:cs="游ゴシック" w:eastAsia="游ゴシック" w:hAnsi="游ゴシック"/>
+                <w:b w:val="false"/>
+                <w:bCs w:val="false"/>
+                <w:color w:val="000000"/>
+                <w:sz w:val="17"/>
+                <w:szCs w:val="17"/>
+              </w:rPr>
+              <w:t xml:space="preserve">冬期の生活支援（除雪）</w:t>
+            </w:r>
+          </w:p>
+        </w:tc>
+        <w:tc>
+          <w:tcPr>
+            <w:tcW w:type="dxa" w:w="842"/>
+            <w:shd w:fill="FFFFFF" w:val="clear"/>
+            <w:tcMar>
+              <w:top w:type="dxa" w:w="60"/>
+              <w:left w:type="dxa" w:w="90"/>
+              <w:bottom w:type="dxa" w:w="60"/>
+              <w:right w:type="dxa" w:w="90"/>
+            </w:tcMar>
+          </w:tcPr>
+          <w:p>
+            <w:pPr>
+              <w:spacing w:after="0" w:line="240"/>
+            </w:pPr>
+            <w:r>
+              <w:rPr>
+                <w:rFonts w:ascii="游ゴシック" w:cs="游ゴシック" w:eastAsia="游ゴシック" w:hAnsi="游ゴシック"/>
+                <w:b w:val="false"/>
+                <w:bCs w:val="false"/>
+                <w:color w:val="000000"/>
+                <w:sz w:val="17"/>
+                <w:szCs w:val="17"/>
+              </w:rPr>
+              <w:t xml:space="preserve">新規</w:t>
+            </w:r>
+          </w:p>
+        </w:tc>
+        <w:tc>
+          <w:tcPr>
+            <w:tcW w:type="dxa" w:w="4681"/>
+            <w:shd w:fill="FFFFFF" w:val="clear"/>
+            <w:tcMar>
+              <w:top w:type="dxa" w:w="60"/>
+              <w:left w:type="dxa" w:w="90"/>
+              <w:bottom w:type="dxa" w:w="60"/>
+              <w:right w:type="dxa" w:w="90"/>
+            </w:tcMar>
+          </w:tcPr>
+          <w:p>
+            <w:pPr>
+              <w:spacing w:after="0" w:line="240"/>
+            </w:pPr>
+            <w:r>
+              <w:rPr>
+                <w:rFonts w:ascii="游ゴシック" w:cs="游ゴシック" w:eastAsia="游ゴシック" w:hAnsi="游ゴシック"/>
+                <w:b w:val="false"/>
+                <w:bCs w:val="false"/>
+                <w:color w:val="000000"/>
+                <w:sz w:val="17"/>
+                <w:szCs w:val="17"/>
+              </w:rPr>
+              <w:t xml:space="preserve">住民ニーズ第1位。第9期に独立した施策がなかった</w:t>
+            </w:r>
+          </w:p>
+        </w:tc>
+      </w:tr>
+    </w:tbl>
+    <w:p>
+      <w:pPr>
+        <w:spacing w:after="160" w:line="300"/>
+      </w:pPr>
+      <w:r>
+        <w:rPr>
+          <w:rFonts w:ascii="游明朝" w:cs="游明朝" w:eastAsia="游明朝" w:hAnsi="游明朝"/>
+          <w:sz w:val="21"/>
+          <w:szCs w:val="21"/>
+        </w:rPr>
+        <w:t xml:space="preserve"/>
+      </w:r>
+    </w:p>
+    <w:p>
+      <w:pPr>
+        <w:spacing w:after="100" w:line="300"/>
+      </w:pPr>
+      <w:r>
+        <w:rPr>
+          <w:rFonts w:ascii="游ゴシック" w:cs="游ゴシック" w:eastAsia="游ゴシック" w:hAnsi="游ゴシック"/>
+          <w:b/>
+          <w:bCs/>
+          <w:color w:val="2E75B6"/>
+          <w:sz w:val="21"/>
+          <w:szCs w:val="21"/>
+        </w:rPr>
+        <w:t xml:space="preserve">基本目標3　質の高い介護サービスの充実</w:t>
+      </w:r>
+    </w:p>
+    <w:tbl>
+      <w:tblPr>
+        <w:tblW w:type="dxa" w:w="9360"/>
+        <w:tblBorders>
+          <w:top w:val="single" w:color="auto" w:sz="4"/>
+          <w:left w:val="single" w:color="auto" w:sz="4"/>
+          <w:bottom w:val="single" w:color="auto" w:sz="4"/>
+          <w:right w:val="single" w:color="auto" w:sz="4"/>
+          <w:insideH w:val="single" w:color="auto" w:sz="4"/>
+          <w:insideV w:val="single" w:color="auto" w:sz="4"/>
+        </w:tblBorders>
+      </w:tblPr>
+      <w:tblGrid>
+        <w:gridCol w:w="655"/>
+        <w:gridCol w:w="3182"/>
+        <w:gridCol w:w="842"/>
+        <w:gridCol w:w="4681"/>
+      </w:tblGrid>
+      <w:tr>
+        <w:trPr>
+          <w:tblHeader/>
+        </w:trPr>
+        <w:tc>
+          <w:tcPr>
+            <w:tcW w:type="dxa" w:w="655"/>
+            <w:shd w:fill="2E75B6" w:val="clear"/>
+            <w:tcMar>
+              <w:top w:type="dxa" w:w="60"/>
+              <w:left w:type="dxa" w:w="90"/>
+              <w:bottom w:type="dxa" w:w="60"/>
+              <w:right w:type="dxa" w:w="90"/>
+            </w:tcMar>
+          </w:tcPr>
+          <w:p>
+            <w:pPr>
+              <w:spacing w:after="0" w:line="240"/>
+              <w:jc w:val="center"/>
+            </w:pPr>
+            <w:r>
+              <w:rPr>
+                <w:rFonts w:ascii="游ゴシック" w:cs="游ゴシック" w:eastAsia="游ゴシック" w:hAnsi="游ゴシック"/>
+                <w:b/>
+                <w:bCs/>
+                <w:color w:val="FFFFFF"/>
+                <w:sz w:val="17"/>
+                <w:szCs w:val="17"/>
+              </w:rPr>
+              <w:t xml:space="preserve">#</w:t>
+            </w:r>
+          </w:p>
+        </w:tc>
+        <w:tc>
+          <w:tcPr>
+            <w:tcW w:type="dxa" w:w="3182"/>
+            <w:shd w:fill="2E75B6" w:val="clear"/>
+            <w:tcMar>
+              <w:top w:type="dxa" w:w="60"/>
+              <w:left w:type="dxa" w:w="90"/>
+              <w:bottom w:type="dxa" w:w="60"/>
+              <w:right w:type="dxa" w:w="90"/>
+            </w:tcMar>
+          </w:tcPr>
+          <w:p>
+            <w:pPr>
+              <w:spacing w:after="0" w:line="240"/>
+              <w:jc w:val="center"/>
+            </w:pPr>
+            <w:r>
+              <w:rPr>
+                <w:rFonts w:ascii="游ゴシック" w:cs="游ゴシック" w:eastAsia="游ゴシック" w:hAnsi="游ゴシック"/>
+                <w:b/>
+                <w:bCs/>
+                <w:color w:val="FFFFFF"/>
+                <w:sz w:val="17"/>
+                <w:szCs w:val="17"/>
+              </w:rPr>
+              <w:t xml:space="preserve">施策</w:t>
+            </w:r>
+          </w:p>
+        </w:tc>
+        <w:tc>
+          <w:tcPr>
+            <w:tcW w:type="dxa" w:w="842"/>
+            <w:shd w:fill="2E75B6" w:val="clear"/>
+            <w:tcMar>
+              <w:top w:type="dxa" w:w="60"/>
+              <w:left w:type="dxa" w:w="90"/>
+              <w:bottom w:type="dxa" w:w="60"/>
+              <w:right w:type="dxa" w:w="90"/>
+            </w:tcMar>
+          </w:tcPr>
+          <w:p>
+            <w:pPr>
+              <w:spacing w:after="0" w:line="240"/>
+              <w:jc w:val="center"/>
+            </w:pPr>
+            <w:r>
+              <w:rPr>
+                <w:rFonts w:ascii="游ゴシック" w:cs="游ゴシック" w:eastAsia="游ゴシック" w:hAnsi="游ゴシック"/>
+                <w:b/>
+                <w:bCs/>
+                <w:color w:val="FFFFFF"/>
+                <w:sz w:val="17"/>
+                <w:szCs w:val="17"/>
+              </w:rPr>
+              <w:t xml:space="preserve">区分</w:t>
+            </w:r>
+          </w:p>
+        </w:tc>
+        <w:tc>
+          <w:tcPr>
+            <w:tcW w:type="dxa" w:w="4681"/>
+            <w:shd w:fill="2E75B6" w:val="clear"/>
+            <w:tcMar>
+              <w:top w:type="dxa" w:w="60"/>
+              <w:left w:type="dxa" w:w="90"/>
+              <w:bottom w:type="dxa" w:w="60"/>
+              <w:right w:type="dxa" w:w="90"/>
+            </w:tcMar>
+          </w:tcPr>
+          <w:p>
+            <w:pPr>
+              <w:spacing w:after="0" w:line="240"/>
+              <w:jc w:val="center"/>
+            </w:pPr>
+            <w:r>
+              <w:rPr>
+                <w:rFonts w:ascii="游ゴシック" w:cs="游ゴシック" w:eastAsia="游ゴシック" w:hAnsi="游ゴシック"/>
+                <w:b/>
+                <w:bCs/>
+                <w:color w:val="FFFFFF"/>
+                <w:sz w:val="17"/>
+                <w:szCs w:val="17"/>
+              </w:rPr>
+              <w:t xml:space="preserve">ねらい</w:t>
+            </w:r>
+          </w:p>
+        </w:tc>
+      </w:tr>
+      <w:tr>
+        <w:tc>
+          <w:tcPr>
+            <w:tcW w:type="dxa" w:w="655"/>
+            <w:shd w:fill="FFFFFF" w:val="clear"/>
+            <w:tcMar>
+              <w:top w:type="dxa" w:w="60"/>
+              <w:left w:type="dxa" w:w="90"/>
+              <w:bottom w:type="dxa" w:w="60"/>
+              <w:right w:type="dxa" w:w="90"/>
+            </w:tcMar>
+          </w:tcPr>
+          <w:p>
+            <w:pPr>
+              <w:spacing w:after="0" w:line="240"/>
+            </w:pPr>
+            <w:r>
+              <w:rPr>
+                <w:rFonts w:ascii="游ゴシック" w:cs="游ゴシック" w:eastAsia="游ゴシック" w:hAnsi="游ゴシック"/>
+                <w:b w:val="false"/>
+                <w:bCs w:val="false"/>
+                <w:color w:val="000000"/>
+                <w:sz w:val="17"/>
+                <w:szCs w:val="17"/>
+              </w:rPr>
+              <w:t xml:space="preserve">3-1</w:t>
+            </w:r>
+          </w:p>
+        </w:tc>
+        <w:tc>
+          <w:tcPr>
+            <w:tcW w:type="dxa" w:w="3182"/>
+            <w:shd w:fill="FFFFFF" w:val="clear"/>
+            <w:tcMar>
+              <w:top w:type="dxa" w:w="60"/>
+              <w:left w:type="dxa" w:w="90"/>
+              <w:bottom w:type="dxa" w:w="60"/>
+              <w:right w:type="dxa" w:w="90"/>
+            </w:tcMar>
+          </w:tcPr>
+          <w:p>
+            <w:pPr>
+              <w:spacing w:after="0" w:line="240"/>
+            </w:pPr>
+            <w:r>
+              <w:rPr>
+                <w:rFonts w:ascii="游ゴシック" w:cs="游ゴシック" w:eastAsia="游ゴシック" w:hAnsi="游ゴシック"/>
+                <w:b w:val="false"/>
+                <w:bCs w:val="false"/>
+                <w:color w:val="000000"/>
+                <w:sz w:val="17"/>
+                <w:szCs w:val="17"/>
+              </w:rPr>
+              <w:t xml:space="preserve">居宅サービスの確保</w:t>
+            </w:r>
+          </w:p>
+        </w:tc>
+        <w:tc>
+          <w:tcPr>
+            <w:tcW w:type="dxa" w:w="842"/>
+            <w:shd w:fill="FFFFFF" w:val="clear"/>
+            <w:tcMar>
+              <w:top w:type="dxa" w:w="60"/>
+              <w:left w:type="dxa" w:w="90"/>
+              <w:bottom w:type="dxa" w:w="60"/>
+              <w:right w:type="dxa" w:w="90"/>
+            </w:tcMar>
+          </w:tcPr>
+          <w:p>
+            <w:pPr>
+              <w:spacing w:after="0" w:line="240"/>
+            </w:pPr>
+            <w:r>
+              <w:rPr>
+                <w:rFonts w:ascii="游ゴシック" w:cs="游ゴシック" w:eastAsia="游ゴシック" w:hAnsi="游ゴシック"/>
+                <w:b w:val="false"/>
+                <w:bCs w:val="false"/>
+                <w:color w:val="000000"/>
+                <w:sz w:val="17"/>
+                <w:szCs w:val="17"/>
+              </w:rPr>
+              <w:t xml:space="preserve">継続</w:t>
+            </w:r>
+          </w:p>
+        </w:tc>
+        <w:tc>
+          <w:tcPr>
+            <w:tcW w:type="dxa" w:w="4681"/>
+            <w:shd w:fill="FFFFFF" w:val="clear"/>
+            <w:tcMar>
+              <w:top w:type="dxa" w:w="60"/>
+              <w:left w:type="dxa" w:w="90"/>
+              <w:bottom w:type="dxa" w:w="60"/>
+              <w:right w:type="dxa" w:w="90"/>
+            </w:tcMar>
+          </w:tcPr>
+          <w:p>
+            <w:pPr>
+              <w:spacing w:after="0" w:line="240"/>
+            </w:pPr>
+            <w:r>
+              <w:rPr>
+                <w:rFonts w:ascii="游ゴシック" w:cs="游ゴシック" w:eastAsia="游ゴシック" w:hAnsi="游ゴシック"/>
+                <w:b w:val="false"/>
+                <w:bCs w:val="false"/>
+                <w:color w:val="000000"/>
+                <w:sz w:val="17"/>
+                <w:szCs w:val="17"/>
+              </w:rPr>
+              <w:t xml:space="preserve">訪問系が9年で半減（−50.8%）。在宅生活の中核の立て直し</w:t>
+            </w:r>
+          </w:p>
+        </w:tc>
+      </w:tr>
+      <w:tr>
+        <w:tc>
+          <w:tcPr>
+            <w:tcW w:type="dxa" w:w="655"/>
+            <w:shd w:fill="FFFFFF" w:val="clear"/>
+            <w:tcMar>
+              <w:top w:type="dxa" w:w="60"/>
+              <w:left w:type="dxa" w:w="90"/>
+              <w:bottom w:type="dxa" w:w="60"/>
+              <w:right w:type="dxa" w:w="90"/>
+            </w:tcMar>
+          </w:tcPr>
+          <w:p>
+            <w:pPr>
+              <w:spacing w:after="0" w:line="240"/>
+            </w:pPr>
+            <w:r>
+              <w:rPr>
+                <w:rFonts w:ascii="游ゴシック" w:cs="游ゴシック" w:eastAsia="游ゴシック" w:hAnsi="游ゴシック"/>
+                <w:b w:val="false"/>
+                <w:bCs w:val="false"/>
+                <w:color w:val="000000"/>
+                <w:sz w:val="17"/>
+                <w:szCs w:val="17"/>
+              </w:rPr>
+              <w:t xml:space="preserve">3-2</w:t>
+            </w:r>
+          </w:p>
+        </w:tc>
+        <w:tc>
+          <w:tcPr>
+            <w:tcW w:type="dxa" w:w="3182"/>
+            <w:shd w:fill="FFFFFF" w:val="clear"/>
+            <w:tcMar>
+              <w:top w:type="dxa" w:w="60"/>
+              <w:left w:type="dxa" w:w="90"/>
+              <w:bottom w:type="dxa" w:w="60"/>
+              <w:right w:type="dxa" w:w="90"/>
+            </w:tcMar>
+          </w:tcPr>
+          <w:p>
+            <w:pPr>
+              <w:spacing w:after="0" w:line="240"/>
+            </w:pPr>
+            <w:r>
+              <w:rPr>
+                <w:rFonts w:ascii="游ゴシック" w:cs="游ゴシック" w:eastAsia="游ゴシック" w:hAnsi="游ゴシック"/>
+                <w:b w:val="false"/>
+                <w:bCs w:val="false"/>
+                <w:color w:val="000000"/>
+                <w:sz w:val="17"/>
+                <w:szCs w:val="17"/>
+              </w:rPr>
+              <w:t xml:space="preserve">地域密着型サービスの維持と定員の検討</w:t>
+            </w:r>
+          </w:p>
+        </w:tc>
+        <w:tc>
+          <w:tcPr>
+            <w:tcW w:type="dxa" w:w="842"/>
+            <w:shd w:fill="FFFFFF" w:val="clear"/>
+            <w:tcMar>
+              <w:top w:type="dxa" w:w="60"/>
+              <w:left w:type="dxa" w:w="90"/>
+              <w:bottom w:type="dxa" w:w="60"/>
+              <w:right w:type="dxa" w:w="90"/>
+            </w:tcMar>
+          </w:tcPr>
+          <w:p>
+            <w:pPr>
+              <w:spacing w:after="0" w:line="240"/>
+            </w:pPr>
+            <w:r>
+              <w:rPr>
+                <w:rFonts w:ascii="游ゴシック" w:cs="游ゴシック" w:eastAsia="游ゴシック" w:hAnsi="游ゴシック"/>
+                <w:b w:val="false"/>
+                <w:bCs w:val="false"/>
+                <w:color w:val="000000"/>
+                <w:sz w:val="17"/>
+                <w:szCs w:val="17"/>
+              </w:rPr>
+              <w:t xml:space="preserve">強化</w:t>
+            </w:r>
+          </w:p>
+        </w:tc>
+        <w:tc>
+          <w:tcPr>
+            <w:tcW w:type="dxa" w:w="4681"/>
+            <w:shd w:fill="FFFFFF" w:val="clear"/>
+            <w:tcMar>
+              <w:top w:type="dxa" w:w="60"/>
+              <w:left w:type="dxa" w:w="90"/>
+              <w:bottom w:type="dxa" w:w="60"/>
+              <w:right w:type="dxa" w:w="90"/>
+            </w:tcMar>
+          </w:tcPr>
+          <w:p>
+            <w:pPr>
+              <w:spacing w:after="0" w:line="240"/>
+            </w:pPr>
+            <w:r>
+              <w:rPr>
+                <w:rFonts w:ascii="游ゴシック" w:cs="游ゴシック" w:eastAsia="游ゴシック" w:hAnsi="游ゴシック"/>
+                <w:b w:val="false"/>
+                <w:bCs w:val="false"/>
+                <w:color w:val="000000"/>
+                <w:sz w:val="17"/>
+                <w:szCs w:val="17"/>
+              </w:rPr>
+              <w:t xml:space="preserve">定員は平成30年度以降据置。1人あたり定員の低下を踏まえ再検討</w:t>
+            </w:r>
+          </w:p>
+        </w:tc>
+      </w:tr>
+      <w:tr>
+        <w:tc>
+          <w:tcPr>
+            <w:tcW w:type="dxa" w:w="655"/>
+            <w:shd w:fill="FFFFFF" w:val="clear"/>
+            <w:tcMar>
+              <w:top w:type="dxa" w:w="60"/>
+              <w:left w:type="dxa" w:w="90"/>
+              <w:bottom w:type="dxa" w:w="60"/>
+              <w:right w:type="dxa" w:w="90"/>
+            </w:tcMar>
+          </w:tcPr>
+          <w:p>
+            <w:pPr>
+              <w:spacing w:after="0" w:line="240"/>
+            </w:pPr>
+            <w:r>
+              <w:rPr>
+                <w:rFonts w:ascii="游ゴシック" w:cs="游ゴシック" w:eastAsia="游ゴシック" w:hAnsi="游ゴシック"/>
+                <w:b w:val="false"/>
+                <w:bCs w:val="false"/>
+                <w:color w:val="000000"/>
+                <w:sz w:val="17"/>
+                <w:szCs w:val="17"/>
+              </w:rPr>
+              <w:t xml:space="preserve">3-3</w:t>
+            </w:r>
+          </w:p>
+        </w:tc>
+        <w:tc>
+          <w:tcPr>
+            <w:tcW w:type="dxa" w:w="3182"/>
+            <w:shd w:fill="FFFFFF" w:val="clear"/>
+            <w:tcMar>
+              <w:top w:type="dxa" w:w="60"/>
+              <w:left w:type="dxa" w:w="90"/>
+              <w:bottom w:type="dxa" w:w="60"/>
+              <w:right w:type="dxa" w:w="90"/>
+            </w:tcMar>
+          </w:tcPr>
+          <w:p>
+            <w:pPr>
+              <w:spacing w:after="0" w:line="240"/>
+            </w:pPr>
+            <w:r>
+              <w:rPr>
+                <w:rFonts w:ascii="游ゴシック" w:cs="游ゴシック" w:eastAsia="游ゴシック" w:hAnsi="游ゴシック"/>
+                <w:b w:val="false"/>
+                <w:bCs w:val="false"/>
+                <w:color w:val="000000"/>
+                <w:sz w:val="17"/>
+                <w:szCs w:val="17"/>
+              </w:rPr>
+              <w:t xml:space="preserve">村外施設サービスの利用支援</w:t>
+            </w:r>
+          </w:p>
+        </w:tc>
+        <w:tc>
+          <w:tcPr>
+            <w:tcW w:type="dxa" w:w="842"/>
+            <w:shd w:fill="FFFFFF" w:val="clear"/>
+            <w:tcMar>
+              <w:top w:type="dxa" w:w="60"/>
+              <w:left w:type="dxa" w:w="90"/>
+              <w:bottom w:type="dxa" w:w="60"/>
+              <w:right w:type="dxa" w:w="90"/>
+            </w:tcMar>
+          </w:tcPr>
+          <w:p>
+            <w:pPr>
+              <w:spacing w:after="0" w:line="240"/>
+            </w:pPr>
+            <w:r>
+              <w:rPr>
+                <w:rFonts w:ascii="游ゴシック" w:cs="游ゴシック" w:eastAsia="游ゴシック" w:hAnsi="游ゴシック"/>
+                <w:b w:val="false"/>
+                <w:bCs w:val="false"/>
+                <w:color w:val="000000"/>
+                <w:sz w:val="17"/>
+                <w:szCs w:val="17"/>
+              </w:rPr>
+              <w:t xml:space="preserve">改称</w:t>
+            </w:r>
+          </w:p>
+        </w:tc>
+        <w:tc>
+          <w:tcPr>
+            <w:tcW w:type="dxa" w:w="4681"/>
+            <w:shd w:fill="FFFFFF" w:val="clear"/>
+            <w:tcMar>
+              <w:top w:type="dxa" w:w="60"/>
+              <w:left w:type="dxa" w:w="90"/>
+              <w:bottom w:type="dxa" w:w="60"/>
+              <w:right w:type="dxa" w:w="90"/>
+            </w:tcMar>
+          </w:tcPr>
+          <w:p>
+            <w:pPr>
+              <w:spacing w:after="0" w:line="240"/>
+            </w:pPr>
+            <w:r>
+              <w:rPr>
+                <w:rFonts w:ascii="游ゴシック" w:cs="游ゴシック" w:eastAsia="游ゴシック" w:hAnsi="游ゴシック"/>
+                <w:b w:val="false"/>
+                <w:bCs w:val="false"/>
+                <w:color w:val="000000"/>
+                <w:sz w:val="17"/>
+                <w:szCs w:val="17"/>
+              </w:rPr>
+              <w:t xml:space="preserve">「施設サービスの提供」から改称。村内ゼロの実態に即す</w:t>
+            </w:r>
+          </w:p>
+        </w:tc>
+      </w:tr>
+      <w:tr>
+        <w:tc>
+          <w:tcPr>
+            <w:tcW w:type="dxa" w:w="655"/>
+            <w:shd w:fill="FFFFFF" w:val="clear"/>
+            <w:tcMar>
+              <w:top w:type="dxa" w:w="60"/>
+              <w:left w:type="dxa" w:w="90"/>
+              <w:bottom w:type="dxa" w:w="60"/>
+              <w:right w:type="dxa" w:w="90"/>
+            </w:tcMar>
+          </w:tcPr>
+          <w:p>
+            <w:pPr>
+              <w:spacing w:after="0" w:line="240"/>
+            </w:pPr>
+            <w:r>
+              <w:rPr>
+                <w:rFonts w:ascii="游ゴシック" w:cs="游ゴシック" w:eastAsia="游ゴシック" w:hAnsi="游ゴシック"/>
+                <w:b w:val="false"/>
+                <w:bCs w:val="false"/>
+                <w:color w:val="000000"/>
+                <w:sz w:val="17"/>
+                <w:szCs w:val="17"/>
+              </w:rPr>
+              <w:t xml:space="preserve">3-4</w:t>
+            </w:r>
+          </w:p>
+        </w:tc>
+        <w:tc>
+          <w:tcPr>
+            <w:tcW w:type="dxa" w:w="3182"/>
+            <w:shd w:fill="FFFFFF" w:val="clear"/>
+            <w:tcMar>
+              <w:top w:type="dxa" w:w="60"/>
+              <w:left w:type="dxa" w:w="90"/>
+              <w:bottom w:type="dxa" w:w="60"/>
+              <w:right w:type="dxa" w:w="90"/>
+            </w:tcMar>
+          </w:tcPr>
+          <w:p>
+            <w:pPr>
+              <w:spacing w:after="0" w:line="240"/>
+            </w:pPr>
+            <w:r>
+              <w:rPr>
+                <w:rFonts w:ascii="游ゴシック" w:cs="游ゴシック" w:eastAsia="游ゴシック" w:hAnsi="游ゴシック"/>
+                <w:b w:val="false"/>
+                <w:bCs w:val="false"/>
+                <w:color w:val="000000"/>
+                <w:sz w:val="17"/>
+                <w:szCs w:val="17"/>
+              </w:rPr>
+              <w:t xml:space="preserve">短期入所サービスの確保</w:t>
+            </w:r>
+          </w:p>
+        </w:tc>
+        <w:tc>
+          <w:tcPr>
+            <w:tcW w:type="dxa" w:w="842"/>
+            <w:shd w:fill="FFFFFF" w:val="clear"/>
+            <w:tcMar>
+              <w:top w:type="dxa" w:w="60"/>
+              <w:left w:type="dxa" w:w="90"/>
+              <w:bottom w:type="dxa" w:w="60"/>
+              <w:right w:type="dxa" w:w="90"/>
+            </w:tcMar>
+          </w:tcPr>
+          <w:p>
+            <w:pPr>
+              <w:spacing w:after="0" w:line="240"/>
+            </w:pPr>
+            <w:r>
+              <w:rPr>
+                <w:rFonts w:ascii="游ゴシック" w:cs="游ゴシック" w:eastAsia="游ゴシック" w:hAnsi="游ゴシック"/>
+                <w:b w:val="false"/>
+                <w:bCs w:val="false"/>
+                <w:color w:val="000000"/>
+                <w:sz w:val="17"/>
+                <w:szCs w:val="17"/>
+              </w:rPr>
+              <w:t xml:space="preserve">新規</w:t>
+            </w:r>
+          </w:p>
+        </w:tc>
+        <w:tc>
+          <w:tcPr>
+            <w:tcW w:type="dxa" w:w="4681"/>
+            <w:shd w:fill="FFFFFF" w:val="clear"/>
+            <w:tcMar>
+              <w:top w:type="dxa" w:w="60"/>
+              <w:left w:type="dxa" w:w="90"/>
+              <w:bottom w:type="dxa" w:w="60"/>
+              <w:right w:type="dxa" w:w="90"/>
+            </w:tcMar>
+          </w:tcPr>
+          <w:p>
+            <w:pPr>
+              <w:spacing w:after="0" w:line="240"/>
+            </w:pPr>
+            <w:r>
+              <w:rPr>
+                <w:rFonts w:ascii="游ゴシック" w:cs="游ゴシック" w:eastAsia="游ゴシック" w:hAnsi="游ゴシック"/>
+                <w:b w:val="false"/>
+                <w:bCs w:val="false"/>
+                <w:color w:val="000000"/>
+                <w:sz w:val="17"/>
+                <w:szCs w:val="17"/>
+              </w:rPr>
+              <w:t xml:space="preserve">村内の供給はゼロ。家族介護者支援と一体で扱う</w:t>
+            </w:r>
+          </w:p>
+        </w:tc>
+      </w:tr>
+      <w:tr>
+        <w:tc>
+          <w:tcPr>
+            <w:tcW w:type="dxa" w:w="655"/>
+            <w:shd w:fill="FFFFFF" w:val="clear"/>
+            <w:tcMar>
+              <w:top w:type="dxa" w:w="60"/>
+              <w:left w:type="dxa" w:w="90"/>
+              <w:bottom w:type="dxa" w:w="60"/>
+              <w:right w:type="dxa" w:w="90"/>
+            </w:tcMar>
+          </w:tcPr>
+          <w:p>
+            <w:pPr>
+              <w:spacing w:after="0" w:line="240"/>
+            </w:pPr>
+            <w:r>
+              <w:rPr>
+                <w:rFonts w:ascii="游ゴシック" w:cs="游ゴシック" w:eastAsia="游ゴシック" w:hAnsi="游ゴシック"/>
+                <w:b w:val="false"/>
+                <w:bCs w:val="false"/>
+                <w:color w:val="000000"/>
+                <w:sz w:val="17"/>
+                <w:szCs w:val="17"/>
+              </w:rPr>
+              <w:t xml:space="preserve">3-5</w:t>
+            </w:r>
+          </w:p>
+        </w:tc>
+        <w:tc>
+          <w:tcPr>
+            <w:tcW w:type="dxa" w:w="3182"/>
+            <w:shd w:fill="FFFFFF" w:val="clear"/>
+            <w:tcMar>
+              <w:top w:type="dxa" w:w="60"/>
+              <w:left w:type="dxa" w:w="90"/>
+              <w:bottom w:type="dxa" w:w="60"/>
+              <w:right w:type="dxa" w:w="90"/>
+            </w:tcMar>
+          </w:tcPr>
+          <w:p>
+            <w:pPr>
+              <w:spacing w:after="0" w:line="240"/>
+            </w:pPr>
+            <w:r>
+              <w:rPr>
+                <w:rFonts w:ascii="游ゴシック" w:cs="游ゴシック" w:eastAsia="游ゴシック" w:hAnsi="游ゴシック"/>
+                <w:b w:val="false"/>
+                <w:bCs w:val="false"/>
+                <w:color w:val="000000"/>
+                <w:sz w:val="17"/>
+                <w:szCs w:val="17"/>
+              </w:rPr>
+              <w:t xml:space="preserve">介護給付の適正化</w:t>
+            </w:r>
+          </w:p>
+        </w:tc>
+        <w:tc>
+          <w:tcPr>
+            <w:tcW w:type="dxa" w:w="842"/>
+            <w:shd w:fill="FFFFFF" w:val="clear"/>
+            <w:tcMar>
+              <w:top w:type="dxa" w:w="60"/>
+              <w:left w:type="dxa" w:w="90"/>
+              <w:bottom w:type="dxa" w:w="60"/>
+              <w:right w:type="dxa" w:w="90"/>
+            </w:tcMar>
+          </w:tcPr>
+          <w:p>
+            <w:pPr>
+              <w:spacing w:after="0" w:line="240"/>
+            </w:pPr>
+            <w:r>
+              <w:rPr>
+                <w:rFonts w:ascii="游ゴシック" w:cs="游ゴシック" w:eastAsia="游ゴシック" w:hAnsi="游ゴシック"/>
+                <w:b w:val="false"/>
+                <w:bCs w:val="false"/>
+                <w:color w:val="000000"/>
+                <w:sz w:val="17"/>
+                <w:szCs w:val="17"/>
+              </w:rPr>
+              <w:t xml:space="preserve">継続</w:t>
+            </w:r>
+          </w:p>
+        </w:tc>
+        <w:tc>
+          <w:tcPr>
+            <w:tcW w:type="dxa" w:w="4681"/>
+            <w:shd w:fill="FFFFFF" w:val="clear"/>
+            <w:tcMar>
+              <w:top w:type="dxa" w:w="60"/>
+              <w:left w:type="dxa" w:w="90"/>
+              <w:bottom w:type="dxa" w:w="60"/>
+              <w:right w:type="dxa" w:w="90"/>
+            </w:tcMar>
+          </w:tcPr>
+          <w:p>
+            <w:pPr>
+              <w:spacing w:after="0" w:line="240"/>
+            </w:pPr>
+            <w:r>
+              <w:rPr>
+                <w:rFonts w:ascii="游ゴシック" w:cs="游ゴシック" w:eastAsia="游ゴシック" w:hAnsi="游ゴシック"/>
+                <w:b w:val="false"/>
+                <w:bCs w:val="false"/>
+                <w:color w:val="000000"/>
+                <w:sz w:val="17"/>
+                <w:szCs w:val="17"/>
+              </w:rPr>
+              <w:t xml:space="preserve">主要3事業。縦覧点検4帳票は3年連続で満点</w:t>
+            </w:r>
+          </w:p>
+        </w:tc>
+      </w:tr>
+    </w:tbl>
+    <w:p>
+      <w:pPr>
+        <w:spacing w:after="160" w:line="300"/>
+      </w:pPr>
+      <w:r>
+        <w:rPr>
+          <w:rFonts w:ascii="游明朝" w:cs="游明朝" w:eastAsia="游明朝" w:hAnsi="游明朝"/>
+          <w:sz w:val="21"/>
+          <w:szCs w:val="21"/>
+        </w:rPr>
+        <w:t xml:space="preserve"/>
+      </w:r>
+    </w:p>
+    <w:p>
+      <w:pPr>
+        <w:pBdr>
+          <w:left w:val="single" w:color="BF8F00" w:sz="18" w:space="8"/>
+        </w:pBdr>
+        <w:shd w:fill="FFF2CC" w:val="clear"/>
+        <w:spacing w:after="200" w:before="140" w:line="300"/>
+        <w:ind w:left="200" w:right="200"/>
+      </w:pPr>
+      <w:r>
+        <w:rPr>
+          <w:rFonts w:ascii="游ゴシック" w:cs="游ゴシック" w:eastAsia="游ゴシック" w:hAnsi="游ゴシック"/>
+          <w:b/>
+          <w:bCs/>
+          <w:sz w:val="20"/>
+          <w:szCs w:val="20"/>
+        </w:rPr>
+        <w:t xml:space="preserve">3-3の改称が要点です。村内に施設がないことを隠さず、村外の施設を利用することを前提とした支援策（情報提供・入所調整・家族の負担軽減）として書き改めます。第9期は村内に施設が1つもない状態で4つの施設種別を並べていました。</w:t>
+      </w:r>
+    </w:p>
+    <w:p>
+      <w:pPr>
+        <w:spacing w:after="100" w:line="300"/>
+      </w:pPr>
+      <w:r>
+        <w:rPr>
+          <w:rFonts w:ascii="游ゴシック" w:cs="游ゴシック" w:eastAsia="游ゴシック" w:hAnsi="游ゴシック"/>
+          <w:b/>
+          <w:bCs/>
+          <w:color w:val="2E75B6"/>
+          <w:sz w:val="21"/>
+          <w:szCs w:val="21"/>
+        </w:rPr>
+        <w:t xml:space="preserve">基本目標4　地域で支えあう仕組みづくり</w:t>
+      </w:r>
+    </w:p>
+    <w:tbl>
+      <w:tblPr>
+        <w:tblW w:type="dxa" w:w="9360"/>
+        <w:tblBorders>
+          <w:top w:val="single" w:color="auto" w:sz="4"/>
+          <w:left w:val="single" w:color="auto" w:sz="4"/>
+          <w:bottom w:val="single" w:color="auto" w:sz="4"/>
+          <w:right w:val="single" w:color="auto" w:sz="4"/>
+          <w:insideH w:val="single" w:color="auto" w:sz="4"/>
+          <w:insideV w:val="single" w:color="auto" w:sz="4"/>
+        </w:tblBorders>
+      </w:tblPr>
+      <w:tblGrid>
+        <w:gridCol w:w="655"/>
+        <w:gridCol w:w="3182"/>
+        <w:gridCol w:w="842"/>
+        <w:gridCol w:w="4681"/>
+      </w:tblGrid>
+      <w:tr>
+        <w:trPr>
+          <w:tblHeader/>
+        </w:trPr>
+        <w:tc>
+          <w:tcPr>
+            <w:tcW w:type="dxa" w:w="655"/>
+            <w:shd w:fill="2E75B6" w:val="clear"/>
+            <w:tcMar>
+              <w:top w:type="dxa" w:w="60"/>
+              <w:left w:type="dxa" w:w="90"/>
+              <w:bottom w:type="dxa" w:w="60"/>
+              <w:right w:type="dxa" w:w="90"/>
+            </w:tcMar>
+          </w:tcPr>
+          <w:p>
+            <w:pPr>
+              <w:spacing w:after="0" w:line="240"/>
+              <w:jc w:val="center"/>
+            </w:pPr>
+            <w:r>
+              <w:rPr>
+                <w:rFonts w:ascii="游ゴシック" w:cs="游ゴシック" w:eastAsia="游ゴシック" w:hAnsi="游ゴシック"/>
+                <w:b/>
+                <w:bCs/>
+                <w:color w:val="FFFFFF"/>
+                <w:sz w:val="17"/>
+                <w:szCs w:val="17"/>
+              </w:rPr>
+              <w:t xml:space="preserve">#</w:t>
+            </w:r>
+          </w:p>
+        </w:tc>
+        <w:tc>
+          <w:tcPr>
+            <w:tcW w:type="dxa" w:w="3182"/>
+            <w:shd w:fill="2E75B6" w:val="clear"/>
+            <w:tcMar>
+              <w:top w:type="dxa" w:w="60"/>
+              <w:left w:type="dxa" w:w="90"/>
+              <w:bottom w:type="dxa" w:w="60"/>
+              <w:right w:type="dxa" w:w="90"/>
+            </w:tcMar>
+          </w:tcPr>
+          <w:p>
+            <w:pPr>
+              <w:spacing w:after="0" w:line="240"/>
+              <w:jc w:val="center"/>
+            </w:pPr>
+            <w:r>
+              <w:rPr>
+                <w:rFonts w:ascii="游ゴシック" w:cs="游ゴシック" w:eastAsia="游ゴシック" w:hAnsi="游ゴシック"/>
+                <w:b/>
+                <w:bCs/>
+                <w:color w:val="FFFFFF"/>
+                <w:sz w:val="17"/>
+                <w:szCs w:val="17"/>
+              </w:rPr>
+              <w:t xml:space="preserve">施策</w:t>
+            </w:r>
+          </w:p>
+        </w:tc>
+        <w:tc>
+          <w:tcPr>
+            <w:tcW w:type="dxa" w:w="842"/>
+            <w:shd w:fill="2E75B6" w:val="clear"/>
+            <w:tcMar>
+              <w:top w:type="dxa" w:w="60"/>
+              <w:left w:type="dxa" w:w="90"/>
+              <w:bottom w:type="dxa" w:w="60"/>
+              <w:right w:type="dxa" w:w="90"/>
+            </w:tcMar>
+          </w:tcPr>
+          <w:p>
+            <w:pPr>
+              <w:spacing w:after="0" w:line="240"/>
+              <w:jc w:val="center"/>
+            </w:pPr>
+            <w:r>
+              <w:rPr>
+                <w:rFonts w:ascii="游ゴシック" w:cs="游ゴシック" w:eastAsia="游ゴシック" w:hAnsi="游ゴシック"/>
+                <w:b/>
+                <w:bCs/>
+                <w:color w:val="FFFFFF"/>
+                <w:sz w:val="17"/>
+                <w:szCs w:val="17"/>
+              </w:rPr>
+              <w:t xml:space="preserve">区分</w:t>
+            </w:r>
+          </w:p>
+        </w:tc>
+        <w:tc>
+          <w:tcPr>
+            <w:tcW w:type="dxa" w:w="4681"/>
+            <w:shd w:fill="2E75B6" w:val="clear"/>
+            <w:tcMar>
+              <w:top w:type="dxa" w:w="60"/>
+              <w:left w:type="dxa" w:w="90"/>
+              <w:bottom w:type="dxa" w:w="60"/>
+              <w:right w:type="dxa" w:w="90"/>
+            </w:tcMar>
+          </w:tcPr>
+          <w:p>
+            <w:pPr>
+              <w:spacing w:after="0" w:line="240"/>
+              <w:jc w:val="center"/>
+            </w:pPr>
+            <w:r>
+              <w:rPr>
+                <w:rFonts w:ascii="游ゴシック" w:cs="游ゴシック" w:eastAsia="游ゴシック" w:hAnsi="游ゴシック"/>
+                <w:b/>
+                <w:bCs/>
+                <w:color w:val="FFFFFF"/>
+                <w:sz w:val="17"/>
+                <w:szCs w:val="17"/>
+              </w:rPr>
+              <w:t xml:space="preserve">ねらい</w:t>
+            </w:r>
+          </w:p>
+        </w:tc>
+      </w:tr>
+      <w:tr>
+        <w:tc>
+          <w:tcPr>
+            <w:tcW w:type="dxa" w:w="655"/>
+            <w:shd w:fill="FFFFFF" w:val="clear"/>
+            <w:tcMar>
+              <w:top w:type="dxa" w:w="60"/>
+              <w:left w:type="dxa" w:w="90"/>
+              <w:bottom w:type="dxa" w:w="60"/>
+              <w:right w:type="dxa" w:w="90"/>
+            </w:tcMar>
+          </w:tcPr>
+          <w:p>
+            <w:pPr>
+              <w:spacing w:after="0" w:line="240"/>
+            </w:pPr>
+            <w:r>
+              <w:rPr>
+                <w:rFonts w:ascii="游ゴシック" w:cs="游ゴシック" w:eastAsia="游ゴシック" w:hAnsi="游ゴシック"/>
+                <w:b w:val="false"/>
+                <w:bCs w:val="false"/>
+                <w:color w:val="000000"/>
+                <w:sz w:val="17"/>
+                <w:szCs w:val="17"/>
+              </w:rPr>
+              <w:t xml:space="preserve">4-1</w:t>
+            </w:r>
+          </w:p>
+        </w:tc>
+        <w:tc>
+          <w:tcPr>
+            <w:tcW w:type="dxa" w:w="3182"/>
+            <w:shd w:fill="FFFFFF" w:val="clear"/>
+            <w:tcMar>
+              <w:top w:type="dxa" w:w="60"/>
+              <w:left w:type="dxa" w:w="90"/>
+              <w:bottom w:type="dxa" w:w="60"/>
+              <w:right w:type="dxa" w:w="90"/>
+            </w:tcMar>
+          </w:tcPr>
+          <w:p>
+            <w:pPr>
+              <w:spacing w:after="0" w:line="240"/>
+            </w:pPr>
+            <w:r>
+              <w:rPr>
+                <w:rFonts w:ascii="游ゴシック" w:cs="游ゴシック" w:eastAsia="游ゴシック" w:hAnsi="游ゴシック"/>
+                <w:b w:val="false"/>
+                <w:bCs w:val="false"/>
+                <w:color w:val="000000"/>
+                <w:sz w:val="17"/>
+                <w:szCs w:val="17"/>
+              </w:rPr>
+              <w:t xml:space="preserve">地域包括支援センターの機能強化</w:t>
+            </w:r>
+          </w:p>
+        </w:tc>
+        <w:tc>
+          <w:tcPr>
+            <w:tcW w:type="dxa" w:w="842"/>
+            <w:shd w:fill="FFFFFF" w:val="clear"/>
+            <w:tcMar>
+              <w:top w:type="dxa" w:w="60"/>
+              <w:left w:type="dxa" w:w="90"/>
+              <w:bottom w:type="dxa" w:w="60"/>
+              <w:right w:type="dxa" w:w="90"/>
+            </w:tcMar>
+          </w:tcPr>
+          <w:p>
+            <w:pPr>
+              <w:spacing w:after="0" w:line="240"/>
+            </w:pPr>
+            <w:r>
+              <w:rPr>
+                <w:rFonts w:ascii="游ゴシック" w:cs="游ゴシック" w:eastAsia="游ゴシック" w:hAnsi="游ゴシック"/>
+                <w:b w:val="false"/>
+                <w:bCs w:val="false"/>
+                <w:color w:val="000000"/>
+                <w:sz w:val="17"/>
+                <w:szCs w:val="17"/>
+              </w:rPr>
+              <w:t xml:space="preserve">継続</w:t>
+            </w:r>
+          </w:p>
+        </w:tc>
+        <w:tc>
+          <w:tcPr>
+            <w:tcW w:type="dxa" w:w="4681"/>
+            <w:shd w:fill="FFFFFF" w:val="clear"/>
+            <w:tcMar>
+              <w:top w:type="dxa" w:w="60"/>
+              <w:left w:type="dxa" w:w="90"/>
+              <w:bottom w:type="dxa" w:w="60"/>
+              <w:right w:type="dxa" w:w="90"/>
+            </w:tcMar>
+          </w:tcPr>
+          <w:p>
+            <w:pPr>
+              <w:spacing w:after="0" w:line="240"/>
+            </w:pPr>
+            <w:r>
+              <w:rPr>
+                <w:rFonts w:ascii="游ゴシック" w:cs="游ゴシック" w:eastAsia="游ゴシック" w:hAnsi="游ゴシック"/>
+                <w:b w:val="false"/>
+                <w:bCs w:val="false"/>
+                <w:color w:val="000000"/>
+                <w:sz w:val="17"/>
+                <w:szCs w:val="17"/>
+              </w:rPr>
+              <w:t xml:space="preserve">3職種3名を維持</w:t>
+            </w:r>
+          </w:p>
+        </w:tc>
+      </w:tr>
+      <w:tr>
+        <w:tc>
+          <w:tcPr>
+            <w:tcW w:type="dxa" w:w="655"/>
+            <w:shd w:fill="FFFFFF" w:val="clear"/>
+            <w:tcMar>
+              <w:top w:type="dxa" w:w="60"/>
+              <w:left w:type="dxa" w:w="90"/>
+              <w:bottom w:type="dxa" w:w="60"/>
+              <w:right w:type="dxa" w:w="90"/>
+            </w:tcMar>
+          </w:tcPr>
+          <w:p>
+            <w:pPr>
+              <w:spacing w:after="0" w:line="240"/>
+            </w:pPr>
+            <w:r>
+              <w:rPr>
+                <w:rFonts w:ascii="游ゴシック" w:cs="游ゴシック" w:eastAsia="游ゴシック" w:hAnsi="游ゴシック"/>
+                <w:b w:val="false"/>
+                <w:bCs w:val="false"/>
+                <w:color w:val="000000"/>
+                <w:sz w:val="17"/>
+                <w:szCs w:val="17"/>
+              </w:rPr>
+              <w:t xml:space="preserve">4-2</w:t>
+            </w:r>
+          </w:p>
+        </w:tc>
+        <w:tc>
+          <w:tcPr>
+            <w:tcW w:type="dxa" w:w="3182"/>
+            <w:shd w:fill="FFFFFF" w:val="clear"/>
+            <w:tcMar>
+              <w:top w:type="dxa" w:w="60"/>
+              <w:left w:type="dxa" w:w="90"/>
+              <w:bottom w:type="dxa" w:w="60"/>
+              <w:right w:type="dxa" w:w="90"/>
+            </w:tcMar>
+          </w:tcPr>
+          <w:p>
+            <w:pPr>
+              <w:spacing w:after="0" w:line="240"/>
+            </w:pPr>
+            <w:r>
+              <w:rPr>
+                <w:rFonts w:ascii="游ゴシック" w:cs="游ゴシック" w:eastAsia="游ゴシック" w:hAnsi="游ゴシック"/>
+                <w:b w:val="false"/>
+                <w:bCs w:val="false"/>
+                <w:color w:val="000000"/>
+                <w:sz w:val="17"/>
+                <w:szCs w:val="17"/>
+              </w:rPr>
+              <w:t xml:space="preserve">地域ケア会議の充実</w:t>
+            </w:r>
+          </w:p>
+        </w:tc>
+        <w:tc>
+          <w:tcPr>
+            <w:tcW w:type="dxa" w:w="842"/>
+            <w:shd w:fill="FFFFFF" w:val="clear"/>
+            <w:tcMar>
+              <w:top w:type="dxa" w:w="60"/>
+              <w:left w:type="dxa" w:w="90"/>
+              <w:bottom w:type="dxa" w:w="60"/>
+              <w:right w:type="dxa" w:w="90"/>
+            </w:tcMar>
+          </w:tcPr>
+          <w:p>
+            <w:pPr>
+              <w:spacing w:after="0" w:line="240"/>
+            </w:pPr>
+            <w:r>
+              <w:rPr>
+                <w:rFonts w:ascii="游ゴシック" w:cs="游ゴシック" w:eastAsia="游ゴシック" w:hAnsi="游ゴシック"/>
+                <w:b w:val="false"/>
+                <w:bCs w:val="false"/>
+                <w:color w:val="000000"/>
+                <w:sz w:val="17"/>
+                <w:szCs w:val="17"/>
+              </w:rPr>
+              <w:t xml:space="preserve">強化</w:t>
+            </w:r>
+          </w:p>
+        </w:tc>
+        <w:tc>
+          <w:tcPr>
+            <w:tcW w:type="dxa" w:w="4681"/>
+            <w:shd w:fill="FFFFFF" w:val="clear"/>
+            <w:tcMar>
+              <w:top w:type="dxa" w:w="60"/>
+              <w:left w:type="dxa" w:w="90"/>
+              <w:bottom w:type="dxa" w:w="60"/>
+              <w:right w:type="dxa" w:w="90"/>
+            </w:tcMar>
+          </w:tcPr>
+          <w:p>
+            <w:pPr>
+              <w:spacing w:after="0" w:line="240"/>
+            </w:pPr>
+            <w:r>
+              <w:rPr>
+                <w:rFonts w:ascii="游ゴシック" w:cs="游ゴシック" w:eastAsia="游ゴシック" w:hAnsi="游ゴシック"/>
+                <w:b w:val="false"/>
+                <w:bCs w:val="false"/>
+                <w:color w:val="000000"/>
+                <w:sz w:val="17"/>
+                <w:szCs w:val="17"/>
+              </w:rPr>
+              <w:t xml:space="preserve">個別事例の検討割合を高める</w:t>
+            </w:r>
+          </w:p>
+        </w:tc>
+      </w:tr>
+      <w:tr>
+        <w:tc>
+          <w:tcPr>
+            <w:tcW w:type="dxa" w:w="655"/>
+            <w:shd w:fill="FFFFFF" w:val="clear"/>
+            <w:tcMar>
+              <w:top w:type="dxa" w:w="60"/>
+              <w:left w:type="dxa" w:w="90"/>
+              <w:bottom w:type="dxa" w:w="60"/>
+              <w:right w:type="dxa" w:w="90"/>
+            </w:tcMar>
+          </w:tcPr>
+          <w:p>
+            <w:pPr>
+              <w:spacing w:after="0" w:line="240"/>
+            </w:pPr>
+            <w:r>
+              <w:rPr>
+                <w:rFonts w:ascii="游ゴシック" w:cs="游ゴシック" w:eastAsia="游ゴシック" w:hAnsi="游ゴシック"/>
+                <w:b w:val="false"/>
+                <w:bCs w:val="false"/>
+                <w:color w:val="000000"/>
+                <w:sz w:val="17"/>
+                <w:szCs w:val="17"/>
+              </w:rPr>
+              <w:t xml:space="preserve">4-3</w:t>
+            </w:r>
+          </w:p>
+        </w:tc>
+        <w:tc>
+          <w:tcPr>
+            <w:tcW w:type="dxa" w:w="3182"/>
+            <w:shd w:fill="FFFFFF" w:val="clear"/>
+            <w:tcMar>
+              <w:top w:type="dxa" w:w="60"/>
+              <w:left w:type="dxa" w:w="90"/>
+              <w:bottom w:type="dxa" w:w="60"/>
+              <w:right w:type="dxa" w:w="90"/>
+            </w:tcMar>
+          </w:tcPr>
+          <w:p>
+            <w:pPr>
+              <w:spacing w:after="0" w:line="240"/>
+            </w:pPr>
+            <w:r>
+              <w:rPr>
+                <w:rFonts w:ascii="游ゴシック" w:cs="游ゴシック" w:eastAsia="游ゴシック" w:hAnsi="游ゴシック"/>
+                <w:b w:val="false"/>
+                <w:bCs w:val="false"/>
+                <w:color w:val="000000"/>
+                <w:sz w:val="17"/>
+                <w:szCs w:val="17"/>
+              </w:rPr>
+              <w:t xml:space="preserve">在宅医療・介護連携の推進</w:t>
+            </w:r>
+          </w:p>
+        </w:tc>
+        <w:tc>
+          <w:tcPr>
+            <w:tcW w:type="dxa" w:w="842"/>
+            <w:shd w:fill="FFFFFF" w:val="clear"/>
+            <w:tcMar>
+              <w:top w:type="dxa" w:w="60"/>
+              <w:left w:type="dxa" w:w="90"/>
+              <w:bottom w:type="dxa" w:w="60"/>
+              <w:right w:type="dxa" w:w="90"/>
+            </w:tcMar>
+          </w:tcPr>
+          <w:p>
+            <w:pPr>
+              <w:spacing w:after="0" w:line="240"/>
+            </w:pPr>
+            <w:r>
+              <w:rPr>
+                <w:rFonts w:ascii="游ゴシック" w:cs="游ゴシック" w:eastAsia="游ゴシック" w:hAnsi="游ゴシック"/>
+                <w:b w:val="false"/>
+                <w:bCs w:val="false"/>
+                <w:color w:val="000000"/>
+                <w:sz w:val="17"/>
+                <w:szCs w:val="17"/>
+              </w:rPr>
+              <w:t xml:space="preserve">継続</w:t>
+            </w:r>
+          </w:p>
+        </w:tc>
+        <w:tc>
+          <w:tcPr>
+            <w:tcW w:type="dxa" w:w="4681"/>
+            <w:shd w:fill="FFFFFF" w:val="clear"/>
+            <w:tcMar>
+              <w:top w:type="dxa" w:w="60"/>
+              <w:left w:type="dxa" w:w="90"/>
+              <w:bottom w:type="dxa" w:w="60"/>
+              <w:right w:type="dxa" w:w="90"/>
+            </w:tcMar>
+          </w:tcPr>
+          <w:p>
+            <w:pPr>
+              <w:spacing w:after="0" w:line="240"/>
+            </w:pPr>
+            <w:r>
+              <w:rPr>
+                <w:rFonts w:ascii="游ゴシック" w:cs="游ゴシック" w:eastAsia="游ゴシック" w:hAnsi="游ゴシック"/>
+                <w:b w:val="false"/>
+                <w:bCs w:val="false"/>
+                <w:color w:val="000000"/>
+                <w:sz w:val="17"/>
+                <w:szCs w:val="17"/>
+              </w:rPr>
+              <w:t xml:space="preserve">第9期の成果。ACPの普及啓発を加える</w:t>
+            </w:r>
+          </w:p>
+        </w:tc>
+      </w:tr>
+      <w:tr>
+        <w:tc>
+          <w:tcPr>
+            <w:tcW w:type="dxa" w:w="655"/>
+            <w:shd w:fill="FFFFFF" w:val="clear"/>
+            <w:tcMar>
+              <w:top w:type="dxa" w:w="60"/>
+              <w:left w:type="dxa" w:w="90"/>
+              <w:bottom w:type="dxa" w:w="60"/>
+              <w:right w:type="dxa" w:w="90"/>
+            </w:tcMar>
+          </w:tcPr>
+          <w:p>
+            <w:pPr>
+              <w:spacing w:after="0" w:line="240"/>
+            </w:pPr>
+            <w:r>
+              <w:rPr>
+                <w:rFonts w:ascii="游ゴシック" w:cs="游ゴシック" w:eastAsia="游ゴシック" w:hAnsi="游ゴシック"/>
+                <w:b w:val="false"/>
+                <w:bCs w:val="false"/>
+                <w:color w:val="000000"/>
+                <w:sz w:val="17"/>
+                <w:szCs w:val="17"/>
+              </w:rPr>
+              <w:t xml:space="preserve">4-4</w:t>
+            </w:r>
+          </w:p>
+        </w:tc>
+        <w:tc>
+          <w:tcPr>
+            <w:tcW w:type="dxa" w:w="3182"/>
+            <w:shd w:fill="FFFFFF" w:val="clear"/>
+            <w:tcMar>
+              <w:top w:type="dxa" w:w="60"/>
+              <w:left w:type="dxa" w:w="90"/>
+              <w:bottom w:type="dxa" w:w="60"/>
+              <w:right w:type="dxa" w:w="90"/>
+            </w:tcMar>
+          </w:tcPr>
+          <w:p>
+            <w:pPr>
+              <w:spacing w:after="0" w:line="240"/>
+            </w:pPr>
+            <w:r>
+              <w:rPr>
+                <w:rFonts w:ascii="游ゴシック" w:cs="游ゴシック" w:eastAsia="游ゴシック" w:hAnsi="游ゴシック"/>
+                <w:b w:val="false"/>
+                <w:bCs w:val="false"/>
+                <w:color w:val="000000"/>
+                <w:sz w:val="17"/>
+                <w:szCs w:val="17"/>
+              </w:rPr>
+              <w:t xml:space="preserve">認知症施策の推進</w:t>
+            </w:r>
+          </w:p>
+        </w:tc>
+        <w:tc>
+          <w:tcPr>
+            <w:tcW w:type="dxa" w:w="842"/>
+            <w:shd w:fill="FFFFFF" w:val="clear"/>
+            <w:tcMar>
+              <w:top w:type="dxa" w:w="60"/>
+              <w:left w:type="dxa" w:w="90"/>
+              <w:bottom w:type="dxa" w:w="60"/>
+              <w:right w:type="dxa" w:w="90"/>
+            </w:tcMar>
+          </w:tcPr>
+          <w:p>
+            <w:pPr>
+              <w:spacing w:after="0" w:line="240"/>
+            </w:pPr>
+            <w:r>
+              <w:rPr>
+                <w:rFonts w:ascii="游ゴシック" w:cs="游ゴシック" w:eastAsia="游ゴシック" w:hAnsi="游ゴシック"/>
+                <w:b w:val="false"/>
+                <w:bCs w:val="false"/>
+                <w:color w:val="000000"/>
+                <w:sz w:val="17"/>
+                <w:szCs w:val="17"/>
+              </w:rPr>
+              <w:t xml:space="preserve">継続・強化</w:t>
+            </w:r>
+          </w:p>
+        </w:tc>
+        <w:tc>
+          <w:tcPr>
+            <w:tcW w:type="dxa" w:w="4681"/>
+            <w:shd w:fill="FFFFFF" w:val="clear"/>
+            <w:tcMar>
+              <w:top w:type="dxa" w:w="60"/>
+              <w:left w:type="dxa" w:w="90"/>
+              <w:bottom w:type="dxa" w:w="60"/>
+              <w:right w:type="dxa" w:w="90"/>
+            </w:tcMar>
+          </w:tcPr>
+          <w:p>
+            <w:pPr>
+              <w:spacing w:after="0" w:line="240"/>
+            </w:pPr>
+            <w:r>
+              <w:rPr>
+                <w:rFonts w:ascii="游ゴシック" w:cs="游ゴシック" w:eastAsia="游ゴシック" w:hAnsi="游ゴシック"/>
+                <w:b w:val="false"/>
+                <w:bCs w:val="false"/>
+                <w:color w:val="000000"/>
+                <w:sz w:val="17"/>
+                <w:szCs w:val="17"/>
+              </w:rPr>
+              <w:t xml:space="preserve">初期集中支援は維持。サポーター約237人に対しステップアップ講座修了者0人</w:t>
+            </w:r>
+          </w:p>
+        </w:tc>
+      </w:tr>
+      <w:tr>
+        <w:tc>
+          <w:tcPr>
+            <w:tcW w:type="dxa" w:w="655"/>
+            <w:shd w:fill="FFFFFF" w:val="clear"/>
+            <w:tcMar>
+              <w:top w:type="dxa" w:w="60"/>
+              <w:left w:type="dxa" w:w="90"/>
+              <w:bottom w:type="dxa" w:w="60"/>
+              <w:right w:type="dxa" w:w="90"/>
+            </w:tcMar>
+          </w:tcPr>
+          <w:p>
+            <w:pPr>
+              <w:spacing w:after="0" w:line="240"/>
+            </w:pPr>
+            <w:r>
+              <w:rPr>
+                <w:rFonts w:ascii="游ゴシック" w:cs="游ゴシック" w:eastAsia="游ゴシック" w:hAnsi="游ゴシック"/>
+                <w:b w:val="false"/>
+                <w:bCs w:val="false"/>
+                <w:color w:val="000000"/>
+                <w:sz w:val="17"/>
+                <w:szCs w:val="17"/>
+              </w:rPr>
+              <w:t xml:space="preserve">4-5</w:t>
+            </w:r>
+          </w:p>
+        </w:tc>
+        <w:tc>
+          <w:tcPr>
+            <w:tcW w:type="dxa" w:w="3182"/>
+            <w:shd w:fill="FFFFFF" w:val="clear"/>
+            <w:tcMar>
+              <w:top w:type="dxa" w:w="60"/>
+              <w:left w:type="dxa" w:w="90"/>
+              <w:bottom w:type="dxa" w:w="60"/>
+              <w:right w:type="dxa" w:w="90"/>
+            </w:tcMar>
+          </w:tcPr>
+          <w:p>
+            <w:pPr>
+              <w:spacing w:after="0" w:line="240"/>
+            </w:pPr>
+            <w:r>
+              <w:rPr>
+                <w:rFonts w:ascii="游ゴシック" w:cs="游ゴシック" w:eastAsia="游ゴシック" w:hAnsi="游ゴシック"/>
+                <w:b w:val="false"/>
+                <w:bCs w:val="false"/>
+                <w:color w:val="000000"/>
+                <w:sz w:val="17"/>
+                <w:szCs w:val="17"/>
+              </w:rPr>
+              <w:t xml:space="preserve">生活支援体制の整備</w:t>
+            </w:r>
+          </w:p>
+        </w:tc>
+        <w:tc>
+          <w:tcPr>
+            <w:tcW w:type="dxa" w:w="842"/>
+            <w:shd w:fill="FFFFFF" w:val="clear"/>
+            <w:tcMar>
+              <w:top w:type="dxa" w:w="60"/>
+              <w:left w:type="dxa" w:w="90"/>
+              <w:bottom w:type="dxa" w:w="60"/>
+              <w:right w:type="dxa" w:w="90"/>
+            </w:tcMar>
+          </w:tcPr>
+          <w:p>
+            <w:pPr>
+              <w:spacing w:after="0" w:line="240"/>
+            </w:pPr>
+            <w:r>
+              <w:rPr>
+                <w:rFonts w:ascii="游ゴシック" w:cs="游ゴシック" w:eastAsia="游ゴシック" w:hAnsi="游ゴシック"/>
+                <w:b w:val="false"/>
+                <w:bCs w:val="false"/>
+                <w:color w:val="000000"/>
+                <w:sz w:val="17"/>
+                <w:szCs w:val="17"/>
+              </w:rPr>
+              <w:t xml:space="preserve">継続</w:t>
+            </w:r>
+          </w:p>
+        </w:tc>
+        <w:tc>
+          <w:tcPr>
+            <w:tcW w:type="dxa" w:w="4681"/>
+            <w:shd w:fill="FFFFFF" w:val="clear"/>
+            <w:tcMar>
+              <w:top w:type="dxa" w:w="60"/>
+              <w:left w:type="dxa" w:w="90"/>
+              <w:bottom w:type="dxa" w:w="60"/>
+              <w:right w:type="dxa" w:w="90"/>
+            </w:tcMar>
+          </w:tcPr>
+          <w:p>
+            <w:pPr>
+              <w:spacing w:after="0" w:line="240"/>
+            </w:pPr>
+            <w:r>
+              <w:rPr>
+                <w:rFonts w:ascii="游ゴシック" w:cs="游ゴシック" w:eastAsia="游ゴシック" w:hAnsi="游ゴシック"/>
+                <w:b w:val="false"/>
+                <w:bCs w:val="false"/>
+                <w:color w:val="000000"/>
+                <w:sz w:val="17"/>
+                <w:szCs w:val="17"/>
+              </w:rPr>
+              <w:t xml:space="preserve">生活支援コーディネーターの地域ケア会議への参加割合50.0%を向上</w:t>
+            </w:r>
+          </w:p>
+        </w:tc>
+      </w:tr>
+      <w:tr>
+        <w:tc>
+          <w:tcPr>
+            <w:tcW w:type="dxa" w:w="655"/>
+            <w:shd w:fill="FFFFFF" w:val="clear"/>
+            <w:tcMar>
+              <w:top w:type="dxa" w:w="60"/>
+              <w:left w:type="dxa" w:w="90"/>
+              <w:bottom w:type="dxa" w:w="60"/>
+              <w:right w:type="dxa" w:w="90"/>
+            </w:tcMar>
+          </w:tcPr>
+          <w:p>
+            <w:pPr>
+              <w:spacing w:after="0" w:line="240"/>
+            </w:pPr>
+            <w:r>
+              <w:rPr>
+                <w:rFonts w:ascii="游ゴシック" w:cs="游ゴシック" w:eastAsia="游ゴシック" w:hAnsi="游ゴシック"/>
+                <w:b w:val="false"/>
+                <w:bCs w:val="false"/>
+                <w:color w:val="000000"/>
+                <w:sz w:val="17"/>
+                <w:szCs w:val="17"/>
+              </w:rPr>
+              <w:t xml:space="preserve">4-6</w:t>
+            </w:r>
+          </w:p>
+        </w:tc>
+        <w:tc>
+          <w:tcPr>
+            <w:tcW w:type="dxa" w:w="3182"/>
+            <w:shd w:fill="FFFFFF" w:val="clear"/>
+            <w:tcMar>
+              <w:top w:type="dxa" w:w="60"/>
+              <w:left w:type="dxa" w:w="90"/>
+              <w:bottom w:type="dxa" w:w="60"/>
+              <w:right w:type="dxa" w:w="90"/>
+            </w:tcMar>
+          </w:tcPr>
+          <w:p>
+            <w:pPr>
+              <w:spacing w:after="0" w:line="240"/>
+            </w:pPr>
+            <w:r>
+              <w:rPr>
+                <w:rFonts w:ascii="游ゴシック" w:cs="游ゴシック" w:eastAsia="游ゴシック" w:hAnsi="游ゴシック"/>
+                <w:b w:val="false"/>
+                <w:bCs w:val="false"/>
+                <w:color w:val="000000"/>
+                <w:sz w:val="17"/>
+                <w:szCs w:val="17"/>
+              </w:rPr>
+              <w:t xml:space="preserve">介護人材の確保と生産性向上</w:t>
+            </w:r>
+          </w:p>
+        </w:tc>
+        <w:tc>
+          <w:tcPr>
+            <w:tcW w:type="dxa" w:w="842"/>
+            <w:shd w:fill="FFFFFF" w:val="clear"/>
+            <w:tcMar>
+              <w:top w:type="dxa" w:w="60"/>
+              <w:left w:type="dxa" w:w="90"/>
+              <w:bottom w:type="dxa" w:w="60"/>
+              <w:right w:type="dxa" w:w="90"/>
+            </w:tcMar>
+          </w:tcPr>
+          <w:p>
+            <w:pPr>
+              <w:spacing w:after="0" w:line="240"/>
+            </w:pPr>
+            <w:r>
+              <w:rPr>
+                <w:rFonts w:ascii="游ゴシック" w:cs="游ゴシック" w:eastAsia="游ゴシック" w:hAnsi="游ゴシック"/>
+                <w:b w:val="false"/>
+                <w:bCs w:val="false"/>
+                <w:color w:val="000000"/>
+                <w:sz w:val="17"/>
+                <w:szCs w:val="17"/>
+              </w:rPr>
+              <w:t xml:space="preserve">強化</w:t>
+            </w:r>
+          </w:p>
+        </w:tc>
+        <w:tc>
+          <w:tcPr>
+            <w:tcW w:type="dxa" w:w="4681"/>
+            <w:shd w:fill="FFFFFF" w:val="clear"/>
+            <w:tcMar>
+              <w:top w:type="dxa" w:w="60"/>
+              <w:left w:type="dxa" w:w="90"/>
+              <w:bottom w:type="dxa" w:w="60"/>
+              <w:right w:type="dxa" w:w="90"/>
+            </w:tcMar>
+          </w:tcPr>
+          <w:p>
+            <w:pPr>
+              <w:spacing w:after="0" w:line="240"/>
+            </w:pPr>
+            <w:r>
+              <w:rPr>
+                <w:rFonts w:ascii="游ゴシック" w:cs="游ゴシック" w:eastAsia="游ゴシック" w:hAnsi="游ゴシック"/>
+                <w:b w:val="false"/>
+                <w:bCs w:val="false"/>
+                <w:color w:val="000000"/>
+                <w:sz w:val="17"/>
+                <w:szCs w:val="17"/>
+              </w:rPr>
+              <w:t xml:space="preserve">隣接市の労働力に依存。研修実績が把握できていない</w:t>
+            </w:r>
+          </w:p>
+        </w:tc>
+      </w:tr>
+      <w:tr>
+        <w:tc>
+          <w:tcPr>
+            <w:tcW w:type="dxa" w:w="655"/>
+            <w:shd w:fill="FFFFFF" w:val="clear"/>
+            <w:tcMar>
+              <w:top w:type="dxa" w:w="60"/>
+              <w:left w:type="dxa" w:w="90"/>
+              <w:bottom w:type="dxa" w:w="60"/>
+              <w:right w:type="dxa" w:w="90"/>
+            </w:tcMar>
+          </w:tcPr>
+          <w:p>
+            <w:pPr>
+              <w:spacing w:after="0" w:line="240"/>
+            </w:pPr>
+            <w:r>
+              <w:rPr>
+                <w:rFonts w:ascii="游ゴシック" w:cs="游ゴシック" w:eastAsia="游ゴシック" w:hAnsi="游ゴシック"/>
+                <w:b w:val="false"/>
+                <w:bCs w:val="false"/>
+                <w:color w:val="000000"/>
+                <w:sz w:val="17"/>
+                <w:szCs w:val="17"/>
+              </w:rPr>
+              <w:t xml:space="preserve">4-7</w:t>
+            </w:r>
+          </w:p>
+        </w:tc>
+        <w:tc>
+          <w:tcPr>
+            <w:tcW w:type="dxa" w:w="3182"/>
+            <w:shd w:fill="FFFFFF" w:val="clear"/>
+            <w:tcMar>
+              <w:top w:type="dxa" w:w="60"/>
+              <w:left w:type="dxa" w:w="90"/>
+              <w:bottom w:type="dxa" w:w="60"/>
+              <w:right w:type="dxa" w:w="90"/>
+            </w:tcMar>
+          </w:tcPr>
+          <w:p>
+            <w:pPr>
+              <w:spacing w:after="0" w:line="240"/>
+            </w:pPr>
+            <w:r>
+              <w:rPr>
+                <w:rFonts w:ascii="游ゴシック" w:cs="游ゴシック" w:eastAsia="游ゴシック" w:hAnsi="游ゴシック"/>
+                <w:b w:val="false"/>
+                <w:bCs w:val="false"/>
+                <w:color w:val="000000"/>
+                <w:sz w:val="17"/>
+                <w:szCs w:val="17"/>
+              </w:rPr>
+              <w:t xml:space="preserve">成年後見制度の利用促進</w:t>
+            </w:r>
+          </w:p>
+        </w:tc>
+        <w:tc>
+          <w:tcPr>
+            <w:tcW w:type="dxa" w:w="842"/>
+            <w:shd w:fill="FFFFFF" w:val="clear"/>
+            <w:tcMar>
+              <w:top w:type="dxa" w:w="60"/>
+              <w:left w:type="dxa" w:w="90"/>
+              <w:bottom w:type="dxa" w:w="60"/>
+              <w:right w:type="dxa" w:w="90"/>
+            </w:tcMar>
+          </w:tcPr>
+          <w:p>
+            <w:pPr>
+              <w:spacing w:after="0" w:line="240"/>
+            </w:pPr>
+            <w:r>
+              <w:rPr>
+                <w:rFonts w:ascii="游ゴシック" w:cs="游ゴシック" w:eastAsia="游ゴシック" w:hAnsi="游ゴシック"/>
+                <w:b w:val="false"/>
+                <w:bCs w:val="false"/>
+                <w:color w:val="000000"/>
+                <w:sz w:val="17"/>
+                <w:szCs w:val="17"/>
+              </w:rPr>
+              <w:t xml:space="preserve">継続</w:t>
+            </w:r>
+          </w:p>
+        </w:tc>
+        <w:tc>
+          <w:tcPr>
+            <w:tcW w:type="dxa" w:w="4681"/>
+            <w:shd w:fill="FFFFFF" w:val="clear"/>
+            <w:tcMar>
+              <w:top w:type="dxa" w:w="60"/>
+              <w:left w:type="dxa" w:w="90"/>
+              <w:bottom w:type="dxa" w:w="60"/>
+              <w:right w:type="dxa" w:w="90"/>
+            </w:tcMar>
+          </w:tcPr>
+          <w:p>
+            <w:pPr>
+              <w:spacing w:after="0" w:line="240"/>
+            </w:pPr>
+            <w:r>
+              <w:rPr>
+                <w:rFonts w:ascii="游ゴシック" w:cs="游ゴシック" w:eastAsia="游ゴシック" w:hAnsi="游ゴシック"/>
+                <w:b w:val="false"/>
+                <w:bCs w:val="false"/>
+                <w:color w:val="000000"/>
+                <w:sz w:val="17"/>
+                <w:szCs w:val="17"/>
+              </w:rPr>
+              <w:t xml:space="preserve">独居高齢者の増加を見据えた体制づくり</w:t>
+            </w:r>
+          </w:p>
+        </w:tc>
+      </w:tr>
+    </w:tbl>
+    <w:p>
+      <w:pPr>
+        <w:spacing w:after="160" w:line="300"/>
+      </w:pPr>
+      <w:r>
+        <w:rPr>
+          <w:rFonts w:ascii="游明朝" w:cs="游明朝" w:eastAsia="游明朝" w:hAnsi="游明朝"/>
+          <w:sz w:val="21"/>
+          <w:szCs w:val="21"/>
+        </w:rPr>
+        <w:t xml:space="preserve"/>
+      </w:r>
+    </w:p>
+    <w:p>
+      <w:pPr>
+        <w:spacing w:after="100" w:line="300"/>
+      </w:pPr>
+      <w:r>
+        <w:rPr>
+          <w:rFonts w:ascii="游ゴシック" w:cs="游ゴシック" w:eastAsia="游ゴシック" w:hAnsi="游ゴシック"/>
+          <w:b/>
+          <w:bCs/>
+          <w:color w:val="2E75B6"/>
+          <w:sz w:val="21"/>
+          <w:szCs w:val="21"/>
+        </w:rPr>
+        <w:t xml:space="preserve">基本目標5　計画の推進と進捗管理【新設】</w:t>
+      </w:r>
+    </w:p>
+    <w:tbl>
+      <w:tblPr>
+        <w:tblW w:type="dxa" w:w="9360"/>
+        <w:tblBorders>
+          <w:top w:val="single" w:color="auto" w:sz="4"/>
+          <w:left w:val="single" w:color="auto" w:sz="4"/>
+          <w:bottom w:val="single" w:color="auto" w:sz="4"/>
+          <w:right w:val="single" w:color="auto" w:sz="4"/>
+          <w:insideH w:val="single" w:color="auto" w:sz="4"/>
+          <w:insideV w:val="single" w:color="auto" w:sz="4"/>
+        </w:tblBorders>
+      </w:tblPr>
+      <w:tblGrid>
+        <w:gridCol w:w="655"/>
+        <w:gridCol w:w="3182"/>
+        <w:gridCol w:w="842"/>
+        <w:gridCol w:w="4681"/>
+      </w:tblGrid>
+      <w:tr>
+        <w:trPr>
+          <w:tblHeader/>
+        </w:trPr>
+        <w:tc>
+          <w:tcPr>
+            <w:tcW w:type="dxa" w:w="655"/>
+            <w:shd w:fill="2E75B6" w:val="clear"/>
+            <w:tcMar>
+              <w:top w:type="dxa" w:w="60"/>
+              <w:left w:type="dxa" w:w="90"/>
+              <w:bottom w:type="dxa" w:w="60"/>
+              <w:right w:type="dxa" w:w="90"/>
+            </w:tcMar>
+          </w:tcPr>
+          <w:p>
+            <w:pPr>
+              <w:spacing w:after="0" w:line="240"/>
+              <w:jc w:val="center"/>
+            </w:pPr>
+            <w:r>
+              <w:rPr>
+                <w:rFonts w:ascii="游ゴシック" w:cs="游ゴシック" w:eastAsia="游ゴシック" w:hAnsi="游ゴシック"/>
+                <w:b/>
+                <w:bCs/>
+                <w:color w:val="FFFFFF"/>
+                <w:sz w:val="17"/>
+                <w:szCs w:val="17"/>
+              </w:rPr>
+              <w:t xml:space="preserve">#</w:t>
+            </w:r>
+          </w:p>
+        </w:tc>
+        <w:tc>
+          <w:tcPr>
+            <w:tcW w:type="dxa" w:w="3182"/>
+            <w:shd w:fill="2E75B6" w:val="clear"/>
+            <w:tcMar>
+              <w:top w:type="dxa" w:w="60"/>
+              <w:left w:type="dxa" w:w="90"/>
+              <w:bottom w:type="dxa" w:w="60"/>
+              <w:right w:type="dxa" w:w="90"/>
+            </w:tcMar>
+          </w:tcPr>
+          <w:p>
+            <w:pPr>
+              <w:spacing w:after="0" w:line="240"/>
+              <w:jc w:val="center"/>
+            </w:pPr>
+            <w:r>
+              <w:rPr>
+                <w:rFonts w:ascii="游ゴシック" w:cs="游ゴシック" w:eastAsia="游ゴシック" w:hAnsi="游ゴシック"/>
+                <w:b/>
+                <w:bCs/>
+                <w:color w:val="FFFFFF"/>
+                <w:sz w:val="17"/>
+                <w:szCs w:val="17"/>
+              </w:rPr>
+              <w:t xml:space="preserve">施策</w:t>
+            </w:r>
+          </w:p>
+        </w:tc>
+        <w:tc>
+          <w:tcPr>
+            <w:tcW w:type="dxa" w:w="842"/>
+            <w:shd w:fill="2E75B6" w:val="clear"/>
+            <w:tcMar>
+              <w:top w:type="dxa" w:w="60"/>
+              <w:left w:type="dxa" w:w="90"/>
+              <w:bottom w:type="dxa" w:w="60"/>
+              <w:right w:type="dxa" w:w="90"/>
+            </w:tcMar>
+          </w:tcPr>
+          <w:p>
+            <w:pPr>
+              <w:spacing w:after="0" w:line="240"/>
+              <w:jc w:val="center"/>
+            </w:pPr>
+            <w:r>
+              <w:rPr>
+                <w:rFonts w:ascii="游ゴシック" w:cs="游ゴシック" w:eastAsia="游ゴシック" w:hAnsi="游ゴシック"/>
+                <w:b/>
+                <w:bCs/>
+                <w:color w:val="FFFFFF"/>
+                <w:sz w:val="17"/>
+                <w:szCs w:val="17"/>
+              </w:rPr>
+              <w:t xml:space="preserve">区分</w:t>
+            </w:r>
+          </w:p>
+        </w:tc>
+        <w:tc>
+          <w:tcPr>
+            <w:tcW w:type="dxa" w:w="4681"/>
+            <w:shd w:fill="2E75B6" w:val="clear"/>
+            <w:tcMar>
+              <w:top w:type="dxa" w:w="60"/>
+              <w:left w:type="dxa" w:w="90"/>
+              <w:bottom w:type="dxa" w:w="60"/>
+              <w:right w:type="dxa" w:w="90"/>
+            </w:tcMar>
+          </w:tcPr>
+          <w:p>
+            <w:pPr>
+              <w:spacing w:after="0" w:line="240"/>
+              <w:jc w:val="center"/>
+            </w:pPr>
+            <w:r>
+              <w:rPr>
+                <w:rFonts w:ascii="游ゴシック" w:cs="游ゴシック" w:eastAsia="游ゴシック" w:hAnsi="游ゴシック"/>
+                <w:b/>
+                <w:bCs/>
+                <w:color w:val="FFFFFF"/>
+                <w:sz w:val="17"/>
+                <w:szCs w:val="17"/>
+              </w:rPr>
+              <w:t xml:space="preserve">ねらい</w:t>
+            </w:r>
+          </w:p>
+        </w:tc>
+      </w:tr>
+      <w:tr>
+        <w:tc>
+          <w:tcPr>
+            <w:tcW w:type="dxa" w:w="655"/>
+            <w:shd w:fill="FFFFFF" w:val="clear"/>
+            <w:tcMar>
+              <w:top w:type="dxa" w:w="60"/>
+              <w:left w:type="dxa" w:w="90"/>
+              <w:bottom w:type="dxa" w:w="60"/>
+              <w:right w:type="dxa" w:w="90"/>
+            </w:tcMar>
+          </w:tcPr>
+          <w:p>
+            <w:pPr>
+              <w:spacing w:after="0" w:line="240"/>
+            </w:pPr>
+            <w:r>
+              <w:rPr>
+                <w:rFonts w:ascii="游ゴシック" w:cs="游ゴシック" w:eastAsia="游ゴシック" w:hAnsi="游ゴシック"/>
+                <w:b w:val="false"/>
+                <w:bCs w:val="false"/>
+                <w:color w:val="000000"/>
+                <w:sz w:val="17"/>
+                <w:szCs w:val="17"/>
+              </w:rPr>
+              <w:t xml:space="preserve">5-1</w:t>
+            </w:r>
+          </w:p>
+        </w:tc>
+        <w:tc>
+          <w:tcPr>
+            <w:tcW w:type="dxa" w:w="3182"/>
+            <w:shd w:fill="FFFFFF" w:val="clear"/>
+            <w:tcMar>
+              <w:top w:type="dxa" w:w="60"/>
+              <w:left w:type="dxa" w:w="90"/>
+              <w:bottom w:type="dxa" w:w="60"/>
+              <w:right w:type="dxa" w:w="90"/>
+            </w:tcMar>
+          </w:tcPr>
+          <w:p>
+            <w:pPr>
+              <w:spacing w:after="0" w:line="240"/>
+            </w:pPr>
+            <w:r>
+              <w:rPr>
+                <w:rFonts w:ascii="游ゴシック" w:cs="游ゴシック" w:eastAsia="游ゴシック" w:hAnsi="游ゴシック"/>
+                <w:b w:val="false"/>
+                <w:bCs w:val="false"/>
+                <w:color w:val="000000"/>
+                <w:sz w:val="17"/>
+                <w:szCs w:val="17"/>
+              </w:rPr>
+              <w:t xml:space="preserve">成果目標・活動指標の設定と毎年度の進捗評価</w:t>
+            </w:r>
+          </w:p>
+        </w:tc>
+        <w:tc>
+          <w:tcPr>
+            <w:tcW w:type="dxa" w:w="842"/>
+            <w:shd w:fill="FFFFFF" w:val="clear"/>
+            <w:tcMar>
+              <w:top w:type="dxa" w:w="60"/>
+              <w:left w:type="dxa" w:w="90"/>
+              <w:bottom w:type="dxa" w:w="60"/>
+              <w:right w:type="dxa" w:w="90"/>
+            </w:tcMar>
+          </w:tcPr>
+          <w:p>
+            <w:pPr>
+              <w:spacing w:after="0" w:line="240"/>
+            </w:pPr>
+            <w:r>
+              <w:rPr>
+                <w:rFonts w:ascii="游ゴシック" w:cs="游ゴシック" w:eastAsia="游ゴシック" w:hAnsi="游ゴシック"/>
+                <w:b w:val="false"/>
+                <w:bCs w:val="false"/>
+                <w:color w:val="000000"/>
+                <w:sz w:val="17"/>
+                <w:szCs w:val="17"/>
+              </w:rPr>
+              <w:t xml:space="preserve">新規</w:t>
+            </w:r>
+          </w:p>
+        </w:tc>
+        <w:tc>
+          <w:tcPr>
+            <w:tcW w:type="dxa" w:w="4681"/>
+            <w:shd w:fill="FFFFFF" w:val="clear"/>
+            <w:tcMar>
+              <w:top w:type="dxa" w:w="60"/>
+              <w:left w:type="dxa" w:w="90"/>
+              <w:bottom w:type="dxa" w:w="60"/>
+              <w:right w:type="dxa" w:w="90"/>
+            </w:tcMar>
+          </w:tcPr>
+          <w:p>
+            <w:pPr>
+              <w:spacing w:after="0" w:line="240"/>
+            </w:pPr>
+            <w:r>
+              <w:rPr>
+                <w:rFonts w:ascii="游ゴシック" w:cs="游ゴシック" w:eastAsia="游ゴシック" w:hAnsi="游ゴシック"/>
+                <w:b w:val="false"/>
+                <w:bCs w:val="false"/>
+                <w:color w:val="000000"/>
+                <w:sz w:val="17"/>
+                <w:szCs w:val="17"/>
+              </w:rPr>
+              <w:t xml:space="preserve">資料7の指標を毎年度確認する</w:t>
+            </w:r>
+          </w:p>
+        </w:tc>
+      </w:tr>
+      <w:tr>
+        <w:tc>
+          <w:tcPr>
+            <w:tcW w:type="dxa" w:w="655"/>
+            <w:shd w:fill="FFFFFF" w:val="clear"/>
+            <w:tcMar>
+              <w:top w:type="dxa" w:w="60"/>
+              <w:left w:type="dxa" w:w="90"/>
+              <w:bottom w:type="dxa" w:w="60"/>
+              <w:right w:type="dxa" w:w="90"/>
+            </w:tcMar>
+          </w:tcPr>
+          <w:p>
+            <w:pPr>
+              <w:spacing w:after="0" w:line="240"/>
+            </w:pPr>
+            <w:r>
+              <w:rPr>
+                <w:rFonts w:ascii="游ゴシック" w:cs="游ゴシック" w:eastAsia="游ゴシック" w:hAnsi="游ゴシック"/>
+                <w:b w:val="false"/>
+                <w:bCs w:val="false"/>
+                <w:color w:val="000000"/>
+                <w:sz w:val="17"/>
+                <w:szCs w:val="17"/>
+              </w:rPr>
+              <w:t xml:space="preserve">5-2</w:t>
+            </w:r>
+          </w:p>
+        </w:tc>
+        <w:tc>
+          <w:tcPr>
+            <w:tcW w:type="dxa" w:w="3182"/>
+            <w:shd w:fill="FFFFFF" w:val="clear"/>
+            <w:tcMar>
+              <w:top w:type="dxa" w:w="60"/>
+              <w:left w:type="dxa" w:w="90"/>
+              <w:bottom w:type="dxa" w:w="60"/>
+              <w:right w:type="dxa" w:w="90"/>
+            </w:tcMar>
+          </w:tcPr>
+          <w:p>
+            <w:pPr>
+              <w:spacing w:after="0" w:line="240"/>
+            </w:pPr>
+            <w:r>
+              <w:rPr>
+                <w:rFonts w:ascii="游ゴシック" w:cs="游ゴシック" w:eastAsia="游ゴシック" w:hAnsi="游ゴシック"/>
+                <w:b w:val="false"/>
+                <w:bCs w:val="false"/>
+                <w:color w:val="000000"/>
+                <w:sz w:val="17"/>
+                <w:szCs w:val="17"/>
+              </w:rPr>
+              <w:t xml:space="preserve">計画値と実績値の乖離分析</w:t>
+            </w:r>
+          </w:p>
+        </w:tc>
+        <w:tc>
+          <w:tcPr>
+            <w:tcW w:type="dxa" w:w="842"/>
+            <w:shd w:fill="FFFFFF" w:val="clear"/>
+            <w:tcMar>
+              <w:top w:type="dxa" w:w="60"/>
+              <w:left w:type="dxa" w:w="90"/>
+              <w:bottom w:type="dxa" w:w="60"/>
+              <w:right w:type="dxa" w:w="90"/>
+            </w:tcMar>
+          </w:tcPr>
+          <w:p>
+            <w:pPr>
+              <w:spacing w:after="0" w:line="240"/>
+            </w:pPr>
+            <w:r>
+              <w:rPr>
+                <w:rFonts w:ascii="游ゴシック" w:cs="游ゴシック" w:eastAsia="游ゴシック" w:hAnsi="游ゴシック"/>
+                <w:b w:val="false"/>
+                <w:bCs w:val="false"/>
+                <w:color w:val="000000"/>
+                <w:sz w:val="17"/>
+                <w:szCs w:val="17"/>
+              </w:rPr>
+              <w:t xml:space="preserve">新規</w:t>
+            </w:r>
+          </w:p>
+        </w:tc>
+        <w:tc>
+          <w:tcPr>
+            <w:tcW w:type="dxa" w:w="4681"/>
+            <w:shd w:fill="FFFFFF" w:val="clear"/>
+            <w:tcMar>
+              <w:top w:type="dxa" w:w="60"/>
+              <w:left w:type="dxa" w:w="90"/>
+              <w:bottom w:type="dxa" w:w="60"/>
+              <w:right w:type="dxa" w:w="90"/>
+            </w:tcMar>
+          </w:tcPr>
+          <w:p>
+            <w:pPr>
+              <w:spacing w:after="0" w:line="240"/>
+            </w:pPr>
+            <w:r>
+              <w:rPr>
+                <w:rFonts w:ascii="游ゴシック" w:cs="游ゴシック" w:eastAsia="游ゴシック" w:hAnsi="游ゴシック"/>
+                <w:b w:val="false"/>
+                <w:bCs w:val="false"/>
+                <w:color w:val="000000"/>
+                <w:sz w:val="17"/>
+                <w:szCs w:val="17"/>
+              </w:rPr>
+              <w:t xml:space="preserve">資料2の分析を毎年度更新する形式にする</w:t>
+            </w:r>
+          </w:p>
+        </w:tc>
+      </w:tr>
+      <w:tr>
+        <w:tc>
+          <w:tcPr>
+            <w:tcW w:type="dxa" w:w="655"/>
+            <w:shd w:fill="FFFFFF" w:val="clear"/>
+            <w:tcMar>
+              <w:top w:type="dxa" w:w="60"/>
+              <w:left w:type="dxa" w:w="90"/>
+              <w:bottom w:type="dxa" w:w="60"/>
+              <w:right w:type="dxa" w:w="90"/>
+            </w:tcMar>
+          </w:tcPr>
+          <w:p>
+            <w:pPr>
+              <w:spacing w:after="0" w:line="240"/>
+            </w:pPr>
+            <w:r>
+              <w:rPr>
+                <w:rFonts w:ascii="游ゴシック" w:cs="游ゴシック" w:eastAsia="游ゴシック" w:hAnsi="游ゴシック"/>
+                <w:b w:val="false"/>
+                <w:bCs w:val="false"/>
+                <w:color w:val="000000"/>
+                <w:sz w:val="17"/>
+                <w:szCs w:val="17"/>
+              </w:rPr>
+              <w:t xml:space="preserve">5-3</w:t>
+            </w:r>
+          </w:p>
+        </w:tc>
+        <w:tc>
+          <w:tcPr>
+            <w:tcW w:type="dxa" w:w="3182"/>
+            <w:shd w:fill="FFFFFF" w:val="clear"/>
+            <w:tcMar>
+              <w:top w:type="dxa" w:w="60"/>
+              <w:left w:type="dxa" w:w="90"/>
+              <w:bottom w:type="dxa" w:w="60"/>
+              <w:right w:type="dxa" w:w="90"/>
+            </w:tcMar>
+          </w:tcPr>
+          <w:p>
+            <w:pPr>
+              <w:spacing w:after="0" w:line="240"/>
+            </w:pPr>
+            <w:r>
+              <w:rPr>
+                <w:rFonts w:ascii="游ゴシック" w:cs="游ゴシック" w:eastAsia="游ゴシック" w:hAnsi="游ゴシック"/>
+                <w:b w:val="false"/>
+                <w:bCs w:val="false"/>
+                <w:color w:val="000000"/>
+                <w:sz w:val="17"/>
+                <w:szCs w:val="17"/>
+              </w:rPr>
+              <w:t xml:space="preserve">評価結果の関係者間共有</w:t>
+            </w:r>
+          </w:p>
+        </w:tc>
+        <w:tc>
+          <w:tcPr>
+            <w:tcW w:type="dxa" w:w="842"/>
+            <w:shd w:fill="FFFFFF" w:val="clear"/>
+            <w:tcMar>
+              <w:top w:type="dxa" w:w="60"/>
+              <w:left w:type="dxa" w:w="90"/>
+              <w:bottom w:type="dxa" w:w="60"/>
+              <w:right w:type="dxa" w:w="90"/>
+            </w:tcMar>
+          </w:tcPr>
+          <w:p>
+            <w:pPr>
+              <w:spacing w:after="0" w:line="240"/>
+            </w:pPr>
+            <w:r>
+              <w:rPr>
+                <w:rFonts w:ascii="游ゴシック" w:cs="游ゴシック" w:eastAsia="游ゴシック" w:hAnsi="游ゴシック"/>
+                <w:b w:val="false"/>
+                <w:bCs w:val="false"/>
+                <w:color w:val="000000"/>
+                <w:sz w:val="17"/>
+                <w:szCs w:val="17"/>
+              </w:rPr>
+              <w:t xml:space="preserve">新規</w:t>
+            </w:r>
+          </w:p>
+        </w:tc>
+        <w:tc>
+          <w:tcPr>
+            <w:tcW w:type="dxa" w:w="4681"/>
+            <w:shd w:fill="FFFFFF" w:val="clear"/>
+            <w:tcMar>
+              <w:top w:type="dxa" w:w="60"/>
+              <w:left w:type="dxa" w:w="90"/>
+              <w:bottom w:type="dxa" w:w="60"/>
+              <w:right w:type="dxa" w:w="90"/>
+            </w:tcMar>
+          </w:tcPr>
+          <w:p>
+            <w:pPr>
+              <w:spacing w:after="0" w:line="240"/>
+            </w:pPr>
+            <w:r>
+              <w:rPr>
+                <w:rFonts w:ascii="游ゴシック" w:cs="游ゴシック" w:eastAsia="游ゴシック" w:hAnsi="游ゴシック"/>
+                <w:b w:val="false"/>
+                <w:bCs w:val="false"/>
+                <w:color w:val="000000"/>
+                <w:sz w:val="17"/>
+                <w:szCs w:val="17"/>
+              </w:rPr>
+              <w:t xml:space="preserve">策定委員会での年次報告を制度化する</w:t>
+            </w:r>
+          </w:p>
+        </w:tc>
+      </w:tr>
+      <w:tr>
+        <w:tc>
+          <w:tcPr>
+            <w:tcW w:type="dxa" w:w="655"/>
+            <w:shd w:fill="FFFFFF" w:val="clear"/>
+            <w:tcMar>
+              <w:top w:type="dxa" w:w="60"/>
+              <w:left w:type="dxa" w:w="90"/>
+              <w:bottom w:type="dxa" w:w="60"/>
+              <w:right w:type="dxa" w:w="90"/>
+            </w:tcMar>
+          </w:tcPr>
+          <w:p>
+            <w:pPr>
+              <w:spacing w:after="0" w:line="240"/>
+            </w:pPr>
+            <w:r>
+              <w:rPr>
+                <w:rFonts w:ascii="游ゴシック" w:cs="游ゴシック" w:eastAsia="游ゴシック" w:hAnsi="游ゴシック"/>
+                <w:b w:val="false"/>
+                <w:bCs w:val="false"/>
+                <w:color w:val="000000"/>
+                <w:sz w:val="17"/>
+                <w:szCs w:val="17"/>
+              </w:rPr>
+              <w:t xml:space="preserve">5-4</w:t>
+            </w:r>
+          </w:p>
+        </w:tc>
+        <w:tc>
+          <w:tcPr>
+            <w:tcW w:type="dxa" w:w="3182"/>
+            <w:shd w:fill="FFFFFF" w:val="clear"/>
+            <w:tcMar>
+              <w:top w:type="dxa" w:w="60"/>
+              <w:left w:type="dxa" w:w="90"/>
+              <w:bottom w:type="dxa" w:w="60"/>
+              <w:right w:type="dxa" w:w="90"/>
+            </w:tcMar>
+          </w:tcPr>
+          <w:p>
+            <w:pPr>
+              <w:spacing w:after="0" w:line="240"/>
+            </w:pPr>
+            <w:r>
+              <w:rPr>
+                <w:rFonts w:ascii="游ゴシック" w:cs="游ゴシック" w:eastAsia="游ゴシック" w:hAnsi="游ゴシック"/>
+                <w:b w:val="false"/>
+                <w:bCs w:val="false"/>
+                <w:color w:val="000000"/>
+                <w:sz w:val="17"/>
+                <w:szCs w:val="17"/>
+              </w:rPr>
+              <w:t xml:space="preserve">保険者機能強化推進交付金の評価指標との連動</w:t>
+            </w:r>
+          </w:p>
+        </w:tc>
+        <w:tc>
+          <w:tcPr>
+            <w:tcW w:type="dxa" w:w="842"/>
+            <w:shd w:fill="FFFFFF" w:val="clear"/>
+            <w:tcMar>
+              <w:top w:type="dxa" w:w="60"/>
+              <w:left w:type="dxa" w:w="90"/>
+              <w:bottom w:type="dxa" w:w="60"/>
+              <w:right w:type="dxa" w:w="90"/>
+            </w:tcMar>
+          </w:tcPr>
+          <w:p>
+            <w:pPr>
+              <w:spacing w:after="0" w:line="240"/>
+            </w:pPr>
+            <w:r>
+              <w:rPr>
+                <w:rFonts w:ascii="游ゴシック" w:cs="游ゴシック" w:eastAsia="游ゴシック" w:hAnsi="游ゴシック"/>
+                <w:b w:val="false"/>
+                <w:bCs w:val="false"/>
+                <w:color w:val="000000"/>
+                <w:sz w:val="17"/>
+                <w:szCs w:val="17"/>
+              </w:rPr>
+              <w:t xml:space="preserve">新規</w:t>
+            </w:r>
+          </w:p>
+        </w:tc>
+        <w:tc>
+          <w:tcPr>
+            <w:tcW w:type="dxa" w:w="4681"/>
+            <w:shd w:fill="FFFFFF" w:val="clear"/>
+            <w:tcMar>
+              <w:top w:type="dxa" w:w="60"/>
+              <w:left w:type="dxa" w:w="90"/>
+              <w:bottom w:type="dxa" w:w="60"/>
+              <w:right w:type="dxa" w:w="90"/>
+            </w:tcMar>
+          </w:tcPr>
+          <w:p>
+            <w:pPr>
+              <w:spacing w:after="0" w:line="240"/>
+            </w:pPr>
+            <w:r>
+              <w:rPr>
+                <w:rFonts w:ascii="游ゴシック" w:cs="游ゴシック" w:eastAsia="游ゴシック" w:hAnsi="游ゴシック"/>
+                <w:b w:val="false"/>
+                <w:bCs w:val="false"/>
+                <w:color w:val="000000"/>
+                <w:sz w:val="17"/>
+                <w:szCs w:val="17"/>
+              </w:rPr>
+              <w:t xml:space="preserve">国の評価指標と計画の指標を一致させる</w:t>
+            </w:r>
+          </w:p>
+        </w:tc>
+      </w:tr>
+    </w:tbl>
+    <w:p>
+      <w:pPr>
+        <w:spacing w:after="160" w:line="300"/>
+      </w:pPr>
+      <w:r>
+        <w:rPr>
+          <w:rFonts w:ascii="游明朝" w:cs="游明朝" w:eastAsia="游明朝" w:hAnsi="游明朝"/>
+          <w:sz w:val="21"/>
+          <w:szCs w:val="21"/>
+        </w:rPr>
+        <w:t xml:space="preserve"/>
+      </w:r>
+    </w:p>
+    <w:p>
+      <w:pPr>
+        <w:pStyle w:val="Heading2"/>
+        <w:pBdr>
+          <w:bottom w:val="single" w:color="2E75B6" w:sz="12" w:space="4"/>
+        </w:pBdr>
+        <w:spacing w:after="180" w:before="320"/>
+      </w:pPr>
+      <w:r>
+        <w:rPr>
+          <w:rFonts w:ascii="游ゴシック" w:cs="游ゴシック" w:eastAsia="游ゴシック" w:hAnsi="游ゴシック"/>
+          <w:b/>
+          <w:bCs/>
+          <w:color w:val="1F3864"/>
+          <w:sz w:val="24"/>
+          <w:szCs w:val="24"/>
+        </w:rPr>
+        <w:t xml:space="preserve">4-5　第9期からの変更点</w:t>
+      </w:r>
+    </w:p>
+    <w:p>
+      <w:pPr>
+        <w:spacing w:after="120" w:line="300"/>
+      </w:pPr>
+      <w:r>
+        <w:rPr>
+          <w:rFonts w:ascii="游明朝" w:cs="游明朝" w:eastAsia="游明朝" w:hAnsi="游明朝"/>
+          <w:sz w:val="21"/>
+          <w:szCs w:val="21"/>
+        </w:rPr>
+        <w:t xml:space="preserve">28施策の内訳は次のとおりです。</w:t>
+      </w:r>
+    </w:p>
+    <w:tbl>
+      <w:tblPr>
+        <w:tblW w:type="dxa" w:w="9360"/>
+        <w:tblBorders>
+          <w:top w:val="single" w:color="auto" w:sz="4"/>
+          <w:left w:val="single" w:color="auto" w:sz="4"/>
+          <w:bottom w:val="single" w:color="auto" w:sz="4"/>
+          <w:right w:val="single" w:color="auto" w:sz="4"/>
+          <w:insideH w:val="single" w:color="auto" w:sz="4"/>
+          <w:insideV w:val="single" w:color="auto" w:sz="4"/>
+        </w:tblBorders>
+      </w:tblPr>
+      <w:tblGrid>
+        <w:gridCol w:w="1498"/>
+        <w:gridCol w:w="936"/>
+        <w:gridCol w:w="6926"/>
+      </w:tblGrid>
+      <w:tr>
+        <w:trPr>
+          <w:tblHeader/>
+        </w:trPr>
+        <w:tc>
+          <w:tcPr>
+            <w:tcW w:type="dxa" w:w="1498"/>
+            <w:shd w:fill="2E75B6" w:val="clear"/>
+            <w:tcMar>
+              <w:top w:type="dxa" w:w="60"/>
+              <w:left w:type="dxa" w:w="90"/>
+              <w:bottom w:type="dxa" w:w="60"/>
+              <w:right w:type="dxa" w:w="90"/>
+            </w:tcMar>
+          </w:tcPr>
+          <w:p>
+            <w:pPr>
+              <w:spacing w:after="0" w:line="240"/>
+              <w:jc w:val="center"/>
+            </w:pPr>
+            <w:r>
+              <w:rPr>
+                <w:rFonts w:ascii="游ゴシック" w:cs="游ゴシック" w:eastAsia="游ゴシック" w:hAnsi="游ゴシック"/>
+                <w:b/>
+                <w:bCs/>
+                <w:color w:val="FFFFFF"/>
+                <w:sz w:val="17"/>
+                <w:szCs w:val="17"/>
+              </w:rPr>
+              <w:t xml:space="preserve">区分</w:t>
+            </w:r>
+          </w:p>
+        </w:tc>
+        <w:tc>
+          <w:tcPr>
+            <w:tcW w:type="dxa" w:w="936"/>
+            <w:shd w:fill="2E75B6" w:val="clear"/>
+            <w:tcMar>
+              <w:top w:type="dxa" w:w="60"/>
+              <w:left w:type="dxa" w:w="90"/>
+              <w:bottom w:type="dxa" w:w="60"/>
+              <w:right w:type="dxa" w:w="90"/>
+            </w:tcMar>
+          </w:tcPr>
+          <w:p>
+            <w:pPr>
+              <w:spacing w:after="0" w:line="240"/>
+              <w:jc w:val="center"/>
+            </w:pPr>
+            <w:r>
+              <w:rPr>
+                <w:rFonts w:ascii="游ゴシック" w:cs="游ゴシック" w:eastAsia="游ゴシック" w:hAnsi="游ゴシック"/>
+                <w:b/>
+                <w:bCs/>
+                <w:color w:val="FFFFFF"/>
+                <w:sz w:val="17"/>
+                <w:szCs w:val="17"/>
+              </w:rPr>
+              <w:t xml:space="preserve">件数</w:t>
+            </w:r>
+          </w:p>
+        </w:tc>
+        <w:tc>
+          <w:tcPr>
+            <w:tcW w:type="dxa" w:w="6926"/>
+            <w:shd w:fill="2E75B6" w:val="clear"/>
+            <w:tcMar>
+              <w:top w:type="dxa" w:w="60"/>
+              <w:left w:type="dxa" w:w="90"/>
+              <w:bottom w:type="dxa" w:w="60"/>
+              <w:right w:type="dxa" w:w="90"/>
+            </w:tcMar>
+          </w:tcPr>
+          <w:p>
+            <w:pPr>
+              <w:spacing w:after="0" w:line="240"/>
+              <w:jc w:val="center"/>
+            </w:pPr>
+            <w:r>
+              <w:rPr>
+                <w:rFonts w:ascii="游ゴシック" w:cs="游ゴシック" w:eastAsia="游ゴシック" w:hAnsi="游ゴシック"/>
+                <w:b/>
+                <w:bCs/>
+                <w:color w:val="FFFFFF"/>
+                <w:sz w:val="17"/>
+                <w:szCs w:val="17"/>
+              </w:rPr>
+              <w:t xml:space="preserve">内容</w:t>
+            </w:r>
+          </w:p>
+        </w:tc>
+      </w:tr>
+      <w:tr>
+        <w:tc>
+          <w:tcPr>
+            <w:tcW w:type="dxa" w:w="1498"/>
+            <w:shd w:fill="FFFFFF" w:val="clear"/>
+            <w:tcMar>
+              <w:top w:type="dxa" w:w="60"/>
+              <w:left w:type="dxa" w:w="90"/>
+              <w:bottom w:type="dxa" w:w="60"/>
+              <w:right w:type="dxa" w:w="90"/>
+            </w:tcMar>
+          </w:tcPr>
+          <w:p>
+            <w:pPr>
+              <w:spacing w:after="0" w:line="240"/>
+            </w:pPr>
+            <w:r>
+              <w:rPr>
+                <w:rFonts w:ascii="游ゴシック" w:cs="游ゴシック" w:eastAsia="游ゴシック" w:hAnsi="游ゴシック"/>
+                <w:b w:val="false"/>
+                <w:bCs w:val="false"/>
+                <w:color w:val="000000"/>
+                <w:sz w:val="17"/>
+                <w:szCs w:val="17"/>
+              </w:rPr>
+              <w:t xml:space="preserve">継続</w:t>
+            </w:r>
+          </w:p>
+        </w:tc>
+        <w:tc>
+          <w:tcPr>
+            <w:tcW w:type="dxa" w:w="936"/>
+            <w:shd w:fill="FFFFFF" w:val="clear"/>
+            <w:tcMar>
+              <w:top w:type="dxa" w:w="60"/>
+              <w:left w:type="dxa" w:w="90"/>
+              <w:bottom w:type="dxa" w:w="60"/>
+              <w:right w:type="dxa" w:w="90"/>
+            </w:tcMar>
+          </w:tcPr>
+          <w:p>
+            <w:pPr>
+              <w:spacing w:after="0" w:line="240"/>
+            </w:pPr>
+            <w:r>
+              <w:rPr>
+                <w:rFonts w:ascii="游ゴシック" w:cs="游ゴシック" w:eastAsia="游ゴシック" w:hAnsi="游ゴシック"/>
+                <w:b w:val="false"/>
+                <w:bCs w:val="false"/>
+                <w:color w:val="000000"/>
+                <w:sz w:val="17"/>
+                <w:szCs w:val="17"/>
+              </w:rPr>
+              <w:t xml:space="preserve">10</w:t>
+            </w:r>
+          </w:p>
+        </w:tc>
+        <w:tc>
+          <w:tcPr>
+            <w:tcW w:type="dxa" w:w="6926"/>
+            <w:shd w:fill="FFFFFF" w:val="clear"/>
+            <w:tcMar>
+              <w:top w:type="dxa" w:w="60"/>
+              <w:left w:type="dxa" w:w="90"/>
+              <w:bottom w:type="dxa" w:w="60"/>
+              <w:right w:type="dxa" w:w="90"/>
+            </w:tcMar>
+          </w:tcPr>
+          <w:p>
+            <w:pPr>
+              <w:spacing w:after="0" w:line="240"/>
+            </w:pPr>
+            <w:r>
+              <w:rPr>
+                <w:rFonts w:ascii="游ゴシック" w:cs="游ゴシック" w:eastAsia="游ゴシック" w:hAnsi="游ゴシック"/>
+                <w:b w:val="false"/>
+                <w:bCs w:val="false"/>
+                <w:color w:val="000000"/>
+                <w:sz w:val="17"/>
+                <w:szCs w:val="17"/>
+              </w:rPr>
+              <w:t xml:space="preserve">1-6／2-1／2-4／2-5／3-1／3-5／4-1／4-3／4-5／4-7</w:t>
+            </w:r>
+          </w:p>
+        </w:tc>
+      </w:tr>
+      <w:tr>
+        <w:tc>
+          <w:tcPr>
+            <w:tcW w:type="dxa" w:w="1498"/>
+            <w:shd w:fill="FFFFFF" w:val="clear"/>
+            <w:tcMar>
+              <w:top w:type="dxa" w:w="60"/>
+              <w:left w:type="dxa" w:w="90"/>
+              <w:bottom w:type="dxa" w:w="60"/>
+              <w:right w:type="dxa" w:w="90"/>
+            </w:tcMar>
+          </w:tcPr>
+          <w:p>
+            <w:pPr>
+              <w:spacing w:after="0" w:line="240"/>
+            </w:pPr>
+            <w:r>
+              <w:rPr>
+                <w:rFonts w:ascii="游ゴシック" w:cs="游ゴシック" w:eastAsia="游ゴシック" w:hAnsi="游ゴシック"/>
+                <w:b w:val="false"/>
+                <w:bCs w:val="false"/>
+                <w:color w:val="000000"/>
+                <w:sz w:val="17"/>
+                <w:szCs w:val="17"/>
+              </w:rPr>
+              <w:t xml:space="preserve">継続・強化</w:t>
+            </w:r>
+          </w:p>
+        </w:tc>
+        <w:tc>
+          <w:tcPr>
+            <w:tcW w:type="dxa" w:w="936"/>
+            <w:shd w:fill="FFFFFF" w:val="clear"/>
+            <w:tcMar>
+              <w:top w:type="dxa" w:w="60"/>
+              <w:left w:type="dxa" w:w="90"/>
+              <w:bottom w:type="dxa" w:w="60"/>
+              <w:right w:type="dxa" w:w="90"/>
+            </w:tcMar>
+          </w:tcPr>
+          <w:p>
+            <w:pPr>
+              <w:spacing w:after="0" w:line="240"/>
+            </w:pPr>
+            <w:r>
+              <w:rPr>
+                <w:rFonts w:ascii="游ゴシック" w:cs="游ゴシック" w:eastAsia="游ゴシック" w:hAnsi="游ゴシック"/>
+                <w:b w:val="false"/>
+                <w:bCs w:val="false"/>
+                <w:color w:val="000000"/>
+                <w:sz w:val="17"/>
+                <w:szCs w:val="17"/>
+              </w:rPr>
+              <w:t xml:space="preserve">1</w:t>
+            </w:r>
+          </w:p>
+        </w:tc>
+        <w:tc>
+          <w:tcPr>
+            <w:tcW w:type="dxa" w:w="6926"/>
+            <w:shd w:fill="FFFFFF" w:val="clear"/>
+            <w:tcMar>
+              <w:top w:type="dxa" w:w="60"/>
+              <w:left w:type="dxa" w:w="90"/>
+              <w:bottom w:type="dxa" w:w="60"/>
+              <w:right w:type="dxa" w:w="90"/>
+            </w:tcMar>
+          </w:tcPr>
+          <w:p>
+            <w:pPr>
+              <w:spacing w:after="0" w:line="240"/>
+            </w:pPr>
+            <w:r>
+              <w:rPr>
+                <w:rFonts w:ascii="游ゴシック" w:cs="游ゴシック" w:eastAsia="游ゴシック" w:hAnsi="游ゴシック"/>
+                <w:b w:val="false"/>
+                <w:bCs w:val="false"/>
+                <w:color w:val="000000"/>
+                <w:sz w:val="17"/>
+                <w:szCs w:val="17"/>
+              </w:rPr>
+              <w:t xml:space="preserve">4-4 認知症施策の推進</w:t>
+            </w:r>
+          </w:p>
+        </w:tc>
+      </w:tr>
+      <w:tr>
+        <w:tc>
+          <w:tcPr>
+            <w:tcW w:type="dxa" w:w="1498"/>
+            <w:shd w:fill="FFFFFF" w:val="clear"/>
+            <w:tcMar>
+              <w:top w:type="dxa" w:w="60"/>
+              <w:left w:type="dxa" w:w="90"/>
+              <w:bottom w:type="dxa" w:w="60"/>
+              <w:right w:type="dxa" w:w="90"/>
+            </w:tcMar>
+          </w:tcPr>
+          <w:p>
+            <w:pPr>
+              <w:spacing w:after="0" w:line="240"/>
+            </w:pPr>
+            <w:r>
+              <w:rPr>
+                <w:rFonts w:ascii="游ゴシック" w:cs="游ゴシック" w:eastAsia="游ゴシック" w:hAnsi="游ゴシック"/>
+                <w:b w:val="false"/>
+                <w:bCs w:val="false"/>
+                <w:color w:val="000000"/>
+                <w:sz w:val="17"/>
+                <w:szCs w:val="17"/>
+              </w:rPr>
+              <w:t xml:space="preserve">強化</w:t>
+            </w:r>
+          </w:p>
+        </w:tc>
+        <w:tc>
+          <w:tcPr>
+            <w:tcW w:type="dxa" w:w="936"/>
+            <w:shd w:fill="FFFFFF" w:val="clear"/>
+            <w:tcMar>
+              <w:top w:type="dxa" w:w="60"/>
+              <w:left w:type="dxa" w:w="90"/>
+              <w:bottom w:type="dxa" w:w="60"/>
+              <w:right w:type="dxa" w:w="90"/>
+            </w:tcMar>
+          </w:tcPr>
+          <w:p>
+            <w:pPr>
+              <w:spacing w:after="0" w:line="240"/>
+            </w:pPr>
+            <w:r>
+              <w:rPr>
+                <w:rFonts w:ascii="游ゴシック" w:cs="游ゴシック" w:eastAsia="游ゴシック" w:hAnsi="游ゴシック"/>
+                <w:b w:val="false"/>
+                <w:bCs w:val="false"/>
+                <w:color w:val="000000"/>
+                <w:sz w:val="17"/>
+                <w:szCs w:val="17"/>
+              </w:rPr>
+              <w:t xml:space="preserve">6</w:t>
+            </w:r>
+          </w:p>
+        </w:tc>
+        <w:tc>
+          <w:tcPr>
+            <w:tcW w:type="dxa" w:w="6926"/>
+            <w:shd w:fill="FFFFFF" w:val="clear"/>
+            <w:tcMar>
+              <w:top w:type="dxa" w:w="60"/>
+              <w:left w:type="dxa" w:w="90"/>
+              <w:bottom w:type="dxa" w:w="60"/>
+              <w:right w:type="dxa" w:w="90"/>
+            </w:tcMar>
+          </w:tcPr>
+          <w:p>
+            <w:pPr>
+              <w:spacing w:after="0" w:line="240"/>
+            </w:pPr>
+            <w:r>
+              <w:rPr>
+                <w:rFonts w:ascii="游ゴシック" w:cs="游ゴシック" w:eastAsia="游ゴシック" w:hAnsi="游ゴシック"/>
+                <w:b w:val="false"/>
+                <w:bCs w:val="false"/>
+                <w:color w:val="000000"/>
+                <w:sz w:val="17"/>
+                <w:szCs w:val="17"/>
+              </w:rPr>
+              <w:t xml:space="preserve">1-1／1-3／2-3／3-2／4-2／4-6</w:t>
+            </w:r>
+          </w:p>
+        </w:tc>
+      </w:tr>
+      <w:tr>
+        <w:tc>
+          <w:tcPr>
+            <w:tcW w:type="dxa" w:w="1498"/>
+            <w:shd w:fill="FFFFFF" w:val="clear"/>
+            <w:tcMar>
+              <w:top w:type="dxa" w:w="60"/>
+              <w:left w:type="dxa" w:w="90"/>
+              <w:bottom w:type="dxa" w:w="60"/>
+              <w:right w:type="dxa" w:w="90"/>
+            </w:tcMar>
+          </w:tcPr>
+          <w:p>
+            <w:pPr>
+              <w:spacing w:after="0" w:line="240"/>
+            </w:pPr>
+            <w:r>
+              <w:rPr>
+                <w:rFonts w:ascii="游ゴシック" w:cs="游ゴシック" w:eastAsia="游ゴシック" w:hAnsi="游ゴシック"/>
+                <w:b w:val="false"/>
+                <w:bCs w:val="false"/>
+                <w:color w:val="000000"/>
+                <w:sz w:val="17"/>
+                <w:szCs w:val="17"/>
+              </w:rPr>
+              <w:t xml:space="preserve">改称</w:t>
+            </w:r>
+          </w:p>
+        </w:tc>
+        <w:tc>
+          <w:tcPr>
+            <w:tcW w:type="dxa" w:w="936"/>
+            <w:shd w:fill="FFFFFF" w:val="clear"/>
+            <w:tcMar>
+              <w:top w:type="dxa" w:w="60"/>
+              <w:left w:type="dxa" w:w="90"/>
+              <w:bottom w:type="dxa" w:w="60"/>
+              <w:right w:type="dxa" w:w="90"/>
+            </w:tcMar>
+          </w:tcPr>
+          <w:p>
+            <w:pPr>
+              <w:spacing w:after="0" w:line="240"/>
+            </w:pPr>
+            <w:r>
+              <w:rPr>
+                <w:rFonts w:ascii="游ゴシック" w:cs="游ゴシック" w:eastAsia="游ゴシック" w:hAnsi="游ゴシック"/>
+                <w:b w:val="false"/>
+                <w:bCs w:val="false"/>
+                <w:color w:val="000000"/>
+                <w:sz w:val="17"/>
+                <w:szCs w:val="17"/>
+              </w:rPr>
+              <w:t xml:space="preserve">1</w:t>
+            </w:r>
+          </w:p>
+        </w:tc>
+        <w:tc>
+          <w:tcPr>
+            <w:tcW w:type="dxa" w:w="6926"/>
+            <w:shd w:fill="FFFFFF" w:val="clear"/>
+            <w:tcMar>
+              <w:top w:type="dxa" w:w="60"/>
+              <w:left w:type="dxa" w:w="90"/>
+              <w:bottom w:type="dxa" w:w="60"/>
+              <w:right w:type="dxa" w:w="90"/>
+            </w:tcMar>
+          </w:tcPr>
+          <w:p>
+            <w:pPr>
+              <w:spacing w:after="0" w:line="240"/>
+            </w:pPr>
+            <w:r>
+              <w:rPr>
+                <w:rFonts w:ascii="游ゴシック" w:cs="游ゴシック" w:eastAsia="游ゴシック" w:hAnsi="游ゴシック"/>
+                <w:b w:val="false"/>
+                <w:bCs w:val="false"/>
+                <w:color w:val="000000"/>
+                <w:sz w:val="17"/>
+                <w:szCs w:val="17"/>
+              </w:rPr>
+              <w:t xml:space="preserve">3-3 村外施設サービスの利用支援</w:t>
+            </w:r>
+          </w:p>
+        </w:tc>
+      </w:tr>
+      <w:tr>
+        <w:tc>
+          <w:tcPr>
+            <w:tcW w:type="dxa" w:w="1498"/>
+            <w:shd w:fill="FFFFFF" w:val="clear"/>
+            <w:tcMar>
+              <w:top w:type="dxa" w:w="60"/>
+              <w:left w:type="dxa" w:w="90"/>
+              <w:bottom w:type="dxa" w:w="60"/>
+              <w:right w:type="dxa" w:w="90"/>
+            </w:tcMar>
+          </w:tcPr>
+          <w:p>
+            <w:pPr>
+              <w:spacing w:after="0" w:line="240"/>
+            </w:pPr>
+            <w:r>
+              <w:rPr>
+                <w:rFonts w:ascii="游ゴシック" w:cs="游ゴシック" w:eastAsia="游ゴシック" w:hAnsi="游ゴシック"/>
+                <w:b w:val="false"/>
+                <w:bCs w:val="false"/>
+                <w:color w:val="000000"/>
+                <w:sz w:val="17"/>
+                <w:szCs w:val="17"/>
+              </w:rPr>
+              <w:t xml:space="preserve">新規</w:t>
+            </w:r>
+          </w:p>
+        </w:tc>
+        <w:tc>
+          <w:tcPr>
+            <w:tcW w:type="dxa" w:w="936"/>
+            <w:shd w:fill="FFFFFF" w:val="clear"/>
+            <w:tcMar>
+              <w:top w:type="dxa" w:w="60"/>
+              <w:left w:type="dxa" w:w="90"/>
+              <w:bottom w:type="dxa" w:w="60"/>
+              <w:right w:type="dxa" w:w="90"/>
+            </w:tcMar>
+          </w:tcPr>
+          <w:p>
+            <w:pPr>
+              <w:spacing w:after="0" w:line="240"/>
+            </w:pPr>
+            <w:r>
+              <w:rPr>
+                <w:rFonts w:ascii="游ゴシック" w:cs="游ゴシック" w:eastAsia="游ゴシック" w:hAnsi="游ゴシック"/>
+                <w:b w:val="false"/>
+                <w:bCs w:val="false"/>
+                <w:color w:val="000000"/>
+                <w:sz w:val="17"/>
+                <w:szCs w:val="17"/>
+              </w:rPr>
+              <w:t xml:space="preserve">10</w:t>
+            </w:r>
+          </w:p>
+        </w:tc>
+        <w:tc>
+          <w:tcPr>
+            <w:tcW w:type="dxa" w:w="6926"/>
+            <w:shd w:fill="FFFFFF" w:val="clear"/>
+            <w:tcMar>
+              <w:top w:type="dxa" w:w="60"/>
+              <w:left w:type="dxa" w:w="90"/>
+              <w:bottom w:type="dxa" w:w="60"/>
+              <w:right w:type="dxa" w:w="90"/>
+            </w:tcMar>
+          </w:tcPr>
+          <w:p>
+            <w:pPr>
+              <w:spacing w:after="0" w:line="240"/>
+            </w:pPr>
+            <w:r>
+              <w:rPr>
+                <w:rFonts w:ascii="游ゴシック" w:cs="游ゴシック" w:eastAsia="游ゴシック" w:hAnsi="游ゴシック"/>
+                <w:b w:val="false"/>
+                <w:bCs w:val="false"/>
+                <w:color w:val="000000"/>
+                <w:sz w:val="17"/>
+                <w:szCs w:val="17"/>
+              </w:rPr>
+              <w:t xml:space="preserve">1-2／1-4／1-5／2-2／2-6／3-4／5-1／5-2／5-3／5-4</w:t>
+            </w:r>
+          </w:p>
+        </w:tc>
+      </w:tr>
+      <w:tr>
+        <w:tc>
+          <w:tcPr>
+            <w:tcW w:type="dxa" w:w="1498"/>
+            <w:shd w:fill="FFFFFF" w:val="clear"/>
+            <w:tcMar>
+              <w:top w:type="dxa" w:w="60"/>
+              <w:left w:type="dxa" w:w="90"/>
+              <w:bottom w:type="dxa" w:w="60"/>
+              <w:right w:type="dxa" w:w="90"/>
+            </w:tcMar>
+          </w:tcPr>
+          <w:p>
+            <w:pPr>
+              <w:spacing w:after="0" w:line="240"/>
+            </w:pPr>
+            <w:r>
+              <w:rPr>
+                <w:rFonts w:ascii="游ゴシック" w:cs="游ゴシック" w:eastAsia="游ゴシック" w:hAnsi="游ゴシック"/>
+                <w:b w:val="false"/>
+                <w:bCs w:val="false"/>
+                <w:color w:val="000000"/>
+                <w:sz w:val="17"/>
+                <w:szCs w:val="17"/>
+              </w:rPr>
+              <w:t xml:space="preserve">合計</w:t>
+            </w:r>
+          </w:p>
+        </w:tc>
+        <w:tc>
+          <w:tcPr>
+            <w:tcW w:type="dxa" w:w="936"/>
+            <w:shd w:fill="FFFFFF" w:val="clear"/>
+            <w:tcMar>
+              <w:top w:type="dxa" w:w="60"/>
+              <w:left w:type="dxa" w:w="90"/>
+              <w:bottom w:type="dxa" w:w="60"/>
+              <w:right w:type="dxa" w:w="90"/>
+            </w:tcMar>
+          </w:tcPr>
+          <w:p>
+            <w:pPr>
+              <w:spacing w:after="0" w:line="240"/>
+            </w:pPr>
+            <w:r>
+              <w:rPr>
+                <w:rFonts w:ascii="游ゴシック" w:cs="游ゴシック" w:eastAsia="游ゴシック" w:hAnsi="游ゴシック"/>
+                <w:b w:val="false"/>
+                <w:bCs w:val="false"/>
+                <w:color w:val="000000"/>
+                <w:sz w:val="17"/>
+                <w:szCs w:val="17"/>
+              </w:rPr>
+              <w:t xml:space="preserve">28</w:t>
+            </w:r>
+          </w:p>
+        </w:tc>
+        <w:tc>
+          <w:tcPr>
+            <w:tcW w:type="dxa" w:w="6926"/>
+            <w:shd w:fill="FFFFFF" w:val="clear"/>
+            <w:tcMar>
+              <w:top w:type="dxa" w:w="60"/>
+              <w:left w:type="dxa" w:w="90"/>
+              <w:bottom w:type="dxa" w:w="60"/>
+              <w:right w:type="dxa" w:w="90"/>
+            </w:tcMar>
+          </w:tcPr>
+          <w:p>
+            <w:pPr>
+              <w:spacing w:after="0" w:line="240"/>
+            </w:pPr>
+            <w:r>
+              <w:rPr>
+                <w:rFonts w:ascii="游ゴシック" w:cs="游ゴシック" w:eastAsia="游ゴシック" w:hAnsi="游ゴシック"/>
+                <w:b w:val="false"/>
+                <w:bCs w:val="false"/>
+                <w:color w:val="000000"/>
+                <w:sz w:val="17"/>
+                <w:szCs w:val="17"/>
+              </w:rPr>
+              <w:t xml:space="preserve">（第9期は19施策）</w:t>
+            </w:r>
+          </w:p>
+        </w:tc>
+      </w:tr>
+    </w:tbl>
+    <w:p>
+      <w:pPr>
+        <w:spacing w:after="160" w:line="300"/>
+      </w:pPr>
+      <w:r>
+        <w:rPr>
+          <w:rFonts w:ascii="游明朝" w:cs="游明朝" w:eastAsia="游明朝" w:hAnsi="游明朝"/>
+          <w:sz w:val="21"/>
+          <w:szCs w:val="21"/>
+        </w:rPr>
+        <w:t xml:space="preserve"/>
+      </w:r>
+    </w:p>
+    <w:p>
+      <w:pPr>
+        <w:spacing w:after="100" w:line="300"/>
+      </w:pPr>
+      <w:r>
+        <w:rPr>
+          <w:rFonts w:ascii="游ゴシック" w:cs="游ゴシック" w:eastAsia="游ゴシック" w:hAnsi="游ゴシック"/>
+          <w:b/>
+          <w:bCs/>
+          <w:color w:val="2E75B6"/>
+          <w:sz w:val="21"/>
+          <w:szCs w:val="21"/>
+        </w:rPr>
+        <w:t xml:space="preserve">新設する10施策の根拠</w:t>
+      </w:r>
+    </w:p>
+    <w:tbl>
+      <w:tblPr>
+        <w:tblW w:type="dxa" w:w="9360"/>
+        <w:tblBorders>
+          <w:top w:val="single" w:color="auto" w:sz="4"/>
+          <w:left w:val="single" w:color="auto" w:sz="4"/>
+          <w:bottom w:val="single" w:color="auto" w:sz="4"/>
+          <w:right w:val="single" w:color="auto" w:sz="4"/>
+          <w:insideH w:val="single" w:color="auto" w:sz="4"/>
+          <w:insideV w:val="single" w:color="auto" w:sz="4"/>
+        </w:tblBorders>
+      </w:tblPr>
+      <w:tblGrid>
+        <w:gridCol w:w="3557"/>
+        <w:gridCol w:w="5803"/>
+      </w:tblGrid>
+      <w:tr>
+        <w:trPr>
+          <w:tblHeader/>
+        </w:trPr>
+        <w:tc>
+          <w:tcPr>
+            <w:tcW w:type="dxa" w:w="3557"/>
+            <w:shd w:fill="2E75B6" w:val="clear"/>
+            <w:tcMar>
+              <w:top w:type="dxa" w:w="60"/>
+              <w:left w:type="dxa" w:w="90"/>
+              <w:bottom w:type="dxa" w:w="60"/>
+              <w:right w:type="dxa" w:w="90"/>
+            </w:tcMar>
+          </w:tcPr>
+          <w:p>
+            <w:pPr>
+              <w:spacing w:after="0" w:line="240"/>
+              <w:jc w:val="center"/>
+            </w:pPr>
+            <w:r>
+              <w:rPr>
+                <w:rFonts w:ascii="游ゴシック" w:cs="游ゴシック" w:eastAsia="游ゴシック" w:hAnsi="游ゴシック"/>
+                <w:b/>
+                <w:bCs/>
+                <w:color w:val="FFFFFF"/>
+                <w:sz w:val="17"/>
+                <w:szCs w:val="17"/>
+              </w:rPr>
+              <w:t xml:space="preserve">施策</w:t>
+            </w:r>
+          </w:p>
+        </w:tc>
+        <w:tc>
+          <w:tcPr>
+            <w:tcW w:type="dxa" w:w="5803"/>
+            <w:shd w:fill="2E75B6" w:val="clear"/>
+            <w:tcMar>
+              <w:top w:type="dxa" w:w="60"/>
+              <w:left w:type="dxa" w:w="90"/>
+              <w:bottom w:type="dxa" w:w="60"/>
+              <w:right w:type="dxa" w:w="90"/>
+            </w:tcMar>
+          </w:tcPr>
+          <w:p>
+            <w:pPr>
+              <w:spacing w:after="0" w:line="240"/>
+              <w:jc w:val="center"/>
+            </w:pPr>
+            <w:r>
+              <w:rPr>
+                <w:rFonts w:ascii="游ゴシック" w:cs="游ゴシック" w:eastAsia="游ゴシック" w:hAnsi="游ゴシック"/>
+                <w:b/>
+                <w:bCs/>
+                <w:color w:val="FFFFFF"/>
+                <w:sz w:val="17"/>
+                <w:szCs w:val="17"/>
+              </w:rPr>
+              <w:t xml:space="preserve">根拠</w:t>
+            </w:r>
+          </w:p>
+        </w:tc>
+      </w:tr>
+      <w:tr>
+        <w:tc>
+          <w:tcPr>
+            <w:tcW w:type="dxa" w:w="3557"/>
+            <w:shd w:fill="FFFFFF" w:val="clear"/>
+            <w:tcMar>
+              <w:top w:type="dxa" w:w="60"/>
+              <w:left w:type="dxa" w:w="90"/>
+              <w:bottom w:type="dxa" w:w="60"/>
+              <w:right w:type="dxa" w:w="90"/>
+            </w:tcMar>
+          </w:tcPr>
+          <w:p>
+            <w:pPr>
+              <w:spacing w:after="0" w:line="240"/>
+            </w:pPr>
+            <w:r>
+              <w:rPr>
+                <w:rFonts w:ascii="游ゴシック" w:cs="游ゴシック" w:eastAsia="游ゴシック" w:hAnsi="游ゴシック"/>
+                <w:b w:val="false"/>
+                <w:bCs w:val="false"/>
+                <w:color w:val="000000"/>
+                <w:sz w:val="17"/>
+                <w:szCs w:val="17"/>
+              </w:rPr>
+              <w:t xml:space="preserve">1-2 総合事業における多様なサービスの創設</w:t>
+            </w:r>
+          </w:p>
+        </w:tc>
+        <w:tc>
+          <w:tcPr>
+            <w:tcW w:type="dxa" w:w="5803"/>
+            <w:shd w:fill="FFFFFF" w:val="clear"/>
+            <w:tcMar>
+              <w:top w:type="dxa" w:w="60"/>
+              <w:left w:type="dxa" w:w="90"/>
+              <w:bottom w:type="dxa" w:w="60"/>
+              <w:right w:type="dxa" w:w="90"/>
+            </w:tcMar>
+          </w:tcPr>
+          <w:p>
+            <w:pPr>
+              <w:spacing w:after="0" w:line="240"/>
+            </w:pPr>
+            <w:r>
+              <w:rPr>
+                <w:rFonts w:ascii="游ゴシック" w:cs="游ゴシック" w:eastAsia="游ゴシック" w:hAnsi="游ゴシック"/>
+                <w:b w:val="false"/>
+                <w:bCs w:val="false"/>
+                <w:color w:val="000000"/>
+                <w:sz w:val="17"/>
+                <w:szCs w:val="17"/>
+              </w:rPr>
+              <w:t xml:space="preserve">従前相当以外の事業費割合0.0%。要支援1が6年で3倍。議事録でも村が言及</w:t>
+            </w:r>
+          </w:p>
+        </w:tc>
+      </w:tr>
+      <w:tr>
+        <w:tc>
+          <w:tcPr>
+            <w:tcW w:type="dxa" w:w="3557"/>
+            <w:shd w:fill="FFFFFF" w:val="clear"/>
+            <w:tcMar>
+              <w:top w:type="dxa" w:w="60"/>
+              <w:left w:type="dxa" w:w="90"/>
+              <w:bottom w:type="dxa" w:w="60"/>
+              <w:right w:type="dxa" w:w="90"/>
+            </w:tcMar>
+          </w:tcPr>
+          <w:p>
+            <w:pPr>
+              <w:spacing w:after="0" w:line="240"/>
+            </w:pPr>
+            <w:r>
+              <w:rPr>
+                <w:rFonts w:ascii="游ゴシック" w:cs="游ゴシック" w:eastAsia="游ゴシック" w:hAnsi="游ゴシック"/>
+                <w:b w:val="false"/>
+                <w:bCs w:val="false"/>
+                <w:color w:val="000000"/>
+                <w:sz w:val="17"/>
+                <w:szCs w:val="17"/>
+              </w:rPr>
+              <w:t xml:space="preserve">1-4 介護予防におけるデータ活用</w:t>
+            </w:r>
+          </w:p>
+        </w:tc>
+        <w:tc>
+          <w:tcPr>
+            <w:tcW w:type="dxa" w:w="5803"/>
+            <w:shd w:fill="FFFFFF" w:val="clear"/>
+            <w:tcMar>
+              <w:top w:type="dxa" w:w="60"/>
+              <w:left w:type="dxa" w:w="90"/>
+              <w:bottom w:type="dxa" w:w="60"/>
+              <w:right w:type="dxa" w:w="90"/>
+            </w:tcMar>
+          </w:tcPr>
+          <w:p>
+            <w:pPr>
+              <w:spacing w:after="0" w:line="240"/>
+            </w:pPr>
+            <w:r>
+              <w:rPr>
+                <w:rFonts w:ascii="游ゴシック" w:cs="游ゴシック" w:eastAsia="游ゴシック" w:hAnsi="游ゴシック"/>
+                <w:b w:val="false"/>
+                <w:bCs w:val="false"/>
+                <w:color w:val="000000"/>
+                <w:sz w:val="17"/>
+                <w:szCs w:val="17"/>
+              </w:rPr>
+              <w:t xml:space="preserve">国の評価で0点。本計画の策定過程そのものが該当要件を満たす</w:t>
+            </w:r>
+          </w:p>
+        </w:tc>
+      </w:tr>
+      <w:tr>
+        <w:tc>
+          <w:tcPr>
+            <w:tcW w:type="dxa" w:w="3557"/>
+            <w:shd w:fill="FFFFFF" w:val="clear"/>
+            <w:tcMar>
+              <w:top w:type="dxa" w:w="60"/>
+              <w:left w:type="dxa" w:w="90"/>
+              <w:bottom w:type="dxa" w:w="60"/>
+              <w:right w:type="dxa" w:w="90"/>
+            </w:tcMar>
+          </w:tcPr>
+          <w:p>
+            <w:pPr>
+              <w:spacing w:after="0" w:line="240"/>
+            </w:pPr>
+            <w:r>
+              <w:rPr>
+                <w:rFonts w:ascii="游ゴシック" w:cs="游ゴシック" w:eastAsia="游ゴシック" w:hAnsi="游ゴシック"/>
+                <w:b w:val="false"/>
+                <w:bCs w:val="false"/>
+                <w:color w:val="000000"/>
+                <w:sz w:val="17"/>
+                <w:szCs w:val="17"/>
+              </w:rPr>
+              <w:t xml:space="preserve">1-5 地域リハビリテーション活動支援事業の推進</w:t>
+            </w:r>
+          </w:p>
+        </w:tc>
+        <w:tc>
+          <w:tcPr>
+            <w:tcW w:type="dxa" w:w="5803"/>
+            <w:shd w:fill="FFFFFF" w:val="clear"/>
+            <w:tcMar>
+              <w:top w:type="dxa" w:w="60"/>
+              <w:left w:type="dxa" w:w="90"/>
+              <w:bottom w:type="dxa" w:w="60"/>
+              <w:right w:type="dxa" w:w="90"/>
+            </w:tcMar>
+          </w:tcPr>
+          <w:p>
+            <w:pPr>
+              <w:spacing w:after="0" w:line="240"/>
+            </w:pPr>
+            <w:r>
+              <w:rPr>
+                <w:rFonts w:ascii="游ゴシック" w:cs="游ゴシック" w:eastAsia="游ゴシック" w:hAnsi="游ゴシック"/>
+                <w:b w:val="false"/>
+                <w:bCs w:val="false"/>
+                <w:color w:val="000000"/>
+                <w:sz w:val="17"/>
+                <w:szCs w:val="17"/>
+              </w:rPr>
+              <w:t xml:space="preserve">専門職の派遣はあるが事業としては未実施</w:t>
+            </w:r>
+          </w:p>
+        </w:tc>
+      </w:tr>
+      <w:tr>
+        <w:tc>
+          <w:tcPr>
+            <w:tcW w:type="dxa" w:w="3557"/>
+            <w:shd w:fill="FFFFFF" w:val="clear"/>
+            <w:tcMar>
+              <w:top w:type="dxa" w:w="60"/>
+              <w:left w:type="dxa" w:w="90"/>
+              <w:bottom w:type="dxa" w:w="60"/>
+              <w:right w:type="dxa" w:w="90"/>
+            </w:tcMar>
+          </w:tcPr>
+          <w:p>
+            <w:pPr>
+              <w:spacing w:after="0" w:line="240"/>
+            </w:pPr>
+            <w:r>
+              <w:rPr>
+                <w:rFonts w:ascii="游ゴシック" w:cs="游ゴシック" w:eastAsia="游ゴシック" w:hAnsi="游ゴシック"/>
+                <w:b w:val="false"/>
+                <w:bCs w:val="false"/>
+                <w:color w:val="000000"/>
+                <w:sz w:val="17"/>
+                <w:szCs w:val="17"/>
+              </w:rPr>
+              <w:t xml:space="preserve">2-2 社会参加の促進とインセンティブの検討</w:t>
+            </w:r>
+          </w:p>
+        </w:tc>
+        <w:tc>
+          <w:tcPr>
+            <w:tcW w:type="dxa" w:w="5803"/>
+            <w:shd w:fill="FFFFFF" w:val="clear"/>
+            <w:tcMar>
+              <w:top w:type="dxa" w:w="60"/>
+              <w:left w:type="dxa" w:w="90"/>
+              <w:bottom w:type="dxa" w:w="60"/>
+              <w:right w:type="dxa" w:w="90"/>
+            </w:tcMar>
+          </w:tcPr>
+          <w:p>
+            <w:pPr>
+              <w:spacing w:after="0" w:line="240"/>
+            </w:pPr>
+            <w:r>
+              <w:rPr>
+                <w:rFonts w:ascii="游ゴシック" w:cs="游ゴシック" w:eastAsia="游ゴシック" w:hAnsi="游ゴシック"/>
+                <w:b w:val="false"/>
+                <w:bCs w:val="false"/>
+                <w:color w:val="000000"/>
+                <w:sz w:val="17"/>
+                <w:szCs w:val="17"/>
+              </w:rPr>
+              <w:t xml:space="preserve">国の評価で0点。ポイント事業は未実施</w:t>
+            </w:r>
+          </w:p>
+        </w:tc>
+      </w:tr>
+      <w:tr>
+        <w:tc>
+          <w:tcPr>
+            <w:tcW w:type="dxa" w:w="3557"/>
+            <w:shd w:fill="FFFFFF" w:val="clear"/>
+            <w:tcMar>
+              <w:top w:type="dxa" w:w="60"/>
+              <w:left w:type="dxa" w:w="90"/>
+              <w:bottom w:type="dxa" w:w="60"/>
+              <w:right w:type="dxa" w:w="90"/>
+            </w:tcMar>
+          </w:tcPr>
+          <w:p>
+            <w:pPr>
+              <w:spacing w:after="0" w:line="240"/>
+            </w:pPr>
+            <w:r>
+              <w:rPr>
+                <w:rFonts w:ascii="游ゴシック" w:cs="游ゴシック" w:eastAsia="游ゴシック" w:hAnsi="游ゴシック"/>
+                <w:b w:val="false"/>
+                <w:bCs w:val="false"/>
+                <w:color w:val="000000"/>
+                <w:sz w:val="17"/>
+                <w:szCs w:val="17"/>
+              </w:rPr>
+              <w:t xml:space="preserve">2-6 冬期の生活支援（除雪）</w:t>
+            </w:r>
+          </w:p>
+        </w:tc>
+        <w:tc>
+          <w:tcPr>
+            <w:tcW w:type="dxa" w:w="5803"/>
+            <w:shd w:fill="FFFFFF" w:val="clear"/>
+            <w:tcMar>
+              <w:top w:type="dxa" w:w="60"/>
+              <w:left w:type="dxa" w:w="90"/>
+              <w:bottom w:type="dxa" w:w="60"/>
+              <w:right w:type="dxa" w:w="90"/>
+            </w:tcMar>
+          </w:tcPr>
+          <w:p>
+            <w:pPr>
+              <w:spacing w:after="0" w:line="240"/>
+            </w:pPr>
+            <w:r>
+              <w:rPr>
+                <w:rFonts w:ascii="游ゴシック" w:cs="游ゴシック" w:eastAsia="游ゴシック" w:hAnsi="游ゴシック"/>
+                <w:b w:val="false"/>
+                <w:bCs w:val="false"/>
+                <w:color w:val="000000"/>
+                <w:sz w:val="17"/>
+                <w:szCs w:val="17"/>
+              </w:rPr>
+              <w:t xml:space="preserve">住民ニーズ第1位27.5%。第9期に独立した施策がない</w:t>
+            </w:r>
+          </w:p>
+        </w:tc>
+      </w:tr>
+      <w:tr>
+        <w:tc>
+          <w:tcPr>
+            <w:tcW w:type="dxa" w:w="3557"/>
+            <w:shd w:fill="FFFFFF" w:val="clear"/>
+            <w:tcMar>
+              <w:top w:type="dxa" w:w="60"/>
+              <w:left w:type="dxa" w:w="90"/>
+              <w:bottom w:type="dxa" w:w="60"/>
+              <w:right w:type="dxa" w:w="90"/>
+            </w:tcMar>
+          </w:tcPr>
+          <w:p>
+            <w:pPr>
+              <w:spacing w:after="0" w:line="240"/>
+            </w:pPr>
+            <w:r>
+              <w:rPr>
+                <w:rFonts w:ascii="游ゴシック" w:cs="游ゴシック" w:eastAsia="游ゴシック" w:hAnsi="游ゴシック"/>
+                <w:b w:val="false"/>
+                <w:bCs w:val="false"/>
+                <w:color w:val="000000"/>
+                <w:sz w:val="17"/>
+                <w:szCs w:val="17"/>
+              </w:rPr>
+              <w:t xml:space="preserve">3-4 短期入所サービスの確保</w:t>
+            </w:r>
+          </w:p>
+        </w:tc>
+        <w:tc>
+          <w:tcPr>
+            <w:tcW w:type="dxa" w:w="5803"/>
+            <w:shd w:fill="FFFFFF" w:val="clear"/>
+            <w:tcMar>
+              <w:top w:type="dxa" w:w="60"/>
+              <w:left w:type="dxa" w:w="90"/>
+              <w:bottom w:type="dxa" w:w="60"/>
+              <w:right w:type="dxa" w:w="90"/>
+            </w:tcMar>
+          </w:tcPr>
+          <w:p>
+            <w:pPr>
+              <w:spacing w:after="0" w:line="240"/>
+            </w:pPr>
+            <w:r>
+              <w:rPr>
+                <w:rFonts w:ascii="游ゴシック" w:cs="游ゴシック" w:eastAsia="游ゴシック" w:hAnsi="游ゴシック"/>
+                <w:b w:val="false"/>
+                <w:bCs w:val="false"/>
+                <w:color w:val="000000"/>
+                <w:sz w:val="17"/>
+                <w:szCs w:val="17"/>
+              </w:rPr>
+              <w:t xml:space="preserve">村内の供給ゼロ。家族介護者の負担軽減に直結</w:t>
+            </w:r>
+          </w:p>
+        </w:tc>
+      </w:tr>
+      <w:tr>
+        <w:tc>
+          <w:tcPr>
+            <w:tcW w:type="dxa" w:w="3557"/>
+            <w:shd w:fill="FFFFFF" w:val="clear"/>
+            <w:tcMar>
+              <w:top w:type="dxa" w:w="60"/>
+              <w:left w:type="dxa" w:w="90"/>
+              <w:bottom w:type="dxa" w:w="60"/>
+              <w:right w:type="dxa" w:w="90"/>
+            </w:tcMar>
+          </w:tcPr>
+          <w:p>
+            <w:pPr>
+              <w:spacing w:after="0" w:line="240"/>
+            </w:pPr>
+            <w:r>
+              <w:rPr>
+                <w:rFonts w:ascii="游ゴシック" w:cs="游ゴシック" w:eastAsia="游ゴシック" w:hAnsi="游ゴシック"/>
+                <w:b w:val="false"/>
+                <w:bCs w:val="false"/>
+                <w:color w:val="000000"/>
+                <w:sz w:val="17"/>
+                <w:szCs w:val="17"/>
+              </w:rPr>
+              <w:t xml:space="preserve">5-1〜5-4 計画の推進と進捗管理</w:t>
+            </w:r>
+          </w:p>
+        </w:tc>
+        <w:tc>
+          <w:tcPr>
+            <w:tcW w:type="dxa" w:w="5803"/>
+            <w:shd w:fill="FFFFFF" w:val="clear"/>
+            <w:tcMar>
+              <w:top w:type="dxa" w:w="60"/>
+              <w:left w:type="dxa" w:w="90"/>
+              <w:bottom w:type="dxa" w:w="60"/>
+              <w:right w:type="dxa" w:w="90"/>
+            </w:tcMar>
+          </w:tcPr>
+          <w:p>
+            <w:pPr>
+              <w:spacing w:after="0" w:line="240"/>
+            </w:pPr>
+            <w:r>
+              <w:rPr>
+                <w:rFonts w:ascii="游ゴシック" w:cs="游ゴシック" w:eastAsia="游ゴシック" w:hAnsi="游ゴシック"/>
+                <w:b w:val="false"/>
+                <w:bCs w:val="false"/>
+                <w:color w:val="000000"/>
+                <w:sz w:val="17"/>
+                <w:szCs w:val="17"/>
+              </w:rPr>
+              <w:t xml:space="preserve">計画値と実績値の乖離分析が3年連続0点。第1号被保険者数の6.6%過少推計に気づけなかった</w:t>
+            </w:r>
+          </w:p>
+        </w:tc>
+      </w:tr>
+    </w:tbl>
+    <w:p>
+      <w:pPr>
+        <w:spacing w:after="160" w:line="300"/>
+      </w:pPr>
+      <w:r>
+        <w:rPr>
+          <w:rFonts w:ascii="游明朝" w:cs="游明朝" w:eastAsia="游明朝" w:hAnsi="游明朝"/>
+          <w:sz w:val="21"/>
+          <w:szCs w:val="21"/>
+        </w:rPr>
+        <w:t xml:space="preserve"/>
+      </w:r>
+    </w:p>
+    <w:p>
+      <w:pPr>
+        <w:pBdr>
+          <w:left w:val="single" w:color="C00000" w:sz="18" w:space="8"/>
+        </w:pBdr>
+        <w:shd w:fill="FFF3F3" w:val="clear"/>
+        <w:spacing w:after="180" w:before="120" w:line="280"/>
+        <w:ind w:left="200" w:right="200"/>
+      </w:pPr>
+      <w:r>
+        <w:rPr>
+          <w:rFonts w:ascii="游ゴシック" w:cs="游ゴシック" w:eastAsia="游ゴシック" w:hAnsi="游ゴシック"/>
+          <w:color w:val="595959"/>
+          <w:sz w:val="18"/>
+          <w:szCs w:val="18"/>
+        </w:rPr>
+        <w:t xml:space="preserve">※ 新設する施策は、いずれも国の評価で0点であった項目、または住民ニーズの上位項目に対応しています。施策を増やすことは事務負担の増加を伴うため、どこまで認めるかご議論をお願いします（論点3）。</w:t>
+      </w:r>
+    </w:p>
+    <w:p>
+      <w:pPr>
+        <w:pStyle w:val="Heading2"/>
+        <w:pBdr>
+          <w:bottom w:val="single" w:color="2E75B6" w:sz="12" w:space="4"/>
+        </w:pBdr>
+        <w:spacing w:after="180" w:before="320"/>
+      </w:pPr>
+      <w:r>
+        <w:rPr>
+          <w:rFonts w:ascii="游ゴシック" w:cs="游ゴシック" w:eastAsia="游ゴシック" w:hAnsi="游ゴシック"/>
+          <w:b/>
+          <w:bCs/>
+          <w:color w:val="1F3864"/>
+          <w:sz w:val="24"/>
+          <w:szCs w:val="24"/>
+        </w:rPr>
+        <w:t xml:space="preserve">4-6　関連計画との整合</w:t>
+      </w:r>
+    </w:p>
+    <w:p>
+      <w:pPr>
+        <w:spacing w:after="120" w:line="300"/>
+      </w:pPr>
+      <w:r>
+        <w:rPr>
+          <w:rFonts w:ascii="游明朝" w:cs="游明朝" w:eastAsia="游明朝" w:hAnsi="游明朝"/>
+          <w:sz w:val="21"/>
+          <w:szCs w:val="21"/>
+        </w:rPr>
+        <w:t xml:space="preserve">本計画は、国の基本指針および北塩原村の総合振興計画を上位計画とし、次の計画との整合を図ります。</w:t>
+      </w:r>
+    </w:p>
+    <w:tbl>
+      <w:tblPr>
+        <w:tblW w:type="dxa" w:w="9360"/>
+        <w:tblBorders>
+          <w:top w:val="single" w:color="auto" w:sz="4"/>
+          <w:left w:val="single" w:color="auto" w:sz="4"/>
+          <w:bottom w:val="single" w:color="auto" w:sz="4"/>
+          <w:right w:val="single" w:color="auto" w:sz="4"/>
+          <w:insideH w:val="single" w:color="auto" w:sz="4"/>
+          <w:insideV w:val="single" w:color="auto" w:sz="4"/>
+        </w:tblBorders>
+      </w:tblPr>
+      <w:tblGrid>
+        <w:gridCol w:w="3370"/>
+        <w:gridCol w:w="5990"/>
+      </w:tblGrid>
+      <w:tr>
+        <w:trPr>
+          <w:tblHeader/>
+        </w:trPr>
+        <w:tc>
+          <w:tcPr>
+            <w:tcW w:type="dxa" w:w="3370"/>
+            <w:shd w:fill="2E75B6" w:val="clear"/>
+            <w:tcMar>
+              <w:top w:type="dxa" w:w="60"/>
+              <w:left w:type="dxa" w:w="90"/>
+              <w:bottom w:type="dxa" w:w="60"/>
+              <w:right w:type="dxa" w:w="90"/>
+            </w:tcMar>
+          </w:tcPr>
+          <w:p>
+            <w:pPr>
+              <w:spacing w:after="0" w:line="240"/>
+              <w:jc w:val="center"/>
+            </w:pPr>
+            <w:r>
+              <w:rPr>
+                <w:rFonts w:ascii="游ゴシック" w:cs="游ゴシック" w:eastAsia="游ゴシック" w:hAnsi="游ゴシック"/>
+                <w:b/>
+                <w:bCs/>
+                <w:color w:val="FFFFFF"/>
+                <w:sz w:val="17"/>
+                <w:szCs w:val="17"/>
+              </w:rPr>
+              <w:t xml:space="preserve">関連計画</w:t>
+            </w:r>
+          </w:p>
+        </w:tc>
+        <w:tc>
+          <w:tcPr>
+            <w:tcW w:type="dxa" w:w="5990"/>
+            <w:shd w:fill="2E75B6" w:val="clear"/>
+            <w:tcMar>
+              <w:top w:type="dxa" w:w="60"/>
+              <w:left w:type="dxa" w:w="90"/>
+              <w:bottom w:type="dxa" w:w="60"/>
+              <w:right w:type="dxa" w:w="90"/>
+            </w:tcMar>
+          </w:tcPr>
+          <w:p>
+            <w:pPr>
+              <w:spacing w:after="0" w:line="240"/>
+              <w:jc w:val="center"/>
+            </w:pPr>
+            <w:r>
+              <w:rPr>
+                <w:rFonts w:ascii="游ゴシック" w:cs="游ゴシック" w:eastAsia="游ゴシック" w:hAnsi="游ゴシック"/>
+                <w:b/>
+                <w:bCs/>
+                <w:color w:val="FFFFFF"/>
+                <w:sz w:val="17"/>
+                <w:szCs w:val="17"/>
+              </w:rPr>
+              <w:t xml:space="preserve">整合を図る内容</w:t>
+            </w:r>
+          </w:p>
+        </w:tc>
+      </w:tr>
+      <w:tr>
+        <w:tc>
+          <w:tcPr>
+            <w:tcW w:type="dxa" w:w="3370"/>
+            <w:shd w:fill="FFFFFF" w:val="clear"/>
+            <w:tcMar>
+              <w:top w:type="dxa" w:w="60"/>
+              <w:left w:type="dxa" w:w="90"/>
+              <w:bottom w:type="dxa" w:w="60"/>
+              <w:right w:type="dxa" w:w="90"/>
+            </w:tcMar>
+          </w:tcPr>
+          <w:p>
+            <w:pPr>
+              <w:spacing w:after="0" w:line="240"/>
+            </w:pPr>
+            <w:r>
+              <w:rPr>
+                <w:rFonts w:ascii="游ゴシック" w:cs="游ゴシック" w:eastAsia="游ゴシック" w:hAnsi="游ゴシック"/>
+                <w:b w:val="false"/>
+                <w:bCs w:val="false"/>
+                <w:color w:val="000000"/>
+                <w:sz w:val="17"/>
+                <w:szCs w:val="17"/>
+              </w:rPr>
+              <w:t xml:space="preserve">北塩原村総合振興計画</w:t>
+            </w:r>
+          </w:p>
+        </w:tc>
+        <w:tc>
+          <w:tcPr>
+            <w:tcW w:type="dxa" w:w="5990"/>
+            <w:shd w:fill="FFFFFF" w:val="clear"/>
+            <w:tcMar>
+              <w:top w:type="dxa" w:w="60"/>
+              <w:left w:type="dxa" w:w="90"/>
+              <w:bottom w:type="dxa" w:w="60"/>
+              <w:right w:type="dxa" w:w="90"/>
+            </w:tcMar>
+          </w:tcPr>
+          <w:p>
+            <w:pPr>
+              <w:spacing w:after="0" w:line="240"/>
+            </w:pPr>
+            <w:r>
+              <w:rPr>
+                <w:rFonts w:ascii="游ゴシック" w:cs="游ゴシック" w:eastAsia="游ゴシック" w:hAnsi="游ゴシック"/>
+                <w:b w:val="false"/>
+                <w:bCs w:val="false"/>
+                <w:color w:val="000000"/>
+                <w:sz w:val="17"/>
+                <w:szCs w:val="17"/>
+              </w:rPr>
+              <w:t xml:space="preserve">村の最上位計画</w:t>
+            </w:r>
+          </w:p>
+        </w:tc>
+      </w:tr>
+      <w:tr>
+        <w:tc>
+          <w:tcPr>
+            <w:tcW w:type="dxa" w:w="3370"/>
+            <w:shd w:fill="FFFFFF" w:val="clear"/>
+            <w:tcMar>
+              <w:top w:type="dxa" w:w="60"/>
+              <w:left w:type="dxa" w:w="90"/>
+              <w:bottom w:type="dxa" w:w="60"/>
+              <w:right w:type="dxa" w:w="90"/>
+            </w:tcMar>
+          </w:tcPr>
+          <w:p>
+            <w:pPr>
+              <w:spacing w:after="0" w:line="240"/>
+            </w:pPr>
+            <w:r>
+              <w:rPr>
+                <w:rFonts w:ascii="游ゴシック" w:cs="游ゴシック" w:eastAsia="游ゴシック" w:hAnsi="游ゴシック"/>
+                <w:b w:val="false"/>
+                <w:bCs w:val="false"/>
+                <w:color w:val="000000"/>
+                <w:sz w:val="17"/>
+                <w:szCs w:val="17"/>
+              </w:rPr>
+              <w:t xml:space="preserve">障がい福祉計画・障がい者計画</w:t>
+            </w:r>
+          </w:p>
+        </w:tc>
+        <w:tc>
+          <w:tcPr>
+            <w:tcW w:type="dxa" w:w="5990"/>
+            <w:shd w:fill="FFFFFF" w:val="clear"/>
+            <w:tcMar>
+              <w:top w:type="dxa" w:w="60"/>
+              <w:left w:type="dxa" w:w="90"/>
+              <w:bottom w:type="dxa" w:w="60"/>
+              <w:right w:type="dxa" w:w="90"/>
+            </w:tcMar>
+          </w:tcPr>
+          <w:p>
+            <w:pPr>
+              <w:spacing w:after="0" w:line="240"/>
+            </w:pPr>
+            <w:r>
+              <w:rPr>
+                <w:rFonts w:ascii="游ゴシック" w:cs="游ゴシック" w:eastAsia="游ゴシック" w:hAnsi="游ゴシック"/>
+                <w:b w:val="false"/>
+                <w:bCs w:val="false"/>
+                <w:color w:val="000000"/>
+                <w:sz w:val="17"/>
+                <w:szCs w:val="17"/>
+              </w:rPr>
+              <w:t xml:space="preserve">高齢の障がい者、65歳到達時のサービス移行</w:t>
+            </w:r>
+          </w:p>
+        </w:tc>
+      </w:tr>
+      <w:tr>
+        <w:tc>
+          <w:tcPr>
+            <w:tcW w:type="dxa" w:w="3370"/>
+            <w:shd w:fill="FFFFFF" w:val="clear"/>
+            <w:tcMar>
+              <w:top w:type="dxa" w:w="60"/>
+              <w:left w:type="dxa" w:w="90"/>
+              <w:bottom w:type="dxa" w:w="60"/>
+              <w:right w:type="dxa" w:w="90"/>
+            </w:tcMar>
+          </w:tcPr>
+          <w:p>
+            <w:pPr>
+              <w:spacing w:after="0" w:line="240"/>
+            </w:pPr>
+            <w:r>
+              <w:rPr>
+                <w:rFonts w:ascii="游ゴシック" w:cs="游ゴシック" w:eastAsia="游ゴシック" w:hAnsi="游ゴシック"/>
+                <w:b w:val="false"/>
+                <w:bCs w:val="false"/>
+                <w:color w:val="000000"/>
+                <w:sz w:val="17"/>
+                <w:szCs w:val="17"/>
+              </w:rPr>
+              <w:t xml:space="preserve">地域福祉計画</w:t>
+            </w:r>
+          </w:p>
+        </w:tc>
+        <w:tc>
+          <w:tcPr>
+            <w:tcW w:type="dxa" w:w="5990"/>
+            <w:shd w:fill="FFFFFF" w:val="clear"/>
+            <w:tcMar>
+              <w:top w:type="dxa" w:w="60"/>
+              <w:left w:type="dxa" w:w="90"/>
+              <w:bottom w:type="dxa" w:w="60"/>
+              <w:right w:type="dxa" w:w="90"/>
+            </w:tcMar>
+          </w:tcPr>
+          <w:p>
+            <w:pPr>
+              <w:spacing w:after="0" w:line="240"/>
+            </w:pPr>
+            <w:r>
+              <w:rPr>
+                <w:rFonts w:ascii="游ゴシック" w:cs="游ゴシック" w:eastAsia="游ゴシック" w:hAnsi="游ゴシック"/>
+                <w:b w:val="false"/>
+                <w:bCs w:val="false"/>
+                <w:color w:val="000000"/>
+                <w:sz w:val="17"/>
+                <w:szCs w:val="17"/>
+              </w:rPr>
+              <w:t xml:space="preserve">地域の支え合い、生活支援体制整備</w:t>
+            </w:r>
+          </w:p>
+        </w:tc>
+      </w:tr>
+      <w:tr>
+        <w:tc>
+          <w:tcPr>
+            <w:tcW w:type="dxa" w:w="3370"/>
+            <w:shd w:fill="FFFFFF" w:val="clear"/>
+            <w:tcMar>
+              <w:top w:type="dxa" w:w="60"/>
+              <w:left w:type="dxa" w:w="90"/>
+              <w:bottom w:type="dxa" w:w="60"/>
+              <w:right w:type="dxa" w:w="90"/>
+            </w:tcMar>
+          </w:tcPr>
+          <w:p>
+            <w:pPr>
+              <w:spacing w:after="0" w:line="240"/>
+            </w:pPr>
+            <w:r>
+              <w:rPr>
+                <w:rFonts w:ascii="游ゴシック" w:cs="游ゴシック" w:eastAsia="游ゴシック" w:hAnsi="游ゴシック"/>
+                <w:b w:val="false"/>
+                <w:bCs w:val="false"/>
+                <w:color w:val="000000"/>
+                <w:sz w:val="17"/>
+                <w:szCs w:val="17"/>
+              </w:rPr>
+              <w:t xml:space="preserve">健康きたしおばら21（グッドヘルスプラン）</w:t>
+            </w:r>
+          </w:p>
+        </w:tc>
+        <w:tc>
+          <w:tcPr>
+            <w:tcW w:type="dxa" w:w="5990"/>
+            <w:shd w:fill="FFFFFF" w:val="clear"/>
+            <w:tcMar>
+              <w:top w:type="dxa" w:w="60"/>
+              <w:left w:type="dxa" w:w="90"/>
+              <w:bottom w:type="dxa" w:w="60"/>
+              <w:right w:type="dxa" w:w="90"/>
+            </w:tcMar>
+          </w:tcPr>
+          <w:p>
+            <w:pPr>
+              <w:spacing w:after="0" w:line="240"/>
+            </w:pPr>
+            <w:r>
+              <w:rPr>
+                <w:rFonts w:ascii="游ゴシック" w:cs="游ゴシック" w:eastAsia="游ゴシック" w:hAnsi="游ゴシック"/>
+                <w:b w:val="false"/>
+                <w:bCs w:val="false"/>
+                <w:color w:val="000000"/>
+                <w:sz w:val="17"/>
+                <w:szCs w:val="17"/>
+              </w:rPr>
+              <w:t xml:space="preserve">健康づくり、保健事業との一体的実施</w:t>
+            </w:r>
+          </w:p>
+        </w:tc>
+      </w:tr>
+      <w:tr>
+        <w:tc>
+          <w:tcPr>
+            <w:tcW w:type="dxa" w:w="3370"/>
+            <w:shd w:fill="FFFFFF" w:val="clear"/>
+            <w:tcMar>
+              <w:top w:type="dxa" w:w="60"/>
+              <w:left w:type="dxa" w:w="90"/>
+              <w:bottom w:type="dxa" w:w="60"/>
+              <w:right w:type="dxa" w:w="90"/>
+            </w:tcMar>
+          </w:tcPr>
+          <w:p>
+            <w:pPr>
+              <w:spacing w:after="0" w:line="240"/>
+            </w:pPr>
+            <w:r>
+              <w:rPr>
+                <w:rFonts w:ascii="游ゴシック" w:cs="游ゴシック" w:eastAsia="游ゴシック" w:hAnsi="游ゴシック"/>
+                <w:b w:val="false"/>
+                <w:bCs w:val="false"/>
+                <w:color w:val="000000"/>
+                <w:sz w:val="17"/>
+                <w:szCs w:val="17"/>
+              </w:rPr>
+              <w:t xml:space="preserve">生涯学習推進計画</w:t>
+            </w:r>
+          </w:p>
+        </w:tc>
+        <w:tc>
+          <w:tcPr>
+            <w:tcW w:type="dxa" w:w="5990"/>
+            <w:shd w:fill="FFFFFF" w:val="clear"/>
+            <w:tcMar>
+              <w:top w:type="dxa" w:w="60"/>
+              <w:left w:type="dxa" w:w="90"/>
+              <w:bottom w:type="dxa" w:w="60"/>
+              <w:right w:type="dxa" w:w="90"/>
+            </w:tcMar>
+          </w:tcPr>
+          <w:p>
+            <w:pPr>
+              <w:spacing w:after="0" w:line="240"/>
+            </w:pPr>
+            <w:r>
+              <w:rPr>
+                <w:rFonts w:ascii="游ゴシック" w:cs="游ゴシック" w:eastAsia="游ゴシック" w:hAnsi="游ゴシック"/>
+                <w:b w:val="false"/>
+                <w:bCs w:val="false"/>
+                <w:color w:val="000000"/>
+                <w:sz w:val="17"/>
+                <w:szCs w:val="17"/>
+              </w:rPr>
+              <w:t xml:space="preserve">高齢者の学習・スポーツ・文化活動、社会参加</w:t>
+            </w:r>
+          </w:p>
+        </w:tc>
+      </w:tr>
+    </w:tbl>
+    <w:p>
+      <w:pPr>
+        <w:spacing w:after="160" w:line="300"/>
+      </w:pPr>
+      <w:r>
+        <w:rPr>
+          <w:rFonts w:ascii="游明朝" w:cs="游明朝" w:eastAsia="游明朝" w:hAnsi="游明朝"/>
+          <w:sz w:val="21"/>
+          <w:szCs w:val="21"/>
+        </w:rPr>
+        <w:t xml:space="preserve"/>
+      </w:r>
+    </w:p>
+    <w:p>
+      <w:pPr>
+        <w:pBdr>
+          <w:left w:val="single" w:color="BF8F00" w:sz="18" w:space="8"/>
+        </w:pBdr>
+        <w:shd w:fill="FFF2CC" w:val="clear"/>
+        <w:spacing w:after="200" w:before="140" w:line="300"/>
+        <w:ind w:left="200" w:right="200"/>
+      </w:pPr>
+      <w:r>
+        <w:rPr>
+          <w:rFonts w:ascii="游ゴシック" w:cs="游ゴシック" w:eastAsia="游ゴシック" w:hAnsi="游ゴシック"/>
+          <w:b/>
+          <w:bCs/>
+          <w:sz w:val="20"/>
+          <w:szCs w:val="20"/>
+        </w:rPr>
+        <w:t xml:space="preserve">第10期の計画期間中に、上位計画と関連計画がともに切り替わります。北塩原村第五次総合振興計画（2017〜2026年度）は令和8年度で、第四次生涯学習推進計画（2018〜2027年度）は令和9年度で、それぞれ計画期間が満了します。</w:t>
+      </w:r>
+    </w:p>
+    <w:p>
+      <w:pPr>
+        <w:pBdr>
+          <w:left w:val="single" w:color="C00000" w:sz="18" w:space="8"/>
+        </w:pBdr>
+        <w:shd w:fill="FFF3F3" w:val="clear"/>
+        <w:spacing w:after="180" w:before="120" w:line="280"/>
+        <w:ind w:left="200" w:right="200"/>
+      </w:pPr>
+      <w:r>
+        <w:rPr>
+          <w:rFonts w:ascii="游ゴシック" w:cs="游ゴシック" w:eastAsia="游ゴシック" w:hAnsi="游ゴシック"/>
+          <w:color w:val="595959"/>
+          <w:sz w:val="18"/>
+          <w:szCs w:val="18"/>
+        </w:rPr>
+        <w:t xml:space="preserve">※ 次期の総合振興計画・生涯学習推進計画の策定状況を確認のうえ、記述を確定します。</w:t>
+      </w:r>
+    </w:p>
+    <w:p>
+      <w:pPr>
+        <w:spacing w:after="100" w:line="300"/>
+      </w:pPr>
+      <w:r>
+        <w:rPr>
+          <w:rFonts w:ascii="游ゴシック" w:cs="游ゴシック" w:eastAsia="游ゴシック" w:hAnsi="游ゴシック"/>
+          <w:b/>
+          <w:bCs/>
+          <w:color w:val="2E75B6"/>
+          <w:sz w:val="21"/>
+          <w:szCs w:val="21"/>
+        </w:rPr>
+        <w:t xml:space="preserve">生涯学習推進計画との施策の重複について</w:t>
+      </w:r>
+    </w:p>
+    <w:p>
+      <w:pPr>
+        <w:spacing w:after="120" w:line="300"/>
+      </w:pPr>
+      <w:r>
+        <w:rPr>
+          <w:rFonts w:ascii="游明朝" w:cs="游明朝" w:eastAsia="游明朝" w:hAnsi="游明朝"/>
+          <w:sz w:val="21"/>
+          <w:szCs w:val="21"/>
+        </w:rPr>
+        <w:t xml:space="preserve">第四次生涯学習推進計画には、教育委員会所管の施策として「地域で見守り・育む高齢者の支援」（一人暮らしなどで支援を必要とする高齢者を地域で見守る体制づくり）が位置づけられています。本計画の生活支援体制整備事業（施策4-5）と内容が重なるため、所管を明記したうえで連携して実施する旨を記載します。</w:t>
+      </w:r>
+    </w:p>
+    <w:p>
+      <w:pPr>
+        <w:spacing w:after="120" w:line="300"/>
+      </w:pPr>
+      <w:r>
+        <w:rPr>
+          <w:rFonts w:ascii="游明朝" w:cs="游明朝" w:eastAsia="游明朝" w:hAnsi="游明朝"/>
+          <w:sz w:val="21"/>
+          <w:szCs w:val="21"/>
+        </w:rPr>
+        <w:t xml:space="preserve">同様に、シルバー人材センター、高齢者教室、高齢者生きがい健康づくり事業も両計画にまたがります。既存の地域資源として本計画に位置づけ、社会参加の促進（施策2-2）と結びつけます。</w:t>
       </w:r>
     </w:p>
     <w:p>

--- a/output/08_北塩原村第10期_第2回策定委員会資料.docx
+++ b/output/08_北塩原村第10期_第2回策定委員会資料.docx
@@ -19051,7 +19051,20 @@
           <w:sz w:val="21"/>
           <w:szCs w:val="21"/>
         </w:rPr>
-        <w:t xml:space="preserve">資料2でご説明したとおり、第9期は社人研推計をそのまま用いた結果、第1号被保険者数を63人（6.6%）過少に見積もりました。第10期では、前期高齢者・後期高齢者それぞれについて実績との乖離率を算出し、推計値を補正します。</w:t>
+        <w:t xml:space="preserve">福島県では、国立社会保障・人口問題研究所による市町村別の将来推計人口が公表されていません。このため厚生労働省は、住民基本台帳をベースに算出した推計人口を県内保険者へ配布しています（令和8年8月24日事務連絡）。本村の推計もこのデータを用います。</w:t>
+      </w:r>
+    </w:p>
+    <w:p>
+      <w:pPr>
+        <w:spacing w:after="120" w:line="300"/>
+      </w:pPr>
+      <w:r>
+        <w:rPr>
+          <w:rFonts w:ascii="游明朝" w:cs="游明朝" w:eastAsia="游明朝" w:hAnsi="游明朝"/>
+          <w:sz w:val="21"/>
+          <w:szCs w:val="21"/>
+        </w:rPr>
+        <w:t xml:space="preserve">あわせて、人口と第1号被保険者数の定義上の差を補正する係数が、保険者ごとに配布されています。本村の係数は次のとおりです。</w:t>
       </w:r>
     </w:p>
     <w:tbl>
@@ -19067,8 +19080,11 @@
         </w:tblBorders>
       </w:tblPr>
       <w:tblGrid>
-        <w:gridCol w:w="4680"/>
-        <w:gridCol w:w="4680"/>
+        <w:gridCol w:w="2059"/>
+        <w:gridCol w:w="1872"/>
+        <w:gridCol w:w="1685"/>
+        <w:gridCol w:w="1310"/>
+        <w:gridCol w:w="2434"/>
       </w:tblGrid>
       <w:tr>
         <w:trPr>
@@ -19076,7 +19092,7 @@
         </w:trPr>
         <w:tc>
           <w:tcPr>
-            <w:tcW w:type="dxa" w:w="4680"/>
+            <w:tcW w:type="dxa" w:w="2059"/>
             <w:shd w:fill="2E75B6" w:val="clear"/>
             <w:tcMar>
               <w:top w:type="dxa" w:w="60"/>
@@ -19105,7 +19121,7 @@
         </w:tc>
         <w:tc>
           <w:tcPr>
-            <w:tcW w:type="dxa" w:w="4680"/>
+            <w:tcW w:type="dxa" w:w="1872"/>
             <w:shd w:fill="2E75B6" w:val="clear"/>
             <w:tcMar>
               <w:top w:type="dxa" w:w="60"/>
@@ -19128,7 +19144,94 @@
                 <w:sz w:val="17"/>
                 <w:szCs w:val="17"/>
               </w:rPr>
-              <w:t xml:space="preserve">乖離率（補正係数）</w:t>
+              <w:t xml:space="preserve">被保険者数</w:t>
+            </w:r>
+          </w:p>
+        </w:tc>
+        <w:tc>
+          <w:tcPr>
+            <w:tcW w:type="dxa" w:w="1685"/>
+            <w:shd w:fill="2E75B6" w:val="clear"/>
+            <w:tcMar>
+              <w:top w:type="dxa" w:w="60"/>
+              <w:left w:type="dxa" w:w="90"/>
+              <w:bottom w:type="dxa" w:w="60"/>
+              <w:right w:type="dxa" w:w="90"/>
+            </w:tcMar>
+          </w:tcPr>
+          <w:p>
+            <w:pPr>
+              <w:spacing w:after="0" w:line="240"/>
+              <w:jc w:val="center"/>
+            </w:pPr>
+            <w:r>
+              <w:rPr>
+                <w:rFonts w:ascii="游ゴシック" w:cs="游ゴシック" w:eastAsia="游ゴシック" w:hAnsi="游ゴシック"/>
+                <w:b/>
+                <w:bCs/>
+                <w:color w:val="FFFFFF"/>
+                <w:sz w:val="17"/>
+                <w:szCs w:val="17"/>
+              </w:rPr>
+              <w:t xml:space="preserve">住基人口</w:t>
+            </w:r>
+          </w:p>
+        </w:tc>
+        <w:tc>
+          <w:tcPr>
+            <w:tcW w:type="dxa" w:w="1310"/>
+            <w:shd w:fill="2E75B6" w:val="clear"/>
+            <w:tcMar>
+              <w:top w:type="dxa" w:w="60"/>
+              <w:left w:type="dxa" w:w="90"/>
+              <w:bottom w:type="dxa" w:w="60"/>
+              <w:right w:type="dxa" w:w="90"/>
+            </w:tcMar>
+          </w:tcPr>
+          <w:p>
+            <w:pPr>
+              <w:spacing w:after="0" w:line="240"/>
+              <w:jc w:val="center"/>
+            </w:pPr>
+            <w:r>
+              <w:rPr>
+                <w:rFonts w:ascii="游ゴシック" w:cs="游ゴシック" w:eastAsia="游ゴシック" w:hAnsi="游ゴシック"/>
+                <w:b/>
+                <w:bCs/>
+                <w:color w:val="FFFFFF"/>
+                <w:sz w:val="17"/>
+                <w:szCs w:val="17"/>
+              </w:rPr>
+              <w:t xml:space="preserve">差</w:t>
+            </w:r>
+          </w:p>
+        </w:tc>
+        <w:tc>
+          <w:tcPr>
+            <w:tcW w:type="dxa" w:w="2434"/>
+            <w:shd w:fill="2E75B6" w:val="clear"/>
+            <w:tcMar>
+              <w:top w:type="dxa" w:w="60"/>
+              <w:left w:type="dxa" w:w="90"/>
+              <w:bottom w:type="dxa" w:w="60"/>
+              <w:right w:type="dxa" w:w="90"/>
+            </w:tcMar>
+          </w:tcPr>
+          <w:p>
+            <w:pPr>
+              <w:spacing w:after="0" w:line="240"/>
+              <w:jc w:val="center"/>
+            </w:pPr>
+            <w:r>
+              <w:rPr>
+                <w:rFonts w:ascii="游ゴシック" w:cs="游ゴシック" w:eastAsia="游ゴシック" w:hAnsi="游ゴシック"/>
+                <w:b/>
+                <w:bCs/>
+                <w:color w:val="FFFFFF"/>
+                <w:sz w:val="17"/>
+                <w:szCs w:val="17"/>
+              </w:rPr>
+              <w:t xml:space="preserve">補正係数</w:t>
             </w:r>
           </w:p>
         </w:tc>
@@ -19136,57 +19239,141 @@
       <w:tr>
         <w:tc>
           <w:tcPr>
-            <w:tcW w:type="dxa" w:w="4680"/>
-            <w:shd w:fill="FFFFFF" w:val="clear"/>
-            <w:tcMar>
-              <w:top w:type="dxa" w:w="60"/>
-              <w:left w:type="dxa" w:w="90"/>
-              <w:bottom w:type="dxa" w:w="60"/>
-              <w:right w:type="dxa" w:w="90"/>
-            </w:tcMar>
-          </w:tcPr>
-          <w:p>
-            <w:pPr>
-              <w:spacing w:after="0" w:line="240"/>
-            </w:pPr>
-            <w:r>
-              <w:rPr>
-                <w:rFonts w:ascii="游ゴシック" w:cs="游ゴシック" w:eastAsia="游ゴシック" w:hAnsi="游ゴシック"/>
-                <w:b w:val="false"/>
-                <w:bCs w:val="false"/>
-                <w:color w:val="000000"/>
-                <w:sz w:val="17"/>
-                <w:szCs w:val="17"/>
-              </w:rPr>
-              <w:t xml:space="preserve">前期高齢者（65〜74歳）</w:t>
-            </w:r>
-          </w:p>
-        </w:tc>
-        <w:tc>
-          <w:tcPr>
-            <w:tcW w:type="dxa" w:w="4680"/>
-            <w:shd w:fill="FFFFFF" w:val="clear"/>
-            <w:tcMar>
-              <w:top w:type="dxa" w:w="60"/>
-              <w:left w:type="dxa" w:w="90"/>
-              <w:bottom w:type="dxa" w:w="60"/>
-              <w:right w:type="dxa" w:w="90"/>
-            </w:tcMar>
-          </w:tcPr>
-          <w:p>
-            <w:pPr>
-              <w:spacing w:after="0" w:line="240"/>
-            </w:pPr>
-            <w:r>
-              <w:rPr>
-                <w:rFonts w:ascii="游ゴシック" w:cs="游ゴシック" w:eastAsia="游ゴシック" w:hAnsi="游ゴシック"/>
-                <w:b w:val="false"/>
-                <w:bCs w:val="false"/>
-                <w:color w:val="000000"/>
-                <w:sz w:val="17"/>
-                <w:szCs w:val="17"/>
-              </w:rPr>
-              <w:t xml:space="preserve">1.1022</w:t>
+            <w:tcW w:type="dxa" w:w="2059"/>
+            <w:shd w:fill="FFFFFF" w:val="clear"/>
+            <w:tcMar>
+              <w:top w:type="dxa" w:w="60"/>
+              <w:left w:type="dxa" w:w="90"/>
+              <w:bottom w:type="dxa" w:w="60"/>
+              <w:right w:type="dxa" w:w="90"/>
+            </w:tcMar>
+          </w:tcPr>
+          <w:p>
+            <w:pPr>
+              <w:spacing w:after="0" w:line="240"/>
+            </w:pPr>
+            <w:r>
+              <w:rPr>
+                <w:rFonts w:ascii="游ゴシック" w:cs="游ゴシック" w:eastAsia="游ゴシック" w:hAnsi="游ゴシック"/>
+                <w:b w:val="false"/>
+                <w:bCs w:val="false"/>
+                <w:color w:val="000000"/>
+                <w:sz w:val="17"/>
+                <w:szCs w:val="17"/>
+              </w:rPr>
+              <w:t xml:space="preserve">65〜74歳</w:t>
+            </w:r>
+          </w:p>
+        </w:tc>
+        <w:tc>
+          <w:tcPr>
+            <w:tcW w:type="dxa" w:w="1872"/>
+            <w:shd w:fill="FFFFFF" w:val="clear"/>
+            <w:tcMar>
+              <w:top w:type="dxa" w:w="60"/>
+              <w:left w:type="dxa" w:w="90"/>
+              <w:bottom w:type="dxa" w:w="60"/>
+              <w:right w:type="dxa" w:w="90"/>
+            </w:tcMar>
+          </w:tcPr>
+          <w:p>
+            <w:pPr>
+              <w:spacing w:after="0" w:line="240"/>
+            </w:pPr>
+            <w:r>
+              <w:rPr>
+                <w:rFonts w:ascii="游ゴシック" w:cs="游ゴシック" w:eastAsia="游ゴシック" w:hAnsi="游ゴシック"/>
+                <w:b w:val="false"/>
+                <w:bCs w:val="false"/>
+                <w:color w:val="000000"/>
+                <w:sz w:val="17"/>
+                <w:szCs w:val="17"/>
+              </w:rPr>
+              <w:t xml:space="preserve">486人</w:t>
+            </w:r>
+          </w:p>
+        </w:tc>
+        <w:tc>
+          <w:tcPr>
+            <w:tcW w:type="dxa" w:w="1685"/>
+            <w:shd w:fill="FFFFFF" w:val="clear"/>
+            <w:tcMar>
+              <w:top w:type="dxa" w:w="60"/>
+              <w:left w:type="dxa" w:w="90"/>
+              <w:bottom w:type="dxa" w:w="60"/>
+              <w:right w:type="dxa" w:w="90"/>
+            </w:tcMar>
+          </w:tcPr>
+          <w:p>
+            <w:pPr>
+              <w:spacing w:after="0" w:line="240"/>
+            </w:pPr>
+            <w:r>
+              <w:rPr>
+                <w:rFonts w:ascii="游ゴシック" w:cs="游ゴシック" w:eastAsia="游ゴシック" w:hAnsi="游ゴシック"/>
+                <w:b w:val="false"/>
+                <w:bCs w:val="false"/>
+                <w:color w:val="000000"/>
+                <w:sz w:val="17"/>
+                <w:szCs w:val="17"/>
+              </w:rPr>
+              <w:t xml:space="preserve">484人</w:t>
+            </w:r>
+          </w:p>
+        </w:tc>
+        <w:tc>
+          <w:tcPr>
+            <w:tcW w:type="dxa" w:w="1310"/>
+            <w:shd w:fill="FFFFFF" w:val="clear"/>
+            <w:tcMar>
+              <w:top w:type="dxa" w:w="60"/>
+              <w:left w:type="dxa" w:w="90"/>
+              <w:bottom w:type="dxa" w:w="60"/>
+              <w:right w:type="dxa" w:w="90"/>
+            </w:tcMar>
+          </w:tcPr>
+          <w:p>
+            <w:pPr>
+              <w:spacing w:after="0" w:line="240"/>
+            </w:pPr>
+            <w:r>
+              <w:rPr>
+                <w:rFonts w:ascii="游ゴシック" w:cs="游ゴシック" w:eastAsia="游ゴシック" w:hAnsi="游ゴシック"/>
+                <w:b w:val="false"/>
+                <w:bCs w:val="false"/>
+                <w:color w:val="000000"/>
+                <w:sz w:val="17"/>
+                <w:szCs w:val="17"/>
+              </w:rPr>
+              <w:t xml:space="preserve">2人</w:t>
+            </w:r>
+          </w:p>
+        </w:tc>
+        <w:tc>
+          <w:tcPr>
+            <w:tcW w:type="dxa" w:w="2434"/>
+            <w:shd w:fill="FFFFFF" w:val="clear"/>
+            <w:tcMar>
+              <w:top w:type="dxa" w:w="60"/>
+              <w:left w:type="dxa" w:w="90"/>
+              <w:bottom w:type="dxa" w:w="60"/>
+              <w:right w:type="dxa" w:w="90"/>
+            </w:tcMar>
+          </w:tcPr>
+          <w:p>
+            <w:pPr>
+              <w:spacing w:after="0" w:line="240"/>
+            </w:pPr>
+            <w:r>
+              <w:rPr>
+                <w:rFonts w:ascii="游ゴシック" w:cs="游ゴシック" w:eastAsia="游ゴシック" w:hAnsi="游ゴシック"/>
+                <w:b w:val="false"/>
+                <w:bCs w:val="false"/>
+                <w:color w:val="000000"/>
+                <w:sz w:val="17"/>
+                <w:szCs w:val="17"/>
+              </w:rPr>
+              <w:t xml:space="preserve">0.00412</w:t>
             </w:r>
           </w:p>
         </w:tc>
@@ -19194,57 +19381,567 @@
       <w:tr>
         <w:tc>
           <w:tcPr>
-            <w:tcW w:type="dxa" w:w="4680"/>
-            <w:shd w:fill="FFFFFF" w:val="clear"/>
-            <w:tcMar>
-              <w:top w:type="dxa" w:w="60"/>
-              <w:left w:type="dxa" w:w="90"/>
-              <w:bottom w:type="dxa" w:w="60"/>
-              <w:right w:type="dxa" w:w="90"/>
-            </w:tcMar>
-          </w:tcPr>
-          <w:p>
-            <w:pPr>
-              <w:spacing w:after="0" w:line="240"/>
-            </w:pPr>
-            <w:r>
-              <w:rPr>
-                <w:rFonts w:ascii="游ゴシック" w:cs="游ゴシック" w:eastAsia="游ゴシック" w:hAnsi="游ゴシック"/>
-                <w:b w:val="false"/>
-                <w:bCs w:val="false"/>
-                <w:color w:val="000000"/>
-                <w:sz w:val="17"/>
-                <w:szCs w:val="17"/>
-              </w:rPr>
-              <w:t xml:space="preserve">後期高齢者（75歳以上）</w:t>
-            </w:r>
-          </w:p>
-        </w:tc>
-        <w:tc>
-          <w:tcPr>
-            <w:tcW w:type="dxa" w:w="4680"/>
-            <w:shd w:fill="FFFFFF" w:val="clear"/>
-            <w:tcMar>
-              <w:top w:type="dxa" w:w="60"/>
-              <w:left w:type="dxa" w:w="90"/>
-              <w:bottom w:type="dxa" w:w="60"/>
-              <w:right w:type="dxa" w:w="90"/>
-            </w:tcMar>
-          </w:tcPr>
-          <w:p>
-            <w:pPr>
-              <w:spacing w:after="0" w:line="240"/>
-            </w:pPr>
-            <w:r>
-              <w:rPr>
-                <w:rFonts w:ascii="游ゴシック" w:cs="游ゴシック" w:eastAsia="游ゴシック" w:hAnsi="游ゴシック"/>
-                <w:b w:val="false"/>
-                <w:bCs w:val="false"/>
-                <w:color w:val="000000"/>
-                <w:sz w:val="17"/>
-                <w:szCs w:val="17"/>
-              </w:rPr>
-              <w:t xml:space="preserve">1.0716</w:t>
+            <w:tcW w:type="dxa" w:w="2059"/>
+            <w:shd w:fill="FFFFFF" w:val="clear"/>
+            <w:tcMar>
+              <w:top w:type="dxa" w:w="60"/>
+              <w:left w:type="dxa" w:w="90"/>
+              <w:bottom w:type="dxa" w:w="60"/>
+              <w:right w:type="dxa" w:w="90"/>
+            </w:tcMar>
+          </w:tcPr>
+          <w:p>
+            <w:pPr>
+              <w:spacing w:after="0" w:line="240"/>
+            </w:pPr>
+            <w:r>
+              <w:rPr>
+                <w:rFonts w:ascii="游ゴシック" w:cs="游ゴシック" w:eastAsia="游ゴシック" w:hAnsi="游ゴシック"/>
+                <w:b w:val="false"/>
+                <w:bCs w:val="false"/>
+                <w:color w:val="000000"/>
+                <w:sz w:val="17"/>
+                <w:szCs w:val="17"/>
+              </w:rPr>
+              <w:t xml:space="preserve">75〜84歳</w:t>
+            </w:r>
+          </w:p>
+        </w:tc>
+        <w:tc>
+          <w:tcPr>
+            <w:tcW w:type="dxa" w:w="1872"/>
+            <w:shd w:fill="FFFFFF" w:val="clear"/>
+            <w:tcMar>
+              <w:top w:type="dxa" w:w="60"/>
+              <w:left w:type="dxa" w:w="90"/>
+              <w:bottom w:type="dxa" w:w="60"/>
+              <w:right w:type="dxa" w:w="90"/>
+            </w:tcMar>
+          </w:tcPr>
+          <w:p>
+            <w:pPr>
+              <w:spacing w:after="0" w:line="240"/>
+            </w:pPr>
+            <w:r>
+              <w:rPr>
+                <w:rFonts w:ascii="游ゴシック" w:cs="游ゴシック" w:eastAsia="游ゴシック" w:hAnsi="游ゴシック"/>
+                <w:b w:val="false"/>
+                <w:bCs w:val="false"/>
+                <w:color w:val="000000"/>
+                <w:sz w:val="17"/>
+                <w:szCs w:val="17"/>
+              </w:rPr>
+              <w:t xml:space="preserve">326人</w:t>
+            </w:r>
+          </w:p>
+        </w:tc>
+        <w:tc>
+          <w:tcPr>
+            <w:tcW w:type="dxa" w:w="1685"/>
+            <w:shd w:fill="FFFFFF" w:val="clear"/>
+            <w:tcMar>
+              <w:top w:type="dxa" w:w="60"/>
+              <w:left w:type="dxa" w:w="90"/>
+              <w:bottom w:type="dxa" w:w="60"/>
+              <w:right w:type="dxa" w:w="90"/>
+            </w:tcMar>
+          </w:tcPr>
+          <w:p>
+            <w:pPr>
+              <w:spacing w:after="0" w:line="240"/>
+            </w:pPr>
+            <w:r>
+              <w:rPr>
+                <w:rFonts w:ascii="游ゴシック" w:cs="游ゴシック" w:eastAsia="游ゴシック" w:hAnsi="游ゴシック"/>
+                <w:b w:val="false"/>
+                <w:bCs w:val="false"/>
+                <w:color w:val="000000"/>
+                <w:sz w:val="17"/>
+                <w:szCs w:val="17"/>
+              </w:rPr>
+              <w:t xml:space="preserve">322人</w:t>
+            </w:r>
+          </w:p>
+        </w:tc>
+        <w:tc>
+          <w:tcPr>
+            <w:tcW w:type="dxa" w:w="1310"/>
+            <w:shd w:fill="FFFFFF" w:val="clear"/>
+            <w:tcMar>
+              <w:top w:type="dxa" w:w="60"/>
+              <w:left w:type="dxa" w:w="90"/>
+              <w:bottom w:type="dxa" w:w="60"/>
+              <w:right w:type="dxa" w:w="90"/>
+            </w:tcMar>
+          </w:tcPr>
+          <w:p>
+            <w:pPr>
+              <w:spacing w:after="0" w:line="240"/>
+            </w:pPr>
+            <w:r>
+              <w:rPr>
+                <w:rFonts w:ascii="游ゴシック" w:cs="游ゴシック" w:eastAsia="游ゴシック" w:hAnsi="游ゴシック"/>
+                <w:b w:val="false"/>
+                <w:bCs w:val="false"/>
+                <w:color w:val="000000"/>
+                <w:sz w:val="17"/>
+                <w:szCs w:val="17"/>
+              </w:rPr>
+              <w:t xml:space="preserve">4人</w:t>
+            </w:r>
+          </w:p>
+        </w:tc>
+        <w:tc>
+          <w:tcPr>
+            <w:tcW w:type="dxa" w:w="2434"/>
+            <w:shd w:fill="FFFFFF" w:val="clear"/>
+            <w:tcMar>
+              <w:top w:type="dxa" w:w="60"/>
+              <w:left w:type="dxa" w:w="90"/>
+              <w:bottom w:type="dxa" w:w="60"/>
+              <w:right w:type="dxa" w:w="90"/>
+            </w:tcMar>
+          </w:tcPr>
+          <w:p>
+            <w:pPr>
+              <w:spacing w:after="0" w:line="240"/>
+            </w:pPr>
+            <w:r>
+              <w:rPr>
+                <w:rFonts w:ascii="游ゴシック" w:cs="游ゴシック" w:eastAsia="游ゴシック" w:hAnsi="游ゴシック"/>
+                <w:b w:val="false"/>
+                <w:bCs w:val="false"/>
+                <w:color w:val="000000"/>
+                <w:sz w:val="17"/>
+                <w:szCs w:val="17"/>
+              </w:rPr>
+              <w:t xml:space="preserve">0.01227</w:t>
+            </w:r>
+          </w:p>
+        </w:tc>
+      </w:tr>
+      <w:tr>
+        <w:tc>
+          <w:tcPr>
+            <w:tcW w:type="dxa" w:w="2059"/>
+            <w:shd w:fill="FFFFFF" w:val="clear"/>
+            <w:tcMar>
+              <w:top w:type="dxa" w:w="60"/>
+              <w:left w:type="dxa" w:w="90"/>
+              <w:bottom w:type="dxa" w:w="60"/>
+              <w:right w:type="dxa" w:w="90"/>
+            </w:tcMar>
+          </w:tcPr>
+          <w:p>
+            <w:pPr>
+              <w:spacing w:after="0" w:line="240"/>
+            </w:pPr>
+            <w:r>
+              <w:rPr>
+                <w:rFonts w:ascii="游ゴシック" w:cs="游ゴシック" w:eastAsia="游ゴシック" w:hAnsi="游ゴシック"/>
+                <w:b w:val="false"/>
+                <w:bCs w:val="false"/>
+                <w:color w:val="000000"/>
+                <w:sz w:val="17"/>
+                <w:szCs w:val="17"/>
+              </w:rPr>
+              <w:t xml:space="preserve">85歳以上</w:t>
+            </w:r>
+          </w:p>
+        </w:tc>
+        <w:tc>
+          <w:tcPr>
+            <w:tcW w:type="dxa" w:w="1872"/>
+            <w:shd w:fill="FFFFFF" w:val="clear"/>
+            <w:tcMar>
+              <w:top w:type="dxa" w:w="60"/>
+              <w:left w:type="dxa" w:w="90"/>
+              <w:bottom w:type="dxa" w:w="60"/>
+              <w:right w:type="dxa" w:w="90"/>
+            </w:tcMar>
+          </w:tcPr>
+          <w:p>
+            <w:pPr>
+              <w:spacing w:after="0" w:line="240"/>
+            </w:pPr>
+            <w:r>
+              <w:rPr>
+                <w:rFonts w:ascii="游ゴシック" w:cs="游ゴシック" w:eastAsia="游ゴシック" w:hAnsi="游ゴシック"/>
+                <w:b w:val="false"/>
+                <w:bCs w:val="false"/>
+                <w:color w:val="000000"/>
+                <w:sz w:val="17"/>
+                <w:szCs w:val="17"/>
+              </w:rPr>
+              <w:t xml:space="preserve">200人</w:t>
+            </w:r>
+          </w:p>
+        </w:tc>
+        <w:tc>
+          <w:tcPr>
+            <w:tcW w:type="dxa" w:w="1685"/>
+            <w:shd w:fill="FFFFFF" w:val="clear"/>
+            <w:tcMar>
+              <w:top w:type="dxa" w:w="60"/>
+              <w:left w:type="dxa" w:w="90"/>
+              <w:bottom w:type="dxa" w:w="60"/>
+              <w:right w:type="dxa" w:w="90"/>
+            </w:tcMar>
+          </w:tcPr>
+          <w:p>
+            <w:pPr>
+              <w:spacing w:after="0" w:line="240"/>
+            </w:pPr>
+            <w:r>
+              <w:rPr>
+                <w:rFonts w:ascii="游ゴシック" w:cs="游ゴシック" w:eastAsia="游ゴシック" w:hAnsi="游ゴシック"/>
+                <w:b w:val="false"/>
+                <w:bCs w:val="false"/>
+                <w:color w:val="000000"/>
+                <w:sz w:val="17"/>
+                <w:szCs w:val="17"/>
+              </w:rPr>
+              <w:t xml:space="preserve">194人</w:t>
+            </w:r>
+          </w:p>
+        </w:tc>
+        <w:tc>
+          <w:tcPr>
+            <w:tcW w:type="dxa" w:w="1310"/>
+            <w:shd w:fill="FFFFFF" w:val="clear"/>
+            <w:tcMar>
+              <w:top w:type="dxa" w:w="60"/>
+              <w:left w:type="dxa" w:w="90"/>
+              <w:bottom w:type="dxa" w:w="60"/>
+              <w:right w:type="dxa" w:w="90"/>
+            </w:tcMar>
+          </w:tcPr>
+          <w:p>
+            <w:pPr>
+              <w:spacing w:after="0" w:line="240"/>
+            </w:pPr>
+            <w:r>
+              <w:rPr>
+                <w:rFonts w:ascii="游ゴシック" w:cs="游ゴシック" w:eastAsia="游ゴシック" w:hAnsi="游ゴシック"/>
+                <w:b w:val="false"/>
+                <w:bCs w:val="false"/>
+                <w:color w:val="000000"/>
+                <w:sz w:val="17"/>
+                <w:szCs w:val="17"/>
+              </w:rPr>
+              <w:t xml:space="preserve">6人</w:t>
+            </w:r>
+          </w:p>
+        </w:tc>
+        <w:tc>
+          <w:tcPr>
+            <w:tcW w:type="dxa" w:w="2434"/>
+            <w:shd w:fill="FFFFFF" w:val="clear"/>
+            <w:tcMar>
+              <w:top w:type="dxa" w:w="60"/>
+              <w:left w:type="dxa" w:w="90"/>
+              <w:bottom w:type="dxa" w:w="60"/>
+              <w:right w:type="dxa" w:w="90"/>
+            </w:tcMar>
+          </w:tcPr>
+          <w:p>
+            <w:pPr>
+              <w:spacing w:after="0" w:line="240"/>
+            </w:pPr>
+            <w:r>
+              <w:rPr>
+                <w:rFonts w:ascii="游ゴシック" w:cs="游ゴシック" w:eastAsia="游ゴシック" w:hAnsi="游ゴシック"/>
+                <w:b w:val="false"/>
+                <w:bCs w:val="false"/>
+                <w:color w:val="000000"/>
+                <w:sz w:val="17"/>
+                <w:szCs w:val="17"/>
+              </w:rPr>
+              <w:t xml:space="preserve">0.03000</w:t>
+            </w:r>
+          </w:p>
+        </w:tc>
+      </w:tr>
+      <w:tr>
+        <w:tc>
+          <w:tcPr>
+            <w:tcW w:type="dxa" w:w="2059"/>
+            <w:shd w:fill="FFFFFF" w:val="clear"/>
+            <w:tcMar>
+              <w:top w:type="dxa" w:w="60"/>
+              <w:left w:type="dxa" w:w="90"/>
+              <w:bottom w:type="dxa" w:w="60"/>
+              <w:right w:type="dxa" w:w="90"/>
+            </w:tcMar>
+          </w:tcPr>
+          <w:p>
+            <w:pPr>
+              <w:spacing w:after="0" w:line="240"/>
+            </w:pPr>
+            <w:r>
+              <w:rPr>
+                <w:rFonts w:ascii="游ゴシック" w:cs="游ゴシック" w:eastAsia="游ゴシック" w:hAnsi="游ゴシック"/>
+                <w:b w:val="false"/>
+                <w:bCs w:val="false"/>
+                <w:color w:val="000000"/>
+                <w:sz w:val="17"/>
+                <w:szCs w:val="17"/>
+              </w:rPr>
+              <w:t xml:space="preserve">前期高齢者</w:t>
+            </w:r>
+          </w:p>
+        </w:tc>
+        <w:tc>
+          <w:tcPr>
+            <w:tcW w:type="dxa" w:w="1872"/>
+            <w:shd w:fill="FFFFFF" w:val="clear"/>
+            <w:tcMar>
+              <w:top w:type="dxa" w:w="60"/>
+              <w:left w:type="dxa" w:w="90"/>
+              <w:bottom w:type="dxa" w:w="60"/>
+              <w:right w:type="dxa" w:w="90"/>
+            </w:tcMar>
+          </w:tcPr>
+          <w:p>
+            <w:pPr>
+              <w:spacing w:after="0" w:line="240"/>
+            </w:pPr>
+            <w:r>
+              <w:rPr>
+                <w:rFonts w:ascii="游ゴシック" w:cs="游ゴシック" w:eastAsia="游ゴシック" w:hAnsi="游ゴシック"/>
+                <w:b w:val="false"/>
+                <w:bCs w:val="false"/>
+                <w:color w:val="000000"/>
+                <w:sz w:val="17"/>
+                <w:szCs w:val="17"/>
+              </w:rPr>
+              <w:t xml:space="preserve">486人</w:t>
+            </w:r>
+          </w:p>
+        </w:tc>
+        <w:tc>
+          <w:tcPr>
+            <w:tcW w:type="dxa" w:w="1685"/>
+            <w:shd w:fill="FFFFFF" w:val="clear"/>
+            <w:tcMar>
+              <w:top w:type="dxa" w:w="60"/>
+              <w:left w:type="dxa" w:w="90"/>
+              <w:bottom w:type="dxa" w:w="60"/>
+              <w:right w:type="dxa" w:w="90"/>
+            </w:tcMar>
+          </w:tcPr>
+          <w:p>
+            <w:pPr>
+              <w:spacing w:after="0" w:line="240"/>
+            </w:pPr>
+            <w:r>
+              <w:rPr>
+                <w:rFonts w:ascii="游ゴシック" w:cs="游ゴシック" w:eastAsia="游ゴシック" w:hAnsi="游ゴシック"/>
+                <w:b w:val="false"/>
+                <w:bCs w:val="false"/>
+                <w:color w:val="000000"/>
+                <w:sz w:val="17"/>
+                <w:szCs w:val="17"/>
+              </w:rPr>
+              <w:t xml:space="preserve">484人</w:t>
+            </w:r>
+          </w:p>
+        </w:tc>
+        <w:tc>
+          <w:tcPr>
+            <w:tcW w:type="dxa" w:w="1310"/>
+            <w:shd w:fill="FFFFFF" w:val="clear"/>
+            <w:tcMar>
+              <w:top w:type="dxa" w:w="60"/>
+              <w:left w:type="dxa" w:w="90"/>
+              <w:bottom w:type="dxa" w:w="60"/>
+              <w:right w:type="dxa" w:w="90"/>
+            </w:tcMar>
+          </w:tcPr>
+          <w:p>
+            <w:pPr>
+              <w:spacing w:after="0" w:line="240"/>
+            </w:pPr>
+            <w:r>
+              <w:rPr>
+                <w:rFonts w:ascii="游ゴシック" w:cs="游ゴシック" w:eastAsia="游ゴシック" w:hAnsi="游ゴシック"/>
+                <w:b w:val="false"/>
+                <w:bCs w:val="false"/>
+                <w:color w:val="000000"/>
+                <w:sz w:val="17"/>
+                <w:szCs w:val="17"/>
+              </w:rPr>
+              <w:t xml:space="preserve">2人</w:t>
+            </w:r>
+          </w:p>
+        </w:tc>
+        <w:tc>
+          <w:tcPr>
+            <w:tcW w:type="dxa" w:w="2434"/>
+            <w:shd w:fill="FFFFFF" w:val="clear"/>
+            <w:tcMar>
+              <w:top w:type="dxa" w:w="60"/>
+              <w:left w:type="dxa" w:w="90"/>
+              <w:bottom w:type="dxa" w:w="60"/>
+              <w:right w:type="dxa" w:w="90"/>
+            </w:tcMar>
+          </w:tcPr>
+          <w:p>
+            <w:pPr>
+              <w:spacing w:after="0" w:line="240"/>
+            </w:pPr>
+            <w:r>
+              <w:rPr>
+                <w:rFonts w:ascii="游ゴシック" w:cs="游ゴシック" w:eastAsia="游ゴシック" w:hAnsi="游ゴシック"/>
+                <w:b w:val="false"/>
+                <w:bCs w:val="false"/>
+                <w:color w:val="000000"/>
+                <w:sz w:val="17"/>
+                <w:szCs w:val="17"/>
+              </w:rPr>
+              <w:t xml:space="preserve">0.00412</w:t>
+            </w:r>
+          </w:p>
+        </w:tc>
+      </w:tr>
+      <w:tr>
+        <w:tc>
+          <w:tcPr>
+            <w:tcW w:type="dxa" w:w="2059"/>
+            <w:shd w:fill="FFFFFF" w:val="clear"/>
+            <w:tcMar>
+              <w:top w:type="dxa" w:w="60"/>
+              <w:left w:type="dxa" w:w="90"/>
+              <w:bottom w:type="dxa" w:w="60"/>
+              <w:right w:type="dxa" w:w="90"/>
+            </w:tcMar>
+          </w:tcPr>
+          <w:p>
+            <w:pPr>
+              <w:spacing w:after="0" w:line="240"/>
+            </w:pPr>
+            <w:r>
+              <w:rPr>
+                <w:rFonts w:ascii="游ゴシック" w:cs="游ゴシック" w:eastAsia="游ゴシック" w:hAnsi="游ゴシック"/>
+                <w:b w:val="false"/>
+                <w:bCs w:val="false"/>
+                <w:color w:val="000000"/>
+                <w:sz w:val="17"/>
+                <w:szCs w:val="17"/>
+              </w:rPr>
+              <w:t xml:space="preserve">後期高齢者</w:t>
+            </w:r>
+          </w:p>
+        </w:tc>
+        <w:tc>
+          <w:tcPr>
+            <w:tcW w:type="dxa" w:w="1872"/>
+            <w:shd w:fill="FFFFFF" w:val="clear"/>
+            <w:tcMar>
+              <w:top w:type="dxa" w:w="60"/>
+              <w:left w:type="dxa" w:w="90"/>
+              <w:bottom w:type="dxa" w:w="60"/>
+              <w:right w:type="dxa" w:w="90"/>
+            </w:tcMar>
+          </w:tcPr>
+          <w:p>
+            <w:pPr>
+              <w:spacing w:after="0" w:line="240"/>
+            </w:pPr>
+            <w:r>
+              <w:rPr>
+                <w:rFonts w:ascii="游ゴシック" w:cs="游ゴシック" w:eastAsia="游ゴシック" w:hAnsi="游ゴシック"/>
+                <w:b w:val="false"/>
+                <w:bCs w:val="false"/>
+                <w:color w:val="000000"/>
+                <w:sz w:val="17"/>
+                <w:szCs w:val="17"/>
+              </w:rPr>
+              <w:t xml:space="preserve">526人</w:t>
+            </w:r>
+          </w:p>
+        </w:tc>
+        <w:tc>
+          <w:tcPr>
+            <w:tcW w:type="dxa" w:w="1685"/>
+            <w:shd w:fill="FFFFFF" w:val="clear"/>
+            <w:tcMar>
+              <w:top w:type="dxa" w:w="60"/>
+              <w:left w:type="dxa" w:w="90"/>
+              <w:bottom w:type="dxa" w:w="60"/>
+              <w:right w:type="dxa" w:w="90"/>
+            </w:tcMar>
+          </w:tcPr>
+          <w:p>
+            <w:pPr>
+              <w:spacing w:after="0" w:line="240"/>
+            </w:pPr>
+            <w:r>
+              <w:rPr>
+                <w:rFonts w:ascii="游ゴシック" w:cs="游ゴシック" w:eastAsia="游ゴシック" w:hAnsi="游ゴシック"/>
+                <w:b w:val="false"/>
+                <w:bCs w:val="false"/>
+                <w:color w:val="000000"/>
+                <w:sz w:val="17"/>
+                <w:szCs w:val="17"/>
+              </w:rPr>
+              <w:t xml:space="preserve">516人</w:t>
+            </w:r>
+          </w:p>
+        </w:tc>
+        <w:tc>
+          <w:tcPr>
+            <w:tcW w:type="dxa" w:w="1310"/>
+            <w:shd w:fill="FFFFFF" w:val="clear"/>
+            <w:tcMar>
+              <w:top w:type="dxa" w:w="60"/>
+              <w:left w:type="dxa" w:w="90"/>
+              <w:bottom w:type="dxa" w:w="60"/>
+              <w:right w:type="dxa" w:w="90"/>
+            </w:tcMar>
+          </w:tcPr>
+          <w:p>
+            <w:pPr>
+              <w:spacing w:after="0" w:line="240"/>
+            </w:pPr>
+            <w:r>
+              <w:rPr>
+                <w:rFonts w:ascii="游ゴシック" w:cs="游ゴシック" w:eastAsia="游ゴシック" w:hAnsi="游ゴシック"/>
+                <w:b w:val="false"/>
+                <w:bCs w:val="false"/>
+                <w:color w:val="000000"/>
+                <w:sz w:val="17"/>
+                <w:szCs w:val="17"/>
+              </w:rPr>
+              <w:t xml:space="preserve">10人</w:t>
+            </w:r>
+          </w:p>
+        </w:tc>
+        <w:tc>
+          <w:tcPr>
+            <w:tcW w:type="dxa" w:w="2434"/>
+            <w:shd w:fill="FFFFFF" w:val="clear"/>
+            <w:tcMar>
+              <w:top w:type="dxa" w:w="60"/>
+              <w:left w:type="dxa" w:w="90"/>
+              <w:bottom w:type="dxa" w:w="60"/>
+              <w:right w:type="dxa" w:w="90"/>
+            </w:tcMar>
+          </w:tcPr>
+          <w:p>
+            <w:pPr>
+              <w:spacing w:after="0" w:line="240"/>
+            </w:pPr>
+            <w:r>
+              <w:rPr>
+                <w:rFonts w:ascii="游ゴシック" w:cs="游ゴシック" w:eastAsia="游ゴシック" w:hAnsi="游ゴシック"/>
+                <w:b w:val="false"/>
+                <w:bCs w:val="false"/>
+                <w:color w:val="000000"/>
+                <w:sz w:val="17"/>
+                <w:szCs w:val="17"/>
+              </w:rPr>
+              <w:t xml:space="preserve">0.01901</w:t>
             </w:r>
           </w:p>
         </w:tc>
@@ -19266,6 +19963,26 @@
     <w:p>
       <w:pPr>
         <w:pBdr>
+          <w:left w:val="single" w:color="BF8F00" w:sz="18" w:space="8"/>
+        </w:pBdr>
+        <w:shd w:fill="FFF2CC" w:val="clear"/>
+        <w:spacing w:after="200" w:before="140" w:line="300"/>
+        <w:ind w:left="200" w:right="200"/>
+      </w:pPr>
+      <w:r>
+        <w:rPr>
+          <w:rFonts w:ascii="游ゴシック" w:cs="游ゴシック" w:eastAsia="游ゴシック" w:hAnsi="游ゴシック"/>
+          <w:b/>
+          <w:bCs/>
+          <w:sz w:val="20"/>
+          <w:szCs w:val="20"/>
+        </w:rPr>
+        <w:t xml:space="preserve">国は、小規模な保険者では3区分（65〜74歳／75〜84歳／85歳以上）の係数が被保険者1人の増減で大きく動くため、前期・後期高齢者別の係数を選択することも検討するよう求めています。本村の85歳以上は200人ですので、前期・後期高齢者別の係数を用いることを提案します。</w:t>
+      </w:r>
+    </w:p>
+    <w:p>
+      <w:pPr>
+        <w:pBdr>
           <w:left w:val="single" w:color="C00000" w:sz="18" w:space="8"/>
         </w:pBdr>
         <w:shd w:fill="FFF3F3" w:val="clear"/>
@@ -19279,7 +19996,7 @@
           <w:sz w:val="18"/>
           <w:szCs w:val="18"/>
         </w:rPr>
-        <w:t xml:space="preserve">※ 補正係数は令和8年の実績（前期493人・後期522人）と社人研推計の対比から算出したものです。本手法の採用について村の合意が必要です。</w:t>
+        <w:t xml:space="preserve">※ 第9期の推計に用いられたデータについて、当方はこれまで「社人研推計をそのまま用いた」とご説明してきましたが、上記のとおり福島県では社人研推計が公表されておらず、第9期の時点でも住基ベースの推計人口が配布されていました。第9期の推計がどのデータに基づくかを確認しています。乖離の事実（計画950人に対し実績約1,013人）は変わりません。</w:t>
       </w:r>
     </w:p>
     <w:p>
@@ -19312,7 +20029,23 @@
           <w:sz w:val="21"/>
           <w:szCs w:val="21"/>
         </w:rPr>
-        <w:t xml:space="preserve">本村の高齢者人口は2020年の948人をピークに減少局面に入っています。増加するのは75歳以上のみで、2030年の551人がピークとなる見込みです。第10期（令和9〜11年度）は、その増加のまっただ中にあたります。</w:t>
+        <w:t xml:space="preserve">本村の第1号被保険者数は減少局面に入っています。ただし後期高齢者（75歳以上）は令和12年（2030年）の547人がピークで、第10期（令和9〜11年度）はその増加のまっただ中にあたります。</w:t>
+      </w:r>
+    </w:p>
+    <w:p>
+      <w:pPr>
+        <w:spacing w:after="100" w:line="300"/>
+      </w:pPr>
+      <w:r>
+        <w:rPr>
+          <w:rFonts w:ascii="游ゴシック" w:cs="游ゴシック" w:eastAsia="游ゴシック" w:hAnsi="游ゴシック"/>
+          <w:b/>
+          <w:bCs/>
+          <w:color w:val="2E75B6"/>
+          <w:sz w:val="21"/>
+          <w:szCs w:val="21"/>
+        </w:rPr>
+        <w:t xml:space="preserve">配布データによる推計（補正後・各年1月1日時点）</w:t>
       </w:r>
     </w:p>
     <w:tbl>
@@ -19328,11 +20061,14 @@
         </w:tblBorders>
       </w:tblPr>
       <w:tblGrid>
-        <w:gridCol w:w="3182"/>
-        <w:gridCol w:w="1498"/>
-        <w:gridCol w:w="1498"/>
-        <w:gridCol w:w="1591"/>
-        <w:gridCol w:w="1591"/>
+        <w:gridCol w:w="2059"/>
+        <w:gridCol w:w="1030"/>
+        <w:gridCol w:w="1030"/>
+        <w:gridCol w:w="1030"/>
+        <w:gridCol w:w="1030"/>
+        <w:gridCol w:w="1030"/>
+        <w:gridCol w:w="1030"/>
+        <w:gridCol w:w="1121"/>
       </w:tblGrid>
       <w:tr>
         <w:trPr>
@@ -19340,7 +20076,7 @@
         </w:trPr>
         <w:tc>
           <w:tcPr>
-            <w:tcW w:type="dxa" w:w="3182"/>
+            <w:tcW w:type="dxa" w:w="2059"/>
             <w:shd w:fill="2E75B6" w:val="clear"/>
             <w:tcMar>
               <w:top w:type="dxa" w:w="60"/>
@@ -19369,7 +20105,7 @@
         </w:tc>
         <w:tc>
           <w:tcPr>
-            <w:tcW w:type="dxa" w:w="1498"/>
+            <w:tcW w:type="dxa" w:w="1030"/>
             <w:shd w:fill="2E75B6" w:val="clear"/>
             <w:tcMar>
               <w:top w:type="dxa" w:w="60"/>
@@ -19392,13 +20128,13 @@
                 <w:sz w:val="17"/>
                 <w:szCs w:val="17"/>
               </w:rPr>
-              <w:t xml:space="preserve">2025年</w:t>
-            </w:r>
-          </w:p>
-        </w:tc>
-        <w:tc>
-          <w:tcPr>
-            <w:tcW w:type="dxa" w:w="1498"/>
+              <w:t xml:space="preserve">令和7年</w:t>
+            </w:r>
+          </w:p>
+        </w:tc>
+        <w:tc>
+          <w:tcPr>
+            <w:tcW w:type="dxa" w:w="1030"/>
             <w:shd w:fill="2E75B6" w:val="clear"/>
             <w:tcMar>
               <w:top w:type="dxa" w:w="60"/>
@@ -19421,13 +20157,13 @@
                 <w:sz w:val="17"/>
                 <w:szCs w:val="17"/>
               </w:rPr>
-              <w:t xml:space="preserve">2030年</w:t>
-            </w:r>
-          </w:p>
-        </w:tc>
-        <w:tc>
-          <w:tcPr>
-            <w:tcW w:type="dxa" w:w="1591"/>
+              <w:t xml:space="preserve">令和8年</w:t>
+            </w:r>
+          </w:p>
+        </w:tc>
+        <w:tc>
+          <w:tcPr>
+            <w:tcW w:type="dxa" w:w="1030"/>
             <w:shd w:fill="2E75B6" w:val="clear"/>
             <w:tcMar>
               <w:top w:type="dxa" w:w="60"/>
@@ -19450,13 +20186,13 @@
                 <w:sz w:val="17"/>
                 <w:szCs w:val="17"/>
               </w:rPr>
-              <w:t xml:space="preserve">2035年</w:t>
-            </w:r>
-          </w:p>
-        </w:tc>
-        <w:tc>
-          <w:tcPr>
-            <w:tcW w:type="dxa" w:w="1591"/>
+              <w:t xml:space="preserve">令和9年</w:t>
+            </w:r>
+          </w:p>
+        </w:tc>
+        <w:tc>
+          <w:tcPr>
+            <w:tcW w:type="dxa" w:w="1030"/>
             <w:shd w:fill="2E75B6" w:val="clear"/>
             <w:tcMar>
               <w:top w:type="dxa" w:w="60"/>
@@ -19479,7 +20215,94 @@
                 <w:sz w:val="17"/>
                 <w:szCs w:val="17"/>
               </w:rPr>
-              <w:t xml:space="preserve">2040年</w:t>
+              <w:t xml:space="preserve">令和10年</w:t>
+            </w:r>
+          </w:p>
+        </w:tc>
+        <w:tc>
+          <w:tcPr>
+            <w:tcW w:type="dxa" w:w="1030"/>
+            <w:shd w:fill="2E75B6" w:val="clear"/>
+            <w:tcMar>
+              <w:top w:type="dxa" w:w="60"/>
+              <w:left w:type="dxa" w:w="90"/>
+              <w:bottom w:type="dxa" w:w="60"/>
+              <w:right w:type="dxa" w:w="90"/>
+            </w:tcMar>
+          </w:tcPr>
+          <w:p>
+            <w:pPr>
+              <w:spacing w:after="0" w:line="240"/>
+              <w:jc w:val="center"/>
+            </w:pPr>
+            <w:r>
+              <w:rPr>
+                <w:rFonts w:ascii="游ゴシック" w:cs="游ゴシック" w:eastAsia="游ゴシック" w:hAnsi="游ゴシック"/>
+                <w:b/>
+                <w:bCs/>
+                <w:color w:val="FFFFFF"/>
+                <w:sz w:val="17"/>
+                <w:szCs w:val="17"/>
+              </w:rPr>
+              <w:t xml:space="preserve">令和11年</w:t>
+            </w:r>
+          </w:p>
+        </w:tc>
+        <w:tc>
+          <w:tcPr>
+            <w:tcW w:type="dxa" w:w="1030"/>
+            <w:shd w:fill="2E75B6" w:val="clear"/>
+            <w:tcMar>
+              <w:top w:type="dxa" w:w="60"/>
+              <w:left w:type="dxa" w:w="90"/>
+              <w:bottom w:type="dxa" w:w="60"/>
+              <w:right w:type="dxa" w:w="90"/>
+            </w:tcMar>
+          </w:tcPr>
+          <w:p>
+            <w:pPr>
+              <w:spacing w:after="0" w:line="240"/>
+              <w:jc w:val="center"/>
+            </w:pPr>
+            <w:r>
+              <w:rPr>
+                <w:rFonts w:ascii="游ゴシック" w:cs="游ゴシック" w:eastAsia="游ゴシック" w:hAnsi="游ゴシック"/>
+                <w:b/>
+                <w:bCs/>
+                <w:color w:val="FFFFFF"/>
+                <w:sz w:val="17"/>
+                <w:szCs w:val="17"/>
+              </w:rPr>
+              <w:t xml:space="preserve">令和12年</w:t>
+            </w:r>
+          </w:p>
+        </w:tc>
+        <w:tc>
+          <w:tcPr>
+            <w:tcW w:type="dxa" w:w="1121"/>
+            <w:shd w:fill="2E75B6" w:val="clear"/>
+            <w:tcMar>
+              <w:top w:type="dxa" w:w="60"/>
+              <w:left w:type="dxa" w:w="90"/>
+              <w:bottom w:type="dxa" w:w="60"/>
+              <w:right w:type="dxa" w:w="90"/>
+            </w:tcMar>
+          </w:tcPr>
+          <w:p>
+            <w:pPr>
+              <w:spacing w:after="0" w:line="240"/>
+              <w:jc w:val="center"/>
+            </w:pPr>
+            <w:r>
+              <w:rPr>
+                <w:rFonts w:ascii="游ゴシック" w:cs="游ゴシック" w:eastAsia="游ゴシック" w:hAnsi="游ゴシック"/>
+                <w:b/>
+                <w:bCs/>
+                <w:color w:val="FFFFFF"/>
+                <w:sz w:val="17"/>
+                <w:szCs w:val="17"/>
+              </w:rPr>
+              <w:t xml:space="preserve">令和22年</w:t>
             </w:r>
           </w:p>
         </w:tc>
@@ -19487,141 +20310,225 @@
       <w:tr>
         <w:tc>
           <w:tcPr>
-            <w:tcW w:type="dxa" w:w="3182"/>
-            <w:shd w:fill="FFFFFF" w:val="clear"/>
-            <w:tcMar>
-              <w:top w:type="dxa" w:w="60"/>
-              <w:left w:type="dxa" w:w="90"/>
-              <w:bottom w:type="dxa" w:w="60"/>
-              <w:right w:type="dxa" w:w="90"/>
-            </w:tcMar>
-          </w:tcPr>
-          <w:p>
-            <w:pPr>
-              <w:spacing w:after="0" w:line="240"/>
-            </w:pPr>
-            <w:r>
-              <w:rPr>
-                <w:rFonts w:ascii="游ゴシック" w:cs="游ゴシック" w:eastAsia="游ゴシック" w:hAnsi="游ゴシック"/>
-                <w:b w:val="false"/>
-                <w:bCs w:val="false"/>
-                <w:color w:val="000000"/>
-                <w:sz w:val="17"/>
-                <w:szCs w:val="17"/>
-              </w:rPr>
-              <w:t xml:space="preserve">前期高齢者（65〜74歳）</w:t>
-            </w:r>
-          </w:p>
-        </w:tc>
-        <w:tc>
-          <w:tcPr>
-            <w:tcW w:type="dxa" w:w="1498"/>
-            <w:shd w:fill="FFFFFF" w:val="clear"/>
-            <w:tcMar>
-              <w:top w:type="dxa" w:w="60"/>
-              <w:left w:type="dxa" w:w="90"/>
-              <w:bottom w:type="dxa" w:w="60"/>
-              <w:right w:type="dxa" w:w="90"/>
-            </w:tcMar>
-          </w:tcPr>
-          <w:p>
-            <w:pPr>
-              <w:spacing w:after="0" w:line="240"/>
-            </w:pPr>
-            <w:r>
-              <w:rPr>
-                <w:rFonts w:ascii="游ゴシック" w:cs="游ゴシック" w:eastAsia="游ゴシック" w:hAnsi="游ゴシック"/>
-                <w:b w:val="false"/>
-                <w:bCs w:val="false"/>
-                <w:color w:val="000000"/>
-                <w:sz w:val="17"/>
-                <w:szCs w:val="17"/>
-              </w:rPr>
-              <w:t xml:space="preserve">457人</w:t>
-            </w:r>
-          </w:p>
-        </w:tc>
-        <w:tc>
-          <w:tcPr>
-            <w:tcW w:type="dxa" w:w="1498"/>
-            <w:shd w:fill="FFFFFF" w:val="clear"/>
-            <w:tcMar>
-              <w:top w:type="dxa" w:w="60"/>
-              <w:left w:type="dxa" w:w="90"/>
-              <w:bottom w:type="dxa" w:w="60"/>
-              <w:right w:type="dxa" w:w="90"/>
-            </w:tcMar>
-          </w:tcPr>
-          <w:p>
-            <w:pPr>
-              <w:spacing w:after="0" w:line="240"/>
-            </w:pPr>
-            <w:r>
-              <w:rPr>
-                <w:rFonts w:ascii="游ゴシック" w:cs="游ゴシック" w:eastAsia="游ゴシック" w:hAnsi="游ゴシック"/>
-                <w:b w:val="false"/>
-                <w:bCs w:val="false"/>
-                <w:color w:val="000000"/>
-                <w:sz w:val="17"/>
-                <w:szCs w:val="17"/>
-              </w:rPr>
-              <w:t xml:space="preserve">360人</w:t>
-            </w:r>
-          </w:p>
-        </w:tc>
-        <w:tc>
-          <w:tcPr>
-            <w:tcW w:type="dxa" w:w="1591"/>
-            <w:shd w:fill="FFFFFF" w:val="clear"/>
-            <w:tcMar>
-              <w:top w:type="dxa" w:w="60"/>
-              <w:left w:type="dxa" w:w="90"/>
-              <w:bottom w:type="dxa" w:w="60"/>
-              <w:right w:type="dxa" w:w="90"/>
-            </w:tcMar>
-          </w:tcPr>
-          <w:p>
-            <w:pPr>
-              <w:spacing w:after="0" w:line="240"/>
-            </w:pPr>
-            <w:r>
-              <w:rPr>
-                <w:rFonts w:ascii="游ゴシック" w:cs="游ゴシック" w:eastAsia="游ゴシック" w:hAnsi="游ゴシック"/>
-                <w:b w:val="false"/>
-                <w:bCs w:val="false"/>
-                <w:color w:val="000000"/>
-                <w:sz w:val="17"/>
-                <w:szCs w:val="17"/>
-              </w:rPr>
-              <w:t xml:space="preserve">【推計中】</w:t>
-            </w:r>
-          </w:p>
-        </w:tc>
-        <w:tc>
-          <w:tcPr>
-            <w:tcW w:type="dxa" w:w="1591"/>
-            <w:shd w:fill="FFFFFF" w:val="clear"/>
-            <w:tcMar>
-              <w:top w:type="dxa" w:w="60"/>
-              <w:left w:type="dxa" w:w="90"/>
-              <w:bottom w:type="dxa" w:w="60"/>
-              <w:right w:type="dxa" w:w="90"/>
-            </w:tcMar>
-          </w:tcPr>
-          <w:p>
-            <w:pPr>
-              <w:spacing w:after="0" w:line="240"/>
-            </w:pPr>
-            <w:r>
-              <w:rPr>
-                <w:rFonts w:ascii="游ゴシック" w:cs="游ゴシック" w:eastAsia="游ゴシック" w:hAnsi="游ゴシック"/>
-                <w:b w:val="false"/>
-                <w:bCs w:val="false"/>
-                <w:color w:val="000000"/>
-                <w:sz w:val="17"/>
-                <w:szCs w:val="17"/>
-              </w:rPr>
-              <w:t xml:space="preserve">【推計中】</w:t>
+            <w:tcW w:type="dxa" w:w="2059"/>
+            <w:shd w:fill="FFFFFF" w:val="clear"/>
+            <w:tcMar>
+              <w:top w:type="dxa" w:w="60"/>
+              <w:left w:type="dxa" w:w="90"/>
+              <w:bottom w:type="dxa" w:w="60"/>
+              <w:right w:type="dxa" w:w="90"/>
+            </w:tcMar>
+          </w:tcPr>
+          <w:p>
+            <w:pPr>
+              <w:spacing w:after="0" w:line="240"/>
+            </w:pPr>
+            <w:r>
+              <w:rPr>
+                <w:rFonts w:ascii="游ゴシック" w:cs="游ゴシック" w:eastAsia="游ゴシック" w:hAnsi="游ゴシック"/>
+                <w:b w:val="false"/>
+                <w:bCs w:val="false"/>
+                <w:color w:val="000000"/>
+                <w:sz w:val="17"/>
+                <w:szCs w:val="17"/>
+              </w:rPr>
+              <w:t xml:space="preserve">前期高齢者</w:t>
+            </w:r>
+          </w:p>
+        </w:tc>
+        <w:tc>
+          <w:tcPr>
+            <w:tcW w:type="dxa" w:w="1030"/>
+            <w:shd w:fill="FFFFFF" w:val="clear"/>
+            <w:tcMar>
+              <w:top w:type="dxa" w:w="60"/>
+              <w:left w:type="dxa" w:w="90"/>
+              <w:bottom w:type="dxa" w:w="60"/>
+              <w:right w:type="dxa" w:w="90"/>
+            </w:tcMar>
+          </w:tcPr>
+          <w:p>
+            <w:pPr>
+              <w:spacing w:after="0" w:line="240"/>
+            </w:pPr>
+            <w:r>
+              <w:rPr>
+                <w:rFonts w:ascii="游ゴシック" w:cs="游ゴシック" w:eastAsia="游ゴシック" w:hAnsi="游ゴシック"/>
+                <w:b w:val="false"/>
+                <w:bCs w:val="false"/>
+                <w:color w:val="000000"/>
+                <w:sz w:val="17"/>
+                <w:szCs w:val="17"/>
+              </w:rPr>
+              <w:t xml:space="preserve">463</w:t>
+            </w:r>
+          </w:p>
+        </w:tc>
+        <w:tc>
+          <w:tcPr>
+            <w:tcW w:type="dxa" w:w="1030"/>
+            <w:shd w:fill="FFFFFF" w:val="clear"/>
+            <w:tcMar>
+              <w:top w:type="dxa" w:w="60"/>
+              <w:left w:type="dxa" w:w="90"/>
+              <w:bottom w:type="dxa" w:w="60"/>
+              <w:right w:type="dxa" w:w="90"/>
+            </w:tcMar>
+          </w:tcPr>
+          <w:p>
+            <w:pPr>
+              <w:spacing w:after="0" w:line="240"/>
+            </w:pPr>
+            <w:r>
+              <w:rPr>
+                <w:rFonts w:ascii="游ゴシック" w:cs="游ゴシック" w:eastAsia="游ゴシック" w:hAnsi="游ゴシック"/>
+                <w:b w:val="false"/>
+                <w:bCs w:val="false"/>
+                <w:color w:val="000000"/>
+                <w:sz w:val="17"/>
+                <w:szCs w:val="17"/>
+              </w:rPr>
+              <w:t xml:space="preserve">444</w:t>
+            </w:r>
+          </w:p>
+        </w:tc>
+        <w:tc>
+          <w:tcPr>
+            <w:tcW w:type="dxa" w:w="1030"/>
+            <w:shd w:fill="FFFFFF" w:val="clear"/>
+            <w:tcMar>
+              <w:top w:type="dxa" w:w="60"/>
+              <w:left w:type="dxa" w:w="90"/>
+              <w:bottom w:type="dxa" w:w="60"/>
+              <w:right w:type="dxa" w:w="90"/>
+            </w:tcMar>
+          </w:tcPr>
+          <w:p>
+            <w:pPr>
+              <w:spacing w:after="0" w:line="240"/>
+            </w:pPr>
+            <w:r>
+              <w:rPr>
+                <w:rFonts w:ascii="游ゴシック" w:cs="游ゴシック" w:eastAsia="游ゴシック" w:hAnsi="游ゴシック"/>
+                <w:b w:val="false"/>
+                <w:bCs w:val="false"/>
+                <w:color w:val="000000"/>
+                <w:sz w:val="17"/>
+                <w:szCs w:val="17"/>
+              </w:rPr>
+              <w:t xml:space="preserve">425</w:t>
+            </w:r>
+          </w:p>
+        </w:tc>
+        <w:tc>
+          <w:tcPr>
+            <w:tcW w:type="dxa" w:w="1030"/>
+            <w:shd w:fill="FFFFFF" w:val="clear"/>
+            <w:tcMar>
+              <w:top w:type="dxa" w:w="60"/>
+              <w:left w:type="dxa" w:w="90"/>
+              <w:bottom w:type="dxa" w:w="60"/>
+              <w:right w:type="dxa" w:w="90"/>
+            </w:tcMar>
+          </w:tcPr>
+          <w:p>
+            <w:pPr>
+              <w:spacing w:after="0" w:line="240"/>
+            </w:pPr>
+            <w:r>
+              <w:rPr>
+                <w:rFonts w:ascii="游ゴシック" w:cs="游ゴシック" w:eastAsia="游ゴシック" w:hAnsi="游ゴシック"/>
+                <w:b w:val="false"/>
+                <w:bCs w:val="false"/>
+                <w:color w:val="000000"/>
+                <w:sz w:val="17"/>
+                <w:szCs w:val="17"/>
+              </w:rPr>
+              <w:t xml:space="preserve">406</w:t>
+            </w:r>
+          </w:p>
+        </w:tc>
+        <w:tc>
+          <w:tcPr>
+            <w:tcW w:type="dxa" w:w="1030"/>
+            <w:shd w:fill="FFFFFF" w:val="clear"/>
+            <w:tcMar>
+              <w:top w:type="dxa" w:w="60"/>
+              <w:left w:type="dxa" w:w="90"/>
+              <w:bottom w:type="dxa" w:w="60"/>
+              <w:right w:type="dxa" w:w="90"/>
+            </w:tcMar>
+          </w:tcPr>
+          <w:p>
+            <w:pPr>
+              <w:spacing w:after="0" w:line="240"/>
+            </w:pPr>
+            <w:r>
+              <w:rPr>
+                <w:rFonts w:ascii="游ゴシック" w:cs="游ゴシック" w:eastAsia="游ゴシック" w:hAnsi="游ゴシック"/>
+                <w:b w:val="false"/>
+                <w:bCs w:val="false"/>
+                <w:color w:val="000000"/>
+                <w:sz w:val="17"/>
+                <w:szCs w:val="17"/>
+              </w:rPr>
+              <w:t xml:space="preserve">387</w:t>
+            </w:r>
+          </w:p>
+        </w:tc>
+        <w:tc>
+          <w:tcPr>
+            <w:tcW w:type="dxa" w:w="1030"/>
+            <w:shd w:fill="FFFFFF" w:val="clear"/>
+            <w:tcMar>
+              <w:top w:type="dxa" w:w="60"/>
+              <w:left w:type="dxa" w:w="90"/>
+              <w:bottom w:type="dxa" w:w="60"/>
+              <w:right w:type="dxa" w:w="90"/>
+            </w:tcMar>
+          </w:tcPr>
+          <w:p>
+            <w:pPr>
+              <w:spacing w:after="0" w:line="240"/>
+            </w:pPr>
+            <w:r>
+              <w:rPr>
+                <w:rFonts w:ascii="游ゴシック" w:cs="游ゴシック" w:eastAsia="游ゴシック" w:hAnsi="游ゴシック"/>
+                <w:b w:val="false"/>
+                <w:bCs w:val="false"/>
+                <w:color w:val="000000"/>
+                <w:sz w:val="17"/>
+                <w:szCs w:val="17"/>
+              </w:rPr>
+              <w:t xml:space="preserve">371</w:t>
+            </w:r>
+          </w:p>
+        </w:tc>
+        <w:tc>
+          <w:tcPr>
+            <w:tcW w:type="dxa" w:w="1121"/>
+            <w:shd w:fill="FFFFFF" w:val="clear"/>
+            <w:tcMar>
+              <w:top w:type="dxa" w:w="60"/>
+              <w:left w:type="dxa" w:w="90"/>
+              <w:bottom w:type="dxa" w:w="60"/>
+              <w:right w:type="dxa" w:w="90"/>
+            </w:tcMar>
+          </w:tcPr>
+          <w:p>
+            <w:pPr>
+              <w:spacing w:after="0" w:line="240"/>
+            </w:pPr>
+            <w:r>
+              <w:rPr>
+                <w:rFonts w:ascii="游ゴシック" w:cs="游ゴシック" w:eastAsia="游ゴシック" w:hAnsi="游ゴシック"/>
+                <w:b w:val="false"/>
+                <w:bCs w:val="false"/>
+                <w:color w:val="000000"/>
+                <w:sz w:val="17"/>
+                <w:szCs w:val="17"/>
+              </w:rPr>
+              <w:t xml:space="preserve">283</w:t>
             </w:r>
           </w:p>
         </w:tc>
@@ -19629,141 +20536,225 @@
       <w:tr>
         <w:tc>
           <w:tcPr>
-            <w:tcW w:type="dxa" w:w="3182"/>
-            <w:shd w:fill="FFFFFF" w:val="clear"/>
-            <w:tcMar>
-              <w:top w:type="dxa" w:w="60"/>
-              <w:left w:type="dxa" w:w="90"/>
-              <w:bottom w:type="dxa" w:w="60"/>
-              <w:right w:type="dxa" w:w="90"/>
-            </w:tcMar>
-          </w:tcPr>
-          <w:p>
-            <w:pPr>
-              <w:spacing w:after="0" w:line="240"/>
-            </w:pPr>
-            <w:r>
-              <w:rPr>
-                <w:rFonts w:ascii="游ゴシック" w:cs="游ゴシック" w:eastAsia="游ゴシック" w:hAnsi="游ゴシック"/>
-                <w:b w:val="false"/>
-                <w:bCs w:val="false"/>
-                <w:color w:val="000000"/>
-                <w:sz w:val="17"/>
-                <w:szCs w:val="17"/>
-              </w:rPr>
-              <w:t xml:space="preserve">後期高齢者（75歳以上）</w:t>
-            </w:r>
-          </w:p>
-        </w:tc>
-        <w:tc>
-          <w:tcPr>
-            <w:tcW w:type="dxa" w:w="1498"/>
-            <w:shd w:fill="FFFFFF" w:val="clear"/>
-            <w:tcMar>
-              <w:top w:type="dxa" w:w="60"/>
-              <w:left w:type="dxa" w:w="90"/>
-              <w:bottom w:type="dxa" w:w="60"/>
-              <w:right w:type="dxa" w:w="90"/>
-            </w:tcMar>
-          </w:tcPr>
-          <w:p>
-            <w:pPr>
-              <w:spacing w:after="0" w:line="240"/>
-            </w:pPr>
-            <w:r>
-              <w:rPr>
-                <w:rFonts w:ascii="游ゴシック" w:cs="游ゴシック" w:eastAsia="游ゴシック" w:hAnsi="游ゴシック"/>
-                <w:b w:val="false"/>
-                <w:bCs w:val="false"/>
-                <w:color w:val="000000"/>
-                <w:sz w:val="17"/>
-                <w:szCs w:val="17"/>
-              </w:rPr>
-              <w:t xml:space="preserve">480人</w:t>
-            </w:r>
-          </w:p>
-        </w:tc>
-        <w:tc>
-          <w:tcPr>
-            <w:tcW w:type="dxa" w:w="1498"/>
-            <w:shd w:fill="FFFFFF" w:val="clear"/>
-            <w:tcMar>
-              <w:top w:type="dxa" w:w="60"/>
-              <w:left w:type="dxa" w:w="90"/>
-              <w:bottom w:type="dxa" w:w="60"/>
-              <w:right w:type="dxa" w:w="90"/>
-            </w:tcMar>
-          </w:tcPr>
-          <w:p>
-            <w:pPr>
-              <w:spacing w:after="0" w:line="240"/>
-            </w:pPr>
-            <w:r>
-              <w:rPr>
-                <w:rFonts w:ascii="游ゴシック" w:cs="游ゴシック" w:eastAsia="游ゴシック" w:hAnsi="游ゴシック"/>
-                <w:b w:val="false"/>
-                <w:bCs w:val="false"/>
-                <w:color w:val="000000"/>
-                <w:sz w:val="17"/>
-                <w:szCs w:val="17"/>
-              </w:rPr>
-              <w:t xml:space="preserve">551人</w:t>
-            </w:r>
-          </w:p>
-        </w:tc>
-        <w:tc>
-          <w:tcPr>
-            <w:tcW w:type="dxa" w:w="1591"/>
-            <w:shd w:fill="FFFFFF" w:val="clear"/>
-            <w:tcMar>
-              <w:top w:type="dxa" w:w="60"/>
-              <w:left w:type="dxa" w:w="90"/>
-              <w:bottom w:type="dxa" w:w="60"/>
-              <w:right w:type="dxa" w:w="90"/>
-            </w:tcMar>
-          </w:tcPr>
-          <w:p>
-            <w:pPr>
-              <w:spacing w:after="0" w:line="240"/>
-            </w:pPr>
-            <w:r>
-              <w:rPr>
-                <w:rFonts w:ascii="游ゴシック" w:cs="游ゴシック" w:eastAsia="游ゴシック" w:hAnsi="游ゴシック"/>
-                <w:b w:val="false"/>
-                <w:bCs w:val="false"/>
-                <w:color w:val="000000"/>
-                <w:sz w:val="17"/>
-                <w:szCs w:val="17"/>
-              </w:rPr>
-              <w:t xml:space="preserve">【推計中】</w:t>
-            </w:r>
-          </w:p>
-        </w:tc>
-        <w:tc>
-          <w:tcPr>
-            <w:tcW w:type="dxa" w:w="1591"/>
-            <w:shd w:fill="FFFFFF" w:val="clear"/>
-            <w:tcMar>
-              <w:top w:type="dxa" w:w="60"/>
-              <w:left w:type="dxa" w:w="90"/>
-              <w:bottom w:type="dxa" w:w="60"/>
-              <w:right w:type="dxa" w:w="90"/>
-            </w:tcMar>
-          </w:tcPr>
-          <w:p>
-            <w:pPr>
-              <w:spacing w:after="0" w:line="240"/>
-            </w:pPr>
-            <w:r>
-              <w:rPr>
-                <w:rFonts w:ascii="游ゴシック" w:cs="游ゴシック" w:eastAsia="游ゴシック" w:hAnsi="游ゴシック"/>
-                <w:b w:val="false"/>
-                <w:bCs w:val="false"/>
-                <w:color w:val="000000"/>
-                <w:sz w:val="17"/>
-                <w:szCs w:val="17"/>
-              </w:rPr>
-              <w:t xml:space="preserve">【推計中】</w:t>
+            <w:tcW w:type="dxa" w:w="2059"/>
+            <w:shd w:fill="FFFFFF" w:val="clear"/>
+            <w:tcMar>
+              <w:top w:type="dxa" w:w="60"/>
+              <w:left w:type="dxa" w:w="90"/>
+              <w:bottom w:type="dxa" w:w="60"/>
+              <w:right w:type="dxa" w:w="90"/>
+            </w:tcMar>
+          </w:tcPr>
+          <w:p>
+            <w:pPr>
+              <w:spacing w:after="0" w:line="240"/>
+            </w:pPr>
+            <w:r>
+              <w:rPr>
+                <w:rFonts w:ascii="游ゴシック" w:cs="游ゴシック" w:eastAsia="游ゴシック" w:hAnsi="游ゴシック"/>
+                <w:b w:val="false"/>
+                <w:bCs w:val="false"/>
+                <w:color w:val="000000"/>
+                <w:sz w:val="17"/>
+                <w:szCs w:val="17"/>
+              </w:rPr>
+              <w:t xml:space="preserve">後期高齢者</w:t>
+            </w:r>
+          </w:p>
+        </w:tc>
+        <w:tc>
+          <w:tcPr>
+            <w:tcW w:type="dxa" w:w="1030"/>
+            <w:shd w:fill="FFFFFF" w:val="clear"/>
+            <w:tcMar>
+              <w:top w:type="dxa" w:w="60"/>
+              <w:left w:type="dxa" w:w="90"/>
+              <w:bottom w:type="dxa" w:w="60"/>
+              <w:right w:type="dxa" w:w="90"/>
+            </w:tcMar>
+          </w:tcPr>
+          <w:p>
+            <w:pPr>
+              <w:spacing w:after="0" w:line="240"/>
+            </w:pPr>
+            <w:r>
+              <w:rPr>
+                <w:rFonts w:ascii="游ゴシック" w:cs="游ゴシック" w:eastAsia="游ゴシック" w:hAnsi="游ゴシック"/>
+                <w:b w:val="false"/>
+                <w:bCs w:val="false"/>
+                <w:color w:val="000000"/>
+                <w:sz w:val="17"/>
+                <w:szCs w:val="17"/>
+              </w:rPr>
+              <w:t xml:space="preserve">498</w:t>
+            </w:r>
+          </w:p>
+        </w:tc>
+        <w:tc>
+          <w:tcPr>
+            <w:tcW w:type="dxa" w:w="1030"/>
+            <w:shd w:fill="FFFFFF" w:val="clear"/>
+            <w:tcMar>
+              <w:top w:type="dxa" w:w="60"/>
+              <w:left w:type="dxa" w:w="90"/>
+              <w:bottom w:type="dxa" w:w="60"/>
+              <w:right w:type="dxa" w:w="90"/>
+            </w:tcMar>
+          </w:tcPr>
+          <w:p>
+            <w:pPr>
+              <w:spacing w:after="0" w:line="240"/>
+            </w:pPr>
+            <w:r>
+              <w:rPr>
+                <w:rFonts w:ascii="游ゴシック" w:cs="游ゴシック" w:eastAsia="游ゴシック" w:hAnsi="游ゴシック"/>
+                <w:b w:val="false"/>
+                <w:bCs w:val="false"/>
+                <w:color w:val="000000"/>
+                <w:sz w:val="17"/>
+                <w:szCs w:val="17"/>
+              </w:rPr>
+              <w:t xml:space="preserve">509</w:t>
+            </w:r>
+          </w:p>
+        </w:tc>
+        <w:tc>
+          <w:tcPr>
+            <w:tcW w:type="dxa" w:w="1030"/>
+            <w:shd w:fill="FFFFFF" w:val="clear"/>
+            <w:tcMar>
+              <w:top w:type="dxa" w:w="60"/>
+              <w:left w:type="dxa" w:w="90"/>
+              <w:bottom w:type="dxa" w:w="60"/>
+              <w:right w:type="dxa" w:w="90"/>
+            </w:tcMar>
+          </w:tcPr>
+          <w:p>
+            <w:pPr>
+              <w:spacing w:after="0" w:line="240"/>
+            </w:pPr>
+            <w:r>
+              <w:rPr>
+                <w:rFonts w:ascii="游ゴシック" w:cs="游ゴシック" w:eastAsia="游ゴシック" w:hAnsi="游ゴシック"/>
+                <w:b w:val="false"/>
+                <w:bCs w:val="false"/>
+                <w:color w:val="000000"/>
+                <w:sz w:val="17"/>
+                <w:szCs w:val="17"/>
+              </w:rPr>
+              <w:t xml:space="preserve">521</w:t>
+            </w:r>
+          </w:p>
+        </w:tc>
+        <w:tc>
+          <w:tcPr>
+            <w:tcW w:type="dxa" w:w="1030"/>
+            <w:shd w:fill="FFFFFF" w:val="clear"/>
+            <w:tcMar>
+              <w:top w:type="dxa" w:w="60"/>
+              <w:left w:type="dxa" w:w="90"/>
+              <w:bottom w:type="dxa" w:w="60"/>
+              <w:right w:type="dxa" w:w="90"/>
+            </w:tcMar>
+          </w:tcPr>
+          <w:p>
+            <w:pPr>
+              <w:spacing w:after="0" w:line="240"/>
+            </w:pPr>
+            <w:r>
+              <w:rPr>
+                <w:rFonts w:ascii="游ゴシック" w:cs="游ゴシック" w:eastAsia="游ゴシック" w:hAnsi="游ゴシック"/>
+                <w:b w:val="false"/>
+                <w:bCs w:val="false"/>
+                <w:color w:val="000000"/>
+                <w:sz w:val="17"/>
+                <w:szCs w:val="17"/>
+              </w:rPr>
+              <w:t xml:space="preserve">533</w:t>
+            </w:r>
+          </w:p>
+        </w:tc>
+        <w:tc>
+          <w:tcPr>
+            <w:tcW w:type="dxa" w:w="1030"/>
+            <w:shd w:fill="FFFFFF" w:val="clear"/>
+            <w:tcMar>
+              <w:top w:type="dxa" w:w="60"/>
+              <w:left w:type="dxa" w:w="90"/>
+              <w:bottom w:type="dxa" w:w="60"/>
+              <w:right w:type="dxa" w:w="90"/>
+            </w:tcMar>
+          </w:tcPr>
+          <w:p>
+            <w:pPr>
+              <w:spacing w:after="0" w:line="240"/>
+            </w:pPr>
+            <w:r>
+              <w:rPr>
+                <w:rFonts w:ascii="游ゴシック" w:cs="游ゴシック" w:eastAsia="游ゴシック" w:hAnsi="游ゴシック"/>
+                <w:b w:val="false"/>
+                <w:bCs w:val="false"/>
+                <w:color w:val="000000"/>
+                <w:sz w:val="17"/>
+                <w:szCs w:val="17"/>
+              </w:rPr>
+              <w:t xml:space="preserve">545</w:t>
+            </w:r>
+          </w:p>
+        </w:tc>
+        <w:tc>
+          <w:tcPr>
+            <w:tcW w:type="dxa" w:w="1030"/>
+            <w:shd w:fill="FFFFFF" w:val="clear"/>
+            <w:tcMar>
+              <w:top w:type="dxa" w:w="60"/>
+              <w:left w:type="dxa" w:w="90"/>
+              <w:bottom w:type="dxa" w:w="60"/>
+              <w:right w:type="dxa" w:w="90"/>
+            </w:tcMar>
+          </w:tcPr>
+          <w:p>
+            <w:pPr>
+              <w:spacing w:after="0" w:line="240"/>
+            </w:pPr>
+            <w:r>
+              <w:rPr>
+                <w:rFonts w:ascii="游ゴシック" w:cs="游ゴシック" w:eastAsia="游ゴシック" w:hAnsi="游ゴシック"/>
+                <w:b w:val="false"/>
+                <w:bCs w:val="false"/>
+                <w:color w:val="000000"/>
+                <w:sz w:val="17"/>
+                <w:szCs w:val="17"/>
+              </w:rPr>
+              <w:t xml:space="preserve">547</w:t>
+            </w:r>
+          </w:p>
+        </w:tc>
+        <w:tc>
+          <w:tcPr>
+            <w:tcW w:type="dxa" w:w="1121"/>
+            <w:shd w:fill="FFFFFF" w:val="clear"/>
+            <w:tcMar>
+              <w:top w:type="dxa" w:w="60"/>
+              <w:left w:type="dxa" w:w="90"/>
+              <w:bottom w:type="dxa" w:w="60"/>
+              <w:right w:type="dxa" w:w="90"/>
+            </w:tcMar>
+          </w:tcPr>
+          <w:p>
+            <w:pPr>
+              <w:spacing w:after="0" w:line="240"/>
+            </w:pPr>
+            <w:r>
+              <w:rPr>
+                <w:rFonts w:ascii="游ゴシック" w:cs="游ゴシック" w:eastAsia="游ゴシック" w:hAnsi="游ゴシック"/>
+                <w:b w:val="false"/>
+                <w:bCs w:val="false"/>
+                <w:color w:val="000000"/>
+                <w:sz w:val="17"/>
+                <w:szCs w:val="17"/>
+              </w:rPr>
+              <w:t xml:space="preserve">488</w:t>
             </w:r>
           </w:p>
         </w:tc>
@@ -19771,7 +20762,7 @@
       <w:tr>
         <w:tc>
           <w:tcPr>
-            <w:tcW w:type="dxa" w:w="3182"/>
+            <w:tcW w:type="dxa" w:w="2059"/>
             <w:shd w:fill="FFFFFF" w:val="clear"/>
             <w:tcMar>
               <w:top w:type="dxa" w:w="60"/>
@@ -19799,113 +20790,197 @@
         </w:tc>
         <w:tc>
           <w:tcPr>
-            <w:tcW w:type="dxa" w:w="1498"/>
-            <w:shd w:fill="FFFFFF" w:val="clear"/>
-            <w:tcMar>
-              <w:top w:type="dxa" w:w="60"/>
-              <w:left w:type="dxa" w:w="90"/>
-              <w:bottom w:type="dxa" w:w="60"/>
-              <w:right w:type="dxa" w:w="90"/>
-            </w:tcMar>
-          </w:tcPr>
-          <w:p>
-            <w:pPr>
-              <w:spacing w:after="0" w:line="240"/>
-            </w:pPr>
-            <w:r>
-              <w:rPr>
-                <w:rFonts w:ascii="游ゴシック" w:cs="游ゴシック" w:eastAsia="游ゴシック" w:hAnsi="游ゴシック"/>
-                <w:b w:val="false"/>
-                <w:bCs w:val="false"/>
-                <w:color w:val="000000"/>
-                <w:sz w:val="17"/>
-                <w:szCs w:val="17"/>
-              </w:rPr>
-              <w:t xml:space="preserve">937人</w:t>
-            </w:r>
-          </w:p>
-        </w:tc>
-        <w:tc>
-          <w:tcPr>
-            <w:tcW w:type="dxa" w:w="1498"/>
-            <w:shd w:fill="FFFFFF" w:val="clear"/>
-            <w:tcMar>
-              <w:top w:type="dxa" w:w="60"/>
-              <w:left w:type="dxa" w:w="90"/>
-              <w:bottom w:type="dxa" w:w="60"/>
-              <w:right w:type="dxa" w:w="90"/>
-            </w:tcMar>
-          </w:tcPr>
-          <w:p>
-            <w:pPr>
-              <w:spacing w:after="0" w:line="240"/>
-            </w:pPr>
-            <w:r>
-              <w:rPr>
-                <w:rFonts w:ascii="游ゴシック" w:cs="游ゴシック" w:eastAsia="游ゴシック" w:hAnsi="游ゴシック"/>
-                <w:b w:val="false"/>
-                <w:bCs w:val="false"/>
-                <w:color w:val="000000"/>
-                <w:sz w:val="17"/>
-                <w:szCs w:val="17"/>
-              </w:rPr>
-              <w:t xml:space="preserve">911人</w:t>
-            </w:r>
-          </w:p>
-        </w:tc>
-        <w:tc>
-          <w:tcPr>
-            <w:tcW w:type="dxa" w:w="1591"/>
-            <w:shd w:fill="FFFFFF" w:val="clear"/>
-            <w:tcMar>
-              <w:top w:type="dxa" w:w="60"/>
-              <w:left w:type="dxa" w:w="90"/>
-              <w:bottom w:type="dxa" w:w="60"/>
-              <w:right w:type="dxa" w:w="90"/>
-            </w:tcMar>
-          </w:tcPr>
-          <w:p>
-            <w:pPr>
-              <w:spacing w:after="0" w:line="240"/>
-            </w:pPr>
-            <w:r>
-              <w:rPr>
-                <w:rFonts w:ascii="游ゴシック" w:cs="游ゴシック" w:eastAsia="游ゴシック" w:hAnsi="游ゴシック"/>
-                <w:b w:val="false"/>
-                <w:bCs w:val="false"/>
-                <w:color w:val="000000"/>
-                <w:sz w:val="17"/>
-                <w:szCs w:val="17"/>
-              </w:rPr>
-              <w:t xml:space="preserve">【推計中】</w:t>
-            </w:r>
-          </w:p>
-        </w:tc>
-        <w:tc>
-          <w:tcPr>
-            <w:tcW w:type="dxa" w:w="1591"/>
-            <w:shd w:fill="FFFFFF" w:val="clear"/>
-            <w:tcMar>
-              <w:top w:type="dxa" w:w="60"/>
-              <w:left w:type="dxa" w:w="90"/>
-              <w:bottom w:type="dxa" w:w="60"/>
-              <w:right w:type="dxa" w:w="90"/>
-            </w:tcMar>
-          </w:tcPr>
-          <w:p>
-            <w:pPr>
-              <w:spacing w:after="0" w:line="240"/>
-            </w:pPr>
-            <w:r>
-              <w:rPr>
-                <w:rFonts w:ascii="游ゴシック" w:cs="游ゴシック" w:eastAsia="游ゴシック" w:hAnsi="游ゴシック"/>
-                <w:b w:val="false"/>
-                <w:bCs w:val="false"/>
-                <w:color w:val="000000"/>
-                <w:sz w:val="17"/>
-                <w:szCs w:val="17"/>
-              </w:rPr>
-              <w:t xml:space="preserve">【推計中】</w:t>
+            <w:tcW w:type="dxa" w:w="1030"/>
+            <w:shd w:fill="FFFFFF" w:val="clear"/>
+            <w:tcMar>
+              <w:top w:type="dxa" w:w="60"/>
+              <w:left w:type="dxa" w:w="90"/>
+              <w:bottom w:type="dxa" w:w="60"/>
+              <w:right w:type="dxa" w:w="90"/>
+            </w:tcMar>
+          </w:tcPr>
+          <w:p>
+            <w:pPr>
+              <w:spacing w:after="0" w:line="240"/>
+            </w:pPr>
+            <w:r>
+              <w:rPr>
+                <w:rFonts w:ascii="游ゴシック" w:cs="游ゴシック" w:eastAsia="游ゴシック" w:hAnsi="游ゴシック"/>
+                <w:b w:val="false"/>
+                <w:bCs w:val="false"/>
+                <w:color w:val="000000"/>
+                <w:sz w:val="17"/>
+                <w:szCs w:val="17"/>
+              </w:rPr>
+              <w:t xml:space="preserve">961</w:t>
+            </w:r>
+          </w:p>
+        </w:tc>
+        <w:tc>
+          <w:tcPr>
+            <w:tcW w:type="dxa" w:w="1030"/>
+            <w:shd w:fill="FFFFFF" w:val="clear"/>
+            <w:tcMar>
+              <w:top w:type="dxa" w:w="60"/>
+              <w:left w:type="dxa" w:w="90"/>
+              <w:bottom w:type="dxa" w:w="60"/>
+              <w:right w:type="dxa" w:w="90"/>
+            </w:tcMar>
+          </w:tcPr>
+          <w:p>
+            <w:pPr>
+              <w:spacing w:after="0" w:line="240"/>
+            </w:pPr>
+            <w:r>
+              <w:rPr>
+                <w:rFonts w:ascii="游ゴシック" w:cs="游ゴシック" w:eastAsia="游ゴシック" w:hAnsi="游ゴシック"/>
+                <w:b w:val="false"/>
+                <w:bCs w:val="false"/>
+                <w:color w:val="000000"/>
+                <w:sz w:val="17"/>
+                <w:szCs w:val="17"/>
+              </w:rPr>
+              <w:t xml:space="preserve">954</w:t>
+            </w:r>
+          </w:p>
+        </w:tc>
+        <w:tc>
+          <w:tcPr>
+            <w:tcW w:type="dxa" w:w="1030"/>
+            <w:shd w:fill="FFFFFF" w:val="clear"/>
+            <w:tcMar>
+              <w:top w:type="dxa" w:w="60"/>
+              <w:left w:type="dxa" w:w="90"/>
+              <w:bottom w:type="dxa" w:w="60"/>
+              <w:right w:type="dxa" w:w="90"/>
+            </w:tcMar>
+          </w:tcPr>
+          <w:p>
+            <w:pPr>
+              <w:spacing w:after="0" w:line="240"/>
+            </w:pPr>
+            <w:r>
+              <w:rPr>
+                <w:rFonts w:ascii="游ゴシック" w:cs="游ゴシック" w:eastAsia="游ゴシック" w:hAnsi="游ゴシック"/>
+                <w:b w:val="false"/>
+                <w:bCs w:val="false"/>
+                <w:color w:val="000000"/>
+                <w:sz w:val="17"/>
+                <w:szCs w:val="17"/>
+              </w:rPr>
+              <w:t xml:space="preserve">946</w:t>
+            </w:r>
+          </w:p>
+        </w:tc>
+        <w:tc>
+          <w:tcPr>
+            <w:tcW w:type="dxa" w:w="1030"/>
+            <w:shd w:fill="FFFFFF" w:val="clear"/>
+            <w:tcMar>
+              <w:top w:type="dxa" w:w="60"/>
+              <w:left w:type="dxa" w:w="90"/>
+              <w:bottom w:type="dxa" w:w="60"/>
+              <w:right w:type="dxa" w:w="90"/>
+            </w:tcMar>
+          </w:tcPr>
+          <w:p>
+            <w:pPr>
+              <w:spacing w:after="0" w:line="240"/>
+            </w:pPr>
+            <w:r>
+              <w:rPr>
+                <w:rFonts w:ascii="游ゴシック" w:cs="游ゴシック" w:eastAsia="游ゴシック" w:hAnsi="游ゴシック"/>
+                <w:b w:val="false"/>
+                <w:bCs w:val="false"/>
+                <w:color w:val="000000"/>
+                <w:sz w:val="17"/>
+                <w:szCs w:val="17"/>
+              </w:rPr>
+              <w:t xml:space="preserve">939</w:t>
+            </w:r>
+          </w:p>
+        </w:tc>
+        <w:tc>
+          <w:tcPr>
+            <w:tcW w:type="dxa" w:w="1030"/>
+            <w:shd w:fill="FFFFFF" w:val="clear"/>
+            <w:tcMar>
+              <w:top w:type="dxa" w:w="60"/>
+              <w:left w:type="dxa" w:w="90"/>
+              <w:bottom w:type="dxa" w:w="60"/>
+              <w:right w:type="dxa" w:w="90"/>
+            </w:tcMar>
+          </w:tcPr>
+          <w:p>
+            <w:pPr>
+              <w:spacing w:after="0" w:line="240"/>
+            </w:pPr>
+            <w:r>
+              <w:rPr>
+                <w:rFonts w:ascii="游ゴシック" w:cs="游ゴシック" w:eastAsia="游ゴシック" w:hAnsi="游ゴシック"/>
+                <w:b w:val="false"/>
+                <w:bCs w:val="false"/>
+                <w:color w:val="000000"/>
+                <w:sz w:val="17"/>
+                <w:szCs w:val="17"/>
+              </w:rPr>
+              <w:t xml:space="preserve">931</w:t>
+            </w:r>
+          </w:p>
+        </w:tc>
+        <w:tc>
+          <w:tcPr>
+            <w:tcW w:type="dxa" w:w="1030"/>
+            <w:shd w:fill="FFFFFF" w:val="clear"/>
+            <w:tcMar>
+              <w:top w:type="dxa" w:w="60"/>
+              <w:left w:type="dxa" w:w="90"/>
+              <w:bottom w:type="dxa" w:w="60"/>
+              <w:right w:type="dxa" w:w="90"/>
+            </w:tcMar>
+          </w:tcPr>
+          <w:p>
+            <w:pPr>
+              <w:spacing w:after="0" w:line="240"/>
+            </w:pPr>
+            <w:r>
+              <w:rPr>
+                <w:rFonts w:ascii="游ゴシック" w:cs="游ゴシック" w:eastAsia="游ゴシック" w:hAnsi="游ゴシック"/>
+                <w:b w:val="false"/>
+                <w:bCs w:val="false"/>
+                <w:color w:val="000000"/>
+                <w:sz w:val="17"/>
+                <w:szCs w:val="17"/>
+              </w:rPr>
+              <w:t xml:space="preserve">918</w:t>
+            </w:r>
+          </w:p>
+        </w:tc>
+        <w:tc>
+          <w:tcPr>
+            <w:tcW w:type="dxa" w:w="1121"/>
+            <w:shd w:fill="FFFFFF" w:val="clear"/>
+            <w:tcMar>
+              <w:top w:type="dxa" w:w="60"/>
+              <w:left w:type="dxa" w:w="90"/>
+              <w:bottom w:type="dxa" w:w="60"/>
+              <w:right w:type="dxa" w:w="90"/>
+            </w:tcMar>
+          </w:tcPr>
+          <w:p>
+            <w:pPr>
+              <w:spacing w:after="0" w:line="240"/>
+            </w:pPr>
+            <w:r>
+              <w:rPr>
+                <w:rFonts w:ascii="游ゴシック" w:cs="游ゴシック" w:eastAsia="游ゴシック" w:hAnsi="游ゴシック"/>
+                <w:b w:val="false"/>
+                <w:bCs w:val="false"/>
+                <w:color w:val="000000"/>
+                <w:sz w:val="17"/>
+                <w:szCs w:val="17"/>
+              </w:rPr>
+              <w:t xml:space="preserve">770</w:t>
             </w:r>
           </w:p>
         </w:tc>
@@ -19922,6 +20997,522 @@
           <w:szCs w:val="21"/>
         </w:rPr>
         <w:t xml:space="preserve"/>
+      </w:r>
+    </w:p>
+    <w:p>
+      <w:pPr>
+        <w:spacing w:after="100" w:line="300"/>
+      </w:pPr>
+      <w:r>
+        <w:rPr>
+          <w:rFonts w:ascii="游ゴシック" w:cs="游ゴシック" w:eastAsia="游ゴシック" w:hAnsi="游ゴシック"/>
+          <w:b/>
+          <w:bCs/>
+          <w:color w:val="2E75B6"/>
+          <w:sz w:val="21"/>
+          <w:szCs w:val="21"/>
+        </w:rPr>
+        <w:t xml:space="preserve">ご議論いただきたい論点：配布データをそのまま用いるかどうか</w:t>
+      </w:r>
+    </w:p>
+    <w:p>
+      <w:pPr>
+        <w:pBdr>
+          <w:left w:val="single" w:color="BF8F00" w:sz="18" w:space="8"/>
+        </w:pBdr>
+        <w:shd w:fill="FFF2CC" w:val="clear"/>
+        <w:spacing w:after="200" w:before="140" w:line="300"/>
+        <w:ind w:left="200" w:right="200"/>
+      </w:pPr>
+      <w:r>
+        <w:rPr>
+          <w:rFonts w:ascii="游ゴシック" w:cs="游ゴシック" w:eastAsia="游ゴシック" w:hAnsi="游ゴシック"/>
+          <w:b/>
+          <w:bCs/>
+          <w:sz w:val="20"/>
+          <w:szCs w:val="20"/>
+        </w:rPr>
+        <w:t xml:space="preserve">配布データの令和8年の推計値954人に対し、実績（令和7年12月末の第1号被保険者数）は1,012人で、推計が実績を58人（5.7%）下回っています。これは第9期の乖離6.6%とほぼ同じ規模です。配布データをそのまま用いると、第9期と同じ過少推計を繰り返すことになります。</w:t>
+      </w:r>
+    </w:p>
+    <w:tbl>
+      <w:tblPr>
+        <w:tblW w:type="dxa" w:w="9360"/>
+        <w:tblBorders>
+          <w:top w:val="single" w:color="auto" w:sz="4"/>
+          <w:left w:val="single" w:color="auto" w:sz="4"/>
+          <w:bottom w:val="single" w:color="auto" w:sz="4"/>
+          <w:right w:val="single" w:color="auto" w:sz="4"/>
+          <w:insideH w:val="single" w:color="auto" w:sz="4"/>
+          <w:insideV w:val="single" w:color="auto" w:sz="4"/>
+        </w:tblBorders>
+      </w:tblPr>
+      <w:tblGrid>
+        <w:gridCol w:w="749"/>
+        <w:gridCol w:w="4118"/>
+        <w:gridCol w:w="1498"/>
+        <w:gridCol w:w="1498"/>
+        <w:gridCol w:w="1497"/>
+      </w:tblGrid>
+      <w:tr>
+        <w:trPr>
+          <w:tblHeader/>
+        </w:trPr>
+        <w:tc>
+          <w:tcPr>
+            <w:tcW w:type="dxa" w:w="749"/>
+            <w:shd w:fill="2E75B6" w:val="clear"/>
+            <w:tcMar>
+              <w:top w:type="dxa" w:w="60"/>
+              <w:left w:type="dxa" w:w="90"/>
+              <w:bottom w:type="dxa" w:w="60"/>
+              <w:right w:type="dxa" w:w="90"/>
+            </w:tcMar>
+          </w:tcPr>
+          <w:p>
+            <w:pPr>
+              <w:spacing w:after="0" w:line="240"/>
+              <w:jc w:val="center"/>
+            </w:pPr>
+            <w:r>
+              <w:rPr>
+                <w:rFonts w:ascii="游ゴシック" w:cs="游ゴシック" w:eastAsia="游ゴシック" w:hAnsi="游ゴシック"/>
+                <w:b/>
+                <w:bCs/>
+                <w:color w:val="FFFFFF"/>
+                <w:sz w:val="17"/>
+                <w:szCs w:val="17"/>
+              </w:rPr>
+              <w:t xml:space="preserve">案</w:t>
+            </w:r>
+          </w:p>
+        </w:tc>
+        <w:tc>
+          <w:tcPr>
+            <w:tcW w:type="dxa" w:w="4118"/>
+            <w:shd w:fill="2E75B6" w:val="clear"/>
+            <w:tcMar>
+              <w:top w:type="dxa" w:w="60"/>
+              <w:left w:type="dxa" w:w="90"/>
+              <w:bottom w:type="dxa" w:w="60"/>
+              <w:right w:type="dxa" w:w="90"/>
+            </w:tcMar>
+          </w:tcPr>
+          <w:p>
+            <w:pPr>
+              <w:spacing w:after="0" w:line="240"/>
+              <w:jc w:val="center"/>
+            </w:pPr>
+            <w:r>
+              <w:rPr>
+                <w:rFonts w:ascii="游ゴシック" w:cs="游ゴシック" w:eastAsia="游ゴシック" w:hAnsi="游ゴシック"/>
+                <w:b/>
+                <w:bCs/>
+                <w:color w:val="FFFFFF"/>
+                <w:sz w:val="17"/>
+                <w:szCs w:val="17"/>
+              </w:rPr>
+              <w:t xml:space="preserve">考え方</w:t>
+            </w:r>
+          </w:p>
+        </w:tc>
+        <w:tc>
+          <w:tcPr>
+            <w:tcW w:type="dxa" w:w="1498"/>
+            <w:shd w:fill="2E75B6" w:val="clear"/>
+            <w:tcMar>
+              <w:top w:type="dxa" w:w="60"/>
+              <w:left w:type="dxa" w:w="90"/>
+              <w:bottom w:type="dxa" w:w="60"/>
+              <w:right w:type="dxa" w:w="90"/>
+            </w:tcMar>
+          </w:tcPr>
+          <w:p>
+            <w:pPr>
+              <w:spacing w:after="0" w:line="240"/>
+              <w:jc w:val="center"/>
+            </w:pPr>
+            <w:r>
+              <w:rPr>
+                <w:rFonts w:ascii="游ゴシック" w:cs="游ゴシック" w:eastAsia="游ゴシック" w:hAnsi="游ゴシック"/>
+                <w:b/>
+                <w:bCs/>
+                <w:color w:val="FFFFFF"/>
+                <w:sz w:val="17"/>
+                <w:szCs w:val="17"/>
+              </w:rPr>
+              <w:t xml:space="preserve">令和9年</w:t>
+            </w:r>
+          </w:p>
+        </w:tc>
+        <w:tc>
+          <w:tcPr>
+            <w:tcW w:type="dxa" w:w="1498"/>
+            <w:shd w:fill="2E75B6" w:val="clear"/>
+            <w:tcMar>
+              <w:top w:type="dxa" w:w="60"/>
+              <w:left w:type="dxa" w:w="90"/>
+              <w:bottom w:type="dxa" w:w="60"/>
+              <w:right w:type="dxa" w:w="90"/>
+            </w:tcMar>
+          </w:tcPr>
+          <w:p>
+            <w:pPr>
+              <w:spacing w:after="0" w:line="240"/>
+              <w:jc w:val="center"/>
+            </w:pPr>
+            <w:r>
+              <w:rPr>
+                <w:rFonts w:ascii="游ゴシック" w:cs="游ゴシック" w:eastAsia="游ゴシック" w:hAnsi="游ゴシック"/>
+                <w:b/>
+                <w:bCs/>
+                <w:color w:val="FFFFFF"/>
+                <w:sz w:val="17"/>
+                <w:szCs w:val="17"/>
+              </w:rPr>
+              <w:t xml:space="preserve">令和10年</w:t>
+            </w:r>
+          </w:p>
+        </w:tc>
+        <w:tc>
+          <w:tcPr>
+            <w:tcW w:type="dxa" w:w="1497"/>
+            <w:shd w:fill="2E75B6" w:val="clear"/>
+            <w:tcMar>
+              <w:top w:type="dxa" w:w="60"/>
+              <w:left w:type="dxa" w:w="90"/>
+              <w:bottom w:type="dxa" w:w="60"/>
+              <w:right w:type="dxa" w:w="90"/>
+            </w:tcMar>
+          </w:tcPr>
+          <w:p>
+            <w:pPr>
+              <w:spacing w:after="0" w:line="240"/>
+              <w:jc w:val="center"/>
+            </w:pPr>
+            <w:r>
+              <w:rPr>
+                <w:rFonts w:ascii="游ゴシック" w:cs="游ゴシック" w:eastAsia="游ゴシック" w:hAnsi="游ゴシック"/>
+                <w:b/>
+                <w:bCs/>
+                <w:color w:val="FFFFFF"/>
+                <w:sz w:val="17"/>
+                <w:szCs w:val="17"/>
+              </w:rPr>
+              <w:t xml:space="preserve">令和11年</w:t>
+            </w:r>
+          </w:p>
+        </w:tc>
+      </w:tr>
+      <w:tr>
+        <w:tc>
+          <w:tcPr>
+            <w:tcW w:type="dxa" w:w="749"/>
+            <w:shd w:fill="FFFFFF" w:val="clear"/>
+            <w:tcMar>
+              <w:top w:type="dxa" w:w="60"/>
+              <w:left w:type="dxa" w:w="90"/>
+              <w:bottom w:type="dxa" w:w="60"/>
+              <w:right w:type="dxa" w:w="90"/>
+            </w:tcMar>
+          </w:tcPr>
+          <w:p>
+            <w:pPr>
+              <w:spacing w:after="0" w:line="240"/>
+            </w:pPr>
+            <w:r>
+              <w:rPr>
+                <w:rFonts w:ascii="游ゴシック" w:cs="游ゴシック" w:eastAsia="游ゴシック" w:hAnsi="游ゴシック"/>
+                <w:b w:val="false"/>
+                <w:bCs w:val="false"/>
+                <w:color w:val="000000"/>
+                <w:sz w:val="17"/>
+                <w:szCs w:val="17"/>
+              </w:rPr>
+              <w:t xml:space="preserve">A案</w:t>
+            </w:r>
+          </w:p>
+        </w:tc>
+        <w:tc>
+          <w:tcPr>
+            <w:tcW w:type="dxa" w:w="4118"/>
+            <w:shd w:fill="FFFFFF" w:val="clear"/>
+            <w:tcMar>
+              <w:top w:type="dxa" w:w="60"/>
+              <w:left w:type="dxa" w:w="90"/>
+              <w:bottom w:type="dxa" w:w="60"/>
+              <w:right w:type="dxa" w:w="90"/>
+            </w:tcMar>
+          </w:tcPr>
+          <w:p>
+            <w:pPr>
+              <w:spacing w:after="0" w:line="240"/>
+            </w:pPr>
+            <w:r>
+              <w:rPr>
+                <w:rFonts w:ascii="游ゴシック" w:cs="游ゴシック" w:eastAsia="游ゴシック" w:hAnsi="游ゴシック"/>
+                <w:b w:val="false"/>
+                <w:bCs w:val="false"/>
+                <w:color w:val="000000"/>
+                <w:sz w:val="17"/>
+                <w:szCs w:val="17"/>
+              </w:rPr>
+              <w:t xml:space="preserve">配布データをそのまま用いる</w:t>
+            </w:r>
+          </w:p>
+        </w:tc>
+        <w:tc>
+          <w:tcPr>
+            <w:tcW w:type="dxa" w:w="1498"/>
+            <w:shd w:fill="FFFFFF" w:val="clear"/>
+            <w:tcMar>
+              <w:top w:type="dxa" w:w="60"/>
+              <w:left w:type="dxa" w:w="90"/>
+              <w:bottom w:type="dxa" w:w="60"/>
+              <w:right w:type="dxa" w:w="90"/>
+            </w:tcMar>
+          </w:tcPr>
+          <w:p>
+            <w:pPr>
+              <w:spacing w:after="0" w:line="240"/>
+            </w:pPr>
+            <w:r>
+              <w:rPr>
+                <w:rFonts w:ascii="游ゴシック" w:cs="游ゴシック" w:eastAsia="游ゴシック" w:hAnsi="游ゴシック"/>
+                <w:b w:val="false"/>
+                <w:bCs w:val="false"/>
+                <w:color w:val="000000"/>
+                <w:sz w:val="17"/>
+                <w:szCs w:val="17"/>
+              </w:rPr>
+              <w:t xml:space="preserve">946人</w:t>
+            </w:r>
+          </w:p>
+        </w:tc>
+        <w:tc>
+          <w:tcPr>
+            <w:tcW w:type="dxa" w:w="1498"/>
+            <w:shd w:fill="FFFFFF" w:val="clear"/>
+            <w:tcMar>
+              <w:top w:type="dxa" w:w="60"/>
+              <w:left w:type="dxa" w:w="90"/>
+              <w:bottom w:type="dxa" w:w="60"/>
+              <w:right w:type="dxa" w:w="90"/>
+            </w:tcMar>
+          </w:tcPr>
+          <w:p>
+            <w:pPr>
+              <w:spacing w:after="0" w:line="240"/>
+            </w:pPr>
+            <w:r>
+              <w:rPr>
+                <w:rFonts w:ascii="游ゴシック" w:cs="游ゴシック" w:eastAsia="游ゴシック" w:hAnsi="游ゴシック"/>
+                <w:b w:val="false"/>
+                <w:bCs w:val="false"/>
+                <w:color w:val="000000"/>
+                <w:sz w:val="17"/>
+                <w:szCs w:val="17"/>
+              </w:rPr>
+              <w:t xml:space="preserve">939人</w:t>
+            </w:r>
+          </w:p>
+        </w:tc>
+        <w:tc>
+          <w:tcPr>
+            <w:tcW w:type="dxa" w:w="1497"/>
+            <w:shd w:fill="FFFFFF" w:val="clear"/>
+            <w:tcMar>
+              <w:top w:type="dxa" w:w="60"/>
+              <w:left w:type="dxa" w:w="90"/>
+              <w:bottom w:type="dxa" w:w="60"/>
+              <w:right w:type="dxa" w:w="90"/>
+            </w:tcMar>
+          </w:tcPr>
+          <w:p>
+            <w:pPr>
+              <w:spacing w:after="0" w:line="240"/>
+            </w:pPr>
+            <w:r>
+              <w:rPr>
+                <w:rFonts w:ascii="游ゴシック" w:cs="游ゴシック" w:eastAsia="游ゴシック" w:hAnsi="游ゴシック"/>
+                <w:b w:val="false"/>
+                <w:bCs w:val="false"/>
+                <w:color w:val="000000"/>
+                <w:sz w:val="17"/>
+                <w:szCs w:val="17"/>
+              </w:rPr>
+              <w:t xml:space="preserve">931人</w:t>
+            </w:r>
+          </w:p>
+        </w:tc>
+      </w:tr>
+      <w:tr>
+        <w:tc>
+          <w:tcPr>
+            <w:tcW w:type="dxa" w:w="749"/>
+            <w:shd w:fill="FFFFFF" w:val="clear"/>
+            <w:tcMar>
+              <w:top w:type="dxa" w:w="60"/>
+              <w:left w:type="dxa" w:w="90"/>
+              <w:bottom w:type="dxa" w:w="60"/>
+              <w:right w:type="dxa" w:w="90"/>
+            </w:tcMar>
+          </w:tcPr>
+          <w:p>
+            <w:pPr>
+              <w:spacing w:after="0" w:line="240"/>
+            </w:pPr>
+            <w:r>
+              <w:rPr>
+                <w:rFonts w:ascii="游ゴシック" w:cs="游ゴシック" w:eastAsia="游ゴシック" w:hAnsi="游ゴシック"/>
+                <w:b w:val="false"/>
+                <w:bCs w:val="false"/>
+                <w:color w:val="000000"/>
+                <w:sz w:val="17"/>
+                <w:szCs w:val="17"/>
+              </w:rPr>
+              <w:t xml:space="preserve">B案</w:t>
+            </w:r>
+          </w:p>
+        </w:tc>
+        <w:tc>
+          <w:tcPr>
+            <w:tcW w:type="dxa" w:w="4118"/>
+            <w:shd w:fill="FFFFFF" w:val="clear"/>
+            <w:tcMar>
+              <w:top w:type="dxa" w:w="60"/>
+              <w:left w:type="dxa" w:w="90"/>
+              <w:bottom w:type="dxa" w:w="60"/>
+              <w:right w:type="dxa" w:w="90"/>
+            </w:tcMar>
+          </w:tcPr>
+          <w:p>
+            <w:pPr>
+              <w:spacing w:after="0" w:line="240"/>
+            </w:pPr>
+            <w:r>
+              <w:rPr>
+                <w:rFonts w:ascii="游ゴシック" w:cs="游ゴシック" w:eastAsia="游ゴシック" w:hAnsi="游ゴシック"/>
+                <w:b w:val="false"/>
+                <w:bCs w:val="false"/>
+                <w:color w:val="000000"/>
+                <w:sz w:val="17"/>
+                <w:szCs w:val="17"/>
+              </w:rPr>
+              <w:t xml:space="preserve">配布データの伸び率を用い、水準を令和8年の実績に合わせる</w:t>
+            </w:r>
+          </w:p>
+        </w:tc>
+        <w:tc>
+          <w:tcPr>
+            <w:tcW w:type="dxa" w:w="1498"/>
+            <w:shd w:fill="FFFFFF" w:val="clear"/>
+            <w:tcMar>
+              <w:top w:type="dxa" w:w="60"/>
+              <w:left w:type="dxa" w:w="90"/>
+              <w:bottom w:type="dxa" w:w="60"/>
+              <w:right w:type="dxa" w:w="90"/>
+            </w:tcMar>
+          </w:tcPr>
+          <w:p>
+            <w:pPr>
+              <w:spacing w:after="0" w:line="240"/>
+            </w:pPr>
+            <w:r>
+              <w:rPr>
+                <w:rFonts w:ascii="游ゴシック" w:cs="游ゴシック" w:eastAsia="游ゴシック" w:hAnsi="游ゴシック"/>
+                <w:b w:val="false"/>
+                <w:bCs w:val="false"/>
+                <w:color w:val="000000"/>
+                <w:sz w:val="17"/>
+                <w:szCs w:val="17"/>
+              </w:rPr>
+              <w:t xml:space="preserve">1,003人</w:t>
+            </w:r>
+          </w:p>
+        </w:tc>
+        <w:tc>
+          <w:tcPr>
+            <w:tcW w:type="dxa" w:w="1498"/>
+            <w:shd w:fill="FFFFFF" w:val="clear"/>
+            <w:tcMar>
+              <w:top w:type="dxa" w:w="60"/>
+              <w:left w:type="dxa" w:w="90"/>
+              <w:bottom w:type="dxa" w:w="60"/>
+              <w:right w:type="dxa" w:w="90"/>
+            </w:tcMar>
+          </w:tcPr>
+          <w:p>
+            <w:pPr>
+              <w:spacing w:after="0" w:line="240"/>
+            </w:pPr>
+            <w:r>
+              <w:rPr>
+                <w:rFonts w:ascii="游ゴシック" w:cs="游ゴシック" w:eastAsia="游ゴシック" w:hAnsi="游ゴシック"/>
+                <w:b w:val="false"/>
+                <w:bCs w:val="false"/>
+                <w:color w:val="000000"/>
+                <w:sz w:val="17"/>
+                <w:szCs w:val="17"/>
+              </w:rPr>
+              <w:t xml:space="preserve">995人</w:t>
+            </w:r>
+          </w:p>
+        </w:tc>
+        <w:tc>
+          <w:tcPr>
+            <w:tcW w:type="dxa" w:w="1497"/>
+            <w:shd w:fill="FFFFFF" w:val="clear"/>
+            <w:tcMar>
+              <w:top w:type="dxa" w:w="60"/>
+              <w:left w:type="dxa" w:w="90"/>
+              <w:bottom w:type="dxa" w:w="60"/>
+              <w:right w:type="dxa" w:w="90"/>
+            </w:tcMar>
+          </w:tcPr>
+          <w:p>
+            <w:pPr>
+              <w:spacing w:after="0" w:line="240"/>
+            </w:pPr>
+            <w:r>
+              <w:rPr>
+                <w:rFonts w:ascii="游ゴシック" w:cs="游ゴシック" w:eastAsia="游ゴシック" w:hAnsi="游ゴシック"/>
+                <w:b w:val="false"/>
+                <w:bCs w:val="false"/>
+                <w:color w:val="000000"/>
+                <w:sz w:val="17"/>
+                <w:szCs w:val="17"/>
+              </w:rPr>
+              <w:t xml:space="preserve">987人</w:t>
+            </w:r>
+          </w:p>
+        </w:tc>
+      </w:tr>
+    </w:tbl>
+    <w:p>
+      <w:pPr>
+        <w:spacing w:after="160" w:line="300"/>
+      </w:pPr>
+      <w:r>
+        <w:rPr>
+          <w:rFonts w:ascii="游明朝" w:cs="游明朝" w:eastAsia="游明朝" w:hAnsi="游明朝"/>
+          <w:sz w:val="21"/>
+          <w:szCs w:val="21"/>
+        </w:rPr>
+        <w:t xml:space="preserve"/>
+      </w:r>
+    </w:p>
+    <w:p>
+      <w:pPr>
+        <w:spacing w:after="120" w:line="300"/>
+      </w:pPr>
+      <w:r>
+        <w:rPr>
+          <w:rFonts w:ascii="游明朝" w:cs="游明朝" w:eastAsia="游明朝" w:hAnsi="游明朝"/>
+          <w:sz w:val="21"/>
+          <w:szCs w:val="21"/>
+        </w:rPr>
+        <w:t xml:space="preserve">第1号被保険者数は保険料算定の分母です。分母を小さく見積もれば、1人あたりの必要保険料は同じ割合だけ高く算出されます。A案とB案では第10期を通じて約57人（6%）の差が生じ、保険料の基準額に直接影響します。</w:t>
       </w:r>
     </w:p>
     <w:p>
@@ -19940,7 +21531,7 @@
           <w:sz w:val="18"/>
           <w:szCs w:val="18"/>
         </w:rPr>
-        <w:t xml:space="preserve">※ 上表は社人研推計の値です。補正後の数値と要介護度別の認定者数の推計は、推計ワークシートの提供後に確定します。</w:t>
+        <w:t xml:space="preserve">※ 県の通知は「配布データを参考として適切に設定願います」としており、配布データの使用を義務づけてはいません。当方はB案を提案しますが、ご判断をお願いします。要介護度別の認定者数の推計は、この判断を受けて確定します。</w:t>
       </w:r>
     </w:p>
     <w:p>
@@ -22935,7 +24526,2004 @@
           <w:sz w:val="21"/>
           <w:szCs w:val="21"/>
         </w:rPr>
-        <w:t xml:space="preserve">第9期は13段階の所得段階を設定しています。第10期でも国の標準段階を踏まえて設定します。</w:t>
+        <w:t xml:space="preserve">第9期は13段階の所得段階を設定しています。令和8年度合計所得金額分布調査により、段階別の第1号被保険者数が判明しました。</w:t>
+      </w:r>
+    </w:p>
+    <w:tbl>
+      <w:tblPr>
+        <w:tblW w:type="dxa" w:w="9360"/>
+        <w:tblBorders>
+          <w:top w:val="single" w:color="auto" w:sz="4"/>
+          <w:left w:val="single" w:color="auto" w:sz="4"/>
+          <w:bottom w:val="single" w:color="auto" w:sz="4"/>
+          <w:right w:val="single" w:color="auto" w:sz="4"/>
+          <w:insideH w:val="single" w:color="auto" w:sz="4"/>
+          <w:insideV w:val="single" w:color="auto" w:sz="4"/>
+        </w:tblBorders>
+      </w:tblPr>
+      <w:tblGrid>
+        <w:gridCol w:w="2059"/>
+        <w:gridCol w:w="1872"/>
+        <w:gridCol w:w="2808"/>
+        <w:gridCol w:w="2621"/>
+      </w:tblGrid>
+      <w:tr>
+        <w:trPr>
+          <w:tblHeader/>
+        </w:trPr>
+        <w:tc>
+          <w:tcPr>
+            <w:tcW w:type="dxa" w:w="2059"/>
+            <w:shd w:fill="2E75B6" w:val="clear"/>
+            <w:tcMar>
+              <w:top w:type="dxa" w:w="60"/>
+              <w:left w:type="dxa" w:w="90"/>
+              <w:bottom w:type="dxa" w:w="60"/>
+              <w:right w:type="dxa" w:w="90"/>
+            </w:tcMar>
+          </w:tcPr>
+          <w:p>
+            <w:pPr>
+              <w:spacing w:after="0" w:line="240"/>
+              <w:jc w:val="center"/>
+            </w:pPr>
+            <w:r>
+              <w:rPr>
+                <w:rFonts w:ascii="游ゴシック" w:cs="游ゴシック" w:eastAsia="游ゴシック" w:hAnsi="游ゴシック"/>
+                <w:b/>
+                <w:bCs/>
+                <w:color w:val="FFFFFF"/>
+                <w:sz w:val="17"/>
+                <w:szCs w:val="17"/>
+              </w:rPr>
+              <w:t xml:space="preserve">段階</w:t>
+            </w:r>
+          </w:p>
+        </w:tc>
+        <w:tc>
+          <w:tcPr>
+            <w:tcW w:type="dxa" w:w="1872"/>
+            <w:shd w:fill="2E75B6" w:val="clear"/>
+            <w:tcMar>
+              <w:top w:type="dxa" w:w="60"/>
+              <w:left w:type="dxa" w:w="90"/>
+              <w:bottom w:type="dxa" w:w="60"/>
+              <w:right w:type="dxa" w:w="90"/>
+            </w:tcMar>
+          </w:tcPr>
+          <w:p>
+            <w:pPr>
+              <w:spacing w:after="0" w:line="240"/>
+              <w:jc w:val="center"/>
+            </w:pPr>
+            <w:r>
+              <w:rPr>
+                <w:rFonts w:ascii="游ゴシック" w:cs="游ゴシック" w:eastAsia="游ゴシック" w:hAnsi="游ゴシック"/>
+                <w:b/>
+                <w:bCs/>
+                <w:color w:val="FFFFFF"/>
+                <w:sz w:val="17"/>
+                <w:szCs w:val="17"/>
+              </w:rPr>
+              <w:t xml:space="preserve">区分</w:t>
+            </w:r>
+          </w:p>
+        </w:tc>
+        <w:tc>
+          <w:tcPr>
+            <w:tcW w:type="dxa" w:w="2808"/>
+            <w:shd w:fill="2E75B6" w:val="clear"/>
+            <w:tcMar>
+              <w:top w:type="dxa" w:w="60"/>
+              <w:left w:type="dxa" w:w="90"/>
+              <w:bottom w:type="dxa" w:w="60"/>
+              <w:right w:type="dxa" w:w="90"/>
+            </w:tcMar>
+          </w:tcPr>
+          <w:p>
+            <w:pPr>
+              <w:spacing w:after="0" w:line="240"/>
+              <w:jc w:val="center"/>
+            </w:pPr>
+            <w:r>
+              <w:rPr>
+                <w:rFonts w:ascii="游ゴシック" w:cs="游ゴシック" w:eastAsia="游ゴシック" w:hAnsi="游ゴシック"/>
+                <w:b/>
+                <w:bCs/>
+                <w:color w:val="FFFFFF"/>
+                <w:sz w:val="17"/>
+                <w:szCs w:val="17"/>
+              </w:rPr>
+              <w:t xml:space="preserve">人数</w:t>
+            </w:r>
+          </w:p>
+        </w:tc>
+        <w:tc>
+          <w:tcPr>
+            <w:tcW w:type="dxa" w:w="2621"/>
+            <w:shd w:fill="2E75B6" w:val="clear"/>
+            <w:tcMar>
+              <w:top w:type="dxa" w:w="60"/>
+              <w:left w:type="dxa" w:w="90"/>
+              <w:bottom w:type="dxa" w:w="60"/>
+              <w:right w:type="dxa" w:w="90"/>
+            </w:tcMar>
+          </w:tcPr>
+          <w:p>
+            <w:pPr>
+              <w:spacing w:after="0" w:line="240"/>
+              <w:jc w:val="center"/>
+            </w:pPr>
+            <w:r>
+              <w:rPr>
+                <w:rFonts w:ascii="游ゴシック" w:cs="游ゴシック" w:eastAsia="游ゴシック" w:hAnsi="游ゴシック"/>
+                <w:b/>
+                <w:bCs/>
+                <w:color w:val="FFFFFF"/>
+                <w:sz w:val="17"/>
+                <w:szCs w:val="17"/>
+              </w:rPr>
+              <w:t xml:space="preserve">構成比</w:t>
+            </w:r>
+          </w:p>
+        </w:tc>
+      </w:tr>
+      <w:tr>
+        <w:tc>
+          <w:tcPr>
+            <w:tcW w:type="dxa" w:w="2059"/>
+            <w:shd w:fill="FFFFFF" w:val="clear"/>
+            <w:tcMar>
+              <w:top w:type="dxa" w:w="60"/>
+              <w:left w:type="dxa" w:w="90"/>
+              <w:bottom w:type="dxa" w:w="60"/>
+              <w:right w:type="dxa" w:w="90"/>
+            </w:tcMar>
+          </w:tcPr>
+          <w:p>
+            <w:pPr>
+              <w:spacing w:after="0" w:line="240"/>
+            </w:pPr>
+            <w:r>
+              <w:rPr>
+                <w:rFonts w:ascii="游ゴシック" w:cs="游ゴシック" w:eastAsia="游ゴシック" w:hAnsi="游ゴシック"/>
+                <w:b w:val="false"/>
+                <w:bCs w:val="false"/>
+                <w:color w:val="000000"/>
+                <w:sz w:val="17"/>
+                <w:szCs w:val="17"/>
+              </w:rPr>
+              <w:t xml:space="preserve">第1段階</w:t>
+            </w:r>
+          </w:p>
+        </w:tc>
+        <w:tc>
+          <w:tcPr>
+            <w:tcW w:type="dxa" w:w="1872"/>
+            <w:shd w:fill="FFFFFF" w:val="clear"/>
+            <w:tcMar>
+              <w:top w:type="dxa" w:w="60"/>
+              <w:left w:type="dxa" w:w="90"/>
+              <w:bottom w:type="dxa" w:w="60"/>
+              <w:right w:type="dxa" w:w="90"/>
+            </w:tcMar>
+          </w:tcPr>
+          <w:p>
+            <w:pPr>
+              <w:spacing w:after="0" w:line="240"/>
+            </w:pPr>
+            <w:r>
+              <w:rPr>
+                <w:rFonts w:ascii="游ゴシック" w:cs="游ゴシック" w:eastAsia="游ゴシック" w:hAnsi="游ゴシック"/>
+                <w:b w:val="false"/>
+                <w:bCs w:val="false"/>
+                <w:color w:val="000000"/>
+                <w:sz w:val="17"/>
+                <w:szCs w:val="17"/>
+              </w:rPr>
+              <w:t xml:space="preserve">非課税層</w:t>
+            </w:r>
+          </w:p>
+        </w:tc>
+        <w:tc>
+          <w:tcPr>
+            <w:tcW w:type="dxa" w:w="2808"/>
+            <w:shd w:fill="FFFFFF" w:val="clear"/>
+            <w:tcMar>
+              <w:top w:type="dxa" w:w="60"/>
+              <w:left w:type="dxa" w:w="90"/>
+              <w:bottom w:type="dxa" w:w="60"/>
+              <w:right w:type="dxa" w:w="90"/>
+            </w:tcMar>
+          </w:tcPr>
+          <w:p>
+            <w:pPr>
+              <w:spacing w:after="0" w:line="240"/>
+            </w:pPr>
+            <w:r>
+              <w:rPr>
+                <w:rFonts w:ascii="游ゴシック" w:cs="游ゴシック" w:eastAsia="游ゴシック" w:hAnsi="游ゴシック"/>
+                <w:b w:val="false"/>
+                <w:bCs w:val="false"/>
+                <w:color w:val="000000"/>
+                <w:sz w:val="17"/>
+                <w:szCs w:val="17"/>
+              </w:rPr>
+              <w:t xml:space="preserve">129人</w:t>
+            </w:r>
+          </w:p>
+        </w:tc>
+        <w:tc>
+          <w:tcPr>
+            <w:tcW w:type="dxa" w:w="2621"/>
+            <w:shd w:fill="FFFFFF" w:val="clear"/>
+            <w:tcMar>
+              <w:top w:type="dxa" w:w="60"/>
+              <w:left w:type="dxa" w:w="90"/>
+              <w:bottom w:type="dxa" w:w="60"/>
+              <w:right w:type="dxa" w:w="90"/>
+            </w:tcMar>
+          </w:tcPr>
+          <w:p>
+            <w:pPr>
+              <w:spacing w:after="0" w:line="240"/>
+            </w:pPr>
+            <w:r>
+              <w:rPr>
+                <w:rFonts w:ascii="游ゴシック" w:cs="游ゴシック" w:eastAsia="游ゴシック" w:hAnsi="游ゴシック"/>
+                <w:b w:val="false"/>
+                <w:bCs w:val="false"/>
+                <w:color w:val="000000"/>
+                <w:sz w:val="17"/>
+                <w:szCs w:val="17"/>
+              </w:rPr>
+              <w:t xml:space="preserve">12.7%</w:t>
+            </w:r>
+          </w:p>
+        </w:tc>
+      </w:tr>
+      <w:tr>
+        <w:tc>
+          <w:tcPr>
+            <w:tcW w:type="dxa" w:w="2059"/>
+            <w:shd w:fill="FFFFFF" w:val="clear"/>
+            <w:tcMar>
+              <w:top w:type="dxa" w:w="60"/>
+              <w:left w:type="dxa" w:w="90"/>
+              <w:bottom w:type="dxa" w:w="60"/>
+              <w:right w:type="dxa" w:w="90"/>
+            </w:tcMar>
+          </w:tcPr>
+          <w:p>
+            <w:pPr>
+              <w:spacing w:after="0" w:line="240"/>
+            </w:pPr>
+            <w:r>
+              <w:rPr>
+                <w:rFonts w:ascii="游ゴシック" w:cs="游ゴシック" w:eastAsia="游ゴシック" w:hAnsi="游ゴシック"/>
+                <w:b w:val="false"/>
+                <w:bCs w:val="false"/>
+                <w:color w:val="000000"/>
+                <w:sz w:val="17"/>
+                <w:szCs w:val="17"/>
+              </w:rPr>
+              <w:t xml:space="preserve">第2段階</w:t>
+            </w:r>
+          </w:p>
+        </w:tc>
+        <w:tc>
+          <w:tcPr>
+            <w:tcW w:type="dxa" w:w="1872"/>
+            <w:shd w:fill="FFFFFF" w:val="clear"/>
+            <w:tcMar>
+              <w:top w:type="dxa" w:w="60"/>
+              <w:left w:type="dxa" w:w="90"/>
+              <w:bottom w:type="dxa" w:w="60"/>
+              <w:right w:type="dxa" w:w="90"/>
+            </w:tcMar>
+          </w:tcPr>
+          <w:p>
+            <w:pPr>
+              <w:spacing w:after="0" w:line="240"/>
+            </w:pPr>
+            <w:r>
+              <w:rPr>
+                <w:rFonts w:ascii="游ゴシック" w:cs="游ゴシック" w:eastAsia="游ゴシック" w:hAnsi="游ゴシック"/>
+                <w:b w:val="false"/>
+                <w:bCs w:val="false"/>
+                <w:color w:val="000000"/>
+                <w:sz w:val="17"/>
+                <w:szCs w:val="17"/>
+              </w:rPr>
+              <w:t xml:space="preserve">非課税層</w:t>
+            </w:r>
+          </w:p>
+        </w:tc>
+        <w:tc>
+          <w:tcPr>
+            <w:tcW w:type="dxa" w:w="2808"/>
+            <w:shd w:fill="FFFFFF" w:val="clear"/>
+            <w:tcMar>
+              <w:top w:type="dxa" w:w="60"/>
+              <w:left w:type="dxa" w:w="90"/>
+              <w:bottom w:type="dxa" w:w="60"/>
+              <w:right w:type="dxa" w:w="90"/>
+            </w:tcMar>
+          </w:tcPr>
+          <w:p>
+            <w:pPr>
+              <w:spacing w:after="0" w:line="240"/>
+            </w:pPr>
+            <w:r>
+              <w:rPr>
+                <w:rFonts w:ascii="游ゴシック" w:cs="游ゴシック" w:eastAsia="游ゴシック" w:hAnsi="游ゴシック"/>
+                <w:b w:val="false"/>
+                <w:bCs w:val="false"/>
+                <w:color w:val="000000"/>
+                <w:sz w:val="17"/>
+                <w:szCs w:val="17"/>
+              </w:rPr>
+              <w:t xml:space="preserve">101人</w:t>
+            </w:r>
+          </w:p>
+        </w:tc>
+        <w:tc>
+          <w:tcPr>
+            <w:tcW w:type="dxa" w:w="2621"/>
+            <w:shd w:fill="FFFFFF" w:val="clear"/>
+            <w:tcMar>
+              <w:top w:type="dxa" w:w="60"/>
+              <w:left w:type="dxa" w:w="90"/>
+              <w:bottom w:type="dxa" w:w="60"/>
+              <w:right w:type="dxa" w:w="90"/>
+            </w:tcMar>
+          </w:tcPr>
+          <w:p>
+            <w:pPr>
+              <w:spacing w:after="0" w:line="240"/>
+            </w:pPr>
+            <w:r>
+              <w:rPr>
+                <w:rFonts w:ascii="游ゴシック" w:cs="游ゴシック" w:eastAsia="游ゴシック" w:hAnsi="游ゴシック"/>
+                <w:b w:val="false"/>
+                <w:bCs w:val="false"/>
+                <w:color w:val="000000"/>
+                <w:sz w:val="17"/>
+                <w:szCs w:val="17"/>
+              </w:rPr>
+              <w:t xml:space="preserve">10.0%</w:t>
+            </w:r>
+          </w:p>
+        </w:tc>
+      </w:tr>
+      <w:tr>
+        <w:tc>
+          <w:tcPr>
+            <w:tcW w:type="dxa" w:w="2059"/>
+            <w:shd w:fill="FFFFFF" w:val="clear"/>
+            <w:tcMar>
+              <w:top w:type="dxa" w:w="60"/>
+              <w:left w:type="dxa" w:w="90"/>
+              <w:bottom w:type="dxa" w:w="60"/>
+              <w:right w:type="dxa" w:w="90"/>
+            </w:tcMar>
+          </w:tcPr>
+          <w:p>
+            <w:pPr>
+              <w:spacing w:after="0" w:line="240"/>
+            </w:pPr>
+            <w:r>
+              <w:rPr>
+                <w:rFonts w:ascii="游ゴシック" w:cs="游ゴシック" w:eastAsia="游ゴシック" w:hAnsi="游ゴシック"/>
+                <w:b w:val="false"/>
+                <w:bCs w:val="false"/>
+                <w:color w:val="000000"/>
+                <w:sz w:val="17"/>
+                <w:szCs w:val="17"/>
+              </w:rPr>
+              <w:t xml:space="preserve">第3段階</w:t>
+            </w:r>
+          </w:p>
+        </w:tc>
+        <w:tc>
+          <w:tcPr>
+            <w:tcW w:type="dxa" w:w="1872"/>
+            <w:shd w:fill="FFFFFF" w:val="clear"/>
+            <w:tcMar>
+              <w:top w:type="dxa" w:w="60"/>
+              <w:left w:type="dxa" w:w="90"/>
+              <w:bottom w:type="dxa" w:w="60"/>
+              <w:right w:type="dxa" w:w="90"/>
+            </w:tcMar>
+          </w:tcPr>
+          <w:p>
+            <w:pPr>
+              <w:spacing w:after="0" w:line="240"/>
+            </w:pPr>
+            <w:r>
+              <w:rPr>
+                <w:rFonts w:ascii="游ゴシック" w:cs="游ゴシック" w:eastAsia="游ゴシック" w:hAnsi="游ゴシック"/>
+                <w:b w:val="false"/>
+                <w:bCs w:val="false"/>
+                <w:color w:val="000000"/>
+                <w:sz w:val="17"/>
+                <w:szCs w:val="17"/>
+              </w:rPr>
+              <w:t xml:space="preserve">非課税層</w:t>
+            </w:r>
+          </w:p>
+        </w:tc>
+        <w:tc>
+          <w:tcPr>
+            <w:tcW w:type="dxa" w:w="2808"/>
+            <w:shd w:fill="FFFFFF" w:val="clear"/>
+            <w:tcMar>
+              <w:top w:type="dxa" w:w="60"/>
+              <w:left w:type="dxa" w:w="90"/>
+              <w:bottom w:type="dxa" w:w="60"/>
+              <w:right w:type="dxa" w:w="90"/>
+            </w:tcMar>
+          </w:tcPr>
+          <w:p>
+            <w:pPr>
+              <w:spacing w:after="0" w:line="240"/>
+            </w:pPr>
+            <w:r>
+              <w:rPr>
+                <w:rFonts w:ascii="游ゴシック" w:cs="游ゴシック" w:eastAsia="游ゴシック" w:hAnsi="游ゴシック"/>
+                <w:b w:val="false"/>
+                <w:bCs w:val="false"/>
+                <w:color w:val="000000"/>
+                <w:sz w:val="17"/>
+                <w:szCs w:val="17"/>
+              </w:rPr>
+              <w:t xml:space="preserve">116人</w:t>
+            </w:r>
+          </w:p>
+        </w:tc>
+        <w:tc>
+          <w:tcPr>
+            <w:tcW w:type="dxa" w:w="2621"/>
+            <w:shd w:fill="FFFFFF" w:val="clear"/>
+            <w:tcMar>
+              <w:top w:type="dxa" w:w="60"/>
+              <w:left w:type="dxa" w:w="90"/>
+              <w:bottom w:type="dxa" w:w="60"/>
+              <w:right w:type="dxa" w:w="90"/>
+            </w:tcMar>
+          </w:tcPr>
+          <w:p>
+            <w:pPr>
+              <w:spacing w:after="0" w:line="240"/>
+            </w:pPr>
+            <w:r>
+              <w:rPr>
+                <w:rFonts w:ascii="游ゴシック" w:cs="游ゴシック" w:eastAsia="游ゴシック" w:hAnsi="游ゴシック"/>
+                <w:b w:val="false"/>
+                <w:bCs w:val="false"/>
+                <w:color w:val="000000"/>
+                <w:sz w:val="17"/>
+                <w:szCs w:val="17"/>
+              </w:rPr>
+              <w:t xml:space="preserve">11.4%</w:t>
+            </w:r>
+          </w:p>
+        </w:tc>
+      </w:tr>
+      <w:tr>
+        <w:tc>
+          <w:tcPr>
+            <w:tcW w:type="dxa" w:w="2059"/>
+            <w:shd w:fill="FFFFFF" w:val="clear"/>
+            <w:tcMar>
+              <w:top w:type="dxa" w:w="60"/>
+              <w:left w:type="dxa" w:w="90"/>
+              <w:bottom w:type="dxa" w:w="60"/>
+              <w:right w:type="dxa" w:w="90"/>
+            </w:tcMar>
+          </w:tcPr>
+          <w:p>
+            <w:pPr>
+              <w:spacing w:after="0" w:line="240"/>
+            </w:pPr>
+            <w:r>
+              <w:rPr>
+                <w:rFonts w:ascii="游ゴシック" w:cs="游ゴシック" w:eastAsia="游ゴシック" w:hAnsi="游ゴシック"/>
+                <w:b w:val="false"/>
+                <w:bCs w:val="false"/>
+                <w:color w:val="000000"/>
+                <w:sz w:val="17"/>
+                <w:szCs w:val="17"/>
+              </w:rPr>
+              <w:t xml:space="preserve">第4段階</w:t>
+            </w:r>
+          </w:p>
+        </w:tc>
+        <w:tc>
+          <w:tcPr>
+            <w:tcW w:type="dxa" w:w="1872"/>
+            <w:shd w:fill="FFFFFF" w:val="clear"/>
+            <w:tcMar>
+              <w:top w:type="dxa" w:w="60"/>
+              <w:left w:type="dxa" w:w="90"/>
+              <w:bottom w:type="dxa" w:w="60"/>
+              <w:right w:type="dxa" w:w="90"/>
+            </w:tcMar>
+          </w:tcPr>
+          <w:p>
+            <w:pPr>
+              <w:spacing w:after="0" w:line="240"/>
+            </w:pPr>
+            <w:r>
+              <w:rPr>
+                <w:rFonts w:ascii="游ゴシック" w:cs="游ゴシック" w:eastAsia="游ゴシック" w:hAnsi="游ゴシック"/>
+                <w:b w:val="false"/>
+                <w:bCs w:val="false"/>
+                <w:color w:val="000000"/>
+                <w:sz w:val="17"/>
+                <w:szCs w:val="17"/>
+              </w:rPr>
+              <w:t xml:space="preserve">非課税層</w:t>
+            </w:r>
+          </w:p>
+        </w:tc>
+        <w:tc>
+          <w:tcPr>
+            <w:tcW w:type="dxa" w:w="2808"/>
+            <w:shd w:fill="FFFFFF" w:val="clear"/>
+            <w:tcMar>
+              <w:top w:type="dxa" w:w="60"/>
+              <w:left w:type="dxa" w:w="90"/>
+              <w:bottom w:type="dxa" w:w="60"/>
+              <w:right w:type="dxa" w:w="90"/>
+            </w:tcMar>
+          </w:tcPr>
+          <w:p>
+            <w:pPr>
+              <w:spacing w:after="0" w:line="240"/>
+            </w:pPr>
+            <w:r>
+              <w:rPr>
+                <w:rFonts w:ascii="游ゴシック" w:cs="游ゴシック" w:eastAsia="游ゴシック" w:hAnsi="游ゴシック"/>
+                <w:b w:val="false"/>
+                <w:bCs w:val="false"/>
+                <w:color w:val="000000"/>
+                <w:sz w:val="17"/>
+                <w:szCs w:val="17"/>
+              </w:rPr>
+              <w:t xml:space="preserve">73人</w:t>
+            </w:r>
+          </w:p>
+        </w:tc>
+        <w:tc>
+          <w:tcPr>
+            <w:tcW w:type="dxa" w:w="2621"/>
+            <w:shd w:fill="FFFFFF" w:val="clear"/>
+            <w:tcMar>
+              <w:top w:type="dxa" w:w="60"/>
+              <w:left w:type="dxa" w:w="90"/>
+              <w:bottom w:type="dxa" w:w="60"/>
+              <w:right w:type="dxa" w:w="90"/>
+            </w:tcMar>
+          </w:tcPr>
+          <w:p>
+            <w:pPr>
+              <w:spacing w:after="0" w:line="240"/>
+            </w:pPr>
+            <w:r>
+              <w:rPr>
+                <w:rFonts w:ascii="游ゴシック" w:cs="游ゴシック" w:eastAsia="游ゴシック" w:hAnsi="游ゴシック"/>
+                <w:b w:val="false"/>
+                <w:bCs w:val="false"/>
+                <w:color w:val="000000"/>
+                <w:sz w:val="17"/>
+                <w:szCs w:val="17"/>
+              </w:rPr>
+              <w:t xml:space="preserve">7.2%</w:t>
+            </w:r>
+          </w:p>
+        </w:tc>
+      </w:tr>
+      <w:tr>
+        <w:tc>
+          <w:tcPr>
+            <w:tcW w:type="dxa" w:w="2059"/>
+            <w:shd w:fill="FFFFFF" w:val="clear"/>
+            <w:tcMar>
+              <w:top w:type="dxa" w:w="60"/>
+              <w:left w:type="dxa" w:w="90"/>
+              <w:bottom w:type="dxa" w:w="60"/>
+              <w:right w:type="dxa" w:w="90"/>
+            </w:tcMar>
+          </w:tcPr>
+          <w:p>
+            <w:pPr>
+              <w:spacing w:after="0" w:line="240"/>
+            </w:pPr>
+            <w:r>
+              <w:rPr>
+                <w:rFonts w:ascii="游ゴシック" w:cs="游ゴシック" w:eastAsia="游ゴシック" w:hAnsi="游ゴシック"/>
+                <w:b w:val="false"/>
+                <w:bCs w:val="false"/>
+                <w:color w:val="000000"/>
+                <w:sz w:val="17"/>
+                <w:szCs w:val="17"/>
+              </w:rPr>
+              <w:t xml:space="preserve">第5段階</w:t>
+            </w:r>
+          </w:p>
+        </w:tc>
+        <w:tc>
+          <w:tcPr>
+            <w:tcW w:type="dxa" w:w="1872"/>
+            <w:shd w:fill="FFFFFF" w:val="clear"/>
+            <w:tcMar>
+              <w:top w:type="dxa" w:w="60"/>
+              <w:left w:type="dxa" w:w="90"/>
+              <w:bottom w:type="dxa" w:w="60"/>
+              <w:right w:type="dxa" w:w="90"/>
+            </w:tcMar>
+          </w:tcPr>
+          <w:p>
+            <w:pPr>
+              <w:spacing w:after="0" w:line="240"/>
+            </w:pPr>
+            <w:r>
+              <w:rPr>
+                <w:rFonts w:ascii="游ゴシック" w:cs="游ゴシック" w:eastAsia="游ゴシック" w:hAnsi="游ゴシック"/>
+                <w:b w:val="false"/>
+                <w:bCs w:val="false"/>
+                <w:color w:val="000000"/>
+                <w:sz w:val="17"/>
+                <w:szCs w:val="17"/>
+              </w:rPr>
+              <w:t xml:space="preserve">非課税層</w:t>
+            </w:r>
+          </w:p>
+        </w:tc>
+        <w:tc>
+          <w:tcPr>
+            <w:tcW w:type="dxa" w:w="2808"/>
+            <w:shd w:fill="FFFFFF" w:val="clear"/>
+            <w:tcMar>
+              <w:top w:type="dxa" w:w="60"/>
+              <w:left w:type="dxa" w:w="90"/>
+              <w:bottom w:type="dxa" w:w="60"/>
+              <w:right w:type="dxa" w:w="90"/>
+            </w:tcMar>
+          </w:tcPr>
+          <w:p>
+            <w:pPr>
+              <w:spacing w:after="0" w:line="240"/>
+            </w:pPr>
+            <w:r>
+              <w:rPr>
+                <w:rFonts w:ascii="游ゴシック" w:cs="游ゴシック" w:eastAsia="游ゴシック" w:hAnsi="游ゴシック"/>
+                <w:b w:val="false"/>
+                <w:bCs w:val="false"/>
+                <w:color w:val="000000"/>
+                <w:sz w:val="17"/>
+                <w:szCs w:val="17"/>
+              </w:rPr>
+              <w:t xml:space="preserve">193人</w:t>
+            </w:r>
+          </w:p>
+        </w:tc>
+        <w:tc>
+          <w:tcPr>
+            <w:tcW w:type="dxa" w:w="2621"/>
+            <w:shd w:fill="FFFFFF" w:val="clear"/>
+            <w:tcMar>
+              <w:top w:type="dxa" w:w="60"/>
+              <w:left w:type="dxa" w:w="90"/>
+              <w:bottom w:type="dxa" w:w="60"/>
+              <w:right w:type="dxa" w:w="90"/>
+            </w:tcMar>
+          </w:tcPr>
+          <w:p>
+            <w:pPr>
+              <w:spacing w:after="0" w:line="240"/>
+            </w:pPr>
+            <w:r>
+              <w:rPr>
+                <w:rFonts w:ascii="游ゴシック" w:cs="游ゴシック" w:eastAsia="游ゴシック" w:hAnsi="游ゴシック"/>
+                <w:b w:val="false"/>
+                <w:bCs w:val="false"/>
+                <w:color w:val="000000"/>
+                <w:sz w:val="17"/>
+                <w:szCs w:val="17"/>
+              </w:rPr>
+              <w:t xml:space="preserve">19.0%</w:t>
+            </w:r>
+          </w:p>
+        </w:tc>
+      </w:tr>
+      <w:tr>
+        <w:tc>
+          <w:tcPr>
+            <w:tcW w:type="dxa" w:w="2059"/>
+            <w:shd w:fill="FFFFFF" w:val="clear"/>
+            <w:tcMar>
+              <w:top w:type="dxa" w:w="60"/>
+              <w:left w:type="dxa" w:w="90"/>
+              <w:bottom w:type="dxa" w:w="60"/>
+              <w:right w:type="dxa" w:w="90"/>
+            </w:tcMar>
+          </w:tcPr>
+          <w:p>
+            <w:pPr>
+              <w:spacing w:after="0" w:line="240"/>
+            </w:pPr>
+            <w:r>
+              <w:rPr>
+                <w:rFonts w:ascii="游ゴシック" w:cs="游ゴシック" w:eastAsia="游ゴシック" w:hAnsi="游ゴシック"/>
+                <w:b w:val="false"/>
+                <w:bCs w:val="false"/>
+                <w:color w:val="000000"/>
+                <w:sz w:val="17"/>
+                <w:szCs w:val="17"/>
+              </w:rPr>
+              <w:t xml:space="preserve">非課税層 小計</w:t>
+            </w:r>
+          </w:p>
+        </w:tc>
+        <w:tc>
+          <w:tcPr>
+            <w:tcW w:type="dxa" w:w="1872"/>
+            <w:shd w:fill="FFFFFF" w:val="clear"/>
+            <w:tcMar>
+              <w:top w:type="dxa" w:w="60"/>
+              <w:left w:type="dxa" w:w="90"/>
+              <w:bottom w:type="dxa" w:w="60"/>
+              <w:right w:type="dxa" w:w="90"/>
+            </w:tcMar>
+          </w:tcPr>
+          <w:p>
+            <w:pPr>
+              <w:spacing w:after="0" w:line="240"/>
+            </w:pPr>
+            <w:r>
+              <w:rPr>
+                <w:rFonts w:ascii="游ゴシック" w:cs="游ゴシック" w:eastAsia="游ゴシック" w:hAnsi="游ゴシック"/>
+                <w:b w:val="false"/>
+                <w:bCs w:val="false"/>
+                <w:color w:val="000000"/>
+                <w:sz w:val="17"/>
+                <w:szCs w:val="17"/>
+              </w:rPr>
+              <w:t xml:space="preserve"/>
+            </w:r>
+          </w:p>
+        </w:tc>
+        <w:tc>
+          <w:tcPr>
+            <w:tcW w:type="dxa" w:w="2808"/>
+            <w:shd w:fill="FFFFFF" w:val="clear"/>
+            <w:tcMar>
+              <w:top w:type="dxa" w:w="60"/>
+              <w:left w:type="dxa" w:w="90"/>
+              <w:bottom w:type="dxa" w:w="60"/>
+              <w:right w:type="dxa" w:w="90"/>
+            </w:tcMar>
+          </w:tcPr>
+          <w:p>
+            <w:pPr>
+              <w:spacing w:after="0" w:line="240"/>
+            </w:pPr>
+            <w:r>
+              <w:rPr>
+                <w:rFonts w:ascii="游ゴシック" w:cs="游ゴシック" w:eastAsia="游ゴシック" w:hAnsi="游ゴシック"/>
+                <w:b w:val="false"/>
+                <w:bCs w:val="false"/>
+                <w:color w:val="000000"/>
+                <w:sz w:val="17"/>
+                <w:szCs w:val="17"/>
+              </w:rPr>
+              <w:t xml:space="preserve">612人</w:t>
+            </w:r>
+          </w:p>
+        </w:tc>
+        <w:tc>
+          <w:tcPr>
+            <w:tcW w:type="dxa" w:w="2621"/>
+            <w:shd w:fill="FFFFFF" w:val="clear"/>
+            <w:tcMar>
+              <w:top w:type="dxa" w:w="60"/>
+              <w:left w:type="dxa" w:w="90"/>
+              <w:bottom w:type="dxa" w:w="60"/>
+              <w:right w:type="dxa" w:w="90"/>
+            </w:tcMar>
+          </w:tcPr>
+          <w:p>
+            <w:pPr>
+              <w:spacing w:after="0" w:line="240"/>
+            </w:pPr>
+            <w:r>
+              <w:rPr>
+                <w:rFonts w:ascii="游ゴシック" w:cs="游ゴシック" w:eastAsia="游ゴシック" w:hAnsi="游ゴシック"/>
+                <w:b w:val="false"/>
+                <w:bCs w:val="false"/>
+                <w:color w:val="000000"/>
+                <w:sz w:val="17"/>
+                <w:szCs w:val="17"/>
+              </w:rPr>
+              <w:t xml:space="preserve">60.3%</w:t>
+            </w:r>
+          </w:p>
+        </w:tc>
+      </w:tr>
+      <w:tr>
+        <w:tc>
+          <w:tcPr>
+            <w:tcW w:type="dxa" w:w="2059"/>
+            <w:shd w:fill="FFFFFF" w:val="clear"/>
+            <w:tcMar>
+              <w:top w:type="dxa" w:w="60"/>
+              <w:left w:type="dxa" w:w="90"/>
+              <w:bottom w:type="dxa" w:w="60"/>
+              <w:right w:type="dxa" w:w="90"/>
+            </w:tcMar>
+          </w:tcPr>
+          <w:p>
+            <w:pPr>
+              <w:spacing w:after="0" w:line="240"/>
+            </w:pPr>
+            <w:r>
+              <w:rPr>
+                <w:rFonts w:ascii="游ゴシック" w:cs="游ゴシック" w:eastAsia="游ゴシック" w:hAnsi="游ゴシック"/>
+                <w:b w:val="false"/>
+                <w:bCs w:val="false"/>
+                <w:color w:val="000000"/>
+                <w:sz w:val="17"/>
+                <w:szCs w:val="17"/>
+              </w:rPr>
+              <w:t xml:space="preserve">第6段階</w:t>
+            </w:r>
+          </w:p>
+        </w:tc>
+        <w:tc>
+          <w:tcPr>
+            <w:tcW w:type="dxa" w:w="1872"/>
+            <w:shd w:fill="FFFFFF" w:val="clear"/>
+            <w:tcMar>
+              <w:top w:type="dxa" w:w="60"/>
+              <w:left w:type="dxa" w:w="90"/>
+              <w:bottom w:type="dxa" w:w="60"/>
+              <w:right w:type="dxa" w:w="90"/>
+            </w:tcMar>
+          </w:tcPr>
+          <w:p>
+            <w:pPr>
+              <w:spacing w:after="0" w:line="240"/>
+            </w:pPr>
+            <w:r>
+              <w:rPr>
+                <w:rFonts w:ascii="游ゴシック" w:cs="游ゴシック" w:eastAsia="游ゴシック" w:hAnsi="游ゴシック"/>
+                <w:b w:val="false"/>
+                <w:bCs w:val="false"/>
+                <w:color w:val="000000"/>
+                <w:sz w:val="17"/>
+                <w:szCs w:val="17"/>
+              </w:rPr>
+              <w:t xml:space="preserve">課税層</w:t>
+            </w:r>
+          </w:p>
+        </w:tc>
+        <w:tc>
+          <w:tcPr>
+            <w:tcW w:type="dxa" w:w="2808"/>
+            <w:shd w:fill="FFFFFF" w:val="clear"/>
+            <w:tcMar>
+              <w:top w:type="dxa" w:w="60"/>
+              <w:left w:type="dxa" w:w="90"/>
+              <w:bottom w:type="dxa" w:w="60"/>
+              <w:right w:type="dxa" w:w="90"/>
+            </w:tcMar>
+          </w:tcPr>
+          <w:p>
+            <w:pPr>
+              <w:spacing w:after="0" w:line="240"/>
+            </w:pPr>
+            <w:r>
+              <w:rPr>
+                <w:rFonts w:ascii="游ゴシック" w:cs="游ゴシック" w:eastAsia="游ゴシック" w:hAnsi="游ゴシック"/>
+                <w:b w:val="false"/>
+                <w:bCs w:val="false"/>
+                <w:color w:val="000000"/>
+                <w:sz w:val="17"/>
+                <w:szCs w:val="17"/>
+              </w:rPr>
+              <w:t xml:space="preserve">159人</w:t>
+            </w:r>
+          </w:p>
+        </w:tc>
+        <w:tc>
+          <w:tcPr>
+            <w:tcW w:type="dxa" w:w="2621"/>
+            <w:shd w:fill="FFFFFF" w:val="clear"/>
+            <w:tcMar>
+              <w:top w:type="dxa" w:w="60"/>
+              <w:left w:type="dxa" w:w="90"/>
+              <w:bottom w:type="dxa" w:w="60"/>
+              <w:right w:type="dxa" w:w="90"/>
+            </w:tcMar>
+          </w:tcPr>
+          <w:p>
+            <w:pPr>
+              <w:spacing w:after="0" w:line="240"/>
+            </w:pPr>
+            <w:r>
+              <w:rPr>
+                <w:rFonts w:ascii="游ゴシック" w:cs="游ゴシック" w:eastAsia="游ゴシック" w:hAnsi="游ゴシック"/>
+                <w:b w:val="false"/>
+                <w:bCs w:val="false"/>
+                <w:color w:val="000000"/>
+                <w:sz w:val="17"/>
+                <w:szCs w:val="17"/>
+              </w:rPr>
+              <w:t xml:space="preserve">15.7%</w:t>
+            </w:r>
+          </w:p>
+        </w:tc>
+      </w:tr>
+      <w:tr>
+        <w:tc>
+          <w:tcPr>
+            <w:tcW w:type="dxa" w:w="2059"/>
+            <w:shd w:fill="FFFFFF" w:val="clear"/>
+            <w:tcMar>
+              <w:top w:type="dxa" w:w="60"/>
+              <w:left w:type="dxa" w:w="90"/>
+              <w:bottom w:type="dxa" w:w="60"/>
+              <w:right w:type="dxa" w:w="90"/>
+            </w:tcMar>
+          </w:tcPr>
+          <w:p>
+            <w:pPr>
+              <w:spacing w:after="0" w:line="240"/>
+            </w:pPr>
+            <w:r>
+              <w:rPr>
+                <w:rFonts w:ascii="游ゴシック" w:cs="游ゴシック" w:eastAsia="游ゴシック" w:hAnsi="游ゴシック"/>
+                <w:b w:val="false"/>
+                <w:bCs w:val="false"/>
+                <w:color w:val="000000"/>
+                <w:sz w:val="17"/>
+                <w:szCs w:val="17"/>
+              </w:rPr>
+              <w:t xml:space="preserve">第7段階</w:t>
+            </w:r>
+          </w:p>
+        </w:tc>
+        <w:tc>
+          <w:tcPr>
+            <w:tcW w:type="dxa" w:w="1872"/>
+            <w:shd w:fill="FFFFFF" w:val="clear"/>
+            <w:tcMar>
+              <w:top w:type="dxa" w:w="60"/>
+              <w:left w:type="dxa" w:w="90"/>
+              <w:bottom w:type="dxa" w:w="60"/>
+              <w:right w:type="dxa" w:w="90"/>
+            </w:tcMar>
+          </w:tcPr>
+          <w:p>
+            <w:pPr>
+              <w:spacing w:after="0" w:line="240"/>
+            </w:pPr>
+            <w:r>
+              <w:rPr>
+                <w:rFonts w:ascii="游ゴシック" w:cs="游ゴシック" w:eastAsia="游ゴシック" w:hAnsi="游ゴシック"/>
+                <w:b w:val="false"/>
+                <w:bCs w:val="false"/>
+                <w:color w:val="000000"/>
+                <w:sz w:val="17"/>
+                <w:szCs w:val="17"/>
+              </w:rPr>
+              <w:t xml:space="preserve">課税層</w:t>
+            </w:r>
+          </w:p>
+        </w:tc>
+        <w:tc>
+          <w:tcPr>
+            <w:tcW w:type="dxa" w:w="2808"/>
+            <w:shd w:fill="FFFFFF" w:val="clear"/>
+            <w:tcMar>
+              <w:top w:type="dxa" w:w="60"/>
+              <w:left w:type="dxa" w:w="90"/>
+              <w:bottom w:type="dxa" w:w="60"/>
+              <w:right w:type="dxa" w:w="90"/>
+            </w:tcMar>
+          </w:tcPr>
+          <w:p>
+            <w:pPr>
+              <w:spacing w:after="0" w:line="240"/>
+            </w:pPr>
+            <w:r>
+              <w:rPr>
+                <w:rFonts w:ascii="游ゴシック" w:cs="游ゴシック" w:eastAsia="游ゴシック" w:hAnsi="游ゴシック"/>
+                <w:b w:val="false"/>
+                <w:bCs w:val="false"/>
+                <w:color w:val="000000"/>
+                <w:sz w:val="17"/>
+                <w:szCs w:val="17"/>
+              </w:rPr>
+              <w:t xml:space="preserve">103人</w:t>
+            </w:r>
+          </w:p>
+        </w:tc>
+        <w:tc>
+          <w:tcPr>
+            <w:tcW w:type="dxa" w:w="2621"/>
+            <w:shd w:fill="FFFFFF" w:val="clear"/>
+            <w:tcMar>
+              <w:top w:type="dxa" w:w="60"/>
+              <w:left w:type="dxa" w:w="90"/>
+              <w:bottom w:type="dxa" w:w="60"/>
+              <w:right w:type="dxa" w:w="90"/>
+            </w:tcMar>
+          </w:tcPr>
+          <w:p>
+            <w:pPr>
+              <w:spacing w:after="0" w:line="240"/>
+            </w:pPr>
+            <w:r>
+              <w:rPr>
+                <w:rFonts w:ascii="游ゴシック" w:cs="游ゴシック" w:eastAsia="游ゴシック" w:hAnsi="游ゴシック"/>
+                <w:b w:val="false"/>
+                <w:bCs w:val="false"/>
+                <w:color w:val="000000"/>
+                <w:sz w:val="17"/>
+                <w:szCs w:val="17"/>
+              </w:rPr>
+              <w:t xml:space="preserve">10.1%</w:t>
+            </w:r>
+          </w:p>
+        </w:tc>
+      </w:tr>
+      <w:tr>
+        <w:tc>
+          <w:tcPr>
+            <w:tcW w:type="dxa" w:w="2059"/>
+            <w:shd w:fill="FFFFFF" w:val="clear"/>
+            <w:tcMar>
+              <w:top w:type="dxa" w:w="60"/>
+              <w:left w:type="dxa" w:w="90"/>
+              <w:bottom w:type="dxa" w:w="60"/>
+              <w:right w:type="dxa" w:w="90"/>
+            </w:tcMar>
+          </w:tcPr>
+          <w:p>
+            <w:pPr>
+              <w:spacing w:after="0" w:line="240"/>
+            </w:pPr>
+            <w:r>
+              <w:rPr>
+                <w:rFonts w:ascii="游ゴシック" w:cs="游ゴシック" w:eastAsia="游ゴシック" w:hAnsi="游ゴシック"/>
+                <w:b w:val="false"/>
+                <w:bCs w:val="false"/>
+                <w:color w:val="000000"/>
+                <w:sz w:val="17"/>
+                <w:szCs w:val="17"/>
+              </w:rPr>
+              <w:t xml:space="preserve">第8段階</w:t>
+            </w:r>
+          </w:p>
+        </w:tc>
+        <w:tc>
+          <w:tcPr>
+            <w:tcW w:type="dxa" w:w="1872"/>
+            <w:shd w:fill="FFFFFF" w:val="clear"/>
+            <w:tcMar>
+              <w:top w:type="dxa" w:w="60"/>
+              <w:left w:type="dxa" w:w="90"/>
+              <w:bottom w:type="dxa" w:w="60"/>
+              <w:right w:type="dxa" w:w="90"/>
+            </w:tcMar>
+          </w:tcPr>
+          <w:p>
+            <w:pPr>
+              <w:spacing w:after="0" w:line="240"/>
+            </w:pPr>
+            <w:r>
+              <w:rPr>
+                <w:rFonts w:ascii="游ゴシック" w:cs="游ゴシック" w:eastAsia="游ゴシック" w:hAnsi="游ゴシック"/>
+                <w:b w:val="false"/>
+                <w:bCs w:val="false"/>
+                <w:color w:val="000000"/>
+                <w:sz w:val="17"/>
+                <w:szCs w:val="17"/>
+              </w:rPr>
+              <w:t xml:space="preserve">課税層</w:t>
+            </w:r>
+          </w:p>
+        </w:tc>
+        <w:tc>
+          <w:tcPr>
+            <w:tcW w:type="dxa" w:w="2808"/>
+            <w:shd w:fill="FFFFFF" w:val="clear"/>
+            <w:tcMar>
+              <w:top w:type="dxa" w:w="60"/>
+              <w:left w:type="dxa" w:w="90"/>
+              <w:bottom w:type="dxa" w:w="60"/>
+              <w:right w:type="dxa" w:w="90"/>
+            </w:tcMar>
+          </w:tcPr>
+          <w:p>
+            <w:pPr>
+              <w:spacing w:after="0" w:line="240"/>
+            </w:pPr>
+            <w:r>
+              <w:rPr>
+                <w:rFonts w:ascii="游ゴシック" w:cs="游ゴシック" w:eastAsia="游ゴシック" w:hAnsi="游ゴシック"/>
+                <w:b w:val="false"/>
+                <w:bCs w:val="false"/>
+                <w:color w:val="000000"/>
+                <w:sz w:val="17"/>
+                <w:szCs w:val="17"/>
+              </w:rPr>
+              <w:t xml:space="preserve">72人</w:t>
+            </w:r>
+          </w:p>
+        </w:tc>
+        <w:tc>
+          <w:tcPr>
+            <w:tcW w:type="dxa" w:w="2621"/>
+            <w:shd w:fill="FFFFFF" w:val="clear"/>
+            <w:tcMar>
+              <w:top w:type="dxa" w:w="60"/>
+              <w:left w:type="dxa" w:w="90"/>
+              <w:bottom w:type="dxa" w:w="60"/>
+              <w:right w:type="dxa" w:w="90"/>
+            </w:tcMar>
+          </w:tcPr>
+          <w:p>
+            <w:pPr>
+              <w:spacing w:after="0" w:line="240"/>
+            </w:pPr>
+            <w:r>
+              <w:rPr>
+                <w:rFonts w:ascii="游ゴシック" w:cs="游ゴシック" w:eastAsia="游ゴシック" w:hAnsi="游ゴシック"/>
+                <w:b w:val="false"/>
+                <w:bCs w:val="false"/>
+                <w:color w:val="000000"/>
+                <w:sz w:val="17"/>
+                <w:szCs w:val="17"/>
+              </w:rPr>
+              <w:t xml:space="preserve">7.1%</w:t>
+            </w:r>
+          </w:p>
+        </w:tc>
+      </w:tr>
+      <w:tr>
+        <w:tc>
+          <w:tcPr>
+            <w:tcW w:type="dxa" w:w="2059"/>
+            <w:shd w:fill="FFFFFF" w:val="clear"/>
+            <w:tcMar>
+              <w:top w:type="dxa" w:w="60"/>
+              <w:left w:type="dxa" w:w="90"/>
+              <w:bottom w:type="dxa" w:w="60"/>
+              <w:right w:type="dxa" w:w="90"/>
+            </w:tcMar>
+          </w:tcPr>
+          <w:p>
+            <w:pPr>
+              <w:spacing w:after="0" w:line="240"/>
+            </w:pPr>
+            <w:r>
+              <w:rPr>
+                <w:rFonts w:ascii="游ゴシック" w:cs="游ゴシック" w:eastAsia="游ゴシック" w:hAnsi="游ゴシック"/>
+                <w:b w:val="false"/>
+                <w:bCs w:val="false"/>
+                <w:color w:val="000000"/>
+                <w:sz w:val="17"/>
+                <w:szCs w:val="17"/>
+              </w:rPr>
+              <w:t xml:space="preserve">第9段階</w:t>
+            </w:r>
+          </w:p>
+        </w:tc>
+        <w:tc>
+          <w:tcPr>
+            <w:tcW w:type="dxa" w:w="1872"/>
+            <w:shd w:fill="FFFFFF" w:val="clear"/>
+            <w:tcMar>
+              <w:top w:type="dxa" w:w="60"/>
+              <w:left w:type="dxa" w:w="90"/>
+              <w:bottom w:type="dxa" w:w="60"/>
+              <w:right w:type="dxa" w:w="90"/>
+            </w:tcMar>
+          </w:tcPr>
+          <w:p>
+            <w:pPr>
+              <w:spacing w:after="0" w:line="240"/>
+            </w:pPr>
+            <w:r>
+              <w:rPr>
+                <w:rFonts w:ascii="游ゴシック" w:cs="游ゴシック" w:eastAsia="游ゴシック" w:hAnsi="游ゴシック"/>
+                <w:b w:val="false"/>
+                <w:bCs w:val="false"/>
+                <w:color w:val="000000"/>
+                <w:sz w:val="17"/>
+                <w:szCs w:val="17"/>
+              </w:rPr>
+              <w:t xml:space="preserve">課税層</w:t>
+            </w:r>
+          </w:p>
+        </w:tc>
+        <w:tc>
+          <w:tcPr>
+            <w:tcW w:type="dxa" w:w="2808"/>
+            <w:shd w:fill="FFFFFF" w:val="clear"/>
+            <w:tcMar>
+              <w:top w:type="dxa" w:w="60"/>
+              <w:left w:type="dxa" w:w="90"/>
+              <w:bottom w:type="dxa" w:w="60"/>
+              <w:right w:type="dxa" w:w="90"/>
+            </w:tcMar>
+          </w:tcPr>
+          <w:p>
+            <w:pPr>
+              <w:spacing w:after="0" w:line="240"/>
+            </w:pPr>
+            <w:r>
+              <w:rPr>
+                <w:rFonts w:ascii="游ゴシック" w:cs="游ゴシック" w:eastAsia="游ゴシック" w:hAnsi="游ゴシック"/>
+                <w:b w:val="false"/>
+                <w:bCs w:val="false"/>
+                <w:color w:val="000000"/>
+                <w:sz w:val="17"/>
+                <w:szCs w:val="17"/>
+              </w:rPr>
+              <w:t xml:space="preserve">30人</w:t>
+            </w:r>
+          </w:p>
+        </w:tc>
+        <w:tc>
+          <w:tcPr>
+            <w:tcW w:type="dxa" w:w="2621"/>
+            <w:shd w:fill="FFFFFF" w:val="clear"/>
+            <w:tcMar>
+              <w:top w:type="dxa" w:w="60"/>
+              <w:left w:type="dxa" w:w="90"/>
+              <w:bottom w:type="dxa" w:w="60"/>
+              <w:right w:type="dxa" w:w="90"/>
+            </w:tcMar>
+          </w:tcPr>
+          <w:p>
+            <w:pPr>
+              <w:spacing w:after="0" w:line="240"/>
+            </w:pPr>
+            <w:r>
+              <w:rPr>
+                <w:rFonts w:ascii="游ゴシック" w:cs="游ゴシック" w:eastAsia="游ゴシック" w:hAnsi="游ゴシック"/>
+                <w:b w:val="false"/>
+                <w:bCs w:val="false"/>
+                <w:color w:val="000000"/>
+                <w:sz w:val="17"/>
+                <w:szCs w:val="17"/>
+              </w:rPr>
+              <w:t xml:space="preserve">3.0%</w:t>
+            </w:r>
+          </w:p>
+        </w:tc>
+      </w:tr>
+      <w:tr>
+        <w:tc>
+          <w:tcPr>
+            <w:tcW w:type="dxa" w:w="2059"/>
+            <w:shd w:fill="FFFFFF" w:val="clear"/>
+            <w:tcMar>
+              <w:top w:type="dxa" w:w="60"/>
+              <w:left w:type="dxa" w:w="90"/>
+              <w:bottom w:type="dxa" w:w="60"/>
+              <w:right w:type="dxa" w:w="90"/>
+            </w:tcMar>
+          </w:tcPr>
+          <w:p>
+            <w:pPr>
+              <w:spacing w:after="0" w:line="240"/>
+            </w:pPr>
+            <w:r>
+              <w:rPr>
+                <w:rFonts w:ascii="游ゴシック" w:cs="游ゴシック" w:eastAsia="游ゴシック" w:hAnsi="游ゴシック"/>
+                <w:b w:val="false"/>
+                <w:bCs w:val="false"/>
+                <w:color w:val="000000"/>
+                <w:sz w:val="17"/>
+                <w:szCs w:val="17"/>
+              </w:rPr>
+              <w:t xml:space="preserve">第10段階</w:t>
+            </w:r>
+          </w:p>
+        </w:tc>
+        <w:tc>
+          <w:tcPr>
+            <w:tcW w:type="dxa" w:w="1872"/>
+            <w:shd w:fill="FFFFFF" w:val="clear"/>
+            <w:tcMar>
+              <w:top w:type="dxa" w:w="60"/>
+              <w:left w:type="dxa" w:w="90"/>
+              <w:bottom w:type="dxa" w:w="60"/>
+              <w:right w:type="dxa" w:w="90"/>
+            </w:tcMar>
+          </w:tcPr>
+          <w:p>
+            <w:pPr>
+              <w:spacing w:after="0" w:line="240"/>
+            </w:pPr>
+            <w:r>
+              <w:rPr>
+                <w:rFonts w:ascii="游ゴシック" w:cs="游ゴシック" w:eastAsia="游ゴシック" w:hAnsi="游ゴシック"/>
+                <w:b w:val="false"/>
+                <w:bCs w:val="false"/>
+                <w:color w:val="000000"/>
+                <w:sz w:val="17"/>
+                <w:szCs w:val="17"/>
+              </w:rPr>
+              <w:t xml:space="preserve">課税層</w:t>
+            </w:r>
+          </w:p>
+        </w:tc>
+        <w:tc>
+          <w:tcPr>
+            <w:tcW w:type="dxa" w:w="2808"/>
+            <w:shd w:fill="FFFFFF" w:val="clear"/>
+            <w:tcMar>
+              <w:top w:type="dxa" w:w="60"/>
+              <w:left w:type="dxa" w:w="90"/>
+              <w:bottom w:type="dxa" w:w="60"/>
+              <w:right w:type="dxa" w:w="90"/>
+            </w:tcMar>
+          </w:tcPr>
+          <w:p>
+            <w:pPr>
+              <w:spacing w:after="0" w:line="240"/>
+            </w:pPr>
+            <w:r>
+              <w:rPr>
+                <w:rFonts w:ascii="游ゴシック" w:cs="游ゴシック" w:eastAsia="游ゴシック" w:hAnsi="游ゴシック"/>
+                <w:b w:val="false"/>
+                <w:bCs w:val="false"/>
+                <w:color w:val="000000"/>
+                <w:sz w:val="17"/>
+                <w:szCs w:val="17"/>
+              </w:rPr>
+              <w:t xml:space="preserve">19人</w:t>
+            </w:r>
+          </w:p>
+        </w:tc>
+        <w:tc>
+          <w:tcPr>
+            <w:tcW w:type="dxa" w:w="2621"/>
+            <w:shd w:fill="FFFFFF" w:val="clear"/>
+            <w:tcMar>
+              <w:top w:type="dxa" w:w="60"/>
+              <w:left w:type="dxa" w:w="90"/>
+              <w:bottom w:type="dxa" w:w="60"/>
+              <w:right w:type="dxa" w:w="90"/>
+            </w:tcMar>
+          </w:tcPr>
+          <w:p>
+            <w:pPr>
+              <w:spacing w:after="0" w:line="240"/>
+            </w:pPr>
+            <w:r>
+              <w:rPr>
+                <w:rFonts w:ascii="游ゴシック" w:cs="游ゴシック" w:eastAsia="游ゴシック" w:hAnsi="游ゴシック"/>
+                <w:b w:val="false"/>
+                <w:bCs w:val="false"/>
+                <w:color w:val="000000"/>
+                <w:sz w:val="17"/>
+                <w:szCs w:val="17"/>
+              </w:rPr>
+              <w:t xml:space="preserve">1.9%</w:t>
+            </w:r>
+          </w:p>
+        </w:tc>
+      </w:tr>
+      <w:tr>
+        <w:tc>
+          <w:tcPr>
+            <w:tcW w:type="dxa" w:w="2059"/>
+            <w:shd w:fill="FFFFFF" w:val="clear"/>
+            <w:tcMar>
+              <w:top w:type="dxa" w:w="60"/>
+              <w:left w:type="dxa" w:w="90"/>
+              <w:bottom w:type="dxa" w:w="60"/>
+              <w:right w:type="dxa" w:w="90"/>
+            </w:tcMar>
+          </w:tcPr>
+          <w:p>
+            <w:pPr>
+              <w:spacing w:after="0" w:line="240"/>
+            </w:pPr>
+            <w:r>
+              <w:rPr>
+                <w:rFonts w:ascii="游ゴシック" w:cs="游ゴシック" w:eastAsia="游ゴシック" w:hAnsi="游ゴシック"/>
+                <w:b w:val="false"/>
+                <w:bCs w:val="false"/>
+                <w:color w:val="000000"/>
+                <w:sz w:val="17"/>
+                <w:szCs w:val="17"/>
+              </w:rPr>
+              <w:t xml:space="preserve">第11段階</w:t>
+            </w:r>
+          </w:p>
+        </w:tc>
+        <w:tc>
+          <w:tcPr>
+            <w:tcW w:type="dxa" w:w="1872"/>
+            <w:shd w:fill="FFFFFF" w:val="clear"/>
+            <w:tcMar>
+              <w:top w:type="dxa" w:w="60"/>
+              <w:left w:type="dxa" w:w="90"/>
+              <w:bottom w:type="dxa" w:w="60"/>
+              <w:right w:type="dxa" w:w="90"/>
+            </w:tcMar>
+          </w:tcPr>
+          <w:p>
+            <w:pPr>
+              <w:spacing w:after="0" w:line="240"/>
+            </w:pPr>
+            <w:r>
+              <w:rPr>
+                <w:rFonts w:ascii="游ゴシック" w:cs="游ゴシック" w:eastAsia="游ゴシック" w:hAnsi="游ゴシック"/>
+                <w:b w:val="false"/>
+                <w:bCs w:val="false"/>
+                <w:color w:val="000000"/>
+                <w:sz w:val="17"/>
+                <w:szCs w:val="17"/>
+              </w:rPr>
+              <w:t xml:space="preserve">課税層</w:t>
+            </w:r>
+          </w:p>
+        </w:tc>
+        <w:tc>
+          <w:tcPr>
+            <w:tcW w:type="dxa" w:w="2808"/>
+            <w:shd w:fill="FFFFFF" w:val="clear"/>
+            <w:tcMar>
+              <w:top w:type="dxa" w:w="60"/>
+              <w:left w:type="dxa" w:w="90"/>
+              <w:bottom w:type="dxa" w:w="60"/>
+              <w:right w:type="dxa" w:w="90"/>
+            </w:tcMar>
+          </w:tcPr>
+          <w:p>
+            <w:pPr>
+              <w:spacing w:after="0" w:line="240"/>
+            </w:pPr>
+            <w:r>
+              <w:rPr>
+                <w:rFonts w:ascii="游ゴシック" w:cs="游ゴシック" w:eastAsia="游ゴシック" w:hAnsi="游ゴシック"/>
+                <w:b w:val="false"/>
+                <w:bCs w:val="false"/>
+                <w:color w:val="000000"/>
+                <w:sz w:val="17"/>
+                <w:szCs w:val="17"/>
+              </w:rPr>
+              <w:t xml:space="preserve">4人</w:t>
+            </w:r>
+          </w:p>
+        </w:tc>
+        <w:tc>
+          <w:tcPr>
+            <w:tcW w:type="dxa" w:w="2621"/>
+            <w:shd w:fill="FFFFFF" w:val="clear"/>
+            <w:tcMar>
+              <w:top w:type="dxa" w:w="60"/>
+              <w:left w:type="dxa" w:w="90"/>
+              <w:bottom w:type="dxa" w:w="60"/>
+              <w:right w:type="dxa" w:w="90"/>
+            </w:tcMar>
+          </w:tcPr>
+          <w:p>
+            <w:pPr>
+              <w:spacing w:after="0" w:line="240"/>
+            </w:pPr>
+            <w:r>
+              <w:rPr>
+                <w:rFonts w:ascii="游ゴシック" w:cs="游ゴシック" w:eastAsia="游ゴシック" w:hAnsi="游ゴシック"/>
+                <w:b w:val="false"/>
+                <w:bCs w:val="false"/>
+                <w:color w:val="000000"/>
+                <w:sz w:val="17"/>
+                <w:szCs w:val="17"/>
+              </w:rPr>
+              <w:t xml:space="preserve">0.4%</w:t>
+            </w:r>
+          </w:p>
+        </w:tc>
+      </w:tr>
+      <w:tr>
+        <w:tc>
+          <w:tcPr>
+            <w:tcW w:type="dxa" w:w="2059"/>
+            <w:shd w:fill="FFFFFF" w:val="clear"/>
+            <w:tcMar>
+              <w:top w:type="dxa" w:w="60"/>
+              <w:left w:type="dxa" w:w="90"/>
+              <w:bottom w:type="dxa" w:w="60"/>
+              <w:right w:type="dxa" w:w="90"/>
+            </w:tcMar>
+          </w:tcPr>
+          <w:p>
+            <w:pPr>
+              <w:spacing w:after="0" w:line="240"/>
+            </w:pPr>
+            <w:r>
+              <w:rPr>
+                <w:rFonts w:ascii="游ゴシック" w:cs="游ゴシック" w:eastAsia="游ゴシック" w:hAnsi="游ゴシック"/>
+                <w:b w:val="false"/>
+                <w:bCs w:val="false"/>
+                <w:color w:val="000000"/>
+                <w:sz w:val="17"/>
+                <w:szCs w:val="17"/>
+              </w:rPr>
+              <w:t xml:space="preserve">第12段階</w:t>
+            </w:r>
+          </w:p>
+        </w:tc>
+        <w:tc>
+          <w:tcPr>
+            <w:tcW w:type="dxa" w:w="1872"/>
+            <w:shd w:fill="FFFFFF" w:val="clear"/>
+            <w:tcMar>
+              <w:top w:type="dxa" w:w="60"/>
+              <w:left w:type="dxa" w:w="90"/>
+              <w:bottom w:type="dxa" w:w="60"/>
+              <w:right w:type="dxa" w:w="90"/>
+            </w:tcMar>
+          </w:tcPr>
+          <w:p>
+            <w:pPr>
+              <w:spacing w:after="0" w:line="240"/>
+            </w:pPr>
+            <w:r>
+              <w:rPr>
+                <w:rFonts w:ascii="游ゴシック" w:cs="游ゴシック" w:eastAsia="游ゴシック" w:hAnsi="游ゴシック"/>
+                <w:b w:val="false"/>
+                <w:bCs w:val="false"/>
+                <w:color w:val="000000"/>
+                <w:sz w:val="17"/>
+                <w:szCs w:val="17"/>
+              </w:rPr>
+              <w:t xml:space="preserve">課税層</w:t>
+            </w:r>
+          </w:p>
+        </w:tc>
+        <w:tc>
+          <w:tcPr>
+            <w:tcW w:type="dxa" w:w="2808"/>
+            <w:shd w:fill="FFFFFF" w:val="clear"/>
+            <w:tcMar>
+              <w:top w:type="dxa" w:w="60"/>
+              <w:left w:type="dxa" w:w="90"/>
+              <w:bottom w:type="dxa" w:w="60"/>
+              <w:right w:type="dxa" w:w="90"/>
+            </w:tcMar>
+          </w:tcPr>
+          <w:p>
+            <w:pPr>
+              <w:spacing w:after="0" w:line="240"/>
+            </w:pPr>
+            <w:r>
+              <w:rPr>
+                <w:rFonts w:ascii="游ゴシック" w:cs="游ゴシック" w:eastAsia="游ゴシック" w:hAnsi="游ゴシック"/>
+                <w:b w:val="false"/>
+                <w:bCs w:val="false"/>
+                <w:color w:val="000000"/>
+                <w:sz w:val="17"/>
+                <w:szCs w:val="17"/>
+              </w:rPr>
+              <w:t xml:space="preserve">1人</w:t>
+            </w:r>
+          </w:p>
+        </w:tc>
+        <w:tc>
+          <w:tcPr>
+            <w:tcW w:type="dxa" w:w="2621"/>
+            <w:shd w:fill="FFFFFF" w:val="clear"/>
+            <w:tcMar>
+              <w:top w:type="dxa" w:w="60"/>
+              <w:left w:type="dxa" w:w="90"/>
+              <w:bottom w:type="dxa" w:w="60"/>
+              <w:right w:type="dxa" w:w="90"/>
+            </w:tcMar>
+          </w:tcPr>
+          <w:p>
+            <w:pPr>
+              <w:spacing w:after="0" w:line="240"/>
+            </w:pPr>
+            <w:r>
+              <w:rPr>
+                <w:rFonts w:ascii="游ゴシック" w:cs="游ゴシック" w:eastAsia="游ゴシック" w:hAnsi="游ゴシック"/>
+                <w:b w:val="false"/>
+                <w:bCs w:val="false"/>
+                <w:color w:val="000000"/>
+                <w:sz w:val="17"/>
+                <w:szCs w:val="17"/>
+              </w:rPr>
+              <w:t xml:space="preserve">0.1%</w:t>
+            </w:r>
+          </w:p>
+        </w:tc>
+      </w:tr>
+      <w:tr>
+        <w:tc>
+          <w:tcPr>
+            <w:tcW w:type="dxa" w:w="2059"/>
+            <w:shd w:fill="FFFFFF" w:val="clear"/>
+            <w:tcMar>
+              <w:top w:type="dxa" w:w="60"/>
+              <w:left w:type="dxa" w:w="90"/>
+              <w:bottom w:type="dxa" w:w="60"/>
+              <w:right w:type="dxa" w:w="90"/>
+            </w:tcMar>
+          </w:tcPr>
+          <w:p>
+            <w:pPr>
+              <w:spacing w:after="0" w:line="240"/>
+            </w:pPr>
+            <w:r>
+              <w:rPr>
+                <w:rFonts w:ascii="游ゴシック" w:cs="游ゴシック" w:eastAsia="游ゴシック" w:hAnsi="游ゴシック"/>
+                <w:b w:val="false"/>
+                <w:bCs w:val="false"/>
+                <w:color w:val="000000"/>
+                <w:sz w:val="17"/>
+                <w:szCs w:val="17"/>
+              </w:rPr>
+              <w:t xml:space="preserve">第13段階</w:t>
+            </w:r>
+          </w:p>
+        </w:tc>
+        <w:tc>
+          <w:tcPr>
+            <w:tcW w:type="dxa" w:w="1872"/>
+            <w:shd w:fill="FFFFFF" w:val="clear"/>
+            <w:tcMar>
+              <w:top w:type="dxa" w:w="60"/>
+              <w:left w:type="dxa" w:w="90"/>
+              <w:bottom w:type="dxa" w:w="60"/>
+              <w:right w:type="dxa" w:w="90"/>
+            </w:tcMar>
+          </w:tcPr>
+          <w:p>
+            <w:pPr>
+              <w:spacing w:after="0" w:line="240"/>
+            </w:pPr>
+            <w:r>
+              <w:rPr>
+                <w:rFonts w:ascii="游ゴシック" w:cs="游ゴシック" w:eastAsia="游ゴシック" w:hAnsi="游ゴシック"/>
+                <w:b w:val="false"/>
+                <w:bCs w:val="false"/>
+                <w:color w:val="000000"/>
+                <w:sz w:val="17"/>
+                <w:szCs w:val="17"/>
+              </w:rPr>
+              <w:t xml:space="preserve">課税層</w:t>
+            </w:r>
+          </w:p>
+        </w:tc>
+        <w:tc>
+          <w:tcPr>
+            <w:tcW w:type="dxa" w:w="2808"/>
+            <w:shd w:fill="FFFFFF" w:val="clear"/>
+            <w:tcMar>
+              <w:top w:type="dxa" w:w="60"/>
+              <w:left w:type="dxa" w:w="90"/>
+              <w:bottom w:type="dxa" w:w="60"/>
+              <w:right w:type="dxa" w:w="90"/>
+            </w:tcMar>
+          </w:tcPr>
+          <w:p>
+            <w:pPr>
+              <w:spacing w:after="0" w:line="240"/>
+            </w:pPr>
+            <w:r>
+              <w:rPr>
+                <w:rFonts w:ascii="游ゴシック" w:cs="游ゴシック" w:eastAsia="游ゴシック" w:hAnsi="游ゴシック"/>
+                <w:b w:val="false"/>
+                <w:bCs w:val="false"/>
+                <w:color w:val="000000"/>
+                <w:sz w:val="17"/>
+                <w:szCs w:val="17"/>
+              </w:rPr>
+              <w:t xml:space="preserve">15人</w:t>
+            </w:r>
+          </w:p>
+        </w:tc>
+        <w:tc>
+          <w:tcPr>
+            <w:tcW w:type="dxa" w:w="2621"/>
+            <w:shd w:fill="FFFFFF" w:val="clear"/>
+            <w:tcMar>
+              <w:top w:type="dxa" w:w="60"/>
+              <w:left w:type="dxa" w:w="90"/>
+              <w:bottom w:type="dxa" w:w="60"/>
+              <w:right w:type="dxa" w:w="90"/>
+            </w:tcMar>
+          </w:tcPr>
+          <w:p>
+            <w:pPr>
+              <w:spacing w:after="0" w:line="240"/>
+            </w:pPr>
+            <w:r>
+              <w:rPr>
+                <w:rFonts w:ascii="游ゴシック" w:cs="游ゴシック" w:eastAsia="游ゴシック" w:hAnsi="游ゴシック"/>
+                <w:b w:val="false"/>
+                <w:bCs w:val="false"/>
+                <w:color w:val="000000"/>
+                <w:sz w:val="17"/>
+                <w:szCs w:val="17"/>
+              </w:rPr>
+              <w:t xml:space="preserve">1.5%</w:t>
+            </w:r>
+          </w:p>
+        </w:tc>
+      </w:tr>
+      <w:tr>
+        <w:tc>
+          <w:tcPr>
+            <w:tcW w:type="dxa" w:w="2059"/>
+            <w:shd w:fill="FFFFFF" w:val="clear"/>
+            <w:tcMar>
+              <w:top w:type="dxa" w:w="60"/>
+              <w:left w:type="dxa" w:w="90"/>
+              <w:bottom w:type="dxa" w:w="60"/>
+              <w:right w:type="dxa" w:w="90"/>
+            </w:tcMar>
+          </w:tcPr>
+          <w:p>
+            <w:pPr>
+              <w:spacing w:after="0" w:line="240"/>
+            </w:pPr>
+            <w:r>
+              <w:rPr>
+                <w:rFonts w:ascii="游ゴシック" w:cs="游ゴシック" w:eastAsia="游ゴシック" w:hAnsi="游ゴシック"/>
+                <w:b w:val="false"/>
+                <w:bCs w:val="false"/>
+                <w:color w:val="000000"/>
+                <w:sz w:val="17"/>
+                <w:szCs w:val="17"/>
+              </w:rPr>
+              <w:t xml:space="preserve">課税層 小計</w:t>
+            </w:r>
+          </w:p>
+        </w:tc>
+        <w:tc>
+          <w:tcPr>
+            <w:tcW w:type="dxa" w:w="1872"/>
+            <w:shd w:fill="FFFFFF" w:val="clear"/>
+            <w:tcMar>
+              <w:top w:type="dxa" w:w="60"/>
+              <w:left w:type="dxa" w:w="90"/>
+              <w:bottom w:type="dxa" w:w="60"/>
+              <w:right w:type="dxa" w:w="90"/>
+            </w:tcMar>
+          </w:tcPr>
+          <w:p>
+            <w:pPr>
+              <w:spacing w:after="0" w:line="240"/>
+            </w:pPr>
+            <w:r>
+              <w:rPr>
+                <w:rFonts w:ascii="游ゴシック" w:cs="游ゴシック" w:eastAsia="游ゴシック" w:hAnsi="游ゴシック"/>
+                <w:b w:val="false"/>
+                <w:bCs w:val="false"/>
+                <w:color w:val="000000"/>
+                <w:sz w:val="17"/>
+                <w:szCs w:val="17"/>
+              </w:rPr>
+              <w:t xml:space="preserve"/>
+            </w:r>
+          </w:p>
+        </w:tc>
+        <w:tc>
+          <w:tcPr>
+            <w:tcW w:type="dxa" w:w="2808"/>
+            <w:shd w:fill="FFFFFF" w:val="clear"/>
+            <w:tcMar>
+              <w:top w:type="dxa" w:w="60"/>
+              <w:left w:type="dxa" w:w="90"/>
+              <w:bottom w:type="dxa" w:w="60"/>
+              <w:right w:type="dxa" w:w="90"/>
+            </w:tcMar>
+          </w:tcPr>
+          <w:p>
+            <w:pPr>
+              <w:spacing w:after="0" w:line="240"/>
+            </w:pPr>
+            <w:r>
+              <w:rPr>
+                <w:rFonts w:ascii="游ゴシック" w:cs="游ゴシック" w:eastAsia="游ゴシック" w:hAnsi="游ゴシック"/>
+                <w:b w:val="false"/>
+                <w:bCs w:val="false"/>
+                <w:color w:val="000000"/>
+                <w:sz w:val="17"/>
+                <w:szCs w:val="17"/>
+              </w:rPr>
+              <w:t xml:space="preserve">403人</w:t>
+            </w:r>
+          </w:p>
+        </w:tc>
+        <w:tc>
+          <w:tcPr>
+            <w:tcW w:type="dxa" w:w="2621"/>
+            <w:shd w:fill="FFFFFF" w:val="clear"/>
+            <w:tcMar>
+              <w:top w:type="dxa" w:w="60"/>
+              <w:left w:type="dxa" w:w="90"/>
+              <w:bottom w:type="dxa" w:w="60"/>
+              <w:right w:type="dxa" w:w="90"/>
+            </w:tcMar>
+          </w:tcPr>
+          <w:p>
+            <w:pPr>
+              <w:spacing w:after="0" w:line="240"/>
+            </w:pPr>
+            <w:r>
+              <w:rPr>
+                <w:rFonts w:ascii="游ゴシック" w:cs="游ゴシック" w:eastAsia="游ゴシック" w:hAnsi="游ゴシック"/>
+                <w:b w:val="false"/>
+                <w:bCs w:val="false"/>
+                <w:color w:val="000000"/>
+                <w:sz w:val="17"/>
+                <w:szCs w:val="17"/>
+              </w:rPr>
+              <w:t xml:space="preserve">39.7%</w:t>
+            </w:r>
+          </w:p>
+        </w:tc>
+      </w:tr>
+      <w:tr>
+        <w:tc>
+          <w:tcPr>
+            <w:tcW w:type="dxa" w:w="2059"/>
+            <w:shd w:fill="FFFFFF" w:val="clear"/>
+            <w:tcMar>
+              <w:top w:type="dxa" w:w="60"/>
+              <w:left w:type="dxa" w:w="90"/>
+              <w:bottom w:type="dxa" w:w="60"/>
+              <w:right w:type="dxa" w:w="90"/>
+            </w:tcMar>
+          </w:tcPr>
+          <w:p>
+            <w:pPr>
+              <w:spacing w:after="0" w:line="240"/>
+            </w:pPr>
+            <w:r>
+              <w:rPr>
+                <w:rFonts w:ascii="游ゴシック" w:cs="游ゴシック" w:eastAsia="游ゴシック" w:hAnsi="游ゴシック"/>
+                <w:b w:val="false"/>
+                <w:bCs w:val="false"/>
+                <w:color w:val="000000"/>
+                <w:sz w:val="17"/>
+                <w:szCs w:val="17"/>
+              </w:rPr>
+              <w:t xml:space="preserve">合計</w:t>
+            </w:r>
+          </w:p>
+        </w:tc>
+        <w:tc>
+          <w:tcPr>
+            <w:tcW w:type="dxa" w:w="1872"/>
+            <w:shd w:fill="FFFFFF" w:val="clear"/>
+            <w:tcMar>
+              <w:top w:type="dxa" w:w="60"/>
+              <w:left w:type="dxa" w:w="90"/>
+              <w:bottom w:type="dxa" w:w="60"/>
+              <w:right w:type="dxa" w:w="90"/>
+            </w:tcMar>
+          </w:tcPr>
+          <w:p>
+            <w:pPr>
+              <w:spacing w:after="0" w:line="240"/>
+            </w:pPr>
+            <w:r>
+              <w:rPr>
+                <w:rFonts w:ascii="游ゴシック" w:cs="游ゴシック" w:eastAsia="游ゴシック" w:hAnsi="游ゴシック"/>
+                <w:b w:val="false"/>
+                <w:bCs w:val="false"/>
+                <w:color w:val="000000"/>
+                <w:sz w:val="17"/>
+                <w:szCs w:val="17"/>
+              </w:rPr>
+              <w:t xml:space="preserve"/>
+            </w:r>
+          </w:p>
+        </w:tc>
+        <w:tc>
+          <w:tcPr>
+            <w:tcW w:type="dxa" w:w="2808"/>
+            <w:shd w:fill="FFFFFF" w:val="clear"/>
+            <w:tcMar>
+              <w:top w:type="dxa" w:w="60"/>
+              <w:left w:type="dxa" w:w="90"/>
+              <w:bottom w:type="dxa" w:w="60"/>
+              <w:right w:type="dxa" w:w="90"/>
+            </w:tcMar>
+          </w:tcPr>
+          <w:p>
+            <w:pPr>
+              <w:spacing w:after="0" w:line="240"/>
+            </w:pPr>
+            <w:r>
+              <w:rPr>
+                <w:rFonts w:ascii="游ゴシック" w:cs="游ゴシック" w:eastAsia="游ゴシック" w:hAnsi="游ゴシック"/>
+                <w:b w:val="false"/>
+                <w:bCs w:val="false"/>
+                <w:color w:val="000000"/>
+                <w:sz w:val="17"/>
+                <w:szCs w:val="17"/>
+              </w:rPr>
+              <w:t xml:space="preserve">1,015人</w:t>
+            </w:r>
+          </w:p>
+        </w:tc>
+        <w:tc>
+          <w:tcPr>
+            <w:tcW w:type="dxa" w:w="2621"/>
+            <w:shd w:fill="FFFFFF" w:val="clear"/>
+            <w:tcMar>
+              <w:top w:type="dxa" w:w="60"/>
+              <w:left w:type="dxa" w:w="90"/>
+              <w:bottom w:type="dxa" w:w="60"/>
+              <w:right w:type="dxa" w:w="90"/>
+            </w:tcMar>
+          </w:tcPr>
+          <w:p>
+            <w:pPr>
+              <w:spacing w:after="0" w:line="240"/>
+            </w:pPr>
+            <w:r>
+              <w:rPr>
+                <w:rFonts w:ascii="游ゴシック" w:cs="游ゴシック" w:eastAsia="游ゴシック" w:hAnsi="游ゴシック"/>
+                <w:b w:val="false"/>
+                <w:bCs w:val="false"/>
+                <w:color w:val="000000"/>
+                <w:sz w:val="17"/>
+                <w:szCs w:val="17"/>
+              </w:rPr>
+              <w:t xml:space="preserve">100.0%</w:t>
+            </w:r>
+          </w:p>
+        </w:tc>
+      </w:tr>
+    </w:tbl>
+    <w:p>
+      <w:pPr>
+        <w:spacing w:after="160" w:line="300"/>
+      </w:pPr>
+      <w:r>
+        <w:rPr>
+          <w:rFonts w:ascii="游明朝" w:cs="游明朝" w:eastAsia="游明朝" w:hAnsi="游明朝"/>
+          <w:sz w:val="21"/>
+          <w:szCs w:val="21"/>
+        </w:rPr>
+        <w:t xml:space="preserve"/>
+      </w:r>
+    </w:p>
+    <w:p>
+      <w:pPr>
+        <w:pBdr>
+          <w:left w:val="single" w:color="BF8F00" w:sz="18" w:space="8"/>
+        </w:pBdr>
+        <w:shd w:fill="FFF2CC" w:val="clear"/>
+        <w:spacing w:after="200" w:before="140" w:line="300"/>
+        <w:ind w:left="200" w:right="200"/>
+      </w:pPr>
+      <w:r>
+        <w:rPr>
+          <w:rFonts w:ascii="游ゴシック" w:cs="游ゴシック" w:eastAsia="游ゴシック" w:hAnsi="游ゴシック"/>
+          <w:b/>
+          <w:bCs/>
+          <w:sz w:val="20"/>
+          <w:szCs w:val="20"/>
+        </w:rPr>
+        <w:t xml:space="preserve">非課税層が60.3%を占め、第1〜3段階だけで346人・34.1%です。保険料の引上げが低所得層に与える影響が大きい構造です。一方、第11段階4人・第12段階1人と高所得層が極端に薄く、多段階化による高所得層からの財源確保には限界があります。</w:t>
       </w:r>
     </w:p>
     <w:p>
@@ -22954,7 +26542,7 @@
           <w:sz w:val="18"/>
           <w:szCs w:val="18"/>
         </w:rPr>
-        <w:t xml:space="preserve">※ 段階ごとの被保険者数と保険料額は、推計ワークシートの提供後に確定します。</w:t>
+        <w:t xml:space="preserve">※ 調査票には10万円刻みの分布も入力されているため、段階の区切りを変えた場合の影響試算が可能です。段階設定を見直す場合の基礎データとして使用してよいかご確認をお願いします。</w:t>
       </w:r>
     </w:p>
     <w:p>
@@ -26103,6 +29691,462 @@
                 <w:szCs w:val="17"/>
               </w:rPr>
               <w:t xml:space="preserve">村実績</w:t>
+            </w:r>
+          </w:p>
+        </w:tc>
+      </w:tr>
+      <w:tr>
+        <w:tc>
+          <w:tcPr>
+            <w:tcW w:type="dxa" w:w="3931"/>
+            <w:shd w:fill="FFFFFF" w:val="clear"/>
+            <w:tcMar>
+              <w:top w:type="dxa" w:w="60"/>
+              <w:left w:type="dxa" w:w="90"/>
+              <w:bottom w:type="dxa" w:w="60"/>
+              <w:right w:type="dxa" w:w="90"/>
+            </w:tcMar>
+          </w:tcPr>
+          <w:p>
+            <w:pPr>
+              <w:spacing w:after="0" w:line="240"/>
+            </w:pPr>
+            <w:r>
+              <w:rPr>
+                <w:rFonts w:ascii="游ゴシック" w:cs="游ゴシック" w:eastAsia="游ゴシック" w:hAnsi="游ゴシック"/>
+                <w:b w:val="false"/>
+                <w:bCs w:val="false"/>
+                <w:color w:val="000000"/>
+                <w:sz w:val="17"/>
+                <w:szCs w:val="17"/>
+              </w:rPr>
+              <w:t xml:space="preserve">成年後見制度の利用者数</w:t>
+            </w:r>
+          </w:p>
+        </w:tc>
+        <w:tc>
+          <w:tcPr>
+            <w:tcW w:type="dxa" w:w="1872"/>
+            <w:shd w:fill="FFFFFF" w:val="clear"/>
+            <w:tcMar>
+              <w:top w:type="dxa" w:w="60"/>
+              <w:left w:type="dxa" w:w="90"/>
+              <w:bottom w:type="dxa" w:w="60"/>
+              <w:right w:type="dxa" w:w="90"/>
+            </w:tcMar>
+          </w:tcPr>
+          <w:p>
+            <w:pPr>
+              <w:spacing w:after="0" w:line="240"/>
+            </w:pPr>
+            <w:r>
+              <w:rPr>
+                <w:rFonts w:ascii="游ゴシック" w:cs="游ゴシック" w:eastAsia="游ゴシック" w:hAnsi="游ゴシック"/>
+                <w:b w:val="false"/>
+                <w:bCs w:val="false"/>
+                <w:color w:val="000000"/>
+                <w:sz w:val="17"/>
+                <w:szCs w:val="17"/>
+              </w:rPr>
+              <w:t xml:space="preserve">4人（令和8年7月）</w:t>
+            </w:r>
+          </w:p>
+        </w:tc>
+        <w:tc>
+          <w:tcPr>
+            <w:tcW w:type="dxa" w:w="1498"/>
+            <w:shd w:fill="FFFFFF" w:val="clear"/>
+            <w:tcMar>
+              <w:top w:type="dxa" w:w="60"/>
+              <w:left w:type="dxa" w:w="90"/>
+              <w:bottom w:type="dxa" w:w="60"/>
+              <w:right w:type="dxa" w:w="90"/>
+            </w:tcMar>
+          </w:tcPr>
+          <w:p>
+            <w:pPr>
+              <w:spacing w:after="0" w:line="240"/>
+            </w:pPr>
+            <w:r>
+              <w:rPr>
+                <w:rFonts w:ascii="游ゴシック" w:cs="游ゴシック" w:eastAsia="游ゴシック" w:hAnsi="游ゴシック"/>
+                <w:b w:val="false"/>
+                <w:bCs w:val="false"/>
+                <w:color w:val="000000"/>
+                <w:sz w:val="17"/>
+                <w:szCs w:val="17"/>
+              </w:rPr>
+              <w:t xml:space="preserve">【要設定】</w:t>
+            </w:r>
+          </w:p>
+        </w:tc>
+        <w:tc>
+          <w:tcPr>
+            <w:tcW w:type="dxa" w:w="2059"/>
+            <w:shd w:fill="FFFFFF" w:val="clear"/>
+            <w:tcMar>
+              <w:top w:type="dxa" w:w="60"/>
+              <w:left w:type="dxa" w:w="90"/>
+              <w:bottom w:type="dxa" w:w="60"/>
+              <w:right w:type="dxa" w:w="90"/>
+            </w:tcMar>
+          </w:tcPr>
+          <w:p>
+            <w:pPr>
+              <w:spacing w:after="0" w:line="240"/>
+            </w:pPr>
+            <w:r>
+              <w:rPr>
+                <w:rFonts w:ascii="游ゴシック" w:cs="游ゴシック" w:eastAsia="游ゴシック" w:hAnsi="游ゴシック"/>
+                <w:b w:val="false"/>
+                <w:bCs w:val="false"/>
+                <w:color w:val="000000"/>
+                <w:sz w:val="17"/>
+                <w:szCs w:val="17"/>
+              </w:rPr>
+              <w:t xml:space="preserve">国 取組状況調査</w:t>
+            </w:r>
+          </w:p>
+        </w:tc>
+      </w:tr>
+      <w:tr>
+        <w:tc>
+          <w:tcPr>
+            <w:tcW w:type="dxa" w:w="3931"/>
+            <w:shd w:fill="FFFFFF" w:val="clear"/>
+            <w:tcMar>
+              <w:top w:type="dxa" w:w="60"/>
+              <w:left w:type="dxa" w:w="90"/>
+              <w:bottom w:type="dxa" w:w="60"/>
+              <w:right w:type="dxa" w:w="90"/>
+            </w:tcMar>
+          </w:tcPr>
+          <w:p>
+            <w:pPr>
+              <w:spacing w:after="0" w:line="240"/>
+            </w:pPr>
+            <w:r>
+              <w:rPr>
+                <w:rFonts w:ascii="游ゴシック" w:cs="游ゴシック" w:eastAsia="游ゴシック" w:hAnsi="游ゴシック"/>
+                <w:b w:val="false"/>
+                <w:bCs w:val="false"/>
+                <w:color w:val="000000"/>
+                <w:sz w:val="17"/>
+                <w:szCs w:val="17"/>
+              </w:rPr>
+              <w:t xml:space="preserve">市町村長申立ての件数</w:t>
+            </w:r>
+          </w:p>
+        </w:tc>
+        <w:tc>
+          <w:tcPr>
+            <w:tcW w:type="dxa" w:w="1872"/>
+            <w:shd w:fill="FFFFFF" w:val="clear"/>
+            <w:tcMar>
+              <w:top w:type="dxa" w:w="60"/>
+              <w:left w:type="dxa" w:w="90"/>
+              <w:bottom w:type="dxa" w:w="60"/>
+              <w:right w:type="dxa" w:w="90"/>
+            </w:tcMar>
+          </w:tcPr>
+          <w:p>
+            <w:pPr>
+              <w:spacing w:after="0" w:line="240"/>
+            </w:pPr>
+            <w:r>
+              <w:rPr>
+                <w:rFonts w:ascii="游ゴシック" w:cs="游ゴシック" w:eastAsia="游ゴシック" w:hAnsi="游ゴシック"/>
+                <w:b w:val="false"/>
+                <w:bCs w:val="false"/>
+                <w:color w:val="000000"/>
+                <w:sz w:val="17"/>
+                <w:szCs w:val="17"/>
+              </w:rPr>
+              <w:t xml:space="preserve">0件（令和7年度）</w:t>
+            </w:r>
+          </w:p>
+        </w:tc>
+        <w:tc>
+          <w:tcPr>
+            <w:tcW w:type="dxa" w:w="1498"/>
+            <w:shd w:fill="FFFFFF" w:val="clear"/>
+            <w:tcMar>
+              <w:top w:type="dxa" w:w="60"/>
+              <w:left w:type="dxa" w:w="90"/>
+              <w:bottom w:type="dxa" w:w="60"/>
+              <w:right w:type="dxa" w:w="90"/>
+            </w:tcMar>
+          </w:tcPr>
+          <w:p>
+            <w:pPr>
+              <w:spacing w:after="0" w:line="240"/>
+            </w:pPr>
+            <w:r>
+              <w:rPr>
+                <w:rFonts w:ascii="游ゴシック" w:cs="游ゴシック" w:eastAsia="游ゴシック" w:hAnsi="游ゴシック"/>
+                <w:b w:val="false"/>
+                <w:bCs w:val="false"/>
+                <w:color w:val="000000"/>
+                <w:sz w:val="17"/>
+                <w:szCs w:val="17"/>
+              </w:rPr>
+              <w:t xml:space="preserve">【要設定】</w:t>
+            </w:r>
+          </w:p>
+        </w:tc>
+        <w:tc>
+          <w:tcPr>
+            <w:tcW w:type="dxa" w:w="2059"/>
+            <w:shd w:fill="FFFFFF" w:val="clear"/>
+            <w:tcMar>
+              <w:top w:type="dxa" w:w="60"/>
+              <w:left w:type="dxa" w:w="90"/>
+              <w:bottom w:type="dxa" w:w="60"/>
+              <w:right w:type="dxa" w:w="90"/>
+            </w:tcMar>
+          </w:tcPr>
+          <w:p>
+            <w:pPr>
+              <w:spacing w:after="0" w:line="240"/>
+            </w:pPr>
+            <w:r>
+              <w:rPr>
+                <w:rFonts w:ascii="游ゴシック" w:cs="游ゴシック" w:eastAsia="游ゴシック" w:hAnsi="游ゴシック"/>
+                <w:b w:val="false"/>
+                <w:bCs w:val="false"/>
+                <w:color w:val="000000"/>
+                <w:sz w:val="17"/>
+                <w:szCs w:val="17"/>
+              </w:rPr>
+              <w:t xml:space="preserve">国 取組状況調査</w:t>
+            </w:r>
+          </w:p>
+        </w:tc>
+      </w:tr>
+      <w:tr>
+        <w:tc>
+          <w:tcPr>
+            <w:tcW w:type="dxa" w:w="3931"/>
+            <w:shd w:fill="FFFFFF" w:val="clear"/>
+            <w:tcMar>
+              <w:top w:type="dxa" w:w="60"/>
+              <w:left w:type="dxa" w:w="90"/>
+              <w:bottom w:type="dxa" w:w="60"/>
+              <w:right w:type="dxa" w:w="90"/>
+            </w:tcMar>
+          </w:tcPr>
+          <w:p>
+            <w:pPr>
+              <w:spacing w:after="0" w:line="240"/>
+            </w:pPr>
+            <w:r>
+              <w:rPr>
+                <w:rFonts w:ascii="游ゴシック" w:cs="游ゴシック" w:eastAsia="游ゴシック" w:hAnsi="游ゴシック"/>
+                <w:b w:val="false"/>
+                <w:bCs w:val="false"/>
+                <w:color w:val="000000"/>
+                <w:sz w:val="17"/>
+                <w:szCs w:val="17"/>
+              </w:rPr>
+              <w:t xml:space="preserve">市民後見人等の登録者数</w:t>
+            </w:r>
+          </w:p>
+        </w:tc>
+        <w:tc>
+          <w:tcPr>
+            <w:tcW w:type="dxa" w:w="1872"/>
+            <w:shd w:fill="FFFFFF" w:val="clear"/>
+            <w:tcMar>
+              <w:top w:type="dxa" w:w="60"/>
+              <w:left w:type="dxa" w:w="90"/>
+              <w:bottom w:type="dxa" w:w="60"/>
+              <w:right w:type="dxa" w:w="90"/>
+            </w:tcMar>
+          </w:tcPr>
+          <w:p>
+            <w:pPr>
+              <w:spacing w:after="0" w:line="240"/>
+            </w:pPr>
+            <w:r>
+              <w:rPr>
+                <w:rFonts w:ascii="游ゴシック" w:cs="游ゴシック" w:eastAsia="游ゴシック" w:hAnsi="游ゴシック"/>
+                <w:b w:val="false"/>
+                <w:bCs w:val="false"/>
+                <w:color w:val="000000"/>
+                <w:sz w:val="17"/>
+                <w:szCs w:val="17"/>
+              </w:rPr>
+              <w:t xml:space="preserve">0人</w:t>
+            </w:r>
+          </w:p>
+        </w:tc>
+        <w:tc>
+          <w:tcPr>
+            <w:tcW w:type="dxa" w:w="1498"/>
+            <w:shd w:fill="FFFFFF" w:val="clear"/>
+            <w:tcMar>
+              <w:top w:type="dxa" w:w="60"/>
+              <w:left w:type="dxa" w:w="90"/>
+              <w:bottom w:type="dxa" w:w="60"/>
+              <w:right w:type="dxa" w:w="90"/>
+            </w:tcMar>
+          </w:tcPr>
+          <w:p>
+            <w:pPr>
+              <w:spacing w:after="0" w:line="240"/>
+            </w:pPr>
+            <w:r>
+              <w:rPr>
+                <w:rFonts w:ascii="游ゴシック" w:cs="游ゴシック" w:eastAsia="游ゴシック" w:hAnsi="游ゴシック"/>
+                <w:b w:val="false"/>
+                <w:bCs w:val="false"/>
+                <w:color w:val="000000"/>
+                <w:sz w:val="17"/>
+                <w:szCs w:val="17"/>
+              </w:rPr>
+              <w:t xml:space="preserve">【要設定】</w:t>
+            </w:r>
+          </w:p>
+        </w:tc>
+        <w:tc>
+          <w:tcPr>
+            <w:tcW w:type="dxa" w:w="2059"/>
+            <w:shd w:fill="FFFFFF" w:val="clear"/>
+            <w:tcMar>
+              <w:top w:type="dxa" w:w="60"/>
+              <w:left w:type="dxa" w:w="90"/>
+              <w:bottom w:type="dxa" w:w="60"/>
+              <w:right w:type="dxa" w:w="90"/>
+            </w:tcMar>
+          </w:tcPr>
+          <w:p>
+            <w:pPr>
+              <w:spacing w:after="0" w:line="240"/>
+            </w:pPr>
+            <w:r>
+              <w:rPr>
+                <w:rFonts w:ascii="游ゴシック" w:cs="游ゴシック" w:eastAsia="游ゴシック" w:hAnsi="游ゴシック"/>
+                <w:b w:val="false"/>
+                <w:bCs w:val="false"/>
+                <w:color w:val="000000"/>
+                <w:sz w:val="17"/>
+                <w:szCs w:val="17"/>
+              </w:rPr>
+              <w:t xml:space="preserve">国 取組状況調査</w:t>
+            </w:r>
+          </w:p>
+        </w:tc>
+      </w:tr>
+      <w:tr>
+        <w:tc>
+          <w:tcPr>
+            <w:tcW w:type="dxa" w:w="3931"/>
+            <w:shd w:fill="FFFFFF" w:val="clear"/>
+            <w:tcMar>
+              <w:top w:type="dxa" w:w="60"/>
+              <w:left w:type="dxa" w:w="90"/>
+              <w:bottom w:type="dxa" w:w="60"/>
+              <w:right w:type="dxa" w:w="90"/>
+            </w:tcMar>
+          </w:tcPr>
+          <w:p>
+            <w:pPr>
+              <w:spacing w:after="0" w:line="240"/>
+            </w:pPr>
+            <w:r>
+              <w:rPr>
+                <w:rFonts w:ascii="游ゴシック" w:cs="游ゴシック" w:eastAsia="游ゴシック" w:hAnsi="游ゴシック"/>
+                <w:b w:val="false"/>
+                <w:bCs w:val="false"/>
+                <w:color w:val="000000"/>
+                <w:sz w:val="17"/>
+                <w:szCs w:val="17"/>
+              </w:rPr>
+              <w:t xml:space="preserve">成年後見に関する相談の対応件数</w:t>
+            </w:r>
+          </w:p>
+        </w:tc>
+        <w:tc>
+          <w:tcPr>
+            <w:tcW w:type="dxa" w:w="1872"/>
+            <w:shd w:fill="FFFFFF" w:val="clear"/>
+            <w:tcMar>
+              <w:top w:type="dxa" w:w="60"/>
+              <w:left w:type="dxa" w:w="90"/>
+              <w:bottom w:type="dxa" w:w="60"/>
+              <w:right w:type="dxa" w:w="90"/>
+            </w:tcMar>
+          </w:tcPr>
+          <w:p>
+            <w:pPr>
+              <w:spacing w:after="0" w:line="240"/>
+            </w:pPr>
+            <w:r>
+              <w:rPr>
+                <w:rFonts w:ascii="游ゴシック" w:cs="游ゴシック" w:eastAsia="游ゴシック" w:hAnsi="游ゴシック"/>
+                <w:b w:val="false"/>
+                <w:bCs w:val="false"/>
+                <w:color w:val="000000"/>
+                <w:sz w:val="17"/>
+                <w:szCs w:val="17"/>
+              </w:rPr>
+              <w:t xml:space="preserve">76件（令和7年度）</w:t>
+            </w:r>
+          </w:p>
+        </w:tc>
+        <w:tc>
+          <w:tcPr>
+            <w:tcW w:type="dxa" w:w="1498"/>
+            <w:shd w:fill="FFFFFF" w:val="clear"/>
+            <w:tcMar>
+              <w:top w:type="dxa" w:w="60"/>
+              <w:left w:type="dxa" w:w="90"/>
+              <w:bottom w:type="dxa" w:w="60"/>
+              <w:right w:type="dxa" w:w="90"/>
+            </w:tcMar>
+          </w:tcPr>
+          <w:p>
+            <w:pPr>
+              <w:spacing w:after="0" w:line="240"/>
+            </w:pPr>
+            <w:r>
+              <w:rPr>
+                <w:rFonts w:ascii="游ゴシック" w:cs="游ゴシック" w:eastAsia="游ゴシック" w:hAnsi="游ゴシック"/>
+                <w:b w:val="false"/>
+                <w:bCs w:val="false"/>
+                <w:color w:val="000000"/>
+                <w:sz w:val="17"/>
+                <w:szCs w:val="17"/>
+              </w:rPr>
+              <w:t xml:space="preserve">【要設定】</w:t>
+            </w:r>
+          </w:p>
+        </w:tc>
+        <w:tc>
+          <w:tcPr>
+            <w:tcW w:type="dxa" w:w="2059"/>
+            <w:shd w:fill="FFFFFF" w:val="clear"/>
+            <w:tcMar>
+              <w:top w:type="dxa" w:w="60"/>
+              <w:left w:type="dxa" w:w="90"/>
+              <w:bottom w:type="dxa" w:w="60"/>
+              <w:right w:type="dxa" w:w="90"/>
+            </w:tcMar>
+          </w:tcPr>
+          <w:p>
+            <w:pPr>
+              <w:spacing w:after="0" w:line="240"/>
+            </w:pPr>
+            <w:r>
+              <w:rPr>
+                <w:rFonts w:ascii="游ゴシック" w:cs="游ゴシック" w:eastAsia="游ゴシック" w:hAnsi="游ゴシック"/>
+                <w:b w:val="false"/>
+                <w:bCs w:val="false"/>
+                <w:color w:val="000000"/>
+                <w:sz w:val="17"/>
+                <w:szCs w:val="17"/>
+              </w:rPr>
+              <w:t xml:space="preserve">会津権利擁護・成年後見センター</w:t>
             </w:r>
           </w:p>
         </w:tc>

--- a/output/08_北塩原村第10期_第2回策定委員会資料.docx
+++ b/output/08_北塩原村第10期_第2回策定委員会資料.docx
@@ -21531,7 +21531,2522 @@
           <w:sz w:val="18"/>
           <w:szCs w:val="18"/>
         </w:rPr>
-        <w:t xml:space="preserve">※ 県の通知は「配布データを参考として適切に設定願います」としており、配布データの使用を義務づけてはいません。当方はB案を提案しますが、ご判断をお願いします。要介護度別の認定者数の推計は、この判断を受けて確定します。</w:t>
+        <w:t xml:space="preserve">※ 県の通知は「配布データを参考として適切に設定願います」としており、配布データの使用を義務づけてはいません。当方はB案を提案しますが、ご判断をお願いします。</w:t>
+      </w:r>
+    </w:p>
+    <w:p>
+      <w:pPr>
+        <w:spacing w:after="100" w:line="300"/>
+      </w:pPr>
+      <w:r>
+        <w:rPr>
+          <w:rFonts w:ascii="游ゴシック" w:cs="游ゴシック" w:eastAsia="游ゴシック" w:hAnsi="游ゴシック"/>
+          <w:b/>
+          <w:bCs/>
+          <w:color w:val="2E75B6"/>
+          <w:sz w:val="21"/>
+          <w:szCs w:val="21"/>
+        </w:rPr>
+        <w:t xml:space="preserve">要支援・要介護認定者数の見通し</w:t>
+      </w:r>
+    </w:p>
+    <w:p>
+      <w:pPr>
+        <w:spacing w:after="120" w:line="300"/>
+      </w:pPr>
+      <w:r>
+        <w:rPr>
+          <w:rFonts w:ascii="游明朝" w:cs="游明朝" w:eastAsia="游明朝" w:hAnsi="游明朝"/>
+          <w:sz w:val="21"/>
+          <w:szCs w:val="21"/>
+        </w:rPr>
+        <w:t xml:space="preserve">第1号被保険者数に要介護度別の認定率を乗じて推計します。認定率は前期高齢者（65〜74歳）と後期高齢者（75歳以上）に分けて算出しました。</w:t>
+      </w:r>
+    </w:p>
+    <w:tbl>
+      <w:tblPr>
+        <w:tblW w:type="dxa" w:w="9360"/>
+        <w:tblBorders>
+          <w:top w:val="single" w:color="auto" w:sz="4"/>
+          <w:left w:val="single" w:color="auto" w:sz="4"/>
+          <w:bottom w:val="single" w:color="auto" w:sz="4"/>
+          <w:right w:val="single" w:color="auto" w:sz="4"/>
+          <w:insideH w:val="single" w:color="auto" w:sz="4"/>
+          <w:insideV w:val="single" w:color="auto" w:sz="4"/>
+        </w:tblBorders>
+      </w:tblPr>
+      <w:tblGrid>
+        <w:gridCol w:w="3182"/>
+        <w:gridCol w:w="3089"/>
+        <w:gridCol w:w="3089"/>
+      </w:tblGrid>
+      <w:tr>
+        <w:trPr>
+          <w:tblHeader/>
+        </w:trPr>
+        <w:tc>
+          <w:tcPr>
+            <w:tcW w:type="dxa" w:w="3182"/>
+            <w:shd w:fill="2E75B6" w:val="clear"/>
+            <w:tcMar>
+              <w:top w:type="dxa" w:w="60"/>
+              <w:left w:type="dxa" w:w="90"/>
+              <w:bottom w:type="dxa" w:w="60"/>
+              <w:right w:type="dxa" w:w="90"/>
+            </w:tcMar>
+          </w:tcPr>
+          <w:p>
+            <w:pPr>
+              <w:spacing w:after="0" w:line="240"/>
+              <w:jc w:val="center"/>
+            </w:pPr>
+            <w:r>
+              <w:rPr>
+                <w:rFonts w:ascii="游ゴシック" w:cs="游ゴシック" w:eastAsia="游ゴシック" w:hAnsi="游ゴシック"/>
+                <w:b/>
+                <w:bCs/>
+                <w:color w:val="FFFFFF"/>
+                <w:sz w:val="17"/>
+                <w:szCs w:val="17"/>
+              </w:rPr>
+              <w:t xml:space="preserve">区分</w:t>
+            </w:r>
+          </w:p>
+        </w:tc>
+        <w:tc>
+          <w:tcPr>
+            <w:tcW w:type="dxa" w:w="3089"/>
+            <w:shd w:fill="2E75B6" w:val="clear"/>
+            <w:tcMar>
+              <w:top w:type="dxa" w:w="60"/>
+              <w:left w:type="dxa" w:w="90"/>
+              <w:bottom w:type="dxa" w:w="60"/>
+              <w:right w:type="dxa" w:w="90"/>
+            </w:tcMar>
+          </w:tcPr>
+          <w:p>
+            <w:pPr>
+              <w:spacing w:after="0" w:line="240"/>
+              <w:jc w:val="center"/>
+            </w:pPr>
+            <w:r>
+              <w:rPr>
+                <w:rFonts w:ascii="游ゴシック" w:cs="游ゴシック" w:eastAsia="游ゴシック" w:hAnsi="游ゴシック"/>
+                <w:b/>
+                <w:bCs/>
+                <w:color w:val="FFFFFF"/>
+                <w:sz w:val="17"/>
+                <w:szCs w:val="17"/>
+              </w:rPr>
+              <w:t xml:space="preserve">前期高齢者</w:t>
+            </w:r>
+          </w:p>
+        </w:tc>
+        <w:tc>
+          <w:tcPr>
+            <w:tcW w:type="dxa" w:w="3089"/>
+            <w:shd w:fill="2E75B6" w:val="clear"/>
+            <w:tcMar>
+              <w:top w:type="dxa" w:w="60"/>
+              <w:left w:type="dxa" w:w="90"/>
+              <w:bottom w:type="dxa" w:w="60"/>
+              <w:right w:type="dxa" w:w="90"/>
+            </w:tcMar>
+          </w:tcPr>
+          <w:p>
+            <w:pPr>
+              <w:spacing w:after="0" w:line="240"/>
+              <w:jc w:val="center"/>
+            </w:pPr>
+            <w:r>
+              <w:rPr>
+                <w:rFonts w:ascii="游ゴシック" w:cs="游ゴシック" w:eastAsia="游ゴシック" w:hAnsi="游ゴシック"/>
+                <w:b/>
+                <w:bCs/>
+                <w:color w:val="FFFFFF"/>
+                <w:sz w:val="17"/>
+                <w:szCs w:val="17"/>
+              </w:rPr>
+              <w:t xml:space="preserve">後期高齢者</w:t>
+            </w:r>
+          </w:p>
+        </w:tc>
+      </w:tr>
+      <w:tr>
+        <w:tc>
+          <w:tcPr>
+            <w:tcW w:type="dxa" w:w="3182"/>
+            <w:shd w:fill="FFFFFF" w:val="clear"/>
+            <w:tcMar>
+              <w:top w:type="dxa" w:w="60"/>
+              <w:left w:type="dxa" w:w="90"/>
+              <w:bottom w:type="dxa" w:w="60"/>
+              <w:right w:type="dxa" w:w="90"/>
+            </w:tcMar>
+          </w:tcPr>
+          <w:p>
+            <w:pPr>
+              <w:spacing w:after="0" w:line="240"/>
+            </w:pPr>
+            <w:r>
+              <w:rPr>
+                <w:rFonts w:ascii="游ゴシック" w:cs="游ゴシック" w:eastAsia="游ゴシック" w:hAnsi="游ゴシック"/>
+                <w:b w:val="false"/>
+                <w:bCs w:val="false"/>
+                <w:color w:val="000000"/>
+                <w:sz w:val="17"/>
+                <w:szCs w:val="17"/>
+              </w:rPr>
+              <w:t xml:space="preserve">要支援1</w:t>
+            </w:r>
+          </w:p>
+        </w:tc>
+        <w:tc>
+          <w:tcPr>
+            <w:tcW w:type="dxa" w:w="3089"/>
+            <w:shd w:fill="FFFFFF" w:val="clear"/>
+            <w:tcMar>
+              <w:top w:type="dxa" w:w="60"/>
+              <w:left w:type="dxa" w:w="90"/>
+              <w:bottom w:type="dxa" w:w="60"/>
+              <w:right w:type="dxa" w:w="90"/>
+            </w:tcMar>
+          </w:tcPr>
+          <w:p>
+            <w:pPr>
+              <w:spacing w:after="0" w:line="240"/>
+            </w:pPr>
+            <w:r>
+              <w:rPr>
+                <w:rFonts w:ascii="游ゴシック" w:cs="游ゴシック" w:eastAsia="游ゴシック" w:hAnsi="游ゴシック"/>
+                <w:b w:val="false"/>
+                <w:bCs w:val="false"/>
+                <w:color w:val="000000"/>
+                <w:sz w:val="17"/>
+                <w:szCs w:val="17"/>
+              </w:rPr>
+              <w:t xml:space="preserve">1.62%</w:t>
+            </w:r>
+          </w:p>
+        </w:tc>
+        <w:tc>
+          <w:tcPr>
+            <w:tcW w:type="dxa" w:w="3089"/>
+            <w:shd w:fill="FFFFFF" w:val="clear"/>
+            <w:tcMar>
+              <w:top w:type="dxa" w:w="60"/>
+              <w:left w:type="dxa" w:w="90"/>
+              <w:bottom w:type="dxa" w:w="60"/>
+              <w:right w:type="dxa" w:w="90"/>
+            </w:tcMar>
+          </w:tcPr>
+          <w:p>
+            <w:pPr>
+              <w:spacing w:after="0" w:line="240"/>
+            </w:pPr>
+            <w:r>
+              <w:rPr>
+                <w:rFonts w:ascii="游ゴシック" w:cs="游ゴシック" w:eastAsia="游ゴシック" w:hAnsi="游ゴシック"/>
+                <w:b w:val="false"/>
+                <w:bCs w:val="false"/>
+                <w:color w:val="000000"/>
+                <w:sz w:val="17"/>
+                <w:szCs w:val="17"/>
+              </w:rPr>
+              <w:t xml:space="preserve">8.20%</w:t>
+            </w:r>
+          </w:p>
+        </w:tc>
+      </w:tr>
+      <w:tr>
+        <w:tc>
+          <w:tcPr>
+            <w:tcW w:type="dxa" w:w="3182"/>
+            <w:shd w:fill="FFFFFF" w:val="clear"/>
+            <w:tcMar>
+              <w:top w:type="dxa" w:w="60"/>
+              <w:left w:type="dxa" w:w="90"/>
+              <w:bottom w:type="dxa" w:w="60"/>
+              <w:right w:type="dxa" w:w="90"/>
+            </w:tcMar>
+          </w:tcPr>
+          <w:p>
+            <w:pPr>
+              <w:spacing w:after="0" w:line="240"/>
+            </w:pPr>
+            <w:r>
+              <w:rPr>
+                <w:rFonts w:ascii="游ゴシック" w:cs="游ゴシック" w:eastAsia="游ゴシック" w:hAnsi="游ゴシック"/>
+                <w:b w:val="false"/>
+                <w:bCs w:val="false"/>
+                <w:color w:val="000000"/>
+                <w:sz w:val="17"/>
+                <w:szCs w:val="17"/>
+              </w:rPr>
+              <w:t xml:space="preserve">要支援2</w:t>
+            </w:r>
+          </w:p>
+        </w:tc>
+        <w:tc>
+          <w:tcPr>
+            <w:tcW w:type="dxa" w:w="3089"/>
+            <w:shd w:fill="FFFFFF" w:val="clear"/>
+            <w:tcMar>
+              <w:top w:type="dxa" w:w="60"/>
+              <w:left w:type="dxa" w:w="90"/>
+              <w:bottom w:type="dxa" w:w="60"/>
+              <w:right w:type="dxa" w:w="90"/>
+            </w:tcMar>
+          </w:tcPr>
+          <w:p>
+            <w:pPr>
+              <w:spacing w:after="0" w:line="240"/>
+            </w:pPr>
+            <w:r>
+              <w:rPr>
+                <w:rFonts w:ascii="游ゴシック" w:cs="游ゴシック" w:eastAsia="游ゴシック" w:hAnsi="游ゴシック"/>
+                <w:b w:val="false"/>
+                <w:bCs w:val="false"/>
+                <w:color w:val="000000"/>
+                <w:sz w:val="17"/>
+                <w:szCs w:val="17"/>
+              </w:rPr>
+              <w:t xml:space="preserve">1.01%</w:t>
+            </w:r>
+          </w:p>
+        </w:tc>
+        <w:tc>
+          <w:tcPr>
+            <w:tcW w:type="dxa" w:w="3089"/>
+            <w:shd w:fill="FFFFFF" w:val="clear"/>
+            <w:tcMar>
+              <w:top w:type="dxa" w:w="60"/>
+              <w:left w:type="dxa" w:w="90"/>
+              <w:bottom w:type="dxa" w:w="60"/>
+              <w:right w:type="dxa" w:w="90"/>
+            </w:tcMar>
+          </w:tcPr>
+          <w:p>
+            <w:pPr>
+              <w:spacing w:after="0" w:line="240"/>
+            </w:pPr>
+            <w:r>
+              <w:rPr>
+                <w:rFonts w:ascii="游ゴシック" w:cs="游ゴシック" w:eastAsia="游ゴシック" w:hAnsi="游ゴシック"/>
+                <w:b w:val="false"/>
+                <w:bCs w:val="false"/>
+                <w:color w:val="000000"/>
+                <w:sz w:val="17"/>
+                <w:szCs w:val="17"/>
+              </w:rPr>
+              <w:t xml:space="preserve">4.58%</w:t>
+            </w:r>
+          </w:p>
+        </w:tc>
+      </w:tr>
+      <w:tr>
+        <w:tc>
+          <w:tcPr>
+            <w:tcW w:type="dxa" w:w="3182"/>
+            <w:shd w:fill="FFFFFF" w:val="clear"/>
+            <w:tcMar>
+              <w:top w:type="dxa" w:w="60"/>
+              <w:left w:type="dxa" w:w="90"/>
+              <w:bottom w:type="dxa" w:w="60"/>
+              <w:right w:type="dxa" w:w="90"/>
+            </w:tcMar>
+          </w:tcPr>
+          <w:p>
+            <w:pPr>
+              <w:spacing w:after="0" w:line="240"/>
+            </w:pPr>
+            <w:r>
+              <w:rPr>
+                <w:rFonts w:ascii="游ゴシック" w:cs="游ゴシック" w:eastAsia="游ゴシック" w:hAnsi="游ゴシック"/>
+                <w:b w:val="false"/>
+                <w:bCs w:val="false"/>
+                <w:color w:val="000000"/>
+                <w:sz w:val="17"/>
+                <w:szCs w:val="17"/>
+              </w:rPr>
+              <w:t xml:space="preserve">要介護1</w:t>
+            </w:r>
+          </w:p>
+        </w:tc>
+        <w:tc>
+          <w:tcPr>
+            <w:tcW w:type="dxa" w:w="3089"/>
+            <w:shd w:fill="FFFFFF" w:val="clear"/>
+            <w:tcMar>
+              <w:top w:type="dxa" w:w="60"/>
+              <w:left w:type="dxa" w:w="90"/>
+              <w:bottom w:type="dxa" w:w="60"/>
+              <w:right w:type="dxa" w:w="90"/>
+            </w:tcMar>
+          </w:tcPr>
+          <w:p>
+            <w:pPr>
+              <w:spacing w:after="0" w:line="240"/>
+            </w:pPr>
+            <w:r>
+              <w:rPr>
+                <w:rFonts w:ascii="游ゴシック" w:cs="游ゴシック" w:eastAsia="游ゴシック" w:hAnsi="游ゴシック"/>
+                <w:b w:val="false"/>
+                <w:bCs w:val="false"/>
+                <w:color w:val="000000"/>
+                <w:sz w:val="17"/>
+                <w:szCs w:val="17"/>
+              </w:rPr>
+              <w:t xml:space="preserve">1.01%</w:t>
+            </w:r>
+          </w:p>
+        </w:tc>
+        <w:tc>
+          <w:tcPr>
+            <w:tcW w:type="dxa" w:w="3089"/>
+            <w:shd w:fill="FFFFFF" w:val="clear"/>
+            <w:tcMar>
+              <w:top w:type="dxa" w:w="60"/>
+              <w:left w:type="dxa" w:w="90"/>
+              <w:bottom w:type="dxa" w:w="60"/>
+              <w:right w:type="dxa" w:w="90"/>
+            </w:tcMar>
+          </w:tcPr>
+          <w:p>
+            <w:pPr>
+              <w:spacing w:after="0" w:line="240"/>
+            </w:pPr>
+            <w:r>
+              <w:rPr>
+                <w:rFonts w:ascii="游ゴシック" w:cs="游ゴシック" w:eastAsia="游ゴシック" w:hAnsi="游ゴシック"/>
+                <w:b w:val="false"/>
+                <w:bCs w:val="false"/>
+                <w:color w:val="000000"/>
+                <w:sz w:val="17"/>
+                <w:szCs w:val="17"/>
+              </w:rPr>
+              <w:t xml:space="preserve">8.58%</w:t>
+            </w:r>
+          </w:p>
+        </w:tc>
+      </w:tr>
+      <w:tr>
+        <w:tc>
+          <w:tcPr>
+            <w:tcW w:type="dxa" w:w="3182"/>
+            <w:shd w:fill="FFFFFF" w:val="clear"/>
+            <w:tcMar>
+              <w:top w:type="dxa" w:w="60"/>
+              <w:left w:type="dxa" w:w="90"/>
+              <w:bottom w:type="dxa" w:w="60"/>
+              <w:right w:type="dxa" w:w="90"/>
+            </w:tcMar>
+          </w:tcPr>
+          <w:p>
+            <w:pPr>
+              <w:spacing w:after="0" w:line="240"/>
+            </w:pPr>
+            <w:r>
+              <w:rPr>
+                <w:rFonts w:ascii="游ゴシック" w:cs="游ゴシック" w:eastAsia="游ゴシック" w:hAnsi="游ゴシック"/>
+                <w:b w:val="false"/>
+                <w:bCs w:val="false"/>
+                <w:color w:val="000000"/>
+                <w:sz w:val="17"/>
+                <w:szCs w:val="17"/>
+              </w:rPr>
+              <w:t xml:space="preserve">要介護2</w:t>
+            </w:r>
+          </w:p>
+        </w:tc>
+        <w:tc>
+          <w:tcPr>
+            <w:tcW w:type="dxa" w:w="3089"/>
+            <w:shd w:fill="FFFFFF" w:val="clear"/>
+            <w:tcMar>
+              <w:top w:type="dxa" w:w="60"/>
+              <w:left w:type="dxa" w:w="90"/>
+              <w:bottom w:type="dxa" w:w="60"/>
+              <w:right w:type="dxa" w:w="90"/>
+            </w:tcMar>
+          </w:tcPr>
+          <w:p>
+            <w:pPr>
+              <w:spacing w:after="0" w:line="240"/>
+            </w:pPr>
+            <w:r>
+              <w:rPr>
+                <w:rFonts w:ascii="游ゴシック" w:cs="游ゴシック" w:eastAsia="游ゴシック" w:hAnsi="游ゴシック"/>
+                <w:b w:val="false"/>
+                <w:bCs w:val="false"/>
+                <w:color w:val="000000"/>
+                <w:sz w:val="17"/>
+                <w:szCs w:val="17"/>
+              </w:rPr>
+              <w:t xml:space="preserve">0.61%</w:t>
+            </w:r>
+          </w:p>
+        </w:tc>
+        <w:tc>
+          <w:tcPr>
+            <w:tcW w:type="dxa" w:w="3089"/>
+            <w:shd w:fill="FFFFFF" w:val="clear"/>
+            <w:tcMar>
+              <w:top w:type="dxa" w:w="60"/>
+              <w:left w:type="dxa" w:w="90"/>
+              <w:bottom w:type="dxa" w:w="60"/>
+              <w:right w:type="dxa" w:w="90"/>
+            </w:tcMar>
+          </w:tcPr>
+          <w:p>
+            <w:pPr>
+              <w:spacing w:after="0" w:line="240"/>
+            </w:pPr>
+            <w:r>
+              <w:rPr>
+                <w:rFonts w:ascii="游ゴシック" w:cs="游ゴシック" w:eastAsia="游ゴシック" w:hAnsi="游ゴシック"/>
+                <w:b w:val="false"/>
+                <w:bCs w:val="false"/>
+                <w:color w:val="000000"/>
+                <w:sz w:val="17"/>
+                <w:szCs w:val="17"/>
+              </w:rPr>
+              <w:t xml:space="preserve">4.58%</w:t>
+            </w:r>
+          </w:p>
+        </w:tc>
+      </w:tr>
+      <w:tr>
+        <w:tc>
+          <w:tcPr>
+            <w:tcW w:type="dxa" w:w="3182"/>
+            <w:shd w:fill="FFFFFF" w:val="clear"/>
+            <w:tcMar>
+              <w:top w:type="dxa" w:w="60"/>
+              <w:left w:type="dxa" w:w="90"/>
+              <w:bottom w:type="dxa" w:w="60"/>
+              <w:right w:type="dxa" w:w="90"/>
+            </w:tcMar>
+          </w:tcPr>
+          <w:p>
+            <w:pPr>
+              <w:spacing w:after="0" w:line="240"/>
+            </w:pPr>
+            <w:r>
+              <w:rPr>
+                <w:rFonts w:ascii="游ゴシック" w:cs="游ゴシック" w:eastAsia="游ゴシック" w:hAnsi="游ゴシック"/>
+                <w:b w:val="false"/>
+                <w:bCs w:val="false"/>
+                <w:color w:val="000000"/>
+                <w:sz w:val="17"/>
+                <w:szCs w:val="17"/>
+              </w:rPr>
+              <w:t xml:space="preserve">要介護3</w:t>
+            </w:r>
+          </w:p>
+        </w:tc>
+        <w:tc>
+          <w:tcPr>
+            <w:tcW w:type="dxa" w:w="3089"/>
+            <w:shd w:fill="FFFFFF" w:val="clear"/>
+            <w:tcMar>
+              <w:top w:type="dxa" w:w="60"/>
+              <w:left w:type="dxa" w:w="90"/>
+              <w:bottom w:type="dxa" w:w="60"/>
+              <w:right w:type="dxa" w:w="90"/>
+            </w:tcMar>
+          </w:tcPr>
+          <w:p>
+            <w:pPr>
+              <w:spacing w:after="0" w:line="240"/>
+            </w:pPr>
+            <w:r>
+              <w:rPr>
+                <w:rFonts w:ascii="游ゴシック" w:cs="游ゴシック" w:eastAsia="游ゴシック" w:hAnsi="游ゴシック"/>
+                <w:b w:val="false"/>
+                <w:bCs w:val="false"/>
+                <w:color w:val="000000"/>
+                <w:sz w:val="17"/>
+                <w:szCs w:val="17"/>
+              </w:rPr>
+              <w:t xml:space="preserve">0.61%</w:t>
+            </w:r>
+          </w:p>
+        </w:tc>
+        <w:tc>
+          <w:tcPr>
+            <w:tcW w:type="dxa" w:w="3089"/>
+            <w:shd w:fill="FFFFFF" w:val="clear"/>
+            <w:tcMar>
+              <w:top w:type="dxa" w:w="60"/>
+              <w:left w:type="dxa" w:w="90"/>
+              <w:bottom w:type="dxa" w:w="60"/>
+              <w:right w:type="dxa" w:w="90"/>
+            </w:tcMar>
+          </w:tcPr>
+          <w:p>
+            <w:pPr>
+              <w:spacing w:after="0" w:line="240"/>
+            </w:pPr>
+            <w:r>
+              <w:rPr>
+                <w:rFonts w:ascii="游ゴシック" w:cs="游ゴシック" w:eastAsia="游ゴシック" w:hAnsi="游ゴシック"/>
+                <w:b w:val="false"/>
+                <w:bCs w:val="false"/>
+                <w:color w:val="000000"/>
+                <w:sz w:val="17"/>
+                <w:szCs w:val="17"/>
+              </w:rPr>
+              <w:t xml:space="preserve">3.81%</w:t>
+            </w:r>
+          </w:p>
+        </w:tc>
+      </w:tr>
+      <w:tr>
+        <w:tc>
+          <w:tcPr>
+            <w:tcW w:type="dxa" w:w="3182"/>
+            <w:shd w:fill="FFFFFF" w:val="clear"/>
+            <w:tcMar>
+              <w:top w:type="dxa" w:w="60"/>
+              <w:left w:type="dxa" w:w="90"/>
+              <w:bottom w:type="dxa" w:w="60"/>
+              <w:right w:type="dxa" w:w="90"/>
+            </w:tcMar>
+          </w:tcPr>
+          <w:p>
+            <w:pPr>
+              <w:spacing w:after="0" w:line="240"/>
+            </w:pPr>
+            <w:r>
+              <w:rPr>
+                <w:rFonts w:ascii="游ゴシック" w:cs="游ゴシック" w:eastAsia="游ゴシック" w:hAnsi="游ゴシック"/>
+                <w:b w:val="false"/>
+                <w:bCs w:val="false"/>
+                <w:color w:val="000000"/>
+                <w:sz w:val="17"/>
+                <w:szCs w:val="17"/>
+              </w:rPr>
+              <w:t xml:space="preserve">要介護4</w:t>
+            </w:r>
+          </w:p>
+        </w:tc>
+        <w:tc>
+          <w:tcPr>
+            <w:tcW w:type="dxa" w:w="3089"/>
+            <w:shd w:fill="FFFFFF" w:val="clear"/>
+            <w:tcMar>
+              <w:top w:type="dxa" w:w="60"/>
+              <w:left w:type="dxa" w:w="90"/>
+              <w:bottom w:type="dxa" w:w="60"/>
+              <w:right w:type="dxa" w:w="90"/>
+            </w:tcMar>
+          </w:tcPr>
+          <w:p>
+            <w:pPr>
+              <w:spacing w:after="0" w:line="240"/>
+            </w:pPr>
+            <w:r>
+              <w:rPr>
+                <w:rFonts w:ascii="游ゴシック" w:cs="游ゴシック" w:eastAsia="游ゴシック" w:hAnsi="游ゴシック"/>
+                <w:b w:val="false"/>
+                <w:bCs w:val="false"/>
+                <w:color w:val="000000"/>
+                <w:sz w:val="17"/>
+                <w:szCs w:val="17"/>
+              </w:rPr>
+              <w:t xml:space="preserve">0.40%</w:t>
+            </w:r>
+          </w:p>
+        </w:tc>
+        <w:tc>
+          <w:tcPr>
+            <w:tcW w:type="dxa" w:w="3089"/>
+            <w:shd w:fill="FFFFFF" w:val="clear"/>
+            <w:tcMar>
+              <w:top w:type="dxa" w:w="60"/>
+              <w:left w:type="dxa" w:w="90"/>
+              <w:bottom w:type="dxa" w:w="60"/>
+              <w:right w:type="dxa" w:w="90"/>
+            </w:tcMar>
+          </w:tcPr>
+          <w:p>
+            <w:pPr>
+              <w:spacing w:after="0" w:line="240"/>
+            </w:pPr>
+            <w:r>
+              <w:rPr>
+                <w:rFonts w:ascii="游ゴシック" w:cs="游ゴシック" w:eastAsia="游ゴシック" w:hAnsi="游ゴシック"/>
+                <w:b w:val="false"/>
+                <w:bCs w:val="false"/>
+                <w:color w:val="000000"/>
+                <w:sz w:val="17"/>
+                <w:szCs w:val="17"/>
+              </w:rPr>
+              <w:t xml:space="preserve">3.24%</w:t>
+            </w:r>
+          </w:p>
+        </w:tc>
+      </w:tr>
+      <w:tr>
+        <w:tc>
+          <w:tcPr>
+            <w:tcW w:type="dxa" w:w="3182"/>
+            <w:shd w:fill="FFFFFF" w:val="clear"/>
+            <w:tcMar>
+              <w:top w:type="dxa" w:w="60"/>
+              <w:left w:type="dxa" w:w="90"/>
+              <w:bottom w:type="dxa" w:w="60"/>
+              <w:right w:type="dxa" w:w="90"/>
+            </w:tcMar>
+          </w:tcPr>
+          <w:p>
+            <w:pPr>
+              <w:spacing w:after="0" w:line="240"/>
+            </w:pPr>
+            <w:r>
+              <w:rPr>
+                <w:rFonts w:ascii="游ゴシック" w:cs="游ゴシック" w:eastAsia="游ゴシック" w:hAnsi="游ゴシック"/>
+                <w:b w:val="false"/>
+                <w:bCs w:val="false"/>
+                <w:color w:val="000000"/>
+                <w:sz w:val="17"/>
+                <w:szCs w:val="17"/>
+              </w:rPr>
+              <w:t xml:space="preserve">要介護5</w:t>
+            </w:r>
+          </w:p>
+        </w:tc>
+        <w:tc>
+          <w:tcPr>
+            <w:tcW w:type="dxa" w:w="3089"/>
+            <w:shd w:fill="FFFFFF" w:val="clear"/>
+            <w:tcMar>
+              <w:top w:type="dxa" w:w="60"/>
+              <w:left w:type="dxa" w:w="90"/>
+              <w:bottom w:type="dxa" w:w="60"/>
+              <w:right w:type="dxa" w:w="90"/>
+            </w:tcMar>
+          </w:tcPr>
+          <w:p>
+            <w:pPr>
+              <w:spacing w:after="0" w:line="240"/>
+            </w:pPr>
+            <w:r>
+              <w:rPr>
+                <w:rFonts w:ascii="游ゴシック" w:cs="游ゴシック" w:eastAsia="游ゴシック" w:hAnsi="游ゴシック"/>
+                <w:b w:val="false"/>
+                <w:bCs w:val="false"/>
+                <w:color w:val="000000"/>
+                <w:sz w:val="17"/>
+                <w:szCs w:val="17"/>
+              </w:rPr>
+              <w:t xml:space="preserve">0.61%</w:t>
+            </w:r>
+          </w:p>
+        </w:tc>
+        <w:tc>
+          <w:tcPr>
+            <w:tcW w:type="dxa" w:w="3089"/>
+            <w:shd w:fill="FFFFFF" w:val="clear"/>
+            <w:tcMar>
+              <w:top w:type="dxa" w:w="60"/>
+              <w:left w:type="dxa" w:w="90"/>
+              <w:bottom w:type="dxa" w:w="60"/>
+              <w:right w:type="dxa" w:w="90"/>
+            </w:tcMar>
+          </w:tcPr>
+          <w:p>
+            <w:pPr>
+              <w:spacing w:after="0" w:line="240"/>
+            </w:pPr>
+            <w:r>
+              <w:rPr>
+                <w:rFonts w:ascii="游ゴシック" w:cs="游ゴシック" w:eastAsia="游ゴシック" w:hAnsi="游ゴシック"/>
+                <w:b w:val="false"/>
+                <w:bCs w:val="false"/>
+                <w:color w:val="000000"/>
+                <w:sz w:val="17"/>
+                <w:szCs w:val="17"/>
+              </w:rPr>
+              <w:t xml:space="preserve">1.72%</w:t>
+            </w:r>
+          </w:p>
+        </w:tc>
+      </w:tr>
+      <w:tr>
+        <w:tc>
+          <w:tcPr>
+            <w:tcW w:type="dxa" w:w="3182"/>
+            <w:shd w:fill="FFFFFF" w:val="clear"/>
+            <w:tcMar>
+              <w:top w:type="dxa" w:w="60"/>
+              <w:left w:type="dxa" w:w="90"/>
+              <w:bottom w:type="dxa" w:w="60"/>
+              <w:right w:type="dxa" w:w="90"/>
+            </w:tcMar>
+          </w:tcPr>
+          <w:p>
+            <w:pPr>
+              <w:spacing w:after="0" w:line="240"/>
+            </w:pPr>
+            <w:r>
+              <w:rPr>
+                <w:rFonts w:ascii="游ゴシック" w:cs="游ゴシック" w:eastAsia="游ゴシック" w:hAnsi="游ゴシック"/>
+                <w:b w:val="false"/>
+                <w:bCs w:val="false"/>
+                <w:color w:val="000000"/>
+                <w:sz w:val="17"/>
+                <w:szCs w:val="17"/>
+              </w:rPr>
+              <w:t xml:space="preserve">合計</w:t>
+            </w:r>
+          </w:p>
+        </w:tc>
+        <w:tc>
+          <w:tcPr>
+            <w:tcW w:type="dxa" w:w="3089"/>
+            <w:shd w:fill="FFFFFF" w:val="clear"/>
+            <w:tcMar>
+              <w:top w:type="dxa" w:w="60"/>
+              <w:left w:type="dxa" w:w="90"/>
+              <w:bottom w:type="dxa" w:w="60"/>
+              <w:right w:type="dxa" w:w="90"/>
+            </w:tcMar>
+          </w:tcPr>
+          <w:p>
+            <w:pPr>
+              <w:spacing w:after="0" w:line="240"/>
+            </w:pPr>
+            <w:r>
+              <w:rPr>
+                <w:rFonts w:ascii="游ゴシック" w:cs="游ゴシック" w:eastAsia="游ゴシック" w:hAnsi="游ゴシック"/>
+                <w:b w:val="false"/>
+                <w:bCs w:val="false"/>
+                <w:color w:val="000000"/>
+                <w:sz w:val="17"/>
+                <w:szCs w:val="17"/>
+              </w:rPr>
+              <w:t xml:space="preserve">5.86%</w:t>
+            </w:r>
+          </w:p>
+        </w:tc>
+        <w:tc>
+          <w:tcPr>
+            <w:tcW w:type="dxa" w:w="3089"/>
+            <w:shd w:fill="FFFFFF" w:val="clear"/>
+            <w:tcMar>
+              <w:top w:type="dxa" w:w="60"/>
+              <w:left w:type="dxa" w:w="90"/>
+              <w:bottom w:type="dxa" w:w="60"/>
+              <w:right w:type="dxa" w:w="90"/>
+            </w:tcMar>
+          </w:tcPr>
+          <w:p>
+            <w:pPr>
+              <w:spacing w:after="0" w:line="240"/>
+            </w:pPr>
+            <w:r>
+              <w:rPr>
+                <w:rFonts w:ascii="游ゴシック" w:cs="游ゴシック" w:eastAsia="游ゴシック" w:hAnsi="游ゴシック"/>
+                <w:b w:val="false"/>
+                <w:bCs w:val="false"/>
+                <w:color w:val="000000"/>
+                <w:sz w:val="17"/>
+                <w:szCs w:val="17"/>
+              </w:rPr>
+              <w:t xml:space="preserve">34.70%</w:t>
+            </w:r>
+          </w:p>
+        </w:tc>
+      </w:tr>
+    </w:tbl>
+    <w:p>
+      <w:pPr>
+        <w:spacing w:after="160" w:line="300"/>
+      </w:pPr>
+      <w:r>
+        <w:rPr>
+          <w:rFonts w:ascii="游明朝" w:cs="游明朝" w:eastAsia="游明朝" w:hAnsi="游明朝"/>
+          <w:sz w:val="21"/>
+          <w:szCs w:val="21"/>
+        </w:rPr>
+        <w:t xml:space="preserve"/>
+      </w:r>
+    </w:p>
+    <w:p>
+      <w:pPr>
+        <w:pBdr>
+          <w:left w:val="single" w:color="BF8F00" w:sz="18" w:space="8"/>
+        </w:pBdr>
+        <w:shd w:fill="FFF2CC" w:val="clear"/>
+        <w:spacing w:after="200" w:before="140" w:line="300"/>
+        <w:ind w:left="200" w:right="200"/>
+      </w:pPr>
+      <w:r>
+        <w:rPr>
+          <w:rFonts w:ascii="游ゴシック" w:cs="游ゴシック" w:eastAsia="游ゴシック" w:hAnsi="游ゴシック"/>
+          <w:b/>
+          <w:bCs/>
+          <w:sz w:val="20"/>
+          <w:szCs w:val="20"/>
+        </w:rPr>
+        <w:t xml:space="preserve">後期高齢者の認定率は前期高齢者の約6倍です。本村で今後認定者が増えるのは、高齢者が増えるからではなく、高齢者の中で後期高齢者の比率が上がるためです。</w:t>
+      </w:r>
+    </w:p>
+    <w:p>
+      <w:pPr>
+        <w:spacing w:after="120" w:line="300"/>
+      </w:pPr>
+      <w:r>
+        <w:rPr>
+          <w:rFonts w:ascii="游明朝" w:cs="游明朝" w:eastAsia="游明朝" w:hAnsi="游明朝"/>
+          <w:sz w:val="21"/>
+          <w:szCs w:val="21"/>
+        </w:rPr>
+        <w:t xml:space="preserve">B案（実績にリベース）と令和8年の認定率を用いた場合の推計は次のとおりです。基準年である令和8年は実績と一致します。</w:t>
+      </w:r>
+    </w:p>
+    <w:tbl>
+      <w:tblPr>
+        <w:tblW w:type="dxa" w:w="9360"/>
+        <w:tblBorders>
+          <w:top w:val="single" w:color="auto" w:sz="4"/>
+          <w:left w:val="single" w:color="auto" w:sz="4"/>
+          <w:bottom w:val="single" w:color="auto" w:sz="4"/>
+          <w:right w:val="single" w:color="auto" w:sz="4"/>
+          <w:insideH w:val="single" w:color="auto" w:sz="4"/>
+          <w:insideV w:val="single" w:color="auto" w:sz="4"/>
+        </w:tblBorders>
+      </w:tblPr>
+      <w:tblGrid>
+        <w:gridCol w:w="2621"/>
+        <w:gridCol w:w="1685"/>
+        <w:gridCol w:w="1685"/>
+        <w:gridCol w:w="1685"/>
+        <w:gridCol w:w="1684"/>
+      </w:tblGrid>
+      <w:tr>
+        <w:trPr>
+          <w:tblHeader/>
+        </w:trPr>
+        <w:tc>
+          <w:tcPr>
+            <w:tcW w:type="dxa" w:w="2621"/>
+            <w:shd w:fill="2E75B6" w:val="clear"/>
+            <w:tcMar>
+              <w:top w:type="dxa" w:w="60"/>
+              <w:left w:type="dxa" w:w="90"/>
+              <w:bottom w:type="dxa" w:w="60"/>
+              <w:right w:type="dxa" w:w="90"/>
+            </w:tcMar>
+          </w:tcPr>
+          <w:p>
+            <w:pPr>
+              <w:spacing w:after="0" w:line="240"/>
+              <w:jc w:val="center"/>
+            </w:pPr>
+            <w:r>
+              <w:rPr>
+                <w:rFonts w:ascii="游ゴシック" w:cs="游ゴシック" w:eastAsia="游ゴシック" w:hAnsi="游ゴシック"/>
+                <w:b/>
+                <w:bCs/>
+                <w:color w:val="FFFFFF"/>
+                <w:sz w:val="17"/>
+                <w:szCs w:val="17"/>
+              </w:rPr>
+              <w:t xml:space="preserve"/>
+            </w:r>
+          </w:p>
+        </w:tc>
+        <w:tc>
+          <w:tcPr>
+            <w:tcW w:type="dxa" w:w="1685"/>
+            <w:shd w:fill="2E75B6" w:val="clear"/>
+            <w:tcMar>
+              <w:top w:type="dxa" w:w="60"/>
+              <w:left w:type="dxa" w:w="90"/>
+              <w:bottom w:type="dxa" w:w="60"/>
+              <w:right w:type="dxa" w:w="90"/>
+            </w:tcMar>
+          </w:tcPr>
+          <w:p>
+            <w:pPr>
+              <w:spacing w:after="0" w:line="240"/>
+              <w:jc w:val="center"/>
+            </w:pPr>
+            <w:r>
+              <w:rPr>
+                <w:rFonts w:ascii="游ゴシック" w:cs="游ゴシック" w:eastAsia="游ゴシック" w:hAnsi="游ゴシック"/>
+                <w:b/>
+                <w:bCs/>
+                <w:color w:val="FFFFFF"/>
+                <w:sz w:val="17"/>
+                <w:szCs w:val="17"/>
+              </w:rPr>
+              <w:t xml:space="preserve">令和8年</w:t>
+            </w:r>
+          </w:p>
+        </w:tc>
+        <w:tc>
+          <w:tcPr>
+            <w:tcW w:type="dxa" w:w="1685"/>
+            <w:shd w:fill="2E75B6" w:val="clear"/>
+            <w:tcMar>
+              <w:top w:type="dxa" w:w="60"/>
+              <w:left w:type="dxa" w:w="90"/>
+              <w:bottom w:type="dxa" w:w="60"/>
+              <w:right w:type="dxa" w:w="90"/>
+            </w:tcMar>
+          </w:tcPr>
+          <w:p>
+            <w:pPr>
+              <w:spacing w:after="0" w:line="240"/>
+              <w:jc w:val="center"/>
+            </w:pPr>
+            <w:r>
+              <w:rPr>
+                <w:rFonts w:ascii="游ゴシック" w:cs="游ゴシック" w:eastAsia="游ゴシック" w:hAnsi="游ゴシック"/>
+                <w:b/>
+                <w:bCs/>
+                <w:color w:val="FFFFFF"/>
+                <w:sz w:val="17"/>
+                <w:szCs w:val="17"/>
+              </w:rPr>
+              <w:t xml:space="preserve">令和9年</w:t>
+            </w:r>
+          </w:p>
+        </w:tc>
+        <w:tc>
+          <w:tcPr>
+            <w:tcW w:type="dxa" w:w="1685"/>
+            <w:shd w:fill="2E75B6" w:val="clear"/>
+            <w:tcMar>
+              <w:top w:type="dxa" w:w="60"/>
+              <w:left w:type="dxa" w:w="90"/>
+              <w:bottom w:type="dxa" w:w="60"/>
+              <w:right w:type="dxa" w:w="90"/>
+            </w:tcMar>
+          </w:tcPr>
+          <w:p>
+            <w:pPr>
+              <w:spacing w:after="0" w:line="240"/>
+              <w:jc w:val="center"/>
+            </w:pPr>
+            <w:r>
+              <w:rPr>
+                <w:rFonts w:ascii="游ゴシック" w:cs="游ゴシック" w:eastAsia="游ゴシック" w:hAnsi="游ゴシック"/>
+                <w:b/>
+                <w:bCs/>
+                <w:color w:val="FFFFFF"/>
+                <w:sz w:val="17"/>
+                <w:szCs w:val="17"/>
+              </w:rPr>
+              <w:t xml:space="preserve">令和10年</w:t>
+            </w:r>
+          </w:p>
+        </w:tc>
+        <w:tc>
+          <w:tcPr>
+            <w:tcW w:type="dxa" w:w="1684"/>
+            <w:shd w:fill="2E75B6" w:val="clear"/>
+            <w:tcMar>
+              <w:top w:type="dxa" w:w="60"/>
+              <w:left w:type="dxa" w:w="90"/>
+              <w:bottom w:type="dxa" w:w="60"/>
+              <w:right w:type="dxa" w:w="90"/>
+            </w:tcMar>
+          </w:tcPr>
+          <w:p>
+            <w:pPr>
+              <w:spacing w:after="0" w:line="240"/>
+              <w:jc w:val="center"/>
+            </w:pPr>
+            <w:r>
+              <w:rPr>
+                <w:rFonts w:ascii="游ゴシック" w:cs="游ゴシック" w:eastAsia="游ゴシック" w:hAnsi="游ゴシック"/>
+                <w:b/>
+                <w:bCs/>
+                <w:color w:val="FFFFFF"/>
+                <w:sz w:val="17"/>
+                <w:szCs w:val="17"/>
+              </w:rPr>
+              <w:t xml:space="preserve">令和11年</w:t>
+            </w:r>
+          </w:p>
+        </w:tc>
+      </w:tr>
+      <w:tr>
+        <w:tc>
+          <w:tcPr>
+            <w:tcW w:type="dxa" w:w="2621"/>
+            <w:shd w:fill="FFFFFF" w:val="clear"/>
+            <w:tcMar>
+              <w:top w:type="dxa" w:w="60"/>
+              <w:left w:type="dxa" w:w="90"/>
+              <w:bottom w:type="dxa" w:w="60"/>
+              <w:right w:type="dxa" w:w="90"/>
+            </w:tcMar>
+          </w:tcPr>
+          <w:p>
+            <w:pPr>
+              <w:spacing w:after="0" w:line="240"/>
+            </w:pPr>
+            <w:r>
+              <w:rPr>
+                <w:rFonts w:ascii="游ゴシック" w:cs="游ゴシック" w:eastAsia="游ゴシック" w:hAnsi="游ゴシック"/>
+                <w:b w:val="false"/>
+                <w:bCs w:val="false"/>
+                <w:color w:val="000000"/>
+                <w:sz w:val="17"/>
+                <w:szCs w:val="17"/>
+              </w:rPr>
+              <w:t xml:space="preserve">第1号被保険者数</w:t>
+            </w:r>
+          </w:p>
+        </w:tc>
+        <w:tc>
+          <w:tcPr>
+            <w:tcW w:type="dxa" w:w="1685"/>
+            <w:shd w:fill="FFFFFF" w:val="clear"/>
+            <w:tcMar>
+              <w:top w:type="dxa" w:w="60"/>
+              <w:left w:type="dxa" w:w="90"/>
+              <w:bottom w:type="dxa" w:w="60"/>
+              <w:right w:type="dxa" w:w="90"/>
+            </w:tcMar>
+          </w:tcPr>
+          <w:p>
+            <w:pPr>
+              <w:spacing w:after="0" w:line="240"/>
+            </w:pPr>
+            <w:r>
+              <w:rPr>
+                <w:rFonts w:ascii="游ゴシック" w:cs="游ゴシック" w:eastAsia="游ゴシック" w:hAnsi="游ゴシック"/>
+                <w:b w:val="false"/>
+                <w:bCs w:val="false"/>
+                <w:color w:val="000000"/>
+                <w:sz w:val="17"/>
+                <w:szCs w:val="17"/>
+              </w:rPr>
+              <w:t xml:space="preserve">1,012人</w:t>
+            </w:r>
+          </w:p>
+        </w:tc>
+        <w:tc>
+          <w:tcPr>
+            <w:tcW w:type="dxa" w:w="1685"/>
+            <w:shd w:fill="FFFFFF" w:val="clear"/>
+            <w:tcMar>
+              <w:top w:type="dxa" w:w="60"/>
+              <w:left w:type="dxa" w:w="90"/>
+              <w:bottom w:type="dxa" w:w="60"/>
+              <w:right w:type="dxa" w:w="90"/>
+            </w:tcMar>
+          </w:tcPr>
+          <w:p>
+            <w:pPr>
+              <w:spacing w:after="0" w:line="240"/>
+            </w:pPr>
+            <w:r>
+              <w:rPr>
+                <w:rFonts w:ascii="游ゴシック" w:cs="游ゴシック" w:eastAsia="游ゴシック" w:hAnsi="游ゴシック"/>
+                <w:b w:val="false"/>
+                <w:bCs w:val="false"/>
+                <w:color w:val="000000"/>
+                <w:sz w:val="17"/>
+                <w:szCs w:val="17"/>
+              </w:rPr>
+              <w:t xml:space="preserve">1,004人</w:t>
+            </w:r>
+          </w:p>
+        </w:tc>
+        <w:tc>
+          <w:tcPr>
+            <w:tcW w:type="dxa" w:w="1685"/>
+            <w:shd w:fill="FFFFFF" w:val="clear"/>
+            <w:tcMar>
+              <w:top w:type="dxa" w:w="60"/>
+              <w:left w:type="dxa" w:w="90"/>
+              <w:bottom w:type="dxa" w:w="60"/>
+              <w:right w:type="dxa" w:w="90"/>
+            </w:tcMar>
+          </w:tcPr>
+          <w:p>
+            <w:pPr>
+              <w:spacing w:after="0" w:line="240"/>
+            </w:pPr>
+            <w:r>
+              <w:rPr>
+                <w:rFonts w:ascii="游ゴシック" w:cs="游ゴシック" w:eastAsia="游ゴシック" w:hAnsi="游ゴシック"/>
+                <w:b w:val="false"/>
+                <w:bCs w:val="false"/>
+                <w:color w:val="000000"/>
+                <w:sz w:val="17"/>
+                <w:szCs w:val="17"/>
+              </w:rPr>
+              <w:t xml:space="preserve">995人</w:t>
+            </w:r>
+          </w:p>
+        </w:tc>
+        <w:tc>
+          <w:tcPr>
+            <w:tcW w:type="dxa" w:w="1684"/>
+            <w:shd w:fill="FFFFFF" w:val="clear"/>
+            <w:tcMar>
+              <w:top w:type="dxa" w:w="60"/>
+              <w:left w:type="dxa" w:w="90"/>
+              <w:bottom w:type="dxa" w:w="60"/>
+              <w:right w:type="dxa" w:w="90"/>
+            </w:tcMar>
+          </w:tcPr>
+          <w:p>
+            <w:pPr>
+              <w:spacing w:after="0" w:line="240"/>
+            </w:pPr>
+            <w:r>
+              <w:rPr>
+                <w:rFonts w:ascii="游ゴシック" w:cs="游ゴシック" w:eastAsia="游ゴシック" w:hAnsi="游ゴシック"/>
+                <w:b w:val="false"/>
+                <w:bCs w:val="false"/>
+                <w:color w:val="000000"/>
+                <w:sz w:val="17"/>
+                <w:szCs w:val="17"/>
+              </w:rPr>
+              <w:t xml:space="preserve">987人</w:t>
+            </w:r>
+          </w:p>
+        </w:tc>
+      </w:tr>
+      <w:tr>
+        <w:tc>
+          <w:tcPr>
+            <w:tcW w:type="dxa" w:w="2621"/>
+            <w:shd w:fill="FFFFFF" w:val="clear"/>
+            <w:tcMar>
+              <w:top w:type="dxa" w:w="60"/>
+              <w:left w:type="dxa" w:w="90"/>
+              <w:bottom w:type="dxa" w:w="60"/>
+              <w:right w:type="dxa" w:w="90"/>
+            </w:tcMar>
+          </w:tcPr>
+          <w:p>
+            <w:pPr>
+              <w:spacing w:after="0" w:line="240"/>
+            </w:pPr>
+            <w:r>
+              <w:rPr>
+                <w:rFonts w:ascii="游ゴシック" w:cs="游ゴシック" w:eastAsia="游ゴシック" w:hAnsi="游ゴシック"/>
+                <w:b w:val="false"/>
+                <w:bCs w:val="false"/>
+                <w:color w:val="000000"/>
+                <w:sz w:val="17"/>
+                <w:szCs w:val="17"/>
+              </w:rPr>
+              <w:t xml:space="preserve">要支援1</w:t>
+            </w:r>
+          </w:p>
+        </w:tc>
+        <w:tc>
+          <w:tcPr>
+            <w:tcW w:type="dxa" w:w="1685"/>
+            <w:shd w:fill="FFFFFF" w:val="clear"/>
+            <w:tcMar>
+              <w:top w:type="dxa" w:w="60"/>
+              <w:left w:type="dxa" w:w="90"/>
+              <w:bottom w:type="dxa" w:w="60"/>
+              <w:right w:type="dxa" w:w="90"/>
+            </w:tcMar>
+          </w:tcPr>
+          <w:p>
+            <w:pPr>
+              <w:spacing w:after="0" w:line="240"/>
+            </w:pPr>
+            <w:r>
+              <w:rPr>
+                <w:rFonts w:ascii="游ゴシック" w:cs="游ゴシック" w:eastAsia="游ゴシック" w:hAnsi="游ゴシック"/>
+                <w:b w:val="false"/>
+                <w:bCs w:val="false"/>
+                <w:color w:val="000000"/>
+                <w:sz w:val="17"/>
+                <w:szCs w:val="17"/>
+              </w:rPr>
+              <w:t xml:space="preserve">51</w:t>
+            </w:r>
+          </w:p>
+        </w:tc>
+        <w:tc>
+          <w:tcPr>
+            <w:tcW w:type="dxa" w:w="1685"/>
+            <w:shd w:fill="FFFFFF" w:val="clear"/>
+            <w:tcMar>
+              <w:top w:type="dxa" w:w="60"/>
+              <w:left w:type="dxa" w:w="90"/>
+              <w:bottom w:type="dxa" w:w="60"/>
+              <w:right w:type="dxa" w:w="90"/>
+            </w:tcMar>
+          </w:tcPr>
+          <w:p>
+            <w:pPr>
+              <w:spacing w:after="0" w:line="240"/>
+            </w:pPr>
+            <w:r>
+              <w:rPr>
+                <w:rFonts w:ascii="游ゴシック" w:cs="游ゴシック" w:eastAsia="游ゴシック" w:hAnsi="游ゴシック"/>
+                <w:b w:val="false"/>
+                <w:bCs w:val="false"/>
+                <w:color w:val="000000"/>
+                <w:sz w:val="17"/>
+                <w:szCs w:val="17"/>
+              </w:rPr>
+              <w:t xml:space="preserve">52</w:t>
+            </w:r>
+          </w:p>
+        </w:tc>
+        <w:tc>
+          <w:tcPr>
+            <w:tcW w:type="dxa" w:w="1685"/>
+            <w:shd w:fill="FFFFFF" w:val="clear"/>
+            <w:tcMar>
+              <w:top w:type="dxa" w:w="60"/>
+              <w:left w:type="dxa" w:w="90"/>
+              <w:bottom w:type="dxa" w:w="60"/>
+              <w:right w:type="dxa" w:w="90"/>
+            </w:tcMar>
+          </w:tcPr>
+          <w:p>
+            <w:pPr>
+              <w:spacing w:after="0" w:line="240"/>
+            </w:pPr>
+            <w:r>
+              <w:rPr>
+                <w:rFonts w:ascii="游ゴシック" w:cs="游ゴシック" w:eastAsia="游ゴシック" w:hAnsi="游ゴシック"/>
+                <w:b w:val="false"/>
+                <w:bCs w:val="false"/>
+                <w:color w:val="000000"/>
+                <w:sz w:val="17"/>
+                <w:szCs w:val="17"/>
+              </w:rPr>
+              <w:t xml:space="preserve">52</w:t>
+            </w:r>
+          </w:p>
+        </w:tc>
+        <w:tc>
+          <w:tcPr>
+            <w:tcW w:type="dxa" w:w="1684"/>
+            <w:shd w:fill="FFFFFF" w:val="clear"/>
+            <w:tcMar>
+              <w:top w:type="dxa" w:w="60"/>
+              <w:left w:type="dxa" w:w="90"/>
+              <w:bottom w:type="dxa" w:w="60"/>
+              <w:right w:type="dxa" w:w="90"/>
+            </w:tcMar>
+          </w:tcPr>
+          <w:p>
+            <w:pPr>
+              <w:spacing w:after="0" w:line="240"/>
+            </w:pPr>
+            <w:r>
+              <w:rPr>
+                <w:rFonts w:ascii="游ゴシック" w:cs="游ゴシック" w:eastAsia="游ゴシック" w:hAnsi="游ゴシック"/>
+                <w:b w:val="false"/>
+                <w:bCs w:val="false"/>
+                <w:color w:val="000000"/>
+                <w:sz w:val="17"/>
+                <w:szCs w:val="17"/>
+              </w:rPr>
+              <w:t xml:space="preserve">53</w:t>
+            </w:r>
+          </w:p>
+        </w:tc>
+      </w:tr>
+      <w:tr>
+        <w:tc>
+          <w:tcPr>
+            <w:tcW w:type="dxa" w:w="2621"/>
+            <w:shd w:fill="FFFFFF" w:val="clear"/>
+            <w:tcMar>
+              <w:top w:type="dxa" w:w="60"/>
+              <w:left w:type="dxa" w:w="90"/>
+              <w:bottom w:type="dxa" w:w="60"/>
+              <w:right w:type="dxa" w:w="90"/>
+            </w:tcMar>
+          </w:tcPr>
+          <w:p>
+            <w:pPr>
+              <w:spacing w:after="0" w:line="240"/>
+            </w:pPr>
+            <w:r>
+              <w:rPr>
+                <w:rFonts w:ascii="游ゴシック" w:cs="游ゴシック" w:eastAsia="游ゴシック" w:hAnsi="游ゴシック"/>
+                <w:b w:val="false"/>
+                <w:bCs w:val="false"/>
+                <w:color w:val="000000"/>
+                <w:sz w:val="17"/>
+                <w:szCs w:val="17"/>
+              </w:rPr>
+              <w:t xml:space="preserve">要支援2</w:t>
+            </w:r>
+          </w:p>
+        </w:tc>
+        <w:tc>
+          <w:tcPr>
+            <w:tcW w:type="dxa" w:w="1685"/>
+            <w:shd w:fill="FFFFFF" w:val="clear"/>
+            <w:tcMar>
+              <w:top w:type="dxa" w:w="60"/>
+              <w:left w:type="dxa" w:w="90"/>
+              <w:bottom w:type="dxa" w:w="60"/>
+              <w:right w:type="dxa" w:w="90"/>
+            </w:tcMar>
+          </w:tcPr>
+          <w:p>
+            <w:pPr>
+              <w:spacing w:after="0" w:line="240"/>
+            </w:pPr>
+            <w:r>
+              <w:rPr>
+                <w:rFonts w:ascii="游ゴシック" w:cs="游ゴシック" w:eastAsia="游ゴシック" w:hAnsi="游ゴシック"/>
+                <w:b w:val="false"/>
+                <w:bCs w:val="false"/>
+                <w:color w:val="000000"/>
+                <w:sz w:val="17"/>
+                <w:szCs w:val="17"/>
+              </w:rPr>
+              <w:t xml:space="preserve">29</w:t>
+            </w:r>
+          </w:p>
+        </w:tc>
+        <w:tc>
+          <w:tcPr>
+            <w:tcW w:type="dxa" w:w="1685"/>
+            <w:shd w:fill="FFFFFF" w:val="clear"/>
+            <w:tcMar>
+              <w:top w:type="dxa" w:w="60"/>
+              <w:left w:type="dxa" w:w="90"/>
+              <w:bottom w:type="dxa" w:w="60"/>
+              <w:right w:type="dxa" w:w="90"/>
+            </w:tcMar>
+          </w:tcPr>
+          <w:p>
+            <w:pPr>
+              <w:spacing w:after="0" w:line="240"/>
+            </w:pPr>
+            <w:r>
+              <w:rPr>
+                <w:rFonts w:ascii="游ゴシック" w:cs="游ゴシック" w:eastAsia="游ゴシック" w:hAnsi="游ゴシック"/>
+                <w:b w:val="false"/>
+                <w:bCs w:val="false"/>
+                <w:color w:val="000000"/>
+                <w:sz w:val="17"/>
+                <w:szCs w:val="17"/>
+              </w:rPr>
+              <w:t xml:space="preserve">29</w:t>
+            </w:r>
+          </w:p>
+        </w:tc>
+        <w:tc>
+          <w:tcPr>
+            <w:tcW w:type="dxa" w:w="1685"/>
+            <w:shd w:fill="FFFFFF" w:val="clear"/>
+            <w:tcMar>
+              <w:top w:type="dxa" w:w="60"/>
+              <w:left w:type="dxa" w:w="90"/>
+              <w:bottom w:type="dxa" w:w="60"/>
+              <w:right w:type="dxa" w:w="90"/>
+            </w:tcMar>
+          </w:tcPr>
+          <w:p>
+            <w:pPr>
+              <w:spacing w:after="0" w:line="240"/>
+            </w:pPr>
+            <w:r>
+              <w:rPr>
+                <w:rFonts w:ascii="游ゴシック" w:cs="游ゴシック" w:eastAsia="游ゴシック" w:hAnsi="游ゴシック"/>
+                <w:b w:val="false"/>
+                <w:bCs w:val="false"/>
+                <w:color w:val="000000"/>
+                <w:sz w:val="17"/>
+                <w:szCs w:val="17"/>
+              </w:rPr>
+              <w:t xml:space="preserve">30</w:t>
+            </w:r>
+          </w:p>
+        </w:tc>
+        <w:tc>
+          <w:tcPr>
+            <w:tcW w:type="dxa" w:w="1684"/>
+            <w:shd w:fill="FFFFFF" w:val="clear"/>
+            <w:tcMar>
+              <w:top w:type="dxa" w:w="60"/>
+              <w:left w:type="dxa" w:w="90"/>
+              <w:bottom w:type="dxa" w:w="60"/>
+              <w:right w:type="dxa" w:w="90"/>
+            </w:tcMar>
+          </w:tcPr>
+          <w:p>
+            <w:pPr>
+              <w:spacing w:after="0" w:line="240"/>
+            </w:pPr>
+            <w:r>
+              <w:rPr>
+                <w:rFonts w:ascii="游ゴシック" w:cs="游ゴシック" w:eastAsia="游ゴシック" w:hAnsi="游ゴシック"/>
+                <w:b w:val="false"/>
+                <w:bCs w:val="false"/>
+                <w:color w:val="000000"/>
+                <w:sz w:val="17"/>
+                <w:szCs w:val="17"/>
+              </w:rPr>
+              <w:t xml:space="preserve">30</w:t>
+            </w:r>
+          </w:p>
+        </w:tc>
+      </w:tr>
+      <w:tr>
+        <w:tc>
+          <w:tcPr>
+            <w:tcW w:type="dxa" w:w="2621"/>
+            <w:shd w:fill="FFFFFF" w:val="clear"/>
+            <w:tcMar>
+              <w:top w:type="dxa" w:w="60"/>
+              <w:left w:type="dxa" w:w="90"/>
+              <w:bottom w:type="dxa" w:w="60"/>
+              <w:right w:type="dxa" w:w="90"/>
+            </w:tcMar>
+          </w:tcPr>
+          <w:p>
+            <w:pPr>
+              <w:spacing w:after="0" w:line="240"/>
+            </w:pPr>
+            <w:r>
+              <w:rPr>
+                <w:rFonts w:ascii="游ゴシック" w:cs="游ゴシック" w:eastAsia="游ゴシック" w:hAnsi="游ゴシック"/>
+                <w:b w:val="false"/>
+                <w:bCs w:val="false"/>
+                <w:color w:val="000000"/>
+                <w:sz w:val="17"/>
+                <w:szCs w:val="17"/>
+              </w:rPr>
+              <w:t xml:space="preserve">要介護1</w:t>
+            </w:r>
+          </w:p>
+        </w:tc>
+        <w:tc>
+          <w:tcPr>
+            <w:tcW w:type="dxa" w:w="1685"/>
+            <w:shd w:fill="FFFFFF" w:val="clear"/>
+            <w:tcMar>
+              <w:top w:type="dxa" w:w="60"/>
+              <w:left w:type="dxa" w:w="90"/>
+              <w:bottom w:type="dxa" w:w="60"/>
+              <w:right w:type="dxa" w:w="90"/>
+            </w:tcMar>
+          </w:tcPr>
+          <w:p>
+            <w:pPr>
+              <w:spacing w:after="0" w:line="240"/>
+            </w:pPr>
+            <w:r>
+              <w:rPr>
+                <w:rFonts w:ascii="游ゴシック" w:cs="游ゴシック" w:eastAsia="游ゴシック" w:hAnsi="游ゴシック"/>
+                <w:b w:val="false"/>
+                <w:bCs w:val="false"/>
+                <w:color w:val="000000"/>
+                <w:sz w:val="17"/>
+                <w:szCs w:val="17"/>
+              </w:rPr>
+              <w:t xml:space="preserve">50</w:t>
+            </w:r>
+          </w:p>
+        </w:tc>
+        <w:tc>
+          <w:tcPr>
+            <w:tcW w:type="dxa" w:w="1685"/>
+            <w:shd w:fill="FFFFFF" w:val="clear"/>
+            <w:tcMar>
+              <w:top w:type="dxa" w:w="60"/>
+              <w:left w:type="dxa" w:w="90"/>
+              <w:bottom w:type="dxa" w:w="60"/>
+              <w:right w:type="dxa" w:w="90"/>
+            </w:tcMar>
+          </w:tcPr>
+          <w:p>
+            <w:pPr>
+              <w:spacing w:after="0" w:line="240"/>
+            </w:pPr>
+            <w:r>
+              <w:rPr>
+                <w:rFonts w:ascii="游ゴシック" w:cs="游ゴシック" w:eastAsia="游ゴシック" w:hAnsi="游ゴシック"/>
+                <w:b w:val="false"/>
+                <w:bCs w:val="false"/>
+                <w:color w:val="000000"/>
+                <w:sz w:val="17"/>
+                <w:szCs w:val="17"/>
+              </w:rPr>
+              <w:t xml:space="preserve">51</w:t>
+            </w:r>
+          </w:p>
+        </w:tc>
+        <w:tc>
+          <w:tcPr>
+            <w:tcW w:type="dxa" w:w="1685"/>
+            <w:shd w:fill="FFFFFF" w:val="clear"/>
+            <w:tcMar>
+              <w:top w:type="dxa" w:w="60"/>
+              <w:left w:type="dxa" w:w="90"/>
+              <w:bottom w:type="dxa" w:w="60"/>
+              <w:right w:type="dxa" w:w="90"/>
+            </w:tcMar>
+          </w:tcPr>
+          <w:p>
+            <w:pPr>
+              <w:spacing w:after="0" w:line="240"/>
+            </w:pPr>
+            <w:r>
+              <w:rPr>
+                <w:rFonts w:ascii="游ゴシック" w:cs="游ゴシック" w:eastAsia="游ゴシック" w:hAnsi="游ゴシック"/>
+                <w:b w:val="false"/>
+                <w:bCs w:val="false"/>
+                <w:color w:val="000000"/>
+                <w:sz w:val="17"/>
+                <w:szCs w:val="17"/>
+              </w:rPr>
+              <w:t xml:space="preserve">52</w:t>
+            </w:r>
+          </w:p>
+        </w:tc>
+        <w:tc>
+          <w:tcPr>
+            <w:tcW w:type="dxa" w:w="1684"/>
+            <w:shd w:fill="FFFFFF" w:val="clear"/>
+            <w:tcMar>
+              <w:top w:type="dxa" w:w="60"/>
+              <w:left w:type="dxa" w:w="90"/>
+              <w:bottom w:type="dxa" w:w="60"/>
+              <w:right w:type="dxa" w:w="90"/>
+            </w:tcMar>
+          </w:tcPr>
+          <w:p>
+            <w:pPr>
+              <w:spacing w:after="0" w:line="240"/>
+            </w:pPr>
+            <w:r>
+              <w:rPr>
+                <w:rFonts w:ascii="游ゴシック" w:cs="游ゴシック" w:eastAsia="游ゴシック" w:hAnsi="游ゴシック"/>
+                <w:b w:val="false"/>
+                <w:bCs w:val="false"/>
+                <w:color w:val="000000"/>
+                <w:sz w:val="17"/>
+                <w:szCs w:val="17"/>
+              </w:rPr>
+              <w:t xml:space="preserve">53</w:t>
+            </w:r>
+          </w:p>
+        </w:tc>
+      </w:tr>
+      <w:tr>
+        <w:tc>
+          <w:tcPr>
+            <w:tcW w:type="dxa" w:w="2621"/>
+            <w:shd w:fill="FFFFFF" w:val="clear"/>
+            <w:tcMar>
+              <w:top w:type="dxa" w:w="60"/>
+              <w:left w:type="dxa" w:w="90"/>
+              <w:bottom w:type="dxa" w:w="60"/>
+              <w:right w:type="dxa" w:w="90"/>
+            </w:tcMar>
+          </w:tcPr>
+          <w:p>
+            <w:pPr>
+              <w:spacing w:after="0" w:line="240"/>
+            </w:pPr>
+            <w:r>
+              <w:rPr>
+                <w:rFonts w:ascii="游ゴシック" w:cs="游ゴシック" w:eastAsia="游ゴシック" w:hAnsi="游ゴシック"/>
+                <w:b w:val="false"/>
+                <w:bCs w:val="false"/>
+                <w:color w:val="000000"/>
+                <w:sz w:val="17"/>
+                <w:szCs w:val="17"/>
+              </w:rPr>
+              <w:t xml:space="preserve">要介護2</w:t>
+            </w:r>
+          </w:p>
+        </w:tc>
+        <w:tc>
+          <w:tcPr>
+            <w:tcW w:type="dxa" w:w="1685"/>
+            <w:shd w:fill="FFFFFF" w:val="clear"/>
+            <w:tcMar>
+              <w:top w:type="dxa" w:w="60"/>
+              <w:left w:type="dxa" w:w="90"/>
+              <w:bottom w:type="dxa" w:w="60"/>
+              <w:right w:type="dxa" w:w="90"/>
+            </w:tcMar>
+          </w:tcPr>
+          <w:p>
+            <w:pPr>
+              <w:spacing w:after="0" w:line="240"/>
+            </w:pPr>
+            <w:r>
+              <w:rPr>
+                <w:rFonts w:ascii="游ゴシック" w:cs="游ゴシック" w:eastAsia="游ゴシック" w:hAnsi="游ゴシック"/>
+                <w:b w:val="false"/>
+                <w:bCs w:val="false"/>
+                <w:color w:val="000000"/>
+                <w:sz w:val="17"/>
+                <w:szCs w:val="17"/>
+              </w:rPr>
+              <w:t xml:space="preserve">27</w:t>
+            </w:r>
+          </w:p>
+        </w:tc>
+        <w:tc>
+          <w:tcPr>
+            <w:tcW w:type="dxa" w:w="1685"/>
+            <w:shd w:fill="FFFFFF" w:val="clear"/>
+            <w:tcMar>
+              <w:top w:type="dxa" w:w="60"/>
+              <w:left w:type="dxa" w:w="90"/>
+              <w:bottom w:type="dxa" w:w="60"/>
+              <w:right w:type="dxa" w:w="90"/>
+            </w:tcMar>
+          </w:tcPr>
+          <w:p>
+            <w:pPr>
+              <w:spacing w:after="0" w:line="240"/>
+            </w:pPr>
+            <w:r>
+              <w:rPr>
+                <w:rFonts w:ascii="游ゴシック" w:cs="游ゴシック" w:eastAsia="游ゴシック" w:hAnsi="游ゴシック"/>
+                <w:b w:val="false"/>
+                <w:bCs w:val="false"/>
+                <w:color w:val="000000"/>
+                <w:sz w:val="17"/>
+                <w:szCs w:val="17"/>
+              </w:rPr>
+              <w:t xml:space="preserve">27</w:t>
+            </w:r>
+          </w:p>
+        </w:tc>
+        <w:tc>
+          <w:tcPr>
+            <w:tcW w:type="dxa" w:w="1685"/>
+            <w:shd w:fill="FFFFFF" w:val="clear"/>
+            <w:tcMar>
+              <w:top w:type="dxa" w:w="60"/>
+              <w:left w:type="dxa" w:w="90"/>
+              <w:bottom w:type="dxa" w:w="60"/>
+              <w:right w:type="dxa" w:w="90"/>
+            </w:tcMar>
+          </w:tcPr>
+          <w:p>
+            <w:pPr>
+              <w:spacing w:after="0" w:line="240"/>
+            </w:pPr>
+            <w:r>
+              <w:rPr>
+                <w:rFonts w:ascii="游ゴシック" w:cs="游ゴシック" w:eastAsia="游ゴシック" w:hAnsi="游ゴシック"/>
+                <w:b w:val="false"/>
+                <w:bCs w:val="false"/>
+                <w:color w:val="000000"/>
+                <w:sz w:val="17"/>
+                <w:szCs w:val="17"/>
+              </w:rPr>
+              <w:t xml:space="preserve">28</w:t>
+            </w:r>
+          </w:p>
+        </w:tc>
+        <w:tc>
+          <w:tcPr>
+            <w:tcW w:type="dxa" w:w="1684"/>
+            <w:shd w:fill="FFFFFF" w:val="clear"/>
+            <w:tcMar>
+              <w:top w:type="dxa" w:w="60"/>
+              <w:left w:type="dxa" w:w="90"/>
+              <w:bottom w:type="dxa" w:w="60"/>
+              <w:right w:type="dxa" w:w="90"/>
+            </w:tcMar>
+          </w:tcPr>
+          <w:p>
+            <w:pPr>
+              <w:spacing w:after="0" w:line="240"/>
+            </w:pPr>
+            <w:r>
+              <w:rPr>
+                <w:rFonts w:ascii="游ゴシック" w:cs="游ゴシック" w:eastAsia="游ゴシック" w:hAnsi="游ゴシック"/>
+                <w:b w:val="false"/>
+                <w:bCs w:val="false"/>
+                <w:color w:val="000000"/>
+                <w:sz w:val="17"/>
+                <w:szCs w:val="17"/>
+              </w:rPr>
+              <w:t xml:space="preserve">28</w:t>
+            </w:r>
+          </w:p>
+        </w:tc>
+      </w:tr>
+      <w:tr>
+        <w:tc>
+          <w:tcPr>
+            <w:tcW w:type="dxa" w:w="2621"/>
+            <w:shd w:fill="FFFFFF" w:val="clear"/>
+            <w:tcMar>
+              <w:top w:type="dxa" w:w="60"/>
+              <w:left w:type="dxa" w:w="90"/>
+              <w:bottom w:type="dxa" w:w="60"/>
+              <w:right w:type="dxa" w:w="90"/>
+            </w:tcMar>
+          </w:tcPr>
+          <w:p>
+            <w:pPr>
+              <w:spacing w:after="0" w:line="240"/>
+            </w:pPr>
+            <w:r>
+              <w:rPr>
+                <w:rFonts w:ascii="游ゴシック" w:cs="游ゴシック" w:eastAsia="游ゴシック" w:hAnsi="游ゴシック"/>
+                <w:b w:val="false"/>
+                <w:bCs w:val="false"/>
+                <w:color w:val="000000"/>
+                <w:sz w:val="17"/>
+                <w:szCs w:val="17"/>
+              </w:rPr>
+              <w:t xml:space="preserve">要介護3</w:t>
+            </w:r>
+          </w:p>
+        </w:tc>
+        <w:tc>
+          <w:tcPr>
+            <w:tcW w:type="dxa" w:w="1685"/>
+            <w:shd w:fill="FFFFFF" w:val="clear"/>
+            <w:tcMar>
+              <w:top w:type="dxa" w:w="60"/>
+              <w:left w:type="dxa" w:w="90"/>
+              <w:bottom w:type="dxa" w:w="60"/>
+              <w:right w:type="dxa" w:w="90"/>
+            </w:tcMar>
+          </w:tcPr>
+          <w:p>
+            <w:pPr>
+              <w:spacing w:after="0" w:line="240"/>
+            </w:pPr>
+            <w:r>
+              <w:rPr>
+                <w:rFonts w:ascii="游ゴシック" w:cs="游ゴシック" w:eastAsia="游ゴシック" w:hAnsi="游ゴシック"/>
+                <w:b w:val="false"/>
+                <w:bCs w:val="false"/>
+                <w:color w:val="000000"/>
+                <w:sz w:val="17"/>
+                <w:szCs w:val="17"/>
+              </w:rPr>
+              <w:t xml:space="preserve">23</w:t>
+            </w:r>
+          </w:p>
+        </w:tc>
+        <w:tc>
+          <w:tcPr>
+            <w:tcW w:type="dxa" w:w="1685"/>
+            <w:shd w:fill="FFFFFF" w:val="clear"/>
+            <w:tcMar>
+              <w:top w:type="dxa" w:w="60"/>
+              <w:left w:type="dxa" w:w="90"/>
+              <w:bottom w:type="dxa" w:w="60"/>
+              <w:right w:type="dxa" w:w="90"/>
+            </w:tcMar>
+          </w:tcPr>
+          <w:p>
+            <w:pPr>
+              <w:spacing w:after="0" w:line="240"/>
+            </w:pPr>
+            <w:r>
+              <w:rPr>
+                <w:rFonts w:ascii="游ゴシック" w:cs="游ゴシック" w:eastAsia="游ゴシック" w:hAnsi="游ゴシック"/>
+                <w:b w:val="false"/>
+                <w:bCs w:val="false"/>
+                <w:color w:val="000000"/>
+                <w:sz w:val="17"/>
+                <w:szCs w:val="17"/>
+              </w:rPr>
+              <w:t xml:space="preserve">23</w:t>
+            </w:r>
+          </w:p>
+        </w:tc>
+        <w:tc>
+          <w:tcPr>
+            <w:tcW w:type="dxa" w:w="1685"/>
+            <w:shd w:fill="FFFFFF" w:val="clear"/>
+            <w:tcMar>
+              <w:top w:type="dxa" w:w="60"/>
+              <w:left w:type="dxa" w:w="90"/>
+              <w:bottom w:type="dxa" w:w="60"/>
+              <w:right w:type="dxa" w:w="90"/>
+            </w:tcMar>
+          </w:tcPr>
+          <w:p>
+            <w:pPr>
+              <w:spacing w:after="0" w:line="240"/>
+            </w:pPr>
+            <w:r>
+              <w:rPr>
+                <w:rFonts w:ascii="游ゴシック" w:cs="游ゴシック" w:eastAsia="游ゴシック" w:hAnsi="游ゴシック"/>
+                <w:b w:val="false"/>
+                <w:bCs w:val="false"/>
+                <w:color w:val="000000"/>
+                <w:sz w:val="17"/>
+                <w:szCs w:val="17"/>
+              </w:rPr>
+              <w:t xml:space="preserve">24</w:t>
+            </w:r>
+          </w:p>
+        </w:tc>
+        <w:tc>
+          <w:tcPr>
+            <w:tcW w:type="dxa" w:w="1684"/>
+            <w:shd w:fill="FFFFFF" w:val="clear"/>
+            <w:tcMar>
+              <w:top w:type="dxa" w:w="60"/>
+              <w:left w:type="dxa" w:w="90"/>
+              <w:bottom w:type="dxa" w:w="60"/>
+              <w:right w:type="dxa" w:w="90"/>
+            </w:tcMar>
+          </w:tcPr>
+          <w:p>
+            <w:pPr>
+              <w:spacing w:after="0" w:line="240"/>
+            </w:pPr>
+            <w:r>
+              <w:rPr>
+                <w:rFonts w:ascii="游ゴシック" w:cs="游ゴシック" w:eastAsia="游ゴシック" w:hAnsi="游ゴシック"/>
+                <w:b w:val="false"/>
+                <w:bCs w:val="false"/>
+                <w:color w:val="000000"/>
+                <w:sz w:val="17"/>
+                <w:szCs w:val="17"/>
+              </w:rPr>
+              <w:t xml:space="preserve">24</w:t>
+            </w:r>
+          </w:p>
+        </w:tc>
+      </w:tr>
+      <w:tr>
+        <w:tc>
+          <w:tcPr>
+            <w:tcW w:type="dxa" w:w="2621"/>
+            <w:shd w:fill="FFFFFF" w:val="clear"/>
+            <w:tcMar>
+              <w:top w:type="dxa" w:w="60"/>
+              <w:left w:type="dxa" w:w="90"/>
+              <w:bottom w:type="dxa" w:w="60"/>
+              <w:right w:type="dxa" w:w="90"/>
+            </w:tcMar>
+          </w:tcPr>
+          <w:p>
+            <w:pPr>
+              <w:spacing w:after="0" w:line="240"/>
+            </w:pPr>
+            <w:r>
+              <w:rPr>
+                <w:rFonts w:ascii="游ゴシック" w:cs="游ゴシック" w:eastAsia="游ゴシック" w:hAnsi="游ゴシック"/>
+                <w:b w:val="false"/>
+                <w:bCs w:val="false"/>
+                <w:color w:val="000000"/>
+                <w:sz w:val="17"/>
+                <w:szCs w:val="17"/>
+              </w:rPr>
+              <w:t xml:space="preserve">要介護4</w:t>
+            </w:r>
+          </w:p>
+        </w:tc>
+        <w:tc>
+          <w:tcPr>
+            <w:tcW w:type="dxa" w:w="1685"/>
+            <w:shd w:fill="FFFFFF" w:val="clear"/>
+            <w:tcMar>
+              <w:top w:type="dxa" w:w="60"/>
+              <w:left w:type="dxa" w:w="90"/>
+              <w:bottom w:type="dxa" w:w="60"/>
+              <w:right w:type="dxa" w:w="90"/>
+            </w:tcMar>
+          </w:tcPr>
+          <w:p>
+            <w:pPr>
+              <w:spacing w:after="0" w:line="240"/>
+            </w:pPr>
+            <w:r>
+              <w:rPr>
+                <w:rFonts w:ascii="游ゴシック" w:cs="游ゴシック" w:eastAsia="游ゴシック" w:hAnsi="游ゴシック"/>
+                <w:b w:val="false"/>
+                <w:bCs w:val="false"/>
+                <w:color w:val="000000"/>
+                <w:sz w:val="17"/>
+                <w:szCs w:val="17"/>
+              </w:rPr>
+              <w:t xml:space="preserve">19</w:t>
+            </w:r>
+          </w:p>
+        </w:tc>
+        <w:tc>
+          <w:tcPr>
+            <w:tcW w:type="dxa" w:w="1685"/>
+            <w:shd w:fill="FFFFFF" w:val="clear"/>
+            <w:tcMar>
+              <w:top w:type="dxa" w:w="60"/>
+              <w:left w:type="dxa" w:w="90"/>
+              <w:bottom w:type="dxa" w:w="60"/>
+              <w:right w:type="dxa" w:w="90"/>
+            </w:tcMar>
+          </w:tcPr>
+          <w:p>
+            <w:pPr>
+              <w:spacing w:after="0" w:line="240"/>
+            </w:pPr>
+            <w:r>
+              <w:rPr>
+                <w:rFonts w:ascii="游ゴシック" w:cs="游ゴシック" w:eastAsia="游ゴシック" w:hAnsi="游ゴシック"/>
+                <w:b w:val="false"/>
+                <w:bCs w:val="false"/>
+                <w:color w:val="000000"/>
+                <w:sz w:val="17"/>
+                <w:szCs w:val="17"/>
+              </w:rPr>
+              <w:t xml:space="preserve">19</w:t>
+            </w:r>
+          </w:p>
+        </w:tc>
+        <w:tc>
+          <w:tcPr>
+            <w:tcW w:type="dxa" w:w="1685"/>
+            <w:shd w:fill="FFFFFF" w:val="clear"/>
+            <w:tcMar>
+              <w:top w:type="dxa" w:w="60"/>
+              <w:left w:type="dxa" w:w="90"/>
+              <w:bottom w:type="dxa" w:w="60"/>
+              <w:right w:type="dxa" w:w="90"/>
+            </w:tcMar>
+          </w:tcPr>
+          <w:p>
+            <w:pPr>
+              <w:spacing w:after="0" w:line="240"/>
+            </w:pPr>
+            <w:r>
+              <w:rPr>
+                <w:rFonts w:ascii="游ゴシック" w:cs="游ゴシック" w:eastAsia="游ゴシック" w:hAnsi="游ゴシック"/>
+                <w:b w:val="false"/>
+                <w:bCs w:val="false"/>
+                <w:color w:val="000000"/>
+                <w:sz w:val="17"/>
+                <w:szCs w:val="17"/>
+              </w:rPr>
+              <w:t xml:space="preserve">20</w:t>
+            </w:r>
+          </w:p>
+        </w:tc>
+        <w:tc>
+          <w:tcPr>
+            <w:tcW w:type="dxa" w:w="1684"/>
+            <w:shd w:fill="FFFFFF" w:val="clear"/>
+            <w:tcMar>
+              <w:top w:type="dxa" w:w="60"/>
+              <w:left w:type="dxa" w:w="90"/>
+              <w:bottom w:type="dxa" w:w="60"/>
+              <w:right w:type="dxa" w:w="90"/>
+            </w:tcMar>
+          </w:tcPr>
+          <w:p>
+            <w:pPr>
+              <w:spacing w:after="0" w:line="240"/>
+            </w:pPr>
+            <w:r>
+              <w:rPr>
+                <w:rFonts w:ascii="游ゴシック" w:cs="游ゴシック" w:eastAsia="游ゴシック" w:hAnsi="游ゴシック"/>
+                <w:b w:val="false"/>
+                <w:bCs w:val="false"/>
+                <w:color w:val="000000"/>
+                <w:sz w:val="17"/>
+                <w:szCs w:val="17"/>
+              </w:rPr>
+              <w:t xml:space="preserve">20</w:t>
+            </w:r>
+          </w:p>
+        </w:tc>
+      </w:tr>
+      <w:tr>
+        <w:tc>
+          <w:tcPr>
+            <w:tcW w:type="dxa" w:w="2621"/>
+            <w:shd w:fill="FFFFFF" w:val="clear"/>
+            <w:tcMar>
+              <w:top w:type="dxa" w:w="60"/>
+              <w:left w:type="dxa" w:w="90"/>
+              <w:bottom w:type="dxa" w:w="60"/>
+              <w:right w:type="dxa" w:w="90"/>
+            </w:tcMar>
+          </w:tcPr>
+          <w:p>
+            <w:pPr>
+              <w:spacing w:after="0" w:line="240"/>
+            </w:pPr>
+            <w:r>
+              <w:rPr>
+                <w:rFonts w:ascii="游ゴシック" w:cs="游ゴシック" w:eastAsia="游ゴシック" w:hAnsi="游ゴシック"/>
+                <w:b w:val="false"/>
+                <w:bCs w:val="false"/>
+                <w:color w:val="000000"/>
+                <w:sz w:val="17"/>
+                <w:szCs w:val="17"/>
+              </w:rPr>
+              <w:t xml:space="preserve">要介護5</w:t>
+            </w:r>
+          </w:p>
+        </w:tc>
+        <w:tc>
+          <w:tcPr>
+            <w:tcW w:type="dxa" w:w="1685"/>
+            <w:shd w:fill="FFFFFF" w:val="clear"/>
+            <w:tcMar>
+              <w:top w:type="dxa" w:w="60"/>
+              <w:left w:type="dxa" w:w="90"/>
+              <w:bottom w:type="dxa" w:w="60"/>
+              <w:right w:type="dxa" w:w="90"/>
+            </w:tcMar>
+          </w:tcPr>
+          <w:p>
+            <w:pPr>
+              <w:spacing w:after="0" w:line="240"/>
+            </w:pPr>
+            <w:r>
+              <w:rPr>
+                <w:rFonts w:ascii="游ゴシック" w:cs="游ゴシック" w:eastAsia="游ゴシック" w:hAnsi="游ゴシック"/>
+                <w:b w:val="false"/>
+                <w:bCs w:val="false"/>
+                <w:color w:val="000000"/>
+                <w:sz w:val="17"/>
+                <w:szCs w:val="17"/>
+              </w:rPr>
+              <w:t xml:space="preserve">12</w:t>
+            </w:r>
+          </w:p>
+        </w:tc>
+        <w:tc>
+          <w:tcPr>
+            <w:tcW w:type="dxa" w:w="1685"/>
+            <w:shd w:fill="FFFFFF" w:val="clear"/>
+            <w:tcMar>
+              <w:top w:type="dxa" w:w="60"/>
+              <w:left w:type="dxa" w:w="90"/>
+              <w:bottom w:type="dxa" w:w="60"/>
+              <w:right w:type="dxa" w:w="90"/>
+            </w:tcMar>
+          </w:tcPr>
+          <w:p>
+            <w:pPr>
+              <w:spacing w:after="0" w:line="240"/>
+            </w:pPr>
+            <w:r>
+              <w:rPr>
+                <w:rFonts w:ascii="游ゴシック" w:cs="游ゴシック" w:eastAsia="游ゴシック" w:hAnsi="游ゴシック"/>
+                <w:b w:val="false"/>
+                <w:bCs w:val="false"/>
+                <w:color w:val="000000"/>
+                <w:sz w:val="17"/>
+                <w:szCs w:val="17"/>
+              </w:rPr>
+              <w:t xml:space="preserve">12</w:t>
+            </w:r>
+          </w:p>
+        </w:tc>
+        <w:tc>
+          <w:tcPr>
+            <w:tcW w:type="dxa" w:w="1685"/>
+            <w:shd w:fill="FFFFFF" w:val="clear"/>
+            <w:tcMar>
+              <w:top w:type="dxa" w:w="60"/>
+              <w:left w:type="dxa" w:w="90"/>
+              <w:bottom w:type="dxa" w:w="60"/>
+              <w:right w:type="dxa" w:w="90"/>
+            </w:tcMar>
+          </w:tcPr>
+          <w:p>
+            <w:pPr>
+              <w:spacing w:after="0" w:line="240"/>
+            </w:pPr>
+            <w:r>
+              <w:rPr>
+                <w:rFonts w:ascii="游ゴシック" w:cs="游ゴシック" w:eastAsia="游ゴシック" w:hAnsi="游ゴシック"/>
+                <w:b w:val="false"/>
+                <w:bCs w:val="false"/>
+                <w:color w:val="000000"/>
+                <w:sz w:val="17"/>
+                <w:szCs w:val="17"/>
+              </w:rPr>
+              <w:t xml:space="preserve">12</w:t>
+            </w:r>
+          </w:p>
+        </w:tc>
+        <w:tc>
+          <w:tcPr>
+            <w:tcW w:type="dxa" w:w="1684"/>
+            <w:shd w:fill="FFFFFF" w:val="clear"/>
+            <w:tcMar>
+              <w:top w:type="dxa" w:w="60"/>
+              <w:left w:type="dxa" w:w="90"/>
+              <w:bottom w:type="dxa" w:w="60"/>
+              <w:right w:type="dxa" w:w="90"/>
+            </w:tcMar>
+          </w:tcPr>
+          <w:p>
+            <w:pPr>
+              <w:spacing w:after="0" w:line="240"/>
+            </w:pPr>
+            <w:r>
+              <w:rPr>
+                <w:rFonts w:ascii="游ゴシック" w:cs="游ゴシック" w:eastAsia="游ゴシック" w:hAnsi="游ゴシック"/>
+                <w:b w:val="false"/>
+                <w:bCs w:val="false"/>
+                <w:color w:val="000000"/>
+                <w:sz w:val="17"/>
+                <w:szCs w:val="17"/>
+              </w:rPr>
+              <w:t xml:space="preserve">12</w:t>
+            </w:r>
+          </w:p>
+        </w:tc>
+      </w:tr>
+      <w:tr>
+        <w:tc>
+          <w:tcPr>
+            <w:tcW w:type="dxa" w:w="2621"/>
+            <w:shd w:fill="FFFFFF" w:val="clear"/>
+            <w:tcMar>
+              <w:top w:type="dxa" w:w="60"/>
+              <w:left w:type="dxa" w:w="90"/>
+              <w:bottom w:type="dxa" w:w="60"/>
+              <w:right w:type="dxa" w:w="90"/>
+            </w:tcMar>
+          </w:tcPr>
+          <w:p>
+            <w:pPr>
+              <w:spacing w:after="0" w:line="240"/>
+            </w:pPr>
+            <w:r>
+              <w:rPr>
+                <w:rFonts w:ascii="游ゴシック" w:cs="游ゴシック" w:eastAsia="游ゴシック" w:hAnsi="游ゴシック"/>
+                <w:b w:val="false"/>
+                <w:bCs w:val="false"/>
+                <w:color w:val="000000"/>
+                <w:sz w:val="17"/>
+                <w:szCs w:val="17"/>
+              </w:rPr>
+              <w:t xml:space="preserve">認定者計</w:t>
+            </w:r>
+          </w:p>
+        </w:tc>
+        <w:tc>
+          <w:tcPr>
+            <w:tcW w:type="dxa" w:w="1685"/>
+            <w:shd w:fill="FFFFFF" w:val="clear"/>
+            <w:tcMar>
+              <w:top w:type="dxa" w:w="60"/>
+              <w:left w:type="dxa" w:w="90"/>
+              <w:bottom w:type="dxa" w:w="60"/>
+              <w:right w:type="dxa" w:w="90"/>
+            </w:tcMar>
+          </w:tcPr>
+          <w:p>
+            <w:pPr>
+              <w:spacing w:after="0" w:line="240"/>
+            </w:pPr>
+            <w:r>
+              <w:rPr>
+                <w:rFonts w:ascii="游ゴシック" w:cs="游ゴシック" w:eastAsia="游ゴシック" w:hAnsi="游ゴシック"/>
+                <w:b w:val="false"/>
+                <w:bCs w:val="false"/>
+                <w:color w:val="000000"/>
+                <w:sz w:val="17"/>
+                <w:szCs w:val="17"/>
+              </w:rPr>
+              <w:t xml:space="preserve">211人</w:t>
+            </w:r>
+          </w:p>
+        </w:tc>
+        <w:tc>
+          <w:tcPr>
+            <w:tcW w:type="dxa" w:w="1685"/>
+            <w:shd w:fill="FFFFFF" w:val="clear"/>
+            <w:tcMar>
+              <w:top w:type="dxa" w:w="60"/>
+              <w:left w:type="dxa" w:w="90"/>
+              <w:bottom w:type="dxa" w:w="60"/>
+              <w:right w:type="dxa" w:w="90"/>
+            </w:tcMar>
+          </w:tcPr>
+          <w:p>
+            <w:pPr>
+              <w:spacing w:after="0" w:line="240"/>
+            </w:pPr>
+            <w:r>
+              <w:rPr>
+                <w:rFonts w:ascii="游ゴシック" w:cs="游ゴシック" w:eastAsia="游ゴシック" w:hAnsi="游ゴシック"/>
+                <w:b w:val="false"/>
+                <w:bCs w:val="false"/>
+                <w:color w:val="000000"/>
+                <w:sz w:val="17"/>
+                <w:szCs w:val="17"/>
+              </w:rPr>
+              <w:t xml:space="preserve">214人</w:t>
+            </w:r>
+          </w:p>
+        </w:tc>
+        <w:tc>
+          <w:tcPr>
+            <w:tcW w:type="dxa" w:w="1685"/>
+            <w:shd w:fill="FFFFFF" w:val="clear"/>
+            <w:tcMar>
+              <w:top w:type="dxa" w:w="60"/>
+              <w:left w:type="dxa" w:w="90"/>
+              <w:bottom w:type="dxa" w:w="60"/>
+              <w:right w:type="dxa" w:w="90"/>
+            </w:tcMar>
+          </w:tcPr>
+          <w:p>
+            <w:pPr>
+              <w:spacing w:after="0" w:line="240"/>
+            </w:pPr>
+            <w:r>
+              <w:rPr>
+                <w:rFonts w:ascii="游ゴシック" w:cs="游ゴシック" w:eastAsia="游ゴシック" w:hAnsi="游ゴシック"/>
+                <w:b w:val="false"/>
+                <w:bCs w:val="false"/>
+                <w:color w:val="000000"/>
+                <w:sz w:val="17"/>
+                <w:szCs w:val="17"/>
+              </w:rPr>
+              <w:t xml:space="preserve">217人</w:t>
+            </w:r>
+          </w:p>
+        </w:tc>
+        <w:tc>
+          <w:tcPr>
+            <w:tcW w:type="dxa" w:w="1684"/>
+            <w:shd w:fill="FFFFFF" w:val="clear"/>
+            <w:tcMar>
+              <w:top w:type="dxa" w:w="60"/>
+              <w:left w:type="dxa" w:w="90"/>
+              <w:bottom w:type="dxa" w:w="60"/>
+              <w:right w:type="dxa" w:w="90"/>
+            </w:tcMar>
+          </w:tcPr>
+          <w:p>
+            <w:pPr>
+              <w:spacing w:after="0" w:line="240"/>
+            </w:pPr>
+            <w:r>
+              <w:rPr>
+                <w:rFonts w:ascii="游ゴシック" w:cs="游ゴシック" w:eastAsia="游ゴシック" w:hAnsi="游ゴシック"/>
+                <w:b w:val="false"/>
+                <w:bCs w:val="false"/>
+                <w:color w:val="000000"/>
+                <w:sz w:val="17"/>
+                <w:szCs w:val="17"/>
+              </w:rPr>
+              <w:t xml:space="preserve">220人</w:t>
+            </w:r>
+          </w:p>
+        </w:tc>
+      </w:tr>
+      <w:tr>
+        <w:tc>
+          <w:tcPr>
+            <w:tcW w:type="dxa" w:w="2621"/>
+            <w:shd w:fill="FFFFFF" w:val="clear"/>
+            <w:tcMar>
+              <w:top w:type="dxa" w:w="60"/>
+              <w:left w:type="dxa" w:w="90"/>
+              <w:bottom w:type="dxa" w:w="60"/>
+              <w:right w:type="dxa" w:w="90"/>
+            </w:tcMar>
+          </w:tcPr>
+          <w:p>
+            <w:pPr>
+              <w:spacing w:after="0" w:line="240"/>
+            </w:pPr>
+            <w:r>
+              <w:rPr>
+                <w:rFonts w:ascii="游ゴシック" w:cs="游ゴシック" w:eastAsia="游ゴシック" w:hAnsi="游ゴシック"/>
+                <w:b w:val="false"/>
+                <w:bCs w:val="false"/>
+                <w:color w:val="000000"/>
+                <w:sz w:val="17"/>
+                <w:szCs w:val="17"/>
+              </w:rPr>
+              <w:t xml:space="preserve">認定率</w:t>
+            </w:r>
+          </w:p>
+        </w:tc>
+        <w:tc>
+          <w:tcPr>
+            <w:tcW w:type="dxa" w:w="1685"/>
+            <w:shd w:fill="FFFFFF" w:val="clear"/>
+            <w:tcMar>
+              <w:top w:type="dxa" w:w="60"/>
+              <w:left w:type="dxa" w:w="90"/>
+              <w:bottom w:type="dxa" w:w="60"/>
+              <w:right w:type="dxa" w:w="90"/>
+            </w:tcMar>
+          </w:tcPr>
+          <w:p>
+            <w:pPr>
+              <w:spacing w:after="0" w:line="240"/>
+            </w:pPr>
+            <w:r>
+              <w:rPr>
+                <w:rFonts w:ascii="游ゴシック" w:cs="游ゴシック" w:eastAsia="游ゴシック" w:hAnsi="游ゴシック"/>
+                <w:b w:val="false"/>
+                <w:bCs w:val="false"/>
+                <w:color w:val="000000"/>
+                <w:sz w:val="17"/>
+                <w:szCs w:val="17"/>
+              </w:rPr>
+              <w:t xml:space="preserve">20.9%</w:t>
+            </w:r>
+          </w:p>
+        </w:tc>
+        <w:tc>
+          <w:tcPr>
+            <w:tcW w:type="dxa" w:w="1685"/>
+            <w:shd w:fill="FFFFFF" w:val="clear"/>
+            <w:tcMar>
+              <w:top w:type="dxa" w:w="60"/>
+              <w:left w:type="dxa" w:w="90"/>
+              <w:bottom w:type="dxa" w:w="60"/>
+              <w:right w:type="dxa" w:w="90"/>
+            </w:tcMar>
+          </w:tcPr>
+          <w:p>
+            <w:pPr>
+              <w:spacing w:after="0" w:line="240"/>
+            </w:pPr>
+            <w:r>
+              <w:rPr>
+                <w:rFonts w:ascii="游ゴシック" w:cs="游ゴシック" w:eastAsia="游ゴシック" w:hAnsi="游ゴシック"/>
+                <w:b w:val="false"/>
+                <w:bCs w:val="false"/>
+                <w:color w:val="000000"/>
+                <w:sz w:val="17"/>
+                <w:szCs w:val="17"/>
+              </w:rPr>
+              <w:t xml:space="preserve">21.3%</w:t>
+            </w:r>
+          </w:p>
+        </w:tc>
+        <w:tc>
+          <w:tcPr>
+            <w:tcW w:type="dxa" w:w="1685"/>
+            <w:shd w:fill="FFFFFF" w:val="clear"/>
+            <w:tcMar>
+              <w:top w:type="dxa" w:w="60"/>
+              <w:left w:type="dxa" w:w="90"/>
+              <w:bottom w:type="dxa" w:w="60"/>
+              <w:right w:type="dxa" w:w="90"/>
+            </w:tcMar>
+          </w:tcPr>
+          <w:p>
+            <w:pPr>
+              <w:spacing w:after="0" w:line="240"/>
+            </w:pPr>
+            <w:r>
+              <w:rPr>
+                <w:rFonts w:ascii="游ゴシック" w:cs="游ゴシック" w:eastAsia="游ゴシック" w:hAnsi="游ゴシック"/>
+                <w:b w:val="false"/>
+                <w:bCs w:val="false"/>
+                <w:color w:val="000000"/>
+                <w:sz w:val="17"/>
+                <w:szCs w:val="17"/>
+              </w:rPr>
+              <w:t xml:space="preserve">21.8%</w:t>
+            </w:r>
+          </w:p>
+        </w:tc>
+        <w:tc>
+          <w:tcPr>
+            <w:tcW w:type="dxa" w:w="1684"/>
+            <w:shd w:fill="FFFFFF" w:val="clear"/>
+            <w:tcMar>
+              <w:top w:type="dxa" w:w="60"/>
+              <w:left w:type="dxa" w:w="90"/>
+              <w:bottom w:type="dxa" w:w="60"/>
+              <w:right w:type="dxa" w:w="90"/>
+            </w:tcMar>
+          </w:tcPr>
+          <w:p>
+            <w:pPr>
+              <w:spacing w:after="0" w:line="240"/>
+            </w:pPr>
+            <w:r>
+              <w:rPr>
+                <w:rFonts w:ascii="游ゴシック" w:cs="游ゴシック" w:eastAsia="游ゴシック" w:hAnsi="游ゴシック"/>
+                <w:b w:val="false"/>
+                <w:bCs w:val="false"/>
+                <w:color w:val="000000"/>
+                <w:sz w:val="17"/>
+                <w:szCs w:val="17"/>
+              </w:rPr>
+              <w:t xml:space="preserve">22.3%</w:t>
+            </w:r>
+          </w:p>
+        </w:tc>
+      </w:tr>
+    </w:tbl>
+    <w:p>
+      <w:pPr>
+        <w:spacing w:after="160" w:line="300"/>
+      </w:pPr>
+      <w:r>
+        <w:rPr>
+          <w:rFonts w:ascii="游明朝" w:cs="游明朝" w:eastAsia="游明朝" w:hAnsi="游明朝"/>
+          <w:sz w:val="21"/>
+          <w:szCs w:val="21"/>
+        </w:rPr>
+        <w:t xml:space="preserve"/>
+      </w:r>
+    </w:p>
+    <w:p>
+      <w:pPr>
+        <w:pBdr>
+          <w:left w:val="single" w:color="BF8F00" w:sz="18" w:space="8"/>
+        </w:pBdr>
+        <w:shd w:fill="FFF2CC" w:val="clear"/>
+        <w:spacing w:after="200" w:before="140" w:line="300"/>
+        <w:ind w:left="200" w:right="200"/>
+      </w:pPr>
+      <w:r>
+        <w:rPr>
+          <w:rFonts w:ascii="游ゴシック" w:cs="游ゴシック" w:eastAsia="游ゴシック" w:hAnsi="游ゴシック"/>
+          <w:b/>
+          <w:bCs/>
+          <w:sz w:val="20"/>
+          <w:szCs w:val="20"/>
+        </w:rPr>
+        <w:t xml:space="preserve">第1号被保険者数が令和8年から令和11年にかけて25人（2.5%）減るなかで、認定者数は9人（4.3%）増えます。後期高齢者の比率が52.0%から57.0%に上がるためです。</w:t>
+      </w:r>
+    </w:p>
+    <w:p>
+      <w:pPr>
+        <w:pBdr>
+          <w:left w:val="single" w:color="C00000" w:sz="18" w:space="8"/>
+        </w:pBdr>
+        <w:shd w:fill="FFF3F3" w:val="clear"/>
+        <w:spacing w:after="180" w:before="120" w:line="280"/>
+        <w:ind w:left="200" w:right="200"/>
+      </w:pPr>
+      <w:r>
+        <w:rPr>
+          <w:rFonts w:ascii="游ゴシック" w:cs="游ゴシック" w:eastAsia="游ゴシック" w:hAnsi="游ゴシック"/>
+          <w:color w:val="595959"/>
+          <w:sz w:val="18"/>
+          <w:szCs w:val="18"/>
+        </w:rPr>
+        <w:t xml:space="preserve">※ 認定率の基準（令和8年の認定率か3か年平均か）と、第1号被保険者数のA案・B案の組み合わせにより、令和11年度の認定者数は208人から220人まで最大12人（5.8%）の幅があります。給付費に直結しますので、方針の確定をお願いします。</w:t>
       </w:r>
     </w:p>
     <w:p>
